--- a/docs/result_artifacts/weekly_report_result/Nb252_V3_expression_report/Nb252_BL21_expression_optimization_V3_project_report.docx
+++ b/docs/result_artifacts/weekly_report_result/Nb252_V3_expression_report/Nb252_BL21_expression_optimization_V3_project_report.docx
@@ -483,7 +483,7 @@
           <w:rFonts w:ascii="Microsoft YaHei" w:hAnsi="Microsoft YaHei" w:eastAsia="Microsoft YaHei" w:cs="Microsoft YaHei"/>
           <w:color w:val="000000"/>
         </w:rPr>
-        <w:t>最终选定15条父单突；完整枚举105个理论配对并去除3个同位点无效组合后，对102条双突全部重算U/S/Tm，再选定15条双突。</w:t>
+        <w:t>最终选定15条用于构建双突的组成单突（下文简称“父单突”）；完整枚举105个理论配对并去除3个同位点无效组合后，对102条双突全部重算U/S/Tm，再选定15条双突。</w:t>
       </w:r>
     </w:p>
     <w:p>
@@ -501,6 +501,7 @@
     <w:p>
       <w:pPr>
         <w:pStyle w:val="Heading2"/>
+        <w:pageBreakBefore w:val="0"/>
       </w:pPr>
       <w:r>
         <w:t>内容概览</w:t>
@@ -854,7 +855,7 @@
                 <w:color w:val="000000"/>
                 <w:sz w:val="18"/>
               </w:rPr>
-              <w:t>10–12</w:t>
+              <w:t>10–11</w:t>
             </w:r>
           </w:p>
         </w:tc>
@@ -881,7 +882,7 @@
                 <w:color w:val="000000"/>
                 <w:sz w:val="18"/>
               </w:rPr>
-              <w:t>最终面板、风险边界与实验验证建议</w:t>
+              <w:t>最终面板与风险边界</w:t>
             </w:r>
           </w:p>
         </w:tc>
@@ -1730,7 +1731,7 @@
                 <w:color w:val="000000"/>
                 <w:sz w:val="17"/>
               </w:rPr>
-              <w:t>不替代折叠与二硫键实验质控</w:t>
+              <w:t>不替代折叠与二硫键的实验检查</w:t>
             </w:r>
           </w:p>
         </w:tc>
@@ -2561,6 +2562,7 @@
     <w:p>
       <w:pPr>
         <w:pStyle w:val="Heading2"/>
+        <w:pageBreakBefore w:val="0"/>
       </w:pPr>
       <w:r>
         <w:t>AntiFold双条件排除规则</w:t>
@@ -2590,7 +2592,7 @@
           <w:rFonts w:ascii="Microsoft YaHei" w:hAnsi="Microsoft YaHei" w:eastAsia="Microsoft YaHei" w:cs="Microsoft YaHei"/>
           <w:color w:val="000000"/>
         </w:rPr>
-        <w:t>硬约束后形成847条允许单突，覆盖48个reported位置。该空间由47个常规开放位点的非WT、非Cys替换，加上Q5V这一条受限共识回变构成。所有847条均完成NetSolP U/S、NanoMelt Tm、AntiFold风险门与序列责任检查。</w:t>
+        <w:t>硬约束后形成847条允许单突，覆盖48个reported位置。该空间由47个常规开放位点的非WT、非Cys替换，加上Q5V这一条受限共识回变构成。所有847条均完成NetSolP U/S、NanoMelt Tm、AntiFold风险门与序列风险检查。</w:t>
       </w:r>
     </w:p>
     <w:p>
@@ -2599,7 +2601,7 @@
           <w:rFonts w:ascii="Microsoft YaHei" w:hAnsi="Microsoft YaHei" w:eastAsia="Microsoft YaHei" w:cs="Microsoft YaHei"/>
           <w:color w:val="000000"/>
         </w:rPr>
-        <w:t>AntiFold双条件风险门排除151条，696条未触发；性质资格层共有61条。AntiFold的151条排除只代表结构相容性风险门，不改变U/S/Tm的性质幅度定义。</w:t>
+        <w:t>AntiFold双条件风险门排除151条，696条未触发；其中61条符合预设的U/S/Tm性质条件。AntiFold的151条排除只代表结构相容性风险门，不改变U/S/Tm的性质幅度定义。</w:t>
       </w:r>
     </w:p>
     <w:tbl>
@@ -3279,7 +3281,16 @@
           <w:rFonts w:ascii="Microsoft YaHei" w:hAnsi="Microsoft YaHei" w:eastAsia="Microsoft YaHei" w:cs="Microsoft YaHei"/>
           <w:color w:val="000000"/>
         </w:rPr>
-        <w:t>单突选择先要求不触发硬约束、序列硬风险与AntiFold双条件排除，再以U/S/Tm的中等或显著改善为主要正向证据。61条性质合格候选经位置与替换多样性抽取形成30条代表性短名单；另加入T99F作为稳定词假设探索项，形成31条专家审查池。</w:t>
+        <w:t>这里的“硬约束”指禁止改变24个实验直接界面位点、天然保守冻结位点、Cys22/Cys95和末端125–128位SSGS，同时禁止新增Cys；“序列硬风险”指新增Pro造成主链构象约束、突变所在7-aa窗口出现至少6个疏水残基且比WT增加，或任一7-aa窗口的净侧链电荷绝对值达到至少5且比WT增加。单突只有在不触发这些规则和AntiFold双条件排除后，才以U/S/Tm的中等或显著改善作为主要正向证据。</w:t>
+      </w:r>
+    </w:p>
+    <w:p>
+      <w:r>
+        <w:rPr>
+          <w:rFonts w:ascii="Microsoft YaHei" w:hAnsi="Microsoft YaHei" w:eastAsia="Microsoft YaHei" w:cs="Microsoft YaHei"/>
+          <w:color w:val="000000"/>
+        </w:rPr>
+        <w:t>61条性质合格候选经位置与替换多样性抽取形成30条代表性短名单；另加入T99F作为“稳定词”探索项，形成31条专家审查池。稳定词是用简并氨基酸符号表示、被假设可能与稳定性有关的短序列模式，在本项目中仅作为探索性软证据。</w:t>
       </w:r>
     </w:p>
     <w:p>
@@ -3291,6 +3302,553 @@
         <w:t>专家审查仅在有高置信度、具体且不可由其他证据合理抵消的物理风险时执行硬排除，共排除5条；其余担忧作为降级或实验注释。最终15条覆盖12个位点，其中9条至少有一项显著有利指标，5条以多指标中等证据或机制互补入选，T99F为唯一探索例外。</w:t>
       </w:r>
     </w:p>
+    <w:tbl>
+      <w:tblPr>
+        <w:tblW w:type="dxa" w:w="9500"/>
+        <w:jc w:val="center"/>
+        <w:tblLayout w:type="fixed"/>
+        <w:tblLook w:firstColumn="1" w:firstRow="1" w:lastColumn="0" w:lastRow="0" w:noHBand="0" w:noVBand="1" w:val="04A0"/>
+        <w:tblBorders>
+          <w:top w:val="single" w:sz="12" w:color="000000" w:space="0"/>
+          <w:bottom w:val="single" w:sz="12" w:color="000000" w:space="0"/>
+          <w:left w:val="nil" w:sz="0" w:color="000000" w:space="0"/>
+          <w:right w:val="nil" w:sz="0" w:color="000000" w:space="0"/>
+          <w:insideH w:val="nil" w:sz="0" w:color="000000" w:space="0"/>
+          <w:insideV w:val="nil" w:sz="0" w:color="000000" w:space="0"/>
+        </w:tblBorders>
+      </w:tblPr>
+      <w:tblGrid>
+        <w:gridCol w:w="1421"/>
+        <w:gridCol w:w="2575"/>
+        <w:gridCol w:w="5504"/>
+      </w:tblGrid>
+      <w:tr>
+        <w:trPr>
+          <w:tblHeader w:val="true"/>
+          <w:cantSplit/>
+        </w:trPr>
+        <w:tc>
+          <w:tcPr>
+            <w:tcW w:type="dxa" w:w="1421"/>
+            <w:vAlign w:val="center"/>
+            <w:tcMar>
+              <w:top w:w="70" w:type="dxa"/>
+              <w:bottom w:w="70" w:type="dxa"/>
+              <w:start w:w="95" w:type="dxa"/>
+              <w:end w:w="95" w:type="dxa"/>
+            </w:tcMar>
+            <w:tcBorders>
+              <w:bottom w:val="single" w:sz="8" w:color="000000" w:space="0"/>
+            </w:tcBorders>
+          </w:tcPr>
+          <w:p>
+            <w:pPr>
+              <w:spacing w:after="0" w:line="247" w:lineRule="auto"/>
+            </w:pPr>
+            <w:r/>
+            <w:r>
+              <w:rPr>
+                <w:rFonts w:ascii="Microsoft YaHei" w:hAnsi="Microsoft YaHei" w:eastAsia="Microsoft YaHei" w:cs="Microsoft YaHei"/>
+                <w:b/>
+                <w:color w:val="000000"/>
+                <w:sz w:val="16"/>
+              </w:rPr>
+              <w:t>排除突变</w:t>
+            </w:r>
+          </w:p>
+        </w:tc>
+        <w:tc>
+          <w:tcPr>
+            <w:tcW w:type="dxa" w:w="2575"/>
+            <w:vAlign w:val="center"/>
+            <w:tcMar>
+              <w:top w:w="70" w:type="dxa"/>
+              <w:bottom w:w="70" w:type="dxa"/>
+              <w:start w:w="95" w:type="dxa"/>
+              <w:end w:w="95" w:type="dxa"/>
+            </w:tcMar>
+            <w:tcBorders>
+              <w:bottom w:val="single" w:sz="8" w:color="000000" w:space="0"/>
+            </w:tcBorders>
+          </w:tcPr>
+          <w:p>
+            <w:pPr>
+              <w:spacing w:after="0" w:line="247" w:lineRule="auto"/>
+            </w:pPr>
+            <w:r/>
+            <w:r>
+              <w:rPr>
+                <w:rFonts w:ascii="Microsoft YaHei" w:hAnsi="Microsoft YaHei" w:eastAsia="Microsoft YaHei" w:cs="Microsoft YaHei"/>
+                <w:b/>
+                <w:color w:val="000000"/>
+                <w:sz w:val="16"/>
+              </w:rPr>
+              <w:t>主要物理风险</w:t>
+            </w:r>
+          </w:p>
+        </w:tc>
+        <w:tc>
+          <w:tcPr>
+            <w:tcW w:type="dxa" w:w="5504"/>
+            <w:vAlign w:val="center"/>
+            <w:tcMar>
+              <w:top w:w="70" w:type="dxa"/>
+              <w:bottom w:w="70" w:type="dxa"/>
+              <w:start w:w="95" w:type="dxa"/>
+              <w:end w:w="95" w:type="dxa"/>
+            </w:tcMar>
+            <w:tcBorders>
+              <w:bottom w:val="single" w:sz="8" w:color="000000" w:space="0"/>
+            </w:tcBorders>
+          </w:tcPr>
+          <w:p>
+            <w:pPr>
+              <w:spacing w:after="0" w:line="247" w:lineRule="auto"/>
+            </w:pPr>
+            <w:r/>
+            <w:r>
+              <w:rPr>
+                <w:rFonts w:ascii="Microsoft YaHei" w:hAnsi="Microsoft YaHei" w:eastAsia="Microsoft YaHei" w:cs="Microsoft YaHei"/>
+                <w:b/>
+                <w:color w:val="000000"/>
+                <w:sz w:val="16"/>
+              </w:rPr>
+              <w:t>专家排除依据</w:t>
+            </w:r>
+          </w:p>
+        </w:tc>
+      </w:tr>
+      <w:tr>
+        <w:trPr>
+          <w:cantSplit/>
+        </w:trPr>
+        <w:tc>
+          <w:tcPr>
+            <w:tcW w:type="dxa" w:w="1421"/>
+            <w:vAlign w:val="center"/>
+            <w:tcMar>
+              <w:top w:w="70" w:type="dxa"/>
+              <w:bottom w:w="70" w:type="dxa"/>
+              <w:start w:w="95" w:type="dxa"/>
+              <w:end w:w="95" w:type="dxa"/>
+            </w:tcMar>
+          </w:tcPr>
+          <w:p>
+            <w:pPr>
+              <w:spacing w:after="0" w:line="247" w:lineRule="auto"/>
+            </w:pPr>
+            <w:r/>
+            <w:r>
+              <w:rPr>
+                <w:rFonts w:ascii="Microsoft YaHei" w:hAnsi="Microsoft YaHei" w:eastAsia="Microsoft YaHei" w:cs="Microsoft YaHei"/>
+                <w:b w:val="0"/>
+                <w:color w:val="000000"/>
+                <w:sz w:val="16"/>
+              </w:rPr>
+              <w:t>A49F</w:t>
+            </w:r>
+          </w:p>
+        </w:tc>
+        <w:tc>
+          <w:tcPr>
+            <w:tcW w:type="dxa" w:w="2575"/>
+            <w:vAlign w:val="center"/>
+            <w:tcMar>
+              <w:top w:w="70" w:type="dxa"/>
+              <w:bottom w:w="70" w:type="dxa"/>
+              <w:start w:w="95" w:type="dxa"/>
+              <w:end w:w="95" w:type="dxa"/>
+            </w:tcMar>
+          </w:tcPr>
+          <w:p>
+            <w:pPr>
+              <w:spacing w:after="0" w:line="247" w:lineRule="auto"/>
+            </w:pPr>
+            <w:r/>
+            <w:r>
+              <w:rPr>
+                <w:rFonts w:ascii="Microsoft YaHei" w:hAnsi="Microsoft YaHei" w:eastAsia="Microsoft YaHei" w:cs="Microsoft YaHei"/>
+                <w:b w:val="0"/>
+                <w:color w:val="000000"/>
+                <w:sz w:val="16"/>
+              </w:rPr>
+              <w:t>埋藏核心过度包装</w:t>
+            </w:r>
+          </w:p>
+        </w:tc>
+        <w:tc>
+          <w:tcPr>
+            <w:tcW w:type="dxa" w:w="5504"/>
+            <w:vAlign w:val="center"/>
+            <w:tcMar>
+              <w:top w:w="70" w:type="dxa"/>
+              <w:bottom w:w="70" w:type="dxa"/>
+              <w:start w:w="95" w:type="dxa"/>
+              <w:end w:w="95" w:type="dxa"/>
+            </w:tcMar>
+          </w:tcPr>
+          <w:p>
+            <w:pPr>
+              <w:spacing w:after="0" w:line="247" w:lineRule="auto"/>
+            </w:pPr>
+            <w:r/>
+            <w:r>
+              <w:rPr>
+                <w:rFonts w:ascii="Microsoft YaHei" w:hAnsi="Microsoft YaHei" w:eastAsia="Microsoft YaHei" w:cs="Microsoft YaHei"/>
+                <w:b w:val="0"/>
+                <w:color w:val="000000"/>
+                <w:sz w:val="16"/>
+              </w:rPr>
+              <w:t>小体积Ala替换为大芳香侧链，实验结构支持高置信空间拥挤风险。</w:t>
+            </w:r>
+          </w:p>
+        </w:tc>
+      </w:tr>
+      <w:tr>
+        <w:trPr>
+          <w:cantSplit/>
+        </w:trPr>
+        <w:tc>
+          <w:tcPr>
+            <w:tcW w:type="dxa" w:w="1421"/>
+            <w:vAlign w:val="center"/>
+            <w:tcMar>
+              <w:top w:w="70" w:type="dxa"/>
+              <w:bottom w:w="70" w:type="dxa"/>
+              <w:start w:w="95" w:type="dxa"/>
+              <w:end w:w="95" w:type="dxa"/>
+            </w:tcMar>
+          </w:tcPr>
+          <w:p>
+            <w:pPr>
+              <w:spacing w:after="0" w:line="247" w:lineRule="auto"/>
+            </w:pPr>
+            <w:r/>
+            <w:r>
+              <w:rPr>
+                <w:rFonts w:ascii="Microsoft YaHei" w:hAnsi="Microsoft YaHei" w:eastAsia="Microsoft YaHei" w:cs="Microsoft YaHei"/>
+                <w:b w:val="0"/>
+                <w:color w:val="000000"/>
+                <w:sz w:val="16"/>
+              </w:rPr>
+              <w:t>A49M</w:t>
+            </w:r>
+          </w:p>
+        </w:tc>
+        <w:tc>
+          <w:tcPr>
+            <w:tcW w:type="dxa" w:w="2575"/>
+            <w:vAlign w:val="center"/>
+            <w:tcMar>
+              <w:top w:w="70" w:type="dxa"/>
+              <w:bottom w:w="70" w:type="dxa"/>
+              <w:start w:w="95" w:type="dxa"/>
+              <w:end w:w="95" w:type="dxa"/>
+            </w:tcMar>
+          </w:tcPr>
+          <w:p>
+            <w:pPr>
+              <w:spacing w:after="0" w:line="247" w:lineRule="auto"/>
+            </w:pPr>
+            <w:r/>
+            <w:r>
+              <w:rPr>
+                <w:rFonts w:ascii="Microsoft YaHei" w:hAnsi="Microsoft YaHei" w:eastAsia="Microsoft YaHei" w:cs="Microsoft YaHei"/>
+                <w:b w:val="0"/>
+                <w:color w:val="000000"/>
+                <w:sz w:val="16"/>
+              </w:rPr>
+              <w:t>埋藏核心过度包装与氧化</w:t>
+            </w:r>
+          </w:p>
+        </w:tc>
+        <w:tc>
+          <w:tcPr>
+            <w:tcW w:type="dxa" w:w="5504"/>
+            <w:vAlign w:val="center"/>
+            <w:tcMar>
+              <w:top w:w="70" w:type="dxa"/>
+              <w:bottom w:w="70" w:type="dxa"/>
+              <w:start w:w="95" w:type="dxa"/>
+              <w:end w:w="95" w:type="dxa"/>
+            </w:tcMar>
+          </w:tcPr>
+          <w:p>
+            <w:pPr>
+              <w:spacing w:after="0" w:line="247" w:lineRule="auto"/>
+            </w:pPr>
+            <w:r/>
+            <w:r>
+              <w:rPr>
+                <w:rFonts w:ascii="Microsoft YaHei" w:hAnsi="Microsoft YaHei" w:eastAsia="Microsoft YaHei" w:cs="Microsoft YaHei"/>
+                <w:b w:val="0"/>
+                <w:color w:val="000000"/>
+                <w:sz w:val="16"/>
+              </w:rPr>
+              <w:t>埋藏Ala替换为较大Met，兼有空间拥挤和新增氧化敏感性。</w:t>
+            </w:r>
+          </w:p>
+        </w:tc>
+      </w:tr>
+      <w:tr>
+        <w:trPr>
+          <w:cantSplit/>
+        </w:trPr>
+        <w:tc>
+          <w:tcPr>
+            <w:tcW w:type="dxa" w:w="1421"/>
+            <w:vAlign w:val="center"/>
+            <w:tcMar>
+              <w:top w:w="70" w:type="dxa"/>
+              <w:bottom w:w="70" w:type="dxa"/>
+              <w:start w:w="95" w:type="dxa"/>
+              <w:end w:w="95" w:type="dxa"/>
+            </w:tcMar>
+          </w:tcPr>
+          <w:p>
+            <w:pPr>
+              <w:spacing w:after="0" w:line="247" w:lineRule="auto"/>
+            </w:pPr>
+            <w:r/>
+            <w:r>
+              <w:rPr>
+                <w:rFonts w:ascii="Microsoft YaHei" w:hAnsi="Microsoft YaHei" w:eastAsia="Microsoft YaHei" w:cs="Microsoft YaHei"/>
+                <w:b w:val="0"/>
+                <w:color w:val="000000"/>
+                <w:sz w:val="16"/>
+              </w:rPr>
+              <w:t>S50F</w:t>
+            </w:r>
+          </w:p>
+        </w:tc>
+        <w:tc>
+          <w:tcPr>
+            <w:tcW w:type="dxa" w:w="2575"/>
+            <w:vAlign w:val="center"/>
+            <w:tcMar>
+              <w:top w:w="70" w:type="dxa"/>
+              <w:bottom w:w="70" w:type="dxa"/>
+              <w:start w:w="95" w:type="dxa"/>
+              <w:end w:w="95" w:type="dxa"/>
+            </w:tcMar>
+          </w:tcPr>
+          <w:p>
+            <w:pPr>
+              <w:spacing w:after="0" w:line="247" w:lineRule="auto"/>
+            </w:pPr>
+            <w:r/>
+            <w:r>
+              <w:rPr>
+                <w:rFonts w:ascii="Microsoft YaHei" w:hAnsi="Microsoft YaHei" w:eastAsia="Microsoft YaHei" w:cs="Microsoft YaHei"/>
+                <w:b w:val="0"/>
+                <w:color w:val="000000"/>
+                <w:sz w:val="16"/>
+              </w:rPr>
+              <w:t>局部过度包装</w:t>
+            </w:r>
+          </w:p>
+        </w:tc>
+        <w:tc>
+          <w:tcPr>
+            <w:tcW w:type="dxa" w:w="5504"/>
+            <w:vAlign w:val="center"/>
+            <w:tcMar>
+              <w:top w:w="70" w:type="dxa"/>
+              <w:bottom w:w="70" w:type="dxa"/>
+              <w:start w:w="95" w:type="dxa"/>
+              <w:end w:w="95" w:type="dxa"/>
+            </w:tcMar>
+          </w:tcPr>
+          <w:p>
+            <w:pPr>
+              <w:spacing w:after="0" w:line="247" w:lineRule="auto"/>
+            </w:pPr>
+            <w:r/>
+            <w:r>
+              <w:rPr>
+                <w:rFonts w:ascii="Microsoft YaHei" w:hAnsi="Microsoft YaHei" w:eastAsia="Microsoft YaHei" w:cs="Microsoft YaHei"/>
+                <w:b w:val="0"/>
+                <w:color w:val="000000"/>
+                <w:sz w:val="16"/>
+              </w:rPr>
+              <w:t>部分埋藏且靠近受体的Ser替换为大芳香侧链，局部碰撞与疏水暴露风险同向。</w:t>
+            </w:r>
+          </w:p>
+        </w:tc>
+      </w:tr>
+      <w:tr>
+        <w:trPr>
+          <w:cantSplit/>
+        </w:trPr>
+        <w:tc>
+          <w:tcPr>
+            <w:tcW w:type="dxa" w:w="1421"/>
+            <w:vAlign w:val="center"/>
+            <w:tcMar>
+              <w:top w:w="70" w:type="dxa"/>
+              <w:bottom w:w="70" w:type="dxa"/>
+              <w:start w:w="95" w:type="dxa"/>
+              <w:end w:w="95" w:type="dxa"/>
+            </w:tcMar>
+          </w:tcPr>
+          <w:p>
+            <w:pPr>
+              <w:spacing w:after="0" w:line="247" w:lineRule="auto"/>
+            </w:pPr>
+            <w:r/>
+            <w:r>
+              <w:rPr>
+                <w:rFonts w:ascii="Microsoft YaHei" w:hAnsi="Microsoft YaHei" w:eastAsia="Microsoft YaHei" w:cs="Microsoft YaHei"/>
+                <w:b w:val="0"/>
+                <w:color w:val="000000"/>
+                <w:sz w:val="16"/>
+              </w:rPr>
+              <w:t>R71G</w:t>
+            </w:r>
+          </w:p>
+        </w:tc>
+        <w:tc>
+          <w:tcPr>
+            <w:tcW w:type="dxa" w:w="2575"/>
+            <w:vAlign w:val="center"/>
+            <w:tcMar>
+              <w:top w:w="70" w:type="dxa"/>
+              <w:bottom w:w="70" w:type="dxa"/>
+              <w:start w:w="95" w:type="dxa"/>
+              <w:end w:w="95" w:type="dxa"/>
+            </w:tcMar>
+          </w:tcPr>
+          <w:p>
+            <w:pPr>
+              <w:spacing w:after="0" w:line="247" w:lineRule="auto"/>
+            </w:pPr>
+            <w:r/>
+            <w:r>
+              <w:rPr>
+                <w:rFonts w:ascii="Microsoft YaHei" w:hAnsi="Microsoft YaHei" w:eastAsia="Microsoft YaHei" w:cs="Microsoft YaHei"/>
+                <w:b w:val="0"/>
+                <w:color w:val="000000"/>
+                <w:sz w:val="16"/>
+              </w:rPr>
+              <w:t>极性网络与构象稳定性损失</w:t>
+            </w:r>
+          </w:p>
+        </w:tc>
+        <w:tc>
+          <w:tcPr>
+            <w:tcW w:type="dxa" w:w="5504"/>
+            <w:vAlign w:val="center"/>
+            <w:tcMar>
+              <w:top w:w="70" w:type="dxa"/>
+              <w:bottom w:w="70" w:type="dxa"/>
+              <w:start w:w="95" w:type="dxa"/>
+              <w:end w:w="95" w:type="dxa"/>
+            </w:tcMar>
+          </w:tcPr>
+          <w:p>
+            <w:pPr>
+              <w:spacing w:after="0" w:line="247" w:lineRule="auto"/>
+            </w:pPr>
+            <w:r/>
+            <w:r>
+              <w:rPr>
+                <w:rFonts w:ascii="Microsoft YaHei" w:hAnsi="Microsoft YaHei" w:eastAsia="Microsoft YaHei" w:cs="Microsoft YaHei"/>
+                <w:b w:val="0"/>
+                <w:color w:val="000000"/>
+                <w:sz w:val="16"/>
+              </w:rPr>
+              <w:t>去除内部Arg极性接触，并在非典型转角位置引入Gly柔性。</w:t>
+            </w:r>
+          </w:p>
+        </w:tc>
+      </w:tr>
+      <w:tr>
+        <w:trPr>
+          <w:cantSplit/>
+        </w:trPr>
+        <w:tc>
+          <w:tcPr>
+            <w:tcW w:type="dxa" w:w="1421"/>
+            <w:vAlign w:val="center"/>
+            <w:tcMar>
+              <w:top w:w="70" w:type="dxa"/>
+              <w:bottom w:w="70" w:type="dxa"/>
+              <w:start w:w="95" w:type="dxa"/>
+              <w:end w:w="95" w:type="dxa"/>
+            </w:tcMar>
+          </w:tcPr>
+          <w:p>
+            <w:pPr>
+              <w:spacing w:after="0" w:line="247" w:lineRule="auto"/>
+            </w:pPr>
+            <w:r/>
+            <w:r>
+              <w:rPr>
+                <w:rFonts w:ascii="Microsoft YaHei" w:hAnsi="Microsoft YaHei" w:eastAsia="Microsoft YaHei" w:cs="Microsoft YaHei"/>
+                <w:b w:val="0"/>
+                <w:color w:val="000000"/>
+                <w:sz w:val="16"/>
+              </w:rPr>
+              <w:t>A96R</w:t>
+            </w:r>
+          </w:p>
+        </w:tc>
+        <w:tc>
+          <w:tcPr>
+            <w:tcW w:type="dxa" w:w="2575"/>
+            <w:vAlign w:val="center"/>
+            <w:tcMar>
+              <w:top w:w="70" w:type="dxa"/>
+              <w:bottom w:w="70" w:type="dxa"/>
+              <w:start w:w="95" w:type="dxa"/>
+              <w:end w:w="95" w:type="dxa"/>
+            </w:tcMar>
+          </w:tcPr>
+          <w:p>
+            <w:pPr>
+              <w:spacing w:after="0" w:line="247" w:lineRule="auto"/>
+            </w:pPr>
+            <w:r/>
+            <w:r>
+              <w:rPr>
+                <w:rFonts w:ascii="Microsoft YaHei" w:hAnsi="Microsoft YaHei" w:eastAsia="Microsoft YaHei" w:cs="Microsoft YaHei"/>
+                <w:b w:val="0"/>
+                <w:color w:val="000000"/>
+                <w:sz w:val="16"/>
+              </w:rPr>
+              <w:t>埋藏电荷与二硫键邻近</w:t>
+            </w:r>
+          </w:p>
+        </w:tc>
+        <w:tc>
+          <w:tcPr>
+            <w:tcW w:type="dxa" w:w="5504"/>
+            <w:vAlign w:val="center"/>
+            <w:tcMar>
+              <w:top w:w="70" w:type="dxa"/>
+              <w:bottom w:w="70" w:type="dxa"/>
+              <w:start w:w="95" w:type="dxa"/>
+              <w:end w:w="95" w:type="dxa"/>
+            </w:tcMar>
+          </w:tcPr>
+          <w:p>
+            <w:pPr>
+              <w:spacing w:after="0" w:line="247" w:lineRule="auto"/>
+            </w:pPr>
+            <w:r/>
+            <w:r>
+              <w:rPr>
+                <w:rFonts w:ascii="Microsoft YaHei" w:hAnsi="Microsoft YaHei" w:eastAsia="Microsoft YaHei" w:cs="Microsoft YaHei"/>
+                <w:b w:val="0"/>
+                <w:color w:val="000000"/>
+                <w:sz w:val="16"/>
+              </w:rPr>
+              <w:t>深埋Ala替换为大体积带电Arg，且邻近Cys95，包装与折叠风险明确。</w:t>
+            </w:r>
+          </w:p>
+        </w:tc>
+      </w:tr>
+    </w:tbl>
     <w:p>
       <w:r>
         <w:rPr>
@@ -3405,7 +3963,7 @@
           <w:color w:val="000000"/>
           <w:sz w:val="18"/>
         </w:rPr>
-        <w:t>图5  15条父单突的U/S/Tm幅度档。颜色表示预设幅度类别；AF3补充、潜在化学责任与T99F探索属性仅作注释。</w:t>
+        <w:t>图5  15条父单突的U/S/Tm幅度档。颜色表示预设幅度类别；AF3补充、潜在化学风险与T99F探索属性仅作注释。</w:t>
       </w:r>
     </w:p>
     <w:p>
@@ -3423,15 +3981,7 @@
           <w:rFonts w:ascii="Microsoft YaHei" w:hAnsi="Microsoft YaHei" w:eastAsia="Microsoft YaHei" w:cs="Microsoft YaHei"/>
           <w:color w:val="000000"/>
         </w:rPr>
-        <w:t>下表按固定展示顺序列出15条父单突；顺序用于交付与追溯，不是1–15的精确效力排名。结构意见同时考虑暴露程度、局部包装、主链构象、极性/电荷变化、二硫键邻近和潜在化学责任。溶解度与热稳定性判断是结合结构机制与预测方向形成的专家假设，不是实测结果。</w:t>
-      </w:r>
-    </w:p>
-    <w:p>
-      <w:pPr>
-        <w:pStyle w:val="Heading2"/>
-      </w:pPr>
-      <w:r>
-        <w:t>7.1 展示顺序1–8</w:t>
+        <w:t>“父单突”是指获准作为双突组成部分的单突。下表按固定展示顺序列出15条父单突；顺序用于交付与追溯，不是1–15的精确效力排名。结构意见同时考虑暴露程度、局部包装、主链构象、极性/电荷变化、二硫键邻近和潜在化学风险。溶解度与热稳定性判断是结合结构机制与预测方向形成的专家假设，不是实测结果。</w:t>
       </w:r>
     </w:p>
     <w:tbl>
@@ -5533,286 +6083,6 @@
                 <w:sz w:val="14"/>
               </w:rPr>
               <w:t>S中等改善；实验坐标缺失，保留为CDR1极性化假设。</w:t>
-            </w:r>
-          </w:p>
-        </w:tc>
-      </w:tr>
-    </w:tbl>
-    <w:p>
-      <w:pPr>
-        <w:pStyle w:val="Heading2"/>
-      </w:pPr>
-      <w:r>
-        <w:t>7.2 展示顺序9–15</w:t>
-      </w:r>
-    </w:p>
-    <w:tbl>
-      <w:tblPr>
-        <w:tblW w:type="dxa" w:w="9500"/>
-        <w:jc w:val="center"/>
-        <w:tblLayout w:type="fixed"/>
-        <w:tblLook w:firstColumn="1" w:firstRow="1" w:lastColumn="0" w:lastRow="0" w:noHBand="0" w:noVBand="1" w:val="04A0"/>
-        <w:tblBorders>
-          <w:top w:val="single" w:sz="12" w:color="000000" w:space="0"/>
-          <w:bottom w:val="single" w:sz="12" w:color="000000" w:space="0"/>
-          <w:left w:val="nil" w:sz="0" w:color="000000" w:space="0"/>
-          <w:right w:val="nil" w:sz="0" w:color="000000" w:space="0"/>
-          <w:insideH w:val="nil" w:sz="0" w:color="000000" w:space="0"/>
-          <w:insideV w:val="nil" w:sz="0" w:color="000000" w:space="0"/>
-        </w:tblBorders>
-      </w:tblPr>
-      <w:tblGrid>
-        <w:gridCol w:w="445"/>
-        <w:gridCol w:w="725"/>
-        <w:gridCol w:w="655"/>
-        <w:gridCol w:w="959"/>
-        <w:gridCol w:w="959"/>
-        <w:gridCol w:w="1076"/>
-        <w:gridCol w:w="1696"/>
-        <w:gridCol w:w="2985"/>
-      </w:tblGrid>
-      <w:tr>
-        <w:trPr>
-          <w:tblHeader w:val="true"/>
-          <w:cantSplit/>
-        </w:trPr>
-        <w:tc>
-          <w:tcPr>
-            <w:tcW w:type="dxa" w:w="445"/>
-            <w:vAlign w:val="center"/>
-            <w:tcMar>
-              <w:top w:w="70" w:type="dxa"/>
-              <w:bottom w:w="70" w:type="dxa"/>
-              <w:start w:w="95" w:type="dxa"/>
-              <w:end w:w="95" w:type="dxa"/>
-            </w:tcMar>
-            <w:tcBorders>
-              <w:bottom w:val="single" w:sz="8" w:color="000000" w:space="0"/>
-            </w:tcBorders>
-          </w:tcPr>
-          <w:p>
-            <w:pPr>
-              <w:spacing w:after="0" w:line="247" w:lineRule="auto"/>
-            </w:pPr>
-            <w:r/>
-            <w:r>
-              <w:rPr>
-                <w:rFonts w:ascii="Microsoft YaHei" w:hAnsi="Microsoft YaHei" w:eastAsia="Microsoft YaHei" w:cs="Microsoft YaHei"/>
-                <w:b/>
-                <w:color w:val="000000"/>
-                <w:sz w:val="14"/>
-              </w:rPr>
-              <w:t>序</w:t>
-            </w:r>
-          </w:p>
-        </w:tc>
-        <w:tc>
-          <w:tcPr>
-            <w:tcW w:type="dxa" w:w="725"/>
-            <w:vAlign w:val="center"/>
-            <w:tcMar>
-              <w:top w:w="70" w:type="dxa"/>
-              <w:bottom w:w="70" w:type="dxa"/>
-              <w:start w:w="95" w:type="dxa"/>
-              <w:end w:w="95" w:type="dxa"/>
-            </w:tcMar>
-            <w:tcBorders>
-              <w:bottom w:val="single" w:sz="8" w:color="000000" w:space="0"/>
-            </w:tcBorders>
-          </w:tcPr>
-          <w:p>
-            <w:pPr>
-              <w:spacing w:after="0" w:line="247" w:lineRule="auto"/>
-            </w:pPr>
-            <w:r/>
-            <w:r>
-              <w:rPr>
-                <w:rFonts w:ascii="Microsoft YaHei" w:hAnsi="Microsoft YaHei" w:eastAsia="Microsoft YaHei" w:cs="Microsoft YaHei"/>
-                <w:b/>
-                <w:color w:val="000000"/>
-                <w:sz w:val="14"/>
-              </w:rPr>
-              <w:t>单突</w:t>
-            </w:r>
-          </w:p>
-        </w:tc>
-        <w:tc>
-          <w:tcPr>
-            <w:tcW w:type="dxa" w:w="655"/>
-            <w:vAlign w:val="center"/>
-            <w:tcMar>
-              <w:top w:w="70" w:type="dxa"/>
-              <w:bottom w:w="70" w:type="dxa"/>
-              <w:start w:w="95" w:type="dxa"/>
-              <w:end w:w="95" w:type="dxa"/>
-            </w:tcMar>
-            <w:tcBorders>
-              <w:bottom w:val="single" w:sz="8" w:color="000000" w:space="0"/>
-            </w:tcBorders>
-          </w:tcPr>
-          <w:p>
-            <w:pPr>
-              <w:spacing w:after="0" w:line="247" w:lineRule="auto"/>
-            </w:pPr>
-            <w:r/>
-            <w:r>
-              <w:rPr>
-                <w:rFonts w:ascii="Microsoft YaHei" w:hAnsi="Microsoft YaHei" w:eastAsia="Microsoft YaHei" w:cs="Microsoft YaHei"/>
-                <w:b/>
-                <w:color w:val="000000"/>
-                <w:sz w:val="14"/>
-              </w:rPr>
-              <w:t>区域</w:t>
-            </w:r>
-          </w:p>
-        </w:tc>
-        <w:tc>
-          <w:tcPr>
-            <w:tcW w:type="dxa" w:w="959"/>
-            <w:vAlign w:val="center"/>
-            <w:tcMar>
-              <w:top w:w="70" w:type="dxa"/>
-              <w:bottom w:w="70" w:type="dxa"/>
-              <w:start w:w="95" w:type="dxa"/>
-              <w:end w:w="95" w:type="dxa"/>
-            </w:tcMar>
-            <w:tcBorders>
-              <w:bottom w:val="single" w:sz="8" w:color="000000" w:space="0"/>
-            </w:tcBorders>
-          </w:tcPr>
-          <w:p>
-            <w:pPr>
-              <w:spacing w:after="0" w:line="247" w:lineRule="auto"/>
-            </w:pPr>
-            <w:r/>
-            <w:r>
-              <w:rPr>
-                <w:rFonts w:ascii="Microsoft YaHei" w:hAnsi="Microsoft YaHei" w:eastAsia="Microsoft YaHei" w:cs="Microsoft YaHei"/>
-                <w:b/>
-                <w:color w:val="000000"/>
-                <w:sz w:val="14"/>
-              </w:rPr>
-              <w:t>ΔU</w:t>
-            </w:r>
-          </w:p>
-        </w:tc>
-        <w:tc>
-          <w:tcPr>
-            <w:tcW w:type="dxa" w:w="959"/>
-            <w:vAlign w:val="center"/>
-            <w:tcMar>
-              <w:top w:w="70" w:type="dxa"/>
-              <w:bottom w:w="70" w:type="dxa"/>
-              <w:start w:w="95" w:type="dxa"/>
-              <w:end w:w="95" w:type="dxa"/>
-            </w:tcMar>
-            <w:tcBorders>
-              <w:bottom w:val="single" w:sz="8" w:color="000000" w:space="0"/>
-            </w:tcBorders>
-          </w:tcPr>
-          <w:p>
-            <w:pPr>
-              <w:spacing w:after="0" w:line="247" w:lineRule="auto"/>
-            </w:pPr>
-            <w:r/>
-            <w:r>
-              <w:rPr>
-                <w:rFonts w:ascii="Microsoft YaHei" w:hAnsi="Microsoft YaHei" w:eastAsia="Microsoft YaHei" w:cs="Microsoft YaHei"/>
-                <w:b/>
-                <w:color w:val="000000"/>
-                <w:sz w:val="14"/>
-              </w:rPr>
-              <w:t>ΔS</w:t>
-            </w:r>
-          </w:p>
-        </w:tc>
-        <w:tc>
-          <w:tcPr>
-            <w:tcW w:type="dxa" w:w="1076"/>
-            <w:vAlign w:val="center"/>
-            <w:tcMar>
-              <w:top w:w="70" w:type="dxa"/>
-              <w:bottom w:w="70" w:type="dxa"/>
-              <w:start w:w="95" w:type="dxa"/>
-              <w:end w:w="95" w:type="dxa"/>
-            </w:tcMar>
-            <w:tcBorders>
-              <w:bottom w:val="single" w:sz="8" w:color="000000" w:space="0"/>
-            </w:tcBorders>
-          </w:tcPr>
-          <w:p>
-            <w:pPr>
-              <w:spacing w:after="0" w:line="247" w:lineRule="auto"/>
-            </w:pPr>
-            <w:r/>
-            <w:r>
-              <w:rPr>
-                <w:rFonts w:ascii="Microsoft YaHei" w:hAnsi="Microsoft YaHei" w:eastAsia="Microsoft YaHei" w:cs="Microsoft YaHei"/>
-                <w:b/>
-                <w:color w:val="000000"/>
-                <w:sz w:val="14"/>
-              </w:rPr>
-              <w:t>ΔTm</w:t>
-            </w:r>
-          </w:p>
-        </w:tc>
-        <w:tc>
-          <w:tcPr>
-            <w:tcW w:type="dxa" w:w="1696"/>
-            <w:vAlign w:val="center"/>
-            <w:tcMar>
-              <w:top w:w="70" w:type="dxa"/>
-              <w:bottom w:w="70" w:type="dxa"/>
-              <w:start w:w="95" w:type="dxa"/>
-              <w:end w:w="95" w:type="dxa"/>
-            </w:tcMar>
-            <w:tcBorders>
-              <w:bottom w:val="single" w:sz="8" w:color="000000" w:space="0"/>
-            </w:tcBorders>
-          </w:tcPr>
-          <w:p>
-            <w:pPr>
-              <w:spacing w:after="0" w:line="247" w:lineRule="auto"/>
-            </w:pPr>
-            <w:r/>
-            <w:r>
-              <w:rPr>
-                <w:rFonts w:ascii="Microsoft YaHei" w:hAnsi="Microsoft YaHei" w:eastAsia="Microsoft YaHei" w:cs="Microsoft YaHei"/>
-                <w:b/>
-                <w:color w:val="000000"/>
-                <w:sz w:val="14"/>
-              </w:rPr>
-              <w:t>结构证据/判断</w:t>
-            </w:r>
-          </w:p>
-        </w:tc>
-        <w:tc>
-          <w:tcPr>
-            <w:tcW w:type="dxa" w:w="2985"/>
-            <w:vAlign w:val="center"/>
-            <w:tcMar>
-              <w:top w:w="70" w:type="dxa"/>
-              <w:bottom w:w="70" w:type="dxa"/>
-              <w:start w:w="95" w:type="dxa"/>
-              <w:end w:w="95" w:type="dxa"/>
-            </w:tcMar>
-            <w:tcBorders>
-              <w:bottom w:val="single" w:sz="8" w:color="000000" w:space="0"/>
-            </w:tcBorders>
-          </w:tcPr>
-          <w:p>
-            <w:pPr>
-              <w:spacing w:after="0" w:line="247" w:lineRule="auto"/>
-            </w:pPr>
-            <w:r/>
-            <w:r>
-              <w:rPr>
-                <w:rFonts w:ascii="Microsoft YaHei" w:hAnsi="Microsoft YaHei" w:eastAsia="Microsoft YaHei" w:cs="Microsoft YaHei"/>
-                <w:b/>
-                <w:color w:val="000000"/>
-                <w:sz w:val="14"/>
-              </w:rPr>
-              <w:t>入选依据与风险</w:t>
             </w:r>
           </w:p>
         </w:tc>
@@ -7598,15 +7868,7 @@
           <w:rFonts w:ascii="Microsoft YaHei" w:hAnsi="Microsoft YaHei" w:eastAsia="Microsoft YaHei" w:cs="Microsoft YaHei"/>
           <w:color w:val="000000"/>
         </w:rPr>
-        <w:t>双突入选综合考虑性质幅度档、组成单突专家意见、完整序列化学责任、WT位点空间关系和组合多样性。该过程是显式人工复核后的实验面板选择，不声称由唯一优化函数得到全局最优。</w:t>
-      </w:r>
-    </w:p>
-    <w:p>
-      <w:pPr>
-        <w:pStyle w:val="Heading2"/>
-      </w:pPr>
-      <w:r>
-        <w:t>9.1 展示顺序1–8</w:t>
+        <w:t>双突入选综合考虑性质幅度档、组成单突专家意见、完整序列潜在化学风险、WT位点空间关系和组合多样性。该过程是显式人工复核后的实验面板选择，不声称由唯一优化函数得到全局最优。</w:t>
       </w:r>
     </w:p>
     <w:tbl>
@@ -7845,7 +8107,7 @@
                 <w:color w:val="000000"/>
                 <w:sz w:val="14"/>
               </w:rPr>
-              <w:t>结构/责任</w:t>
+              <w:t>结构证据/风险</w:t>
             </w:r>
           </w:p>
         </w:tc>
@@ -8077,7 +8339,7 @@
               </w:rPr>
               <w:t>实验复合物</w:t>
               <w:br/>
-              <w:t>未记录潜在化学责任</w:t>
+              <w:t>未记录额外化学风险</w:t>
             </w:r>
           </w:p>
         </w:tc>
@@ -8306,7 +8568,7 @@
               </w:rPr>
               <w:t>实验复合物</w:t>
               <w:br/>
-              <w:t>未记录潜在化学责任</w:t>
+              <w:t>未记录额外化学风险</w:t>
             </w:r>
           </w:p>
         </w:tc>
@@ -8535,7 +8797,7 @@
               </w:rPr>
               <w:t>实验复合物</w:t>
               <w:br/>
-              <w:t>未记录潜在化学责任</w:t>
+              <w:t>未记录额外化学风险</w:t>
             </w:r>
           </w:p>
         </w:tc>
@@ -8764,7 +9026,7 @@
               </w:rPr>
               <w:t>AF3补充上下文</w:t>
               <w:br/>
-              <w:t>未记录潜在化学责任</w:t>
+              <w:t>未记录额外化学风险</w:t>
             </w:r>
           </w:p>
         </w:tc>
@@ -9451,7 +9713,7 @@
               </w:rPr>
               <w:t>实验复合物</w:t>
               <w:br/>
-              <w:t>未记录潜在化学责任</w:t>
+              <w:t>未记录额外化学风险</w:t>
             </w:r>
           </w:p>
         </w:tc>
@@ -9680,7 +9942,7 @@
               </w:rPr>
               <w:t>实验复合物</w:t>
               <w:br/>
-              <w:t>未记录潜在化学责任</w:t>
+              <w:t>未记录额外化学风险</w:t>
             </w:r>
           </w:p>
         </w:tc>
@@ -9708,286 +9970,6 @@
                 <w:sz w:val="14"/>
               </w:rPr>
               <w:t>两个远距外露框架位点的电荷/极性调整，S与Tm均显著有利。</w:t>
-            </w:r>
-          </w:p>
-        </w:tc>
-      </w:tr>
-    </w:tbl>
-    <w:p>
-      <w:pPr>
-        <w:pStyle w:val="Heading2"/>
-      </w:pPr>
-      <w:r>
-        <w:t>9.2 展示顺序9–15</w:t>
-      </w:r>
-    </w:p>
-    <w:tbl>
-      <w:tblPr>
-        <w:tblW w:type="dxa" w:w="9500"/>
-        <w:jc w:val="center"/>
-        <w:tblLayout w:type="fixed"/>
-        <w:tblLook w:firstColumn="1" w:firstRow="1" w:lastColumn="0" w:lastRow="0" w:noHBand="0" w:noVBand="1" w:val="04A0"/>
-        <w:tblBorders>
-          <w:top w:val="single" w:sz="12" w:color="000000" w:space="0"/>
-          <w:bottom w:val="single" w:sz="12" w:color="000000" w:space="0"/>
-          <w:left w:val="nil" w:sz="0" w:color="000000" w:space="0"/>
-          <w:right w:val="nil" w:sz="0" w:color="000000" w:space="0"/>
-          <w:insideH w:val="nil" w:sz="0" w:color="000000" w:space="0"/>
-          <w:insideV w:val="nil" w:sz="0" w:color="000000" w:space="0"/>
-        </w:tblBorders>
-      </w:tblPr>
-      <w:tblGrid>
-        <w:gridCol w:w="425"/>
-        <w:gridCol w:w="1174"/>
-        <w:gridCol w:w="961"/>
-        <w:gridCol w:w="872"/>
-        <w:gridCol w:w="872"/>
-        <w:gridCol w:w="1006"/>
-        <w:gridCol w:w="1587"/>
-        <w:gridCol w:w="2603"/>
-      </w:tblGrid>
-      <w:tr>
-        <w:trPr>
-          <w:tblHeader w:val="true"/>
-          <w:cantSplit/>
-        </w:trPr>
-        <w:tc>
-          <w:tcPr>
-            <w:tcW w:type="dxa" w:w="425"/>
-            <w:vAlign w:val="center"/>
-            <w:tcMar>
-              <w:top w:w="70" w:type="dxa"/>
-              <w:bottom w:w="70" w:type="dxa"/>
-              <w:start w:w="95" w:type="dxa"/>
-              <w:end w:w="95" w:type="dxa"/>
-            </w:tcMar>
-            <w:tcBorders>
-              <w:bottom w:val="single" w:sz="8" w:color="000000" w:space="0"/>
-            </w:tcBorders>
-          </w:tcPr>
-          <w:p>
-            <w:pPr>
-              <w:spacing w:after="0" w:line="247" w:lineRule="auto"/>
-            </w:pPr>
-            <w:r/>
-            <w:r>
-              <w:rPr>
-                <w:rFonts w:ascii="Microsoft YaHei" w:hAnsi="Microsoft YaHei" w:eastAsia="Microsoft YaHei" w:cs="Microsoft YaHei"/>
-                <w:b/>
-                <w:color w:val="000000"/>
-                <w:sz w:val="14"/>
-              </w:rPr>
-              <w:t>序</w:t>
-            </w:r>
-          </w:p>
-        </w:tc>
-        <w:tc>
-          <w:tcPr>
-            <w:tcW w:type="dxa" w:w="1174"/>
-            <w:vAlign w:val="center"/>
-            <w:tcMar>
-              <w:top w:w="70" w:type="dxa"/>
-              <w:bottom w:w="70" w:type="dxa"/>
-              <w:start w:w="95" w:type="dxa"/>
-              <w:end w:w="95" w:type="dxa"/>
-            </w:tcMar>
-            <w:tcBorders>
-              <w:bottom w:val="single" w:sz="8" w:color="000000" w:space="0"/>
-            </w:tcBorders>
-          </w:tcPr>
-          <w:p>
-            <w:pPr>
-              <w:spacing w:after="0" w:line="247" w:lineRule="auto"/>
-            </w:pPr>
-            <w:r/>
-            <w:r>
-              <w:rPr>
-                <w:rFonts w:ascii="Microsoft YaHei" w:hAnsi="Microsoft YaHei" w:eastAsia="Microsoft YaHei" w:cs="Microsoft YaHei"/>
-                <w:b/>
-                <w:color w:val="000000"/>
-                <w:sz w:val="14"/>
-              </w:rPr>
-              <w:t>双突</w:t>
-            </w:r>
-          </w:p>
-        </w:tc>
-        <w:tc>
-          <w:tcPr>
-            <w:tcW w:type="dxa" w:w="961"/>
-            <w:vAlign w:val="center"/>
-            <w:tcMar>
-              <w:top w:w="70" w:type="dxa"/>
-              <w:bottom w:w="70" w:type="dxa"/>
-              <w:start w:w="95" w:type="dxa"/>
-              <w:end w:w="95" w:type="dxa"/>
-            </w:tcMar>
-            <w:tcBorders>
-              <w:bottom w:val="single" w:sz="8" w:color="000000" w:space="0"/>
-            </w:tcBorders>
-          </w:tcPr>
-          <w:p>
-            <w:pPr>
-              <w:spacing w:after="0" w:line="247" w:lineRule="auto"/>
-            </w:pPr>
-            <w:r/>
-            <w:r>
-              <w:rPr>
-                <w:rFonts w:ascii="Microsoft YaHei" w:hAnsi="Microsoft YaHei" w:eastAsia="Microsoft YaHei" w:cs="Microsoft YaHei"/>
-                <w:b/>
-                <w:color w:val="000000"/>
-                <w:sz w:val="14"/>
-              </w:rPr>
-              <w:t>区域</w:t>
-            </w:r>
-          </w:p>
-        </w:tc>
-        <w:tc>
-          <w:tcPr>
-            <w:tcW w:type="dxa" w:w="872"/>
-            <w:vAlign w:val="center"/>
-            <w:tcMar>
-              <w:top w:w="70" w:type="dxa"/>
-              <w:bottom w:w="70" w:type="dxa"/>
-              <w:start w:w="95" w:type="dxa"/>
-              <w:end w:w="95" w:type="dxa"/>
-            </w:tcMar>
-            <w:tcBorders>
-              <w:bottom w:val="single" w:sz="8" w:color="000000" w:space="0"/>
-            </w:tcBorders>
-          </w:tcPr>
-          <w:p>
-            <w:pPr>
-              <w:spacing w:after="0" w:line="247" w:lineRule="auto"/>
-            </w:pPr>
-            <w:r/>
-            <w:r>
-              <w:rPr>
-                <w:rFonts w:ascii="Microsoft YaHei" w:hAnsi="Microsoft YaHei" w:eastAsia="Microsoft YaHei" w:cs="Microsoft YaHei"/>
-                <w:b/>
-                <w:color w:val="000000"/>
-                <w:sz w:val="14"/>
-              </w:rPr>
-              <w:t>ΔU</w:t>
-            </w:r>
-          </w:p>
-        </w:tc>
-        <w:tc>
-          <w:tcPr>
-            <w:tcW w:type="dxa" w:w="872"/>
-            <w:vAlign w:val="center"/>
-            <w:tcMar>
-              <w:top w:w="70" w:type="dxa"/>
-              <w:bottom w:w="70" w:type="dxa"/>
-              <w:start w:w="95" w:type="dxa"/>
-              <w:end w:w="95" w:type="dxa"/>
-            </w:tcMar>
-            <w:tcBorders>
-              <w:bottom w:val="single" w:sz="8" w:color="000000" w:space="0"/>
-            </w:tcBorders>
-          </w:tcPr>
-          <w:p>
-            <w:pPr>
-              <w:spacing w:after="0" w:line="247" w:lineRule="auto"/>
-            </w:pPr>
-            <w:r/>
-            <w:r>
-              <w:rPr>
-                <w:rFonts w:ascii="Microsoft YaHei" w:hAnsi="Microsoft YaHei" w:eastAsia="Microsoft YaHei" w:cs="Microsoft YaHei"/>
-                <w:b/>
-                <w:color w:val="000000"/>
-                <w:sz w:val="14"/>
-              </w:rPr>
-              <w:t>ΔS</w:t>
-            </w:r>
-          </w:p>
-        </w:tc>
-        <w:tc>
-          <w:tcPr>
-            <w:tcW w:type="dxa" w:w="1006"/>
-            <w:vAlign w:val="center"/>
-            <w:tcMar>
-              <w:top w:w="70" w:type="dxa"/>
-              <w:bottom w:w="70" w:type="dxa"/>
-              <w:start w:w="95" w:type="dxa"/>
-              <w:end w:w="95" w:type="dxa"/>
-            </w:tcMar>
-            <w:tcBorders>
-              <w:bottom w:val="single" w:sz="8" w:color="000000" w:space="0"/>
-            </w:tcBorders>
-          </w:tcPr>
-          <w:p>
-            <w:pPr>
-              <w:spacing w:after="0" w:line="247" w:lineRule="auto"/>
-            </w:pPr>
-            <w:r/>
-            <w:r>
-              <w:rPr>
-                <w:rFonts w:ascii="Microsoft YaHei" w:hAnsi="Microsoft YaHei" w:eastAsia="Microsoft YaHei" w:cs="Microsoft YaHei"/>
-                <w:b/>
-                <w:color w:val="000000"/>
-                <w:sz w:val="14"/>
-              </w:rPr>
-              <w:t>ΔTm</w:t>
-            </w:r>
-          </w:p>
-        </w:tc>
-        <w:tc>
-          <w:tcPr>
-            <w:tcW w:type="dxa" w:w="1587"/>
-            <w:vAlign w:val="center"/>
-            <w:tcMar>
-              <w:top w:w="70" w:type="dxa"/>
-              <w:bottom w:w="70" w:type="dxa"/>
-              <w:start w:w="95" w:type="dxa"/>
-              <w:end w:w="95" w:type="dxa"/>
-            </w:tcMar>
-            <w:tcBorders>
-              <w:bottom w:val="single" w:sz="8" w:color="000000" w:space="0"/>
-            </w:tcBorders>
-          </w:tcPr>
-          <w:p>
-            <w:pPr>
-              <w:spacing w:after="0" w:line="247" w:lineRule="auto"/>
-            </w:pPr>
-            <w:r/>
-            <w:r>
-              <w:rPr>
-                <w:rFonts w:ascii="Microsoft YaHei" w:hAnsi="Microsoft YaHei" w:eastAsia="Microsoft YaHei" w:cs="Microsoft YaHei"/>
-                <w:b/>
-                <w:color w:val="000000"/>
-                <w:sz w:val="14"/>
-              </w:rPr>
-              <w:t>结构/责任</w:t>
-            </w:r>
-          </w:p>
-        </w:tc>
-        <w:tc>
-          <w:tcPr>
-            <w:tcW w:type="dxa" w:w="2603"/>
-            <w:vAlign w:val="center"/>
-            <w:tcMar>
-              <w:top w:w="70" w:type="dxa"/>
-              <w:bottom w:w="70" w:type="dxa"/>
-              <w:start w:w="95" w:type="dxa"/>
-              <w:end w:w="95" w:type="dxa"/>
-            </w:tcMar>
-            <w:tcBorders>
-              <w:bottom w:val="single" w:sz="8" w:color="000000" w:space="0"/>
-            </w:tcBorders>
-          </w:tcPr>
-          <w:p>
-            <w:pPr>
-              <w:spacing w:after="0" w:line="247" w:lineRule="auto"/>
-            </w:pPr>
-            <w:r/>
-            <w:r>
-              <w:rPr>
-                <w:rFonts w:ascii="Microsoft YaHei" w:hAnsi="Microsoft YaHei" w:eastAsia="Microsoft YaHei" w:cs="Microsoft YaHei"/>
-                <w:b/>
-                <w:color w:val="000000"/>
-                <w:sz w:val="14"/>
-              </w:rPr>
-              <w:t>入选依据</w:t>
             </w:r>
           </w:p>
         </w:tc>
@@ -10189,7 +10171,7 @@
               </w:rPr>
               <w:t>实验复合物</w:t>
               <w:br/>
-              <w:t>未记录潜在化学责任</w:t>
+              <w:t>未记录额外化学风险</w:t>
             </w:r>
           </w:p>
         </w:tc>
@@ -10418,7 +10400,7 @@
               </w:rPr>
               <w:t>实验复合物</w:t>
               <w:br/>
-              <w:t>未记录潜在化学责任</w:t>
+              <w:t>未记录额外化学风险</w:t>
             </w:r>
           </w:p>
         </w:tc>
@@ -10647,7 +10629,7 @@
               </w:rPr>
               <w:t>实验复合物</w:t>
               <w:br/>
-              <w:t>未记录潜在化学责任</w:t>
+              <w:t>未记录额外化学风险</w:t>
             </w:r>
           </w:p>
         </w:tc>
@@ -10876,7 +10858,7 @@
               </w:rPr>
               <w:t>AF3补充上下文</w:t>
               <w:br/>
-              <w:t>未记录潜在化学责任</w:t>
+              <w:t>未记录额外化学风险</w:t>
             </w:r>
           </w:p>
         </w:tc>
@@ -11105,7 +11087,7 @@
               </w:rPr>
               <w:t>实验复合物</w:t>
               <w:br/>
-              <w:t>未记录潜在化学责任</w:t>
+              <w:t>未记录额外化学风险</w:t>
             </w:r>
           </w:p>
         </w:tc>
@@ -11334,7 +11316,7 @@
               </w:rPr>
               <w:t>AF3补充上下文</w:t>
               <w:br/>
-              <w:t>未记录潜在化学责任</w:t>
+              <w:t>未记录额外化学风险</w:t>
             </w:r>
           </w:p>
         </w:tc>
@@ -11563,7 +11545,7 @@
               </w:rPr>
               <w:t>实验复合物</w:t>
               <w:br/>
-              <w:t>未记录潜在化学责任</w:t>
+              <w:t>未记录额外化学风险</w:t>
             </w:r>
           </w:p>
         </w:tc>
@@ -11617,6 +11599,7 @@
     <w:p>
       <w:pPr>
         <w:pStyle w:val="Heading2"/>
+        <w:pageBreakBefore w:val="0"/>
       </w:pPr>
       <w:r>
         <w:t>10.1 单突（15条）</w:t>
@@ -13904,6 +13887,7 @@
     <w:p>
       <w:pPr>
         <w:pStyle w:val="Heading2"/>
+        <w:pageBreakBefore w:val="0"/>
       </w:pPr>
       <w:r>
         <w:t>10.2 双突（15条）</w:t>
@@ -16521,7 +16505,7 @@
                 <w:color w:val="000000"/>
                 <w:sz w:val="16"/>
               </w:rPr>
-              <w:t>新增脱酰胺责任</w:t>
+              <w:t>新增脱酰胺风险</w:t>
             </w:r>
           </w:p>
         </w:tc>
@@ -16575,7 +16559,7 @@
                 <w:color w:val="000000"/>
                 <w:sz w:val="16"/>
               </w:rPr>
-              <w:t>新增reported 30的NG基序；需在表达、储存和纯化条件下监测。</w:t>
+              <w:t>新增reported 30的NG基序，可能增加脱酰胺敏感性。</w:t>
             </w:r>
           </w:p>
         </w:tc>
@@ -16661,7 +16645,7 @@
                 <w:color w:val="000000"/>
                 <w:sz w:val="16"/>
               </w:rPr>
-              <w:t>增加一个Met氧化敏感残基；应配合氧化状态与单体质量质控。</w:t>
+              <w:t>增加一个Met氧化敏感残基，可能提高储存或处理过程中的氧化风险。</w:t>
             </w:r>
           </w:p>
         </w:tc>
@@ -17091,7 +17075,7 @@
                 <w:color w:val="000000"/>
                 <w:sz w:val="16"/>
               </w:rPr>
-              <w:t>24个直接界面位点未突变，但非界面/CDR构象变化仍可能间接影响结合；需实验QC。</w:t>
+              <w:t>24个直接界面位点未突变，但非界面/CDR构象变化仍可能间接影响结合；当前尚未验证结合保持。</w:t>
             </w:r>
           </w:p>
         </w:tc>
@@ -17100,6 +17084,7 @@
     <w:p>
       <w:pPr>
         <w:pStyle w:val="Heading2"/>
+        <w:pageBreakBefore/>
       </w:pPr>
       <w:r>
         <w:t>预测与审计边界</w:t>
@@ -17162,7 +17147,7 @@
           <w:rFonts w:ascii="Microsoft YaHei" w:hAnsi="Microsoft YaHei" w:eastAsia="Microsoft YaHei" w:cs="Microsoft YaHei"/>
           <w:color w:val="000000"/>
         </w:rPr>
-        <w:t>仓库中的派生双突矩阵与身份哈希已通过审计，但远程原始紧凑评分表未随本地仓库归档，当前本地无法从最原始103行输出独立重建联接。</w:t>
+        <w:t>用于本报告的双突结果矩阵已经过候选身份与序列一致性检查；但远程运行的最原始103行紧凑评分表未随本地报告材料归档，因此无法仅凭当前本地材料从原始输出重新构建该矩阵。</w:t>
       </w:r>
     </w:p>
     <w:p>
@@ -17172,666 +17157,6 @@
           <w:color w:val="000000"/>
         </w:rPr>
         <w:t>独立审计未发现序列错配、突变重建错误、冻结位点违规或最终CSV/FASTA不一致；总判定为可继续实验准备，但需保留上述科学与溯源限制。详细审计与本报告置于同一V3报告目录。</w:t>
-      </w:r>
-    </w:p>
-    <w:p>
-      <w:pPr>
-        <w:pStyle w:val="Heading1"/>
-        <w:pageBreakBefore w:val="0"/>
-      </w:pPr>
-      <w:r>
-        <w:t>12. 实验验证建议</w:t>
-      </w:r>
-    </w:p>
-    <w:p>
-      <w:r>
-        <w:rPr>
-          <w:rFonts w:ascii="Microsoft YaHei" w:hAnsi="Microsoft YaHei" w:eastAsia="Microsoft YaHei" w:cs="Microsoft YaHei"/>
-          <w:color w:val="000000"/>
-        </w:rPr>
-        <w:t>建议以WT与30条候选为同批对照体系，保持载体、信号肽、标签、菌株、培养基、诱导条件、采样时间和纯化流程一致。若实验容量有限，可按单突/双突分批，但每批均保留WT和跨批桥接对照。</w:t>
-      </w:r>
-    </w:p>
-    <w:tbl>
-      <w:tblPr>
-        <w:tblW w:type="dxa" w:w="9500"/>
-        <w:jc w:val="center"/>
-        <w:tblLayout w:type="fixed"/>
-        <w:tblLook w:firstColumn="1" w:firstRow="1" w:lastColumn="0" w:lastRow="0" w:noHBand="0" w:noVBand="1" w:val="04A0"/>
-        <w:tblBorders>
-          <w:top w:val="single" w:sz="12" w:color="000000" w:space="0"/>
-          <w:bottom w:val="single" w:sz="12" w:color="000000" w:space="0"/>
-          <w:left w:val="nil" w:sz="0" w:color="000000" w:space="0"/>
-          <w:right w:val="nil" w:sz="0" w:color="000000" w:space="0"/>
-          <w:insideH w:val="nil" w:sz="0" w:color="000000" w:space="0"/>
-          <w:insideV w:val="nil" w:sz="0" w:color="000000" w:space="0"/>
-        </w:tblBorders>
-      </w:tblPr>
-      <w:tblGrid>
-        <w:gridCol w:w="1743"/>
-        <w:gridCol w:w="3661"/>
-        <w:gridCol w:w="4096"/>
-      </w:tblGrid>
-      <w:tr>
-        <w:trPr>
-          <w:tblHeader w:val="true"/>
-          <w:cantSplit/>
-        </w:trPr>
-        <w:tc>
-          <w:tcPr>
-            <w:tcW w:type="dxa" w:w="1743"/>
-            <w:vAlign w:val="center"/>
-            <w:tcMar>
-              <w:top w:w="70" w:type="dxa"/>
-              <w:bottom w:w="70" w:type="dxa"/>
-              <w:start w:w="95" w:type="dxa"/>
-              <w:end w:w="95" w:type="dxa"/>
-            </w:tcMar>
-            <w:tcBorders>
-              <w:bottom w:val="single" w:sz="8" w:color="000000" w:space="0"/>
-            </w:tcBorders>
-          </w:tcPr>
-          <w:p>
-            <w:pPr>
-              <w:spacing w:after="0" w:line="247" w:lineRule="auto"/>
-            </w:pPr>
-            <w:r/>
-            <w:r>
-              <w:rPr>
-                <w:rFonts w:ascii="Microsoft YaHei" w:hAnsi="Microsoft YaHei" w:eastAsia="Microsoft YaHei" w:cs="Microsoft YaHei"/>
-                <w:b/>
-                <w:color w:val="000000"/>
-                <w:sz w:val="17"/>
-              </w:rPr>
-              <w:t>层级</w:t>
-            </w:r>
-          </w:p>
-        </w:tc>
-        <w:tc>
-          <w:tcPr>
-            <w:tcW w:type="dxa" w:w="3661"/>
-            <w:vAlign w:val="center"/>
-            <w:tcMar>
-              <w:top w:w="70" w:type="dxa"/>
-              <w:bottom w:w="70" w:type="dxa"/>
-              <w:start w:w="95" w:type="dxa"/>
-              <w:end w:w="95" w:type="dxa"/>
-            </w:tcMar>
-            <w:tcBorders>
-              <w:bottom w:val="single" w:sz="8" w:color="000000" w:space="0"/>
-            </w:tcBorders>
-          </w:tcPr>
-          <w:p>
-            <w:pPr>
-              <w:spacing w:after="0" w:line="247" w:lineRule="auto"/>
-            </w:pPr>
-            <w:r/>
-            <w:r>
-              <w:rPr>
-                <w:rFonts w:ascii="Microsoft YaHei" w:hAnsi="Microsoft YaHei" w:eastAsia="Microsoft YaHei" w:cs="Microsoft YaHei"/>
-                <w:b/>
-                <w:color w:val="000000"/>
-                <w:sz w:val="17"/>
-              </w:rPr>
-              <w:t>建议读出</w:t>
-            </w:r>
-          </w:p>
-        </w:tc>
-        <w:tc>
-          <w:tcPr>
-            <w:tcW w:type="dxa" w:w="4096"/>
-            <w:vAlign w:val="center"/>
-            <w:tcMar>
-              <w:top w:w="70" w:type="dxa"/>
-              <w:bottom w:w="70" w:type="dxa"/>
-              <w:start w:w="95" w:type="dxa"/>
-              <w:end w:w="95" w:type="dxa"/>
-            </w:tcMar>
-            <w:tcBorders>
-              <w:bottom w:val="single" w:sz="8" w:color="000000" w:space="0"/>
-            </w:tcBorders>
-          </w:tcPr>
-          <w:p>
-            <w:pPr>
-              <w:spacing w:after="0" w:line="247" w:lineRule="auto"/>
-            </w:pPr>
-            <w:r/>
-            <w:r>
-              <w:rPr>
-                <w:rFonts w:ascii="Microsoft YaHei" w:hAnsi="Microsoft YaHei" w:eastAsia="Microsoft YaHei" w:cs="Microsoft YaHei"/>
-                <w:b/>
-                <w:color w:val="000000"/>
-                <w:sz w:val="17"/>
-              </w:rPr>
-              <w:t>目的</w:t>
-            </w:r>
-          </w:p>
-        </w:tc>
-      </w:tr>
-      <w:tr>
-        <w:trPr>
-          <w:cantSplit/>
-        </w:trPr>
-        <w:tc>
-          <w:tcPr>
-            <w:tcW w:type="dxa" w:w="1743"/>
-            <w:vAlign w:val="center"/>
-            <w:tcMar>
-              <w:top w:w="70" w:type="dxa"/>
-              <w:bottom w:w="70" w:type="dxa"/>
-              <w:start w:w="95" w:type="dxa"/>
-              <w:end w:w="95" w:type="dxa"/>
-            </w:tcMar>
-          </w:tcPr>
-          <w:p>
-            <w:pPr>
-              <w:spacing w:after="0" w:line="247" w:lineRule="auto"/>
-            </w:pPr>
-            <w:r/>
-            <w:r>
-              <w:rPr>
-                <w:rFonts w:ascii="Microsoft YaHei" w:hAnsi="Microsoft YaHei" w:eastAsia="Microsoft YaHei" w:cs="Microsoft YaHei"/>
-                <w:b w:val="0"/>
-                <w:color w:val="000000"/>
-                <w:sz w:val="17"/>
-              </w:rPr>
-              <w:t>主要终点</w:t>
-            </w:r>
-          </w:p>
-        </w:tc>
-        <w:tc>
-          <w:tcPr>
-            <w:tcW w:type="dxa" w:w="3661"/>
-            <w:vAlign w:val="center"/>
-            <w:tcMar>
-              <w:top w:w="70" w:type="dxa"/>
-              <w:bottom w:w="70" w:type="dxa"/>
-              <w:start w:w="95" w:type="dxa"/>
-              <w:end w:w="95" w:type="dxa"/>
-            </w:tcMar>
-          </w:tcPr>
-          <w:p>
-            <w:pPr>
-              <w:spacing w:after="0" w:line="247" w:lineRule="auto"/>
-            </w:pPr>
-            <w:r/>
-            <w:r>
-              <w:rPr>
-                <w:rFonts w:ascii="Microsoft YaHei" w:hAnsi="Microsoft YaHei" w:eastAsia="Microsoft YaHei" w:cs="Microsoft YaHei"/>
-                <w:b w:val="0"/>
-                <w:color w:val="000000"/>
-                <w:sz w:val="17"/>
-              </w:rPr>
-              <w:t>纯化后产量（mg/L），至少3个独立生物重复</w:t>
-            </w:r>
-          </w:p>
-        </w:tc>
-        <w:tc>
-          <w:tcPr>
-            <w:tcW w:type="dxa" w:w="4096"/>
-            <w:vAlign w:val="center"/>
-            <w:tcMar>
-              <w:top w:w="70" w:type="dxa"/>
-              <w:bottom w:w="70" w:type="dxa"/>
-              <w:start w:w="95" w:type="dxa"/>
-              <w:end w:w="95" w:type="dxa"/>
-            </w:tcMar>
-          </w:tcPr>
-          <w:p>
-            <w:pPr>
-              <w:spacing w:after="0" w:line="247" w:lineRule="auto"/>
-            </w:pPr>
-            <w:r/>
-            <w:r>
-              <w:rPr>
-                <w:rFonts w:ascii="Microsoft YaHei" w:hAnsi="Microsoft YaHei" w:eastAsia="Microsoft YaHei" w:cs="Microsoft YaHei"/>
-                <w:b w:val="0"/>
-                <w:color w:val="000000"/>
-                <w:sz w:val="17"/>
-              </w:rPr>
-              <w:t>直接回答BL21表达产量是否改善</w:t>
-            </w:r>
-          </w:p>
-        </w:tc>
-      </w:tr>
-      <w:tr>
-        <w:trPr>
-          <w:cantSplit/>
-        </w:trPr>
-        <w:tc>
-          <w:tcPr>
-            <w:tcW w:type="dxa" w:w="1743"/>
-            <w:vAlign w:val="center"/>
-            <w:tcMar>
-              <w:top w:w="70" w:type="dxa"/>
-              <w:bottom w:w="70" w:type="dxa"/>
-              <w:start w:w="95" w:type="dxa"/>
-              <w:end w:w="95" w:type="dxa"/>
-            </w:tcMar>
-          </w:tcPr>
-          <w:p>
-            <w:pPr>
-              <w:spacing w:after="0" w:line="247" w:lineRule="auto"/>
-            </w:pPr>
-            <w:r/>
-            <w:r>
-              <w:rPr>
-                <w:rFonts w:ascii="Microsoft YaHei" w:hAnsi="Microsoft YaHei" w:eastAsia="Microsoft YaHei" w:cs="Microsoft YaHei"/>
-                <w:b w:val="0"/>
-                <w:color w:val="000000"/>
-                <w:sz w:val="17"/>
-              </w:rPr>
-              <w:t>过程读出</w:t>
-            </w:r>
-          </w:p>
-        </w:tc>
-        <w:tc>
-          <w:tcPr>
-            <w:tcW w:type="dxa" w:w="3661"/>
-            <w:vAlign w:val="center"/>
-            <w:tcMar>
-              <w:top w:w="70" w:type="dxa"/>
-              <w:bottom w:w="70" w:type="dxa"/>
-              <w:start w:w="95" w:type="dxa"/>
-              <w:end w:w="95" w:type="dxa"/>
-            </w:tcMar>
-          </w:tcPr>
-          <w:p>
-            <w:pPr>
-              <w:spacing w:after="0" w:line="247" w:lineRule="auto"/>
-            </w:pPr>
-            <w:r/>
-            <w:r>
-              <w:rPr>
-                <w:rFonts w:ascii="Microsoft YaHei" w:hAnsi="Microsoft YaHei" w:eastAsia="Microsoft YaHei" w:cs="Microsoft YaHei"/>
-                <w:b w:val="0"/>
-                <w:color w:val="000000"/>
-                <w:sz w:val="17"/>
-              </w:rPr>
-              <w:t>总表达、可溶比例、纯化回收率</w:t>
-            </w:r>
-          </w:p>
-        </w:tc>
-        <w:tc>
-          <w:tcPr>
-            <w:tcW w:type="dxa" w:w="4096"/>
-            <w:vAlign w:val="center"/>
-            <w:tcMar>
-              <w:top w:w="70" w:type="dxa"/>
-              <w:bottom w:w="70" w:type="dxa"/>
-              <w:start w:w="95" w:type="dxa"/>
-              <w:end w:w="95" w:type="dxa"/>
-            </w:tcMar>
-          </w:tcPr>
-          <w:p>
-            <w:pPr>
-              <w:spacing w:after="0" w:line="247" w:lineRule="auto"/>
-            </w:pPr>
-            <w:r/>
-            <w:r>
-              <w:rPr>
-                <w:rFonts w:ascii="Microsoft YaHei" w:hAnsi="Microsoft YaHei" w:eastAsia="Microsoft YaHei" w:cs="Microsoft YaHei"/>
-                <w:b w:val="0"/>
-                <w:color w:val="000000"/>
-                <w:sz w:val="17"/>
-              </w:rPr>
-              <w:t>区分转录/表达、可溶化和纯化损失</w:t>
-            </w:r>
-          </w:p>
-        </w:tc>
-      </w:tr>
-      <w:tr>
-        <w:trPr>
-          <w:cantSplit/>
-        </w:trPr>
-        <w:tc>
-          <w:tcPr>
-            <w:tcW w:type="dxa" w:w="1743"/>
-            <w:vAlign w:val="center"/>
-            <w:tcMar>
-              <w:top w:w="70" w:type="dxa"/>
-              <w:bottom w:w="70" w:type="dxa"/>
-              <w:start w:w="95" w:type="dxa"/>
-              <w:end w:w="95" w:type="dxa"/>
-            </w:tcMar>
-          </w:tcPr>
-          <w:p>
-            <w:pPr>
-              <w:spacing w:after="0" w:line="247" w:lineRule="auto"/>
-            </w:pPr>
-            <w:r/>
-            <w:r>
-              <w:rPr>
-                <w:rFonts w:ascii="Microsoft YaHei" w:hAnsi="Microsoft YaHei" w:eastAsia="Microsoft YaHei" w:cs="Microsoft YaHei"/>
-                <w:b w:val="0"/>
-                <w:color w:val="000000"/>
-                <w:sz w:val="17"/>
-              </w:rPr>
-              <w:t>质量读出</w:t>
-            </w:r>
-          </w:p>
-        </w:tc>
-        <w:tc>
-          <w:tcPr>
-            <w:tcW w:type="dxa" w:w="3661"/>
-            <w:vAlign w:val="center"/>
-            <w:tcMar>
-              <w:top w:w="70" w:type="dxa"/>
-              <w:bottom w:w="70" w:type="dxa"/>
-              <w:start w:w="95" w:type="dxa"/>
-              <w:end w:w="95" w:type="dxa"/>
-            </w:tcMar>
-          </w:tcPr>
-          <w:p>
-            <w:pPr>
-              <w:spacing w:after="0" w:line="247" w:lineRule="auto"/>
-            </w:pPr>
-            <w:r/>
-            <w:r>
-              <w:rPr>
-                <w:rFonts w:ascii="Microsoft YaHei" w:hAnsi="Microsoft YaHei" w:eastAsia="Microsoft YaHei" w:cs="Microsoft YaHei"/>
-                <w:b w:val="0"/>
-                <w:color w:val="000000"/>
-                <w:sz w:val="17"/>
-              </w:rPr>
-              <w:t>SEC单体比例、聚集/降解、完整质量</w:t>
-            </w:r>
-          </w:p>
-        </w:tc>
-        <w:tc>
-          <w:tcPr>
-            <w:tcW w:type="dxa" w:w="4096"/>
-            <w:vAlign w:val="center"/>
-            <w:tcMar>
-              <w:top w:w="70" w:type="dxa"/>
-              <w:bottom w:w="70" w:type="dxa"/>
-              <w:start w:w="95" w:type="dxa"/>
-              <w:end w:w="95" w:type="dxa"/>
-            </w:tcMar>
-          </w:tcPr>
-          <w:p>
-            <w:pPr>
-              <w:spacing w:after="0" w:line="247" w:lineRule="auto"/>
-            </w:pPr>
-            <w:r/>
-            <w:r>
-              <w:rPr>
-                <w:rFonts w:ascii="Microsoft YaHei" w:hAnsi="Microsoft YaHei" w:eastAsia="Microsoft YaHei" w:cs="Microsoft YaHei"/>
-                <w:b w:val="0"/>
-                <w:color w:val="000000"/>
-                <w:sz w:val="17"/>
-              </w:rPr>
-              <w:t>识别高产但质量不合格的构建</w:t>
-            </w:r>
-          </w:p>
-        </w:tc>
-      </w:tr>
-      <w:tr>
-        <w:trPr>
-          <w:cantSplit/>
-        </w:trPr>
-        <w:tc>
-          <w:tcPr>
-            <w:tcW w:type="dxa" w:w="1743"/>
-            <w:vAlign w:val="center"/>
-            <w:tcMar>
-              <w:top w:w="70" w:type="dxa"/>
-              <w:bottom w:w="70" w:type="dxa"/>
-              <w:start w:w="95" w:type="dxa"/>
-              <w:end w:w="95" w:type="dxa"/>
-            </w:tcMar>
-          </w:tcPr>
-          <w:p>
-            <w:pPr>
-              <w:spacing w:after="0" w:line="247" w:lineRule="auto"/>
-            </w:pPr>
-            <w:r/>
-            <w:r>
-              <w:rPr>
-                <w:rFonts w:ascii="Microsoft YaHei" w:hAnsi="Microsoft YaHei" w:eastAsia="Microsoft YaHei" w:cs="Microsoft YaHei"/>
-                <w:b w:val="0"/>
-                <w:color w:val="000000"/>
-                <w:sz w:val="17"/>
-              </w:rPr>
-              <w:t>风险定向</w:t>
-            </w:r>
-          </w:p>
-        </w:tc>
-        <w:tc>
-          <w:tcPr>
-            <w:tcW w:type="dxa" w:w="3661"/>
-            <w:vAlign w:val="center"/>
-            <w:tcMar>
-              <w:top w:w="70" w:type="dxa"/>
-              <w:bottom w:w="70" w:type="dxa"/>
-              <w:start w:w="95" w:type="dxa"/>
-              <w:end w:w="95" w:type="dxa"/>
-            </w:tcMar>
-          </w:tcPr>
-          <w:p>
-            <w:pPr>
-              <w:spacing w:after="0" w:line="247" w:lineRule="auto"/>
-            </w:pPr>
-            <w:r/>
-            <w:r>
-              <w:rPr>
-                <w:rFonts w:ascii="Microsoft YaHei" w:hAnsi="Microsoft YaHei" w:eastAsia="Microsoft YaHei" w:cs="Microsoft YaHei"/>
-                <w:b w:val="0"/>
-                <w:color w:val="000000"/>
-                <w:sz w:val="17"/>
-              </w:rPr>
-              <w:t>F30N脱酰胺、L11M氧化、T99F/A23R结构敏感性</w:t>
-            </w:r>
-          </w:p>
-        </w:tc>
-        <w:tc>
-          <w:tcPr>
-            <w:tcW w:type="dxa" w:w="4096"/>
-            <w:vAlign w:val="center"/>
-            <w:tcMar>
-              <w:top w:w="70" w:type="dxa"/>
-              <w:bottom w:w="70" w:type="dxa"/>
-              <w:start w:w="95" w:type="dxa"/>
-              <w:end w:w="95" w:type="dxa"/>
-            </w:tcMar>
-          </w:tcPr>
-          <w:p>
-            <w:pPr>
-              <w:spacing w:after="0" w:line="247" w:lineRule="auto"/>
-            </w:pPr>
-            <w:r/>
-            <w:r>
-              <w:rPr>
-                <w:rFonts w:ascii="Microsoft YaHei" w:hAnsi="Microsoft YaHei" w:eastAsia="Microsoft YaHei" w:cs="Microsoft YaHei"/>
-                <w:b w:val="0"/>
-                <w:color w:val="000000"/>
-                <w:sz w:val="17"/>
-              </w:rPr>
-              <w:t>验证本报告记录的候选级风险</w:t>
-            </w:r>
-          </w:p>
-        </w:tc>
-      </w:tr>
-      <w:tr>
-        <w:trPr>
-          <w:cantSplit/>
-        </w:trPr>
-        <w:tc>
-          <w:tcPr>
-            <w:tcW w:type="dxa" w:w="1743"/>
-            <w:vAlign w:val="center"/>
-            <w:tcMar>
-              <w:top w:w="70" w:type="dxa"/>
-              <w:bottom w:w="70" w:type="dxa"/>
-              <w:start w:w="95" w:type="dxa"/>
-              <w:end w:w="95" w:type="dxa"/>
-            </w:tcMar>
-          </w:tcPr>
-          <w:p>
-            <w:pPr>
-              <w:spacing w:after="0" w:line="247" w:lineRule="auto"/>
-            </w:pPr>
-            <w:r/>
-            <w:r>
-              <w:rPr>
-                <w:rFonts w:ascii="Microsoft YaHei" w:hAnsi="Microsoft YaHei" w:eastAsia="Microsoft YaHei" w:cs="Microsoft YaHei"/>
-                <w:b w:val="0"/>
-                <w:color w:val="000000"/>
-                <w:sz w:val="17"/>
-              </w:rPr>
-              <w:t>功能保持</w:t>
-            </w:r>
-          </w:p>
-        </w:tc>
-        <w:tc>
-          <w:tcPr>
-            <w:tcW w:type="dxa" w:w="3661"/>
-            <w:vAlign w:val="center"/>
-            <w:tcMar>
-              <w:top w:w="70" w:type="dxa"/>
-              <w:bottom w:w="70" w:type="dxa"/>
-              <w:start w:w="95" w:type="dxa"/>
-              <w:end w:w="95" w:type="dxa"/>
-            </w:tcMar>
-          </w:tcPr>
-          <w:p>
-            <w:pPr>
-              <w:spacing w:after="0" w:line="247" w:lineRule="auto"/>
-            </w:pPr>
-            <w:r/>
-            <w:r>
-              <w:rPr>
-                <w:rFonts w:ascii="Microsoft YaHei" w:hAnsi="Microsoft YaHei" w:eastAsia="Microsoft YaHei" w:cs="Microsoft YaHei"/>
-                <w:b w:val="0"/>
-                <w:color w:val="000000"/>
-                <w:sz w:val="17"/>
-              </w:rPr>
-              <w:t>对表达较好的构建进行结合或功能QC</w:t>
-            </w:r>
-          </w:p>
-        </w:tc>
-        <w:tc>
-          <w:tcPr>
-            <w:tcW w:type="dxa" w:w="4096"/>
-            <w:vAlign w:val="center"/>
-            <w:tcMar>
-              <w:top w:w="70" w:type="dxa"/>
-              <w:bottom w:w="70" w:type="dxa"/>
-              <w:start w:w="95" w:type="dxa"/>
-              <w:end w:w="95" w:type="dxa"/>
-            </w:tcMar>
-          </w:tcPr>
-          <w:p>
-            <w:pPr>
-              <w:spacing w:after="0" w:line="247" w:lineRule="auto"/>
-            </w:pPr>
-            <w:r/>
-            <w:r>
-              <w:rPr>
-                <w:rFonts w:ascii="Microsoft YaHei" w:hAnsi="Microsoft YaHei" w:eastAsia="Microsoft YaHei" w:cs="Microsoft YaHei"/>
-                <w:b w:val="0"/>
-                <w:color w:val="000000"/>
-                <w:sz w:val="17"/>
-              </w:rPr>
-              <w:t>确认冻结直接界面之外的间接构象效应</w:t>
-            </w:r>
-          </w:p>
-        </w:tc>
-      </w:tr>
-      <w:tr>
-        <w:trPr>
-          <w:cantSplit/>
-        </w:trPr>
-        <w:tc>
-          <w:tcPr>
-            <w:tcW w:type="dxa" w:w="1743"/>
-            <w:vAlign w:val="center"/>
-            <w:tcMar>
-              <w:top w:w="70" w:type="dxa"/>
-              <w:bottom w:w="70" w:type="dxa"/>
-              <w:start w:w="95" w:type="dxa"/>
-              <w:end w:w="95" w:type="dxa"/>
-            </w:tcMar>
-          </w:tcPr>
-          <w:p>
-            <w:pPr>
-              <w:spacing w:after="0" w:line="247" w:lineRule="auto"/>
-            </w:pPr>
-            <w:r/>
-            <w:r>
-              <w:rPr>
-                <w:rFonts w:ascii="Microsoft YaHei" w:hAnsi="Microsoft YaHei" w:eastAsia="Microsoft YaHei" w:cs="Microsoft YaHei"/>
-                <w:b w:val="0"/>
-                <w:color w:val="000000"/>
-                <w:sz w:val="17"/>
-              </w:rPr>
-              <w:t>双突比较</w:t>
-            </w:r>
-          </w:p>
-        </w:tc>
-        <w:tc>
-          <w:tcPr>
-            <w:tcW w:type="dxa" w:w="3661"/>
-            <w:vAlign w:val="center"/>
-            <w:tcMar>
-              <w:top w:w="70" w:type="dxa"/>
-              <w:bottom w:w="70" w:type="dxa"/>
-              <w:start w:w="95" w:type="dxa"/>
-              <w:end w:w="95" w:type="dxa"/>
-            </w:tcMar>
-          </w:tcPr>
-          <w:p>
-            <w:pPr>
-              <w:spacing w:after="0" w:line="247" w:lineRule="auto"/>
-            </w:pPr>
-            <w:r/>
-            <w:r>
-              <w:rPr>
-                <w:rFonts w:ascii="Microsoft YaHei" w:hAnsi="Microsoft YaHei" w:eastAsia="Microsoft YaHei" w:cs="Microsoft YaHei"/>
-                <w:b w:val="0"/>
-                <w:color w:val="000000"/>
-                <w:sz w:val="17"/>
-              </w:rPr>
-              <w:t>双突同时与WT和两条组成单突比较</w:t>
-            </w:r>
-          </w:p>
-        </w:tc>
-        <w:tc>
-          <w:tcPr>
-            <w:tcW w:type="dxa" w:w="4096"/>
-            <w:vAlign w:val="center"/>
-            <w:tcMar>
-              <w:top w:w="70" w:type="dxa"/>
-              <w:bottom w:w="70" w:type="dxa"/>
-              <w:start w:w="95" w:type="dxa"/>
-              <w:end w:w="95" w:type="dxa"/>
-            </w:tcMar>
-          </w:tcPr>
-          <w:p>
-            <w:pPr>
-              <w:spacing w:after="0" w:line="247" w:lineRule="auto"/>
-            </w:pPr>
-            <w:r/>
-            <w:r>
-              <w:rPr>
-                <w:rFonts w:ascii="Microsoft YaHei" w:hAnsi="Microsoft YaHei" w:eastAsia="Microsoft YaHei" w:cs="Microsoft YaHei"/>
-                <w:b w:val="0"/>
-                <w:color w:val="000000"/>
-                <w:sz w:val="17"/>
-              </w:rPr>
-              <w:t>判断组合收益及是否出现非加和实验效应</w:t>
-            </w:r>
-          </w:p>
-        </w:tc>
-      </w:tr>
-    </w:tbl>
-    <w:p>
-      <w:r>
-        <w:rPr>
-          <w:rFonts w:ascii="Microsoft YaHei" w:hAnsi="Microsoft YaHei" w:eastAsia="Microsoft YaHei" w:cs="Microsoft YaHei"/>
-          <w:color w:val="000000"/>
-        </w:rPr>
-        <w:t>实验开始前应预先确定成功标准、排除标准、异常值处理和重复策略；本报告不代替实验阈值的预注册。第一轮结果应完整保留正向、中性和负向构建，用于检验当前计算幅度档与专家规则是否适配Nb252。</w:t>
       </w:r>
     </w:p>
     <w:p>
@@ -18363,6 +17688,7 @@
     <w:p>
       <w:pPr>
         <w:pStyle w:val="Heading2"/>
+        <w:pageBreakBefore w:val="0"/>
       </w:pPr>
       <w:r>
         <w:t>B.1 WT母本</w:t>
@@ -18516,6 +17842,7 @@
     <w:p>
       <w:pPr>
         <w:pStyle w:val="Heading2"/>
+        <w:pageBreakBefore w:val="0"/>
       </w:pPr>
       <w:r>
         <w:t>B.2 单突序列</w:t>
@@ -19931,6 +19258,7 @@
     <w:p>
       <w:pPr>
         <w:pStyle w:val="Heading2"/>
+        <w:pageBreakBefore w:val="0"/>
       </w:pPr>
       <w:r>
         <w:t>B.3 双突序列</w:t>

--- a/docs/result_artifacts/weekly_report_result/Nb252_V3_expression_report/Nb252_BL21_expression_optimization_V3_project_report.docx
+++ b/docs/result_artifacts/weekly_report_result/Nb252_V3_expression_report/Nb252_BL21_expression_optimization_V3_project_report.docx
@@ -882,7 +882,7 @@
                 <w:color w:val="000000"/>
                 <w:sz w:val="18"/>
               </w:rPr>
-              <w:t>最终面板与风险边界</w:t>
+              <w:t>最终面板与预测适用边界</w:t>
             </w:r>
           </w:p>
         </w:tc>
@@ -3281,7 +3281,7 @@
           <w:rFonts w:ascii="Microsoft YaHei" w:hAnsi="Microsoft YaHei" w:eastAsia="Microsoft YaHei" w:cs="Microsoft YaHei"/>
           <w:color w:val="000000"/>
         </w:rPr>
-        <w:t>这里的“硬约束”指禁止改变24个实验直接界面位点、天然保守冻结位点、Cys22/Cys95和末端125–128位SSGS，同时禁止新增Cys；“序列硬风险”指新增Pro造成主链构象约束、突变所在7-aa窗口出现至少6个疏水残基且比WT增加，或任一7-aa窗口的净侧链电荷绝对值达到至少5且比WT增加。单突只有在不触发这些规则和AntiFold双条件排除后，才以U/S/Tm的中等或显著改善作为主要正向证据。</w:t>
+        <w:t>单突筛选首先应用预设排除规则。位置层面的硬约束包括24个实验直接界面位点、天然保守冻结位点、Cys22/Cys95和末端125–128位SSGS；此外不允许新增Cys。序列层面则排除三类明确风险：新增Pro造成主链构象约束；突变所在7-aa窗口含至少6个疏水残基且多于WT；任一7-aa窗口的净侧链电荷绝对值达到至少5且高于WT。通过上述检查且未触发AntiFold双条件排除后，候选才进入U/S/Tm性质评价。</w:t>
       </w:r>
     </w:p>
     <w:p>
@@ -3290,7 +3290,7 @@
           <w:rFonts w:ascii="Microsoft YaHei" w:hAnsi="Microsoft YaHei" w:eastAsia="Microsoft YaHei" w:cs="Microsoft YaHei"/>
           <w:color w:val="000000"/>
         </w:rPr>
-        <w:t>61条性质合格候选经位置与替换多样性抽取形成30条代表性短名单；另加入T99F作为“稳定词”探索项，形成31条专家审查池。稳定词是用简并氨基酸符号表示、被假设可能与稳定性有关的短序列模式，在本项目中仅作为探索性软证据。</w:t>
+        <w:t>共有61条候选满足预设性质条件。为避免结果集中在少数位点或相似替换，从中保留30条具有位置和替换多样性的代表候选；再加入T99F这一稳定词探索项，对共31条候选逐一进行专家复核。稳定词是用简并氨基酸符号表示、被假设可能与稳定性有关的短序列模式，在本项目中仅作为探索性软证据。</w:t>
       </w:r>
     </w:p>
     <w:p>
@@ -3299,7 +3299,7 @@
           <w:rFonts w:ascii="Microsoft YaHei" w:hAnsi="Microsoft YaHei" w:eastAsia="Microsoft YaHei" w:cs="Microsoft YaHei"/>
           <w:color w:val="000000"/>
         </w:rPr>
-        <w:t>专家审查仅在有高置信度、具体且不可由其他证据合理抵消的物理风险时执行硬排除，共排除5条；其余担忧作为降级或实验注释。最终15条覆盖12个位点，其中9条至少有一项显著有利指标，5条以多指标中等证据或机制互补入选，T99F为唯一探索例外。</w:t>
+        <w:t>专家意见只在风险明确、证据置信度高且难以被潜在收益抵消时用于排除。按此标准共排除5条。通过排除后，最终15条覆盖12个位点，其中9条至少有一项显著有利指标，5条以多指标中等证据或机制互补入选，T99F为唯一稳定词探索项。</w:t>
       </w:r>
     </w:p>
     <w:tbl>
@@ -3855,7 +3855,7 @@
           <w:rFonts w:ascii="Microsoft YaHei" w:hAnsi="Microsoft YaHei" w:eastAsia="Microsoft YaHei" w:cs="Microsoft YaHei"/>
           <w:color w:val="000000"/>
         </w:rPr>
-        <w:t>T99F没有U/S/Tm中等或显著改善，不应与性质支持候选混称；它因新增稳定词假设被保留为探索对照，且已明确记录部分埋藏、界面邻近及S/Tm轻度不利等风险。</w:t>
+        <w:t>T99F作为稳定词新增的探索项保留，用于检验稳定词假设；其入选不依赖U/S/Tm正向证据。</w:t>
       </w:r>
     </w:p>
     <w:p>
@@ -3963,7 +3963,7 @@
           <w:color w:val="000000"/>
           <w:sz w:val="18"/>
         </w:rPr>
-        <w:t>图5  15条父单突的U/S/Tm幅度档。颜色表示预设幅度类别；AF3补充、潜在化学风险与T99F探索属性仅作注释。</w:t>
+        <w:t>图5  15条父单突的U/S/Tm幅度档。颜色表示预设幅度类别；T99F为稳定词探索项。</w:t>
       </w:r>
     </w:p>
     <w:p>
@@ -3972,7 +3972,7 @@
         <w:pageBreakBefore/>
       </w:pPr>
       <w:r>
-        <w:t>7. 15条父单突的性质与专家复核</w:t>
+        <w:t>7. 15条父单突的性质与入选依据</w:t>
       </w:r>
     </w:p>
     <w:p>
@@ -3981,7 +3981,7 @@
           <w:rFonts w:ascii="Microsoft YaHei" w:hAnsi="Microsoft YaHei" w:eastAsia="Microsoft YaHei" w:cs="Microsoft YaHei"/>
           <w:color w:val="000000"/>
         </w:rPr>
-        <w:t>“父单突”是指获准作为双突组成部分的单突。下表按固定展示顺序列出15条父单突；顺序用于交付与追溯，不是1–15的精确效力排名。结构意见同时考虑暴露程度、局部包装、主链构象、极性/电荷变化、二硫键邻近和潜在化学风险。溶解度与热稳定性判断是结合结构机制与预测方向形成的专家假设，不是实测结果。</w:t>
+        <w:t>“父单突”是指用于构建双突的组成单突。下表列出15条父单突的U/S/Tm变化和入选依据；展示顺序仅用于样品管理，不代表精确效力排名。</w:t>
       </w:r>
     </w:p>
     <w:tbl>
@@ -4000,14 +4000,13 @@
         </w:tblBorders>
       </w:tblPr>
       <w:tblGrid>
-        <w:gridCol w:w="445"/>
-        <w:gridCol w:w="725"/>
-        <w:gridCol w:w="655"/>
-        <w:gridCol w:w="959"/>
-        <w:gridCol w:w="959"/>
-        <w:gridCol w:w="1076"/>
-        <w:gridCol w:w="1696"/>
-        <w:gridCol w:w="2985"/>
+        <w:gridCol w:w="487"/>
+        <w:gridCol w:w="794"/>
+        <w:gridCol w:w="717"/>
+        <w:gridCol w:w="1050"/>
+        <w:gridCol w:w="1050"/>
+        <w:gridCol w:w="1178"/>
+        <w:gridCol w:w="4224"/>
       </w:tblGrid>
       <w:tr>
         <w:trPr>
@@ -4016,7 +4015,7 @@
         </w:trPr>
         <w:tc>
           <w:tcPr>
-            <w:tcW w:type="dxa" w:w="445"/>
+            <w:tcW w:type="dxa" w:w="487"/>
             <w:vAlign w:val="center"/>
             <w:tcMar>
               <w:top w:w="70" w:type="dxa"/>
@@ -4038,7 +4037,7 @@
                 <w:rFonts w:ascii="Microsoft YaHei" w:hAnsi="Microsoft YaHei" w:eastAsia="Microsoft YaHei" w:cs="Microsoft YaHei"/>
                 <w:b/>
                 <w:color w:val="000000"/>
-                <w:sz w:val="14"/>
+                <w:sz w:val="15"/>
               </w:rPr>
               <w:t>序</w:t>
             </w:r>
@@ -4046,7 +4045,7 @@
         </w:tc>
         <w:tc>
           <w:tcPr>
-            <w:tcW w:type="dxa" w:w="725"/>
+            <w:tcW w:type="dxa" w:w="794"/>
             <w:vAlign w:val="center"/>
             <w:tcMar>
               <w:top w:w="70" w:type="dxa"/>
@@ -4068,7 +4067,7 @@
                 <w:rFonts w:ascii="Microsoft YaHei" w:hAnsi="Microsoft YaHei" w:eastAsia="Microsoft YaHei" w:cs="Microsoft YaHei"/>
                 <w:b/>
                 <w:color w:val="000000"/>
-                <w:sz w:val="14"/>
+                <w:sz w:val="15"/>
               </w:rPr>
               <w:t>单突</w:t>
             </w:r>
@@ -4076,7 +4075,7 @@
         </w:tc>
         <w:tc>
           <w:tcPr>
-            <w:tcW w:type="dxa" w:w="655"/>
+            <w:tcW w:type="dxa" w:w="717"/>
             <w:vAlign w:val="center"/>
             <w:tcMar>
               <w:top w:w="70" w:type="dxa"/>
@@ -4098,7 +4097,7 @@
                 <w:rFonts w:ascii="Microsoft YaHei" w:hAnsi="Microsoft YaHei" w:eastAsia="Microsoft YaHei" w:cs="Microsoft YaHei"/>
                 <w:b/>
                 <w:color w:val="000000"/>
-                <w:sz w:val="14"/>
+                <w:sz w:val="15"/>
               </w:rPr>
               <w:t>区域</w:t>
             </w:r>
@@ -4106,7 +4105,7 @@
         </w:tc>
         <w:tc>
           <w:tcPr>
-            <w:tcW w:type="dxa" w:w="959"/>
+            <w:tcW w:type="dxa" w:w="1050"/>
             <w:vAlign w:val="center"/>
             <w:tcMar>
               <w:top w:w="70" w:type="dxa"/>
@@ -4128,7 +4127,7 @@
                 <w:rFonts w:ascii="Microsoft YaHei" w:hAnsi="Microsoft YaHei" w:eastAsia="Microsoft YaHei" w:cs="Microsoft YaHei"/>
                 <w:b/>
                 <w:color w:val="000000"/>
-                <w:sz w:val="14"/>
+                <w:sz w:val="15"/>
               </w:rPr>
               <w:t>ΔU</w:t>
             </w:r>
@@ -4136,7 +4135,7 @@
         </w:tc>
         <w:tc>
           <w:tcPr>
-            <w:tcW w:type="dxa" w:w="959"/>
+            <w:tcW w:type="dxa" w:w="1050"/>
             <w:vAlign w:val="center"/>
             <w:tcMar>
               <w:top w:w="70" w:type="dxa"/>
@@ -4158,7 +4157,7 @@
                 <w:rFonts w:ascii="Microsoft YaHei" w:hAnsi="Microsoft YaHei" w:eastAsia="Microsoft YaHei" w:cs="Microsoft YaHei"/>
                 <w:b/>
                 <w:color w:val="000000"/>
-                <w:sz w:val="14"/>
+                <w:sz w:val="15"/>
               </w:rPr>
               <w:t>ΔS</w:t>
             </w:r>
@@ -4166,7 +4165,7 @@
         </w:tc>
         <w:tc>
           <w:tcPr>
-            <w:tcW w:type="dxa" w:w="1076"/>
+            <w:tcW w:type="dxa" w:w="1178"/>
             <w:vAlign w:val="center"/>
             <w:tcMar>
               <w:top w:w="70" w:type="dxa"/>
@@ -4188,7 +4187,7 @@
                 <w:rFonts w:ascii="Microsoft YaHei" w:hAnsi="Microsoft YaHei" w:eastAsia="Microsoft YaHei" w:cs="Microsoft YaHei"/>
                 <w:b/>
                 <w:color w:val="000000"/>
-                <w:sz w:val="14"/>
+                <w:sz w:val="15"/>
               </w:rPr>
               <w:t>ΔTm</w:t>
             </w:r>
@@ -4196,7 +4195,7 @@
         </w:tc>
         <w:tc>
           <w:tcPr>
-            <w:tcW w:type="dxa" w:w="1696"/>
+            <w:tcW w:type="dxa" w:w="4224"/>
             <w:vAlign w:val="center"/>
             <w:tcMar>
               <w:top w:w="70" w:type="dxa"/>
@@ -4218,39 +4217,9 @@
                 <w:rFonts w:ascii="Microsoft YaHei" w:hAnsi="Microsoft YaHei" w:eastAsia="Microsoft YaHei" w:cs="Microsoft YaHei"/>
                 <w:b/>
                 <w:color w:val="000000"/>
-                <w:sz w:val="14"/>
-              </w:rPr>
-              <w:t>结构证据/判断</w:t>
-            </w:r>
-          </w:p>
-        </w:tc>
-        <w:tc>
-          <w:tcPr>
-            <w:tcW w:type="dxa" w:w="2985"/>
-            <w:vAlign w:val="center"/>
-            <w:tcMar>
-              <w:top w:w="70" w:type="dxa"/>
-              <w:bottom w:w="70" w:type="dxa"/>
-              <w:start w:w="95" w:type="dxa"/>
-              <w:end w:w="95" w:type="dxa"/>
-            </w:tcMar>
-            <w:tcBorders>
-              <w:bottom w:val="single" w:sz="8" w:color="000000" w:space="0"/>
-            </w:tcBorders>
-          </w:tcPr>
-          <w:p>
-            <w:pPr>
-              <w:spacing w:after="0" w:line="247" w:lineRule="auto"/>
-            </w:pPr>
-            <w:r/>
-            <w:r>
-              <w:rPr>
-                <w:rFonts w:ascii="Microsoft YaHei" w:hAnsi="Microsoft YaHei" w:eastAsia="Microsoft YaHei" w:cs="Microsoft YaHei"/>
-                <w:b/>
-                <w:color w:val="000000"/>
-                <w:sz w:val="14"/>
-              </w:rPr>
-              <w:t>入选依据与风险</w:t>
+                <w:sz w:val="15"/>
+              </w:rPr>
+              <w:t>入选依据</w:t>
             </w:r>
           </w:p>
         </w:tc>
@@ -4261,26 +4230,26 @@
         </w:trPr>
         <w:tc>
           <w:tcPr>
-            <w:tcW w:type="dxa" w:w="445"/>
-            <w:vAlign w:val="center"/>
-            <w:tcMar>
-              <w:top w:w="70" w:type="dxa"/>
-              <w:bottom w:w="70" w:type="dxa"/>
-              <w:start w:w="95" w:type="dxa"/>
-              <w:end w:w="95" w:type="dxa"/>
-            </w:tcMar>
-          </w:tcPr>
-          <w:p>
-            <w:pPr>
-              <w:spacing w:after="0" w:line="247" w:lineRule="auto"/>
-            </w:pPr>
-            <w:r/>
-            <w:r>
-              <w:rPr>
-                <w:rFonts w:ascii="Microsoft YaHei" w:hAnsi="Microsoft YaHei" w:eastAsia="Microsoft YaHei" w:cs="Microsoft YaHei"/>
-                <w:b w:val="0"/>
-                <w:color w:val="000000"/>
-                <w:sz w:val="14"/>
+            <w:tcW w:type="dxa" w:w="487"/>
+            <w:vAlign w:val="center"/>
+            <w:tcMar>
+              <w:top w:w="70" w:type="dxa"/>
+              <w:bottom w:w="70" w:type="dxa"/>
+              <w:start w:w="95" w:type="dxa"/>
+              <w:end w:w="95" w:type="dxa"/>
+            </w:tcMar>
+          </w:tcPr>
+          <w:p>
+            <w:pPr>
+              <w:spacing w:after="0" w:line="247" w:lineRule="auto"/>
+            </w:pPr>
+            <w:r/>
+            <w:r>
+              <w:rPr>
+                <w:rFonts w:ascii="Microsoft YaHei" w:hAnsi="Microsoft YaHei" w:eastAsia="Microsoft YaHei" w:cs="Microsoft YaHei"/>
+                <w:b w:val="0"/>
+                <w:color w:val="000000"/>
+                <w:sz w:val="15"/>
               </w:rPr>
               <w:t>1</w:t>
             </w:r>
@@ -4288,26 +4257,26 @@
         </w:tc>
         <w:tc>
           <w:tcPr>
-            <w:tcW w:type="dxa" w:w="725"/>
-            <w:vAlign w:val="center"/>
-            <w:tcMar>
-              <w:top w:w="70" w:type="dxa"/>
-              <w:bottom w:w="70" w:type="dxa"/>
-              <w:start w:w="95" w:type="dxa"/>
-              <w:end w:w="95" w:type="dxa"/>
-            </w:tcMar>
-          </w:tcPr>
-          <w:p>
-            <w:pPr>
-              <w:spacing w:after="0" w:line="247" w:lineRule="auto"/>
-            </w:pPr>
-            <w:r/>
-            <w:r>
-              <w:rPr>
-                <w:rFonts w:ascii="Microsoft YaHei" w:hAnsi="Microsoft YaHei" w:eastAsia="Microsoft YaHei" w:cs="Microsoft YaHei"/>
-                <w:b w:val="0"/>
-                <w:color w:val="000000"/>
-                <w:sz w:val="14"/>
+            <w:tcW w:type="dxa" w:w="794"/>
+            <w:vAlign w:val="center"/>
+            <w:tcMar>
+              <w:top w:w="70" w:type="dxa"/>
+              <w:bottom w:w="70" w:type="dxa"/>
+              <w:start w:w="95" w:type="dxa"/>
+              <w:end w:w="95" w:type="dxa"/>
+            </w:tcMar>
+          </w:tcPr>
+          <w:p>
+            <w:pPr>
+              <w:spacing w:after="0" w:line="247" w:lineRule="auto"/>
+            </w:pPr>
+            <w:r/>
+            <w:r>
+              <w:rPr>
+                <w:rFonts w:ascii="Microsoft YaHei" w:hAnsi="Microsoft YaHei" w:eastAsia="Microsoft YaHei" w:cs="Microsoft YaHei"/>
+                <w:b w:val="0"/>
+                <w:color w:val="000000"/>
+                <w:sz w:val="15"/>
               </w:rPr>
               <w:t>L11Y</w:t>
             </w:r>
@@ -4315,26 +4284,26 @@
         </w:tc>
         <w:tc>
           <w:tcPr>
-            <w:tcW w:type="dxa" w:w="655"/>
-            <w:vAlign w:val="center"/>
-            <w:tcMar>
-              <w:top w:w="70" w:type="dxa"/>
-              <w:bottom w:w="70" w:type="dxa"/>
-              <w:start w:w="95" w:type="dxa"/>
-              <w:end w:w="95" w:type="dxa"/>
-            </w:tcMar>
-          </w:tcPr>
-          <w:p>
-            <w:pPr>
-              <w:spacing w:after="0" w:line="247" w:lineRule="auto"/>
-            </w:pPr>
-            <w:r/>
-            <w:r>
-              <w:rPr>
-                <w:rFonts w:ascii="Microsoft YaHei" w:hAnsi="Microsoft YaHei" w:eastAsia="Microsoft YaHei" w:cs="Microsoft YaHei"/>
-                <w:b w:val="0"/>
-                <w:color w:val="000000"/>
-                <w:sz w:val="14"/>
+            <w:tcW w:type="dxa" w:w="717"/>
+            <w:vAlign w:val="center"/>
+            <w:tcMar>
+              <w:top w:w="70" w:type="dxa"/>
+              <w:bottom w:w="70" w:type="dxa"/>
+              <w:start w:w="95" w:type="dxa"/>
+              <w:end w:w="95" w:type="dxa"/>
+            </w:tcMar>
+          </w:tcPr>
+          <w:p>
+            <w:pPr>
+              <w:spacing w:after="0" w:line="247" w:lineRule="auto"/>
+            </w:pPr>
+            <w:r/>
+            <w:r>
+              <w:rPr>
+                <w:rFonts w:ascii="Microsoft YaHei" w:hAnsi="Microsoft YaHei" w:eastAsia="Microsoft YaHei" w:cs="Microsoft YaHei"/>
+                <w:b w:val="0"/>
+                <w:color w:val="000000"/>
+                <w:sz w:val="15"/>
               </w:rPr>
               <w:t>FR1</w:t>
             </w:r>
@@ -4342,26 +4311,26 @@
         </w:tc>
         <w:tc>
           <w:tcPr>
-            <w:tcW w:type="dxa" w:w="959"/>
-            <w:vAlign w:val="center"/>
-            <w:tcMar>
-              <w:top w:w="70" w:type="dxa"/>
-              <w:bottom w:w="70" w:type="dxa"/>
-              <w:start w:w="95" w:type="dxa"/>
-              <w:end w:w="95" w:type="dxa"/>
-            </w:tcMar>
-          </w:tcPr>
-          <w:p>
-            <w:pPr>
-              <w:spacing w:after="0" w:line="247" w:lineRule="auto"/>
-            </w:pPr>
-            <w:r/>
-            <w:r>
-              <w:rPr>
-                <w:rFonts w:ascii="Microsoft YaHei" w:hAnsi="Microsoft YaHei" w:eastAsia="Microsoft YaHei" w:cs="Microsoft YaHei"/>
-                <w:b w:val="0"/>
-                <w:color w:val="000000"/>
-                <w:sz w:val="14"/>
+            <w:tcW w:type="dxa" w:w="1050"/>
+            <w:vAlign w:val="center"/>
+            <w:tcMar>
+              <w:top w:w="70" w:type="dxa"/>
+              <w:bottom w:w="70" w:type="dxa"/>
+              <w:start w:w="95" w:type="dxa"/>
+              <w:end w:w="95" w:type="dxa"/>
+            </w:tcMar>
+          </w:tcPr>
+          <w:p>
+            <w:pPr>
+              <w:spacing w:after="0" w:line="247" w:lineRule="auto"/>
+            </w:pPr>
+            <w:r/>
+            <w:r>
+              <w:rPr>
+                <w:rFonts w:ascii="Microsoft YaHei" w:hAnsi="Microsoft YaHei" w:eastAsia="Microsoft YaHei" w:cs="Microsoft YaHei"/>
+                <w:b w:val="0"/>
+                <w:color w:val="000000"/>
+                <w:sz w:val="15"/>
               </w:rPr>
               <w:t>+0.014</w:t>
               <w:br/>
@@ -4371,26 +4340,26 @@
         </w:tc>
         <w:tc>
           <w:tcPr>
-            <w:tcW w:type="dxa" w:w="959"/>
-            <w:vAlign w:val="center"/>
-            <w:tcMar>
-              <w:top w:w="70" w:type="dxa"/>
-              <w:bottom w:w="70" w:type="dxa"/>
-              <w:start w:w="95" w:type="dxa"/>
-              <w:end w:w="95" w:type="dxa"/>
-            </w:tcMar>
-          </w:tcPr>
-          <w:p>
-            <w:pPr>
-              <w:spacing w:after="0" w:line="247" w:lineRule="auto"/>
-            </w:pPr>
-            <w:r/>
-            <w:r>
-              <w:rPr>
-                <w:rFonts w:ascii="Microsoft YaHei" w:hAnsi="Microsoft YaHei" w:eastAsia="Microsoft YaHei" w:cs="Microsoft YaHei"/>
-                <w:b w:val="0"/>
-                <w:color w:val="000000"/>
-                <w:sz w:val="14"/>
+            <w:tcW w:type="dxa" w:w="1050"/>
+            <w:vAlign w:val="center"/>
+            <w:tcMar>
+              <w:top w:w="70" w:type="dxa"/>
+              <w:bottom w:w="70" w:type="dxa"/>
+              <w:start w:w="95" w:type="dxa"/>
+              <w:end w:w="95" w:type="dxa"/>
+            </w:tcMar>
+          </w:tcPr>
+          <w:p>
+            <w:pPr>
+              <w:spacing w:after="0" w:line="247" w:lineRule="auto"/>
+            </w:pPr>
+            <w:r/>
+            <w:r>
+              <w:rPr>
+                <w:rFonts w:ascii="Microsoft YaHei" w:hAnsi="Microsoft YaHei" w:eastAsia="Microsoft YaHei" w:cs="Microsoft YaHei"/>
+                <w:b w:val="0"/>
+                <w:color w:val="000000"/>
+                <w:sz w:val="15"/>
               </w:rPr>
               <w:t>+0.041</w:t>
               <w:br/>
@@ -4400,26 +4369,26 @@
         </w:tc>
         <w:tc>
           <w:tcPr>
-            <w:tcW w:type="dxa" w:w="1076"/>
-            <w:vAlign w:val="center"/>
-            <w:tcMar>
-              <w:top w:w="70" w:type="dxa"/>
-              <w:bottom w:w="70" w:type="dxa"/>
-              <w:start w:w="95" w:type="dxa"/>
-              <w:end w:w="95" w:type="dxa"/>
-            </w:tcMar>
-          </w:tcPr>
-          <w:p>
-            <w:pPr>
-              <w:spacing w:after="0" w:line="247" w:lineRule="auto"/>
-            </w:pPr>
-            <w:r/>
-            <w:r>
-              <w:rPr>
-                <w:rFonts w:ascii="Microsoft YaHei" w:hAnsi="Microsoft YaHei" w:eastAsia="Microsoft YaHei" w:cs="Microsoft YaHei"/>
-                <w:b w:val="0"/>
-                <w:color w:val="000000"/>
-                <w:sz w:val="14"/>
+            <w:tcW w:type="dxa" w:w="1178"/>
+            <w:vAlign w:val="center"/>
+            <w:tcMar>
+              <w:top w:w="70" w:type="dxa"/>
+              <w:bottom w:w="70" w:type="dxa"/>
+              <w:start w:w="95" w:type="dxa"/>
+              <w:end w:w="95" w:type="dxa"/>
+            </w:tcMar>
+          </w:tcPr>
+          <w:p>
+            <w:pPr>
+              <w:spacing w:after="0" w:line="247" w:lineRule="auto"/>
+            </w:pPr>
+            <w:r/>
+            <w:r>
+              <w:rPr>
+                <w:rFonts w:ascii="Microsoft YaHei" w:hAnsi="Microsoft YaHei" w:eastAsia="Microsoft YaHei" w:cs="Microsoft YaHei"/>
+                <w:b w:val="0"/>
+                <w:color w:val="000000"/>
+                <w:sz w:val="15"/>
               </w:rPr>
               <w:t>-0.360 °C</w:t>
               <w:br/>
@@ -4429,57 +4398,28 @@
         </w:tc>
         <w:tc>
           <w:tcPr>
-            <w:tcW w:type="dxa" w:w="1696"/>
-            <w:vAlign w:val="center"/>
-            <w:tcMar>
-              <w:top w:w="70" w:type="dxa"/>
-              <w:bottom w:w="70" w:type="dxa"/>
-              <w:start w:w="95" w:type="dxa"/>
-              <w:end w:w="95" w:type="dxa"/>
-            </w:tcMar>
-          </w:tcPr>
-          <w:p>
-            <w:pPr>
-              <w:spacing w:after="0" w:line="247" w:lineRule="auto"/>
-            </w:pPr>
-            <w:r/>
-            <w:r>
-              <w:rPr>
-                <w:rFonts w:ascii="Microsoft YaHei" w:hAnsi="Microsoft YaHei" w:eastAsia="Microsoft YaHei" w:cs="Microsoft YaHei"/>
-                <w:b w:val="0"/>
-                <w:color w:val="000000"/>
-                <w:sz w:val="14"/>
-              </w:rPr>
-              <w:t>AF3补充上下文</w:t>
-              <w:br/>
-              <w:t>谨慎合理（低置信）</w:t>
-            </w:r>
-          </w:p>
-        </w:tc>
-        <w:tc>
-          <w:tcPr>
-            <w:tcW w:type="dxa" w:w="2985"/>
-            <w:vAlign w:val="center"/>
-            <w:tcMar>
-              <w:top w:w="70" w:type="dxa"/>
-              <w:bottom w:w="70" w:type="dxa"/>
-              <w:start w:w="95" w:type="dxa"/>
-              <w:end w:w="95" w:type="dxa"/>
-            </w:tcMar>
-          </w:tcPr>
-          <w:p>
-            <w:pPr>
-              <w:spacing w:after="0" w:line="247" w:lineRule="auto"/>
-            </w:pPr>
-            <w:r/>
-            <w:r>
-              <w:rPr>
-                <w:rFonts w:ascii="Microsoft YaHei" w:hAnsi="Microsoft YaHei" w:eastAsia="Microsoft YaHei" w:cs="Microsoft YaHei"/>
-                <w:b w:val="0"/>
-                <w:color w:val="000000"/>
-                <w:sz w:val="14"/>
-              </w:rPr>
-              <w:t>S显著、U中等改善；仅有AF3局部坐标，结构判断置信度较低。</w:t>
+            <w:tcW w:type="dxa" w:w="4224"/>
+            <w:vAlign w:val="center"/>
+            <w:tcMar>
+              <w:top w:w="70" w:type="dxa"/>
+              <w:bottom w:w="70" w:type="dxa"/>
+              <w:start w:w="95" w:type="dxa"/>
+              <w:end w:w="95" w:type="dxa"/>
+            </w:tcMar>
+          </w:tcPr>
+          <w:p>
+            <w:pPr>
+              <w:spacing w:after="0" w:line="247" w:lineRule="auto"/>
+            </w:pPr>
+            <w:r/>
+            <w:r>
+              <w:rPr>
+                <w:rFonts w:ascii="Microsoft YaHei" w:hAnsi="Microsoft YaHei" w:eastAsia="Microsoft YaHei" w:cs="Microsoft YaHei"/>
+                <w:b w:val="0"/>
+                <w:color w:val="000000"/>
+                <w:sz w:val="15"/>
+              </w:rPr>
+              <w:t>S显著、U中等改善。</w:t>
             </w:r>
           </w:p>
         </w:tc>
@@ -4490,26 +4430,26 @@
         </w:trPr>
         <w:tc>
           <w:tcPr>
-            <w:tcW w:type="dxa" w:w="445"/>
-            <w:vAlign w:val="center"/>
-            <w:tcMar>
-              <w:top w:w="70" w:type="dxa"/>
-              <w:bottom w:w="70" w:type="dxa"/>
-              <w:start w:w="95" w:type="dxa"/>
-              <w:end w:w="95" w:type="dxa"/>
-            </w:tcMar>
-          </w:tcPr>
-          <w:p>
-            <w:pPr>
-              <w:spacing w:after="0" w:line="247" w:lineRule="auto"/>
-            </w:pPr>
-            <w:r/>
-            <w:r>
-              <w:rPr>
-                <w:rFonts w:ascii="Microsoft YaHei" w:hAnsi="Microsoft YaHei" w:eastAsia="Microsoft YaHei" w:cs="Microsoft YaHei"/>
-                <w:b w:val="0"/>
-                <w:color w:val="000000"/>
-                <w:sz w:val="14"/>
+            <w:tcW w:type="dxa" w:w="487"/>
+            <w:vAlign w:val="center"/>
+            <w:tcMar>
+              <w:top w:w="70" w:type="dxa"/>
+              <w:bottom w:w="70" w:type="dxa"/>
+              <w:start w:w="95" w:type="dxa"/>
+              <w:end w:w="95" w:type="dxa"/>
+            </w:tcMar>
+          </w:tcPr>
+          <w:p>
+            <w:pPr>
+              <w:spacing w:after="0" w:line="247" w:lineRule="auto"/>
+            </w:pPr>
+            <w:r/>
+            <w:r>
+              <w:rPr>
+                <w:rFonts w:ascii="Microsoft YaHei" w:hAnsi="Microsoft YaHei" w:eastAsia="Microsoft YaHei" w:cs="Microsoft YaHei"/>
+                <w:b w:val="0"/>
+                <w:color w:val="000000"/>
+                <w:sz w:val="15"/>
               </w:rPr>
               <w:t>2</w:t>
             </w:r>
@@ -4517,26 +4457,26 @@
         </w:tc>
         <w:tc>
           <w:tcPr>
-            <w:tcW w:type="dxa" w:w="725"/>
-            <w:vAlign w:val="center"/>
-            <w:tcMar>
-              <w:top w:w="70" w:type="dxa"/>
-              <w:bottom w:w="70" w:type="dxa"/>
-              <w:start w:w="95" w:type="dxa"/>
-              <w:end w:w="95" w:type="dxa"/>
-            </w:tcMar>
-          </w:tcPr>
-          <w:p>
-            <w:pPr>
-              <w:spacing w:after="0" w:line="247" w:lineRule="auto"/>
-            </w:pPr>
-            <w:r/>
-            <w:r>
-              <w:rPr>
-                <w:rFonts w:ascii="Microsoft YaHei" w:hAnsi="Microsoft YaHei" w:eastAsia="Microsoft YaHei" w:cs="Microsoft YaHei"/>
-                <w:b w:val="0"/>
-                <w:color w:val="000000"/>
-                <w:sz w:val="14"/>
+            <w:tcW w:type="dxa" w:w="794"/>
+            <w:vAlign w:val="center"/>
+            <w:tcMar>
+              <w:top w:w="70" w:type="dxa"/>
+              <w:bottom w:w="70" w:type="dxa"/>
+              <w:start w:w="95" w:type="dxa"/>
+              <w:end w:w="95" w:type="dxa"/>
+            </w:tcMar>
+          </w:tcPr>
+          <w:p>
+            <w:pPr>
+              <w:spacing w:after="0" w:line="247" w:lineRule="auto"/>
+            </w:pPr>
+            <w:r/>
+            <w:r>
+              <w:rPr>
+                <w:rFonts w:ascii="Microsoft YaHei" w:hAnsi="Microsoft YaHei" w:eastAsia="Microsoft YaHei" w:cs="Microsoft YaHei"/>
+                <w:b w:val="0"/>
+                <w:color w:val="000000"/>
+                <w:sz w:val="15"/>
               </w:rPr>
               <w:t>F30S</w:t>
             </w:r>
@@ -4544,26 +4484,26 @@
         </w:tc>
         <w:tc>
           <w:tcPr>
-            <w:tcW w:type="dxa" w:w="655"/>
-            <w:vAlign w:val="center"/>
-            <w:tcMar>
-              <w:top w:w="70" w:type="dxa"/>
-              <w:bottom w:w="70" w:type="dxa"/>
-              <w:start w:w="95" w:type="dxa"/>
-              <w:end w:w="95" w:type="dxa"/>
-            </w:tcMar>
-          </w:tcPr>
-          <w:p>
-            <w:pPr>
-              <w:spacing w:after="0" w:line="247" w:lineRule="auto"/>
-            </w:pPr>
-            <w:r/>
-            <w:r>
-              <w:rPr>
-                <w:rFonts w:ascii="Microsoft YaHei" w:hAnsi="Microsoft YaHei" w:eastAsia="Microsoft YaHei" w:cs="Microsoft YaHei"/>
-                <w:b w:val="0"/>
-                <w:color w:val="000000"/>
-                <w:sz w:val="14"/>
+            <w:tcW w:type="dxa" w:w="717"/>
+            <w:vAlign w:val="center"/>
+            <w:tcMar>
+              <w:top w:w="70" w:type="dxa"/>
+              <w:bottom w:w="70" w:type="dxa"/>
+              <w:start w:w="95" w:type="dxa"/>
+              <w:end w:w="95" w:type="dxa"/>
+            </w:tcMar>
+          </w:tcPr>
+          <w:p>
+            <w:pPr>
+              <w:spacing w:after="0" w:line="247" w:lineRule="auto"/>
+            </w:pPr>
+            <w:r/>
+            <w:r>
+              <w:rPr>
+                <w:rFonts w:ascii="Microsoft YaHei" w:hAnsi="Microsoft YaHei" w:eastAsia="Microsoft YaHei" w:cs="Microsoft YaHei"/>
+                <w:b w:val="0"/>
+                <w:color w:val="000000"/>
+                <w:sz w:val="15"/>
               </w:rPr>
               <w:t>CDR1</w:t>
             </w:r>
@@ -4571,26 +4511,26 @@
         </w:tc>
         <w:tc>
           <w:tcPr>
-            <w:tcW w:type="dxa" w:w="959"/>
-            <w:vAlign w:val="center"/>
-            <w:tcMar>
-              <w:top w:w="70" w:type="dxa"/>
-              <w:bottom w:w="70" w:type="dxa"/>
-              <w:start w:w="95" w:type="dxa"/>
-              <w:end w:w="95" w:type="dxa"/>
-            </w:tcMar>
-          </w:tcPr>
-          <w:p>
-            <w:pPr>
-              <w:spacing w:after="0" w:line="247" w:lineRule="auto"/>
-            </w:pPr>
-            <w:r/>
-            <w:r>
-              <w:rPr>
-                <w:rFonts w:ascii="Microsoft YaHei" w:hAnsi="Microsoft YaHei" w:eastAsia="Microsoft YaHei" w:cs="Microsoft YaHei"/>
-                <w:b w:val="0"/>
-                <w:color w:val="000000"/>
-                <w:sz w:val="14"/>
+            <w:tcW w:type="dxa" w:w="1050"/>
+            <w:vAlign w:val="center"/>
+            <w:tcMar>
+              <w:top w:w="70" w:type="dxa"/>
+              <w:bottom w:w="70" w:type="dxa"/>
+              <w:start w:w="95" w:type="dxa"/>
+              <w:end w:w="95" w:type="dxa"/>
+            </w:tcMar>
+          </w:tcPr>
+          <w:p>
+            <w:pPr>
+              <w:spacing w:after="0" w:line="247" w:lineRule="auto"/>
+            </w:pPr>
+            <w:r/>
+            <w:r>
+              <w:rPr>
+                <w:rFonts w:ascii="Microsoft YaHei" w:hAnsi="Microsoft YaHei" w:eastAsia="Microsoft YaHei" w:cs="Microsoft YaHei"/>
+                <w:b w:val="0"/>
+                <w:color w:val="000000"/>
+                <w:sz w:val="15"/>
               </w:rPr>
               <w:t>+0.014</w:t>
               <w:br/>
@@ -4600,26 +4540,26 @@
         </w:tc>
         <w:tc>
           <w:tcPr>
-            <w:tcW w:type="dxa" w:w="959"/>
-            <w:vAlign w:val="center"/>
-            <w:tcMar>
-              <w:top w:w="70" w:type="dxa"/>
-              <w:bottom w:w="70" w:type="dxa"/>
-              <w:start w:w="95" w:type="dxa"/>
-              <w:end w:w="95" w:type="dxa"/>
-            </w:tcMar>
-          </w:tcPr>
-          <w:p>
-            <w:pPr>
-              <w:spacing w:after="0" w:line="247" w:lineRule="auto"/>
-            </w:pPr>
-            <w:r/>
-            <w:r>
-              <w:rPr>
-                <w:rFonts w:ascii="Microsoft YaHei" w:hAnsi="Microsoft YaHei" w:eastAsia="Microsoft YaHei" w:cs="Microsoft YaHei"/>
-                <w:b w:val="0"/>
-                <w:color w:val="000000"/>
-                <w:sz w:val="14"/>
+            <w:tcW w:type="dxa" w:w="1050"/>
+            <w:vAlign w:val="center"/>
+            <w:tcMar>
+              <w:top w:w="70" w:type="dxa"/>
+              <w:bottom w:w="70" w:type="dxa"/>
+              <w:start w:w="95" w:type="dxa"/>
+              <w:end w:w="95" w:type="dxa"/>
+            </w:tcMar>
+          </w:tcPr>
+          <w:p>
+            <w:pPr>
+              <w:spacing w:after="0" w:line="247" w:lineRule="auto"/>
+            </w:pPr>
+            <w:r/>
+            <w:r>
+              <w:rPr>
+                <w:rFonts w:ascii="Microsoft YaHei" w:hAnsi="Microsoft YaHei" w:eastAsia="Microsoft YaHei" w:cs="Microsoft YaHei"/>
+                <w:b w:val="0"/>
+                <w:color w:val="000000"/>
+                <w:sz w:val="15"/>
               </w:rPr>
               <w:t>+0.032</w:t>
               <w:br/>
@@ -4629,26 +4569,26 @@
         </w:tc>
         <w:tc>
           <w:tcPr>
-            <w:tcW w:type="dxa" w:w="1076"/>
-            <w:vAlign w:val="center"/>
-            <w:tcMar>
-              <w:top w:w="70" w:type="dxa"/>
-              <w:bottom w:w="70" w:type="dxa"/>
-              <w:start w:w="95" w:type="dxa"/>
-              <w:end w:w="95" w:type="dxa"/>
-            </w:tcMar>
-          </w:tcPr>
-          <w:p>
-            <w:pPr>
-              <w:spacing w:after="0" w:line="247" w:lineRule="auto"/>
-            </w:pPr>
-            <w:r/>
-            <w:r>
-              <w:rPr>
-                <w:rFonts w:ascii="Microsoft YaHei" w:hAnsi="Microsoft YaHei" w:eastAsia="Microsoft YaHei" w:cs="Microsoft YaHei"/>
-                <w:b w:val="0"/>
-                <w:color w:val="000000"/>
-                <w:sz w:val="14"/>
+            <w:tcW w:type="dxa" w:w="1178"/>
+            <w:vAlign w:val="center"/>
+            <w:tcMar>
+              <w:top w:w="70" w:type="dxa"/>
+              <w:bottom w:w="70" w:type="dxa"/>
+              <w:start w:w="95" w:type="dxa"/>
+              <w:end w:w="95" w:type="dxa"/>
+            </w:tcMar>
+          </w:tcPr>
+          <w:p>
+            <w:pPr>
+              <w:spacing w:after="0" w:line="247" w:lineRule="auto"/>
+            </w:pPr>
+            <w:r/>
+            <w:r>
+              <w:rPr>
+                <w:rFonts w:ascii="Microsoft YaHei" w:hAnsi="Microsoft YaHei" w:eastAsia="Microsoft YaHei" w:cs="Microsoft YaHei"/>
+                <w:b w:val="0"/>
+                <w:color w:val="000000"/>
+                <w:sz w:val="15"/>
               </w:rPr>
               <w:t>-0.510 °C</w:t>
               <w:br/>
@@ -4658,57 +4598,28 @@
         </w:tc>
         <w:tc>
           <w:tcPr>
-            <w:tcW w:type="dxa" w:w="1696"/>
-            <w:vAlign w:val="center"/>
-            <w:tcMar>
-              <w:top w:w="70" w:type="dxa"/>
-              <w:bottom w:w="70" w:type="dxa"/>
-              <w:start w:w="95" w:type="dxa"/>
-              <w:end w:w="95" w:type="dxa"/>
-            </w:tcMar>
-          </w:tcPr>
-          <w:p>
-            <w:pPr>
-              <w:spacing w:after="0" w:line="247" w:lineRule="auto"/>
-            </w:pPr>
-            <w:r/>
-            <w:r>
-              <w:rPr>
-                <w:rFonts w:ascii="Microsoft YaHei" w:hAnsi="Microsoft YaHei" w:eastAsia="Microsoft YaHei" w:cs="Microsoft YaHei"/>
-                <w:b w:val="0"/>
-                <w:color w:val="000000"/>
-                <w:sz w:val="14"/>
-              </w:rPr>
-              <w:t>实验复合物</w:t>
-              <w:br/>
-              <w:t>谨慎合理（中置信）</w:t>
-            </w:r>
-          </w:p>
-        </w:tc>
-        <w:tc>
-          <w:tcPr>
-            <w:tcW w:type="dxa" w:w="2985"/>
-            <w:vAlign w:val="center"/>
-            <w:tcMar>
-              <w:top w:w="70" w:type="dxa"/>
-              <w:bottom w:w="70" w:type="dxa"/>
-              <w:start w:w="95" w:type="dxa"/>
-              <w:end w:w="95" w:type="dxa"/>
-            </w:tcMar>
-          </w:tcPr>
-          <w:p>
-            <w:pPr>
-              <w:spacing w:after="0" w:line="247" w:lineRule="auto"/>
-            </w:pPr>
-            <w:r/>
-            <w:r>
-              <w:rPr>
-                <w:rFonts w:ascii="Microsoft YaHei" w:hAnsi="Microsoft YaHei" w:eastAsia="Microsoft YaHei" w:cs="Microsoft YaHei"/>
-                <w:b w:val="0"/>
-                <w:color w:val="000000"/>
-                <w:sz w:val="14"/>
-              </w:rPr>
-              <w:t>S显著、U中等改善；表面去疏水，但需关注CDR1预组织。</w:t>
+            <w:tcW w:type="dxa" w:w="4224"/>
+            <w:vAlign w:val="center"/>
+            <w:tcMar>
+              <w:top w:w="70" w:type="dxa"/>
+              <w:bottom w:w="70" w:type="dxa"/>
+              <w:start w:w="95" w:type="dxa"/>
+              <w:end w:w="95" w:type="dxa"/>
+            </w:tcMar>
+          </w:tcPr>
+          <w:p>
+            <w:pPr>
+              <w:spacing w:after="0" w:line="247" w:lineRule="auto"/>
+            </w:pPr>
+            <w:r/>
+            <w:r>
+              <w:rPr>
+                <w:rFonts w:ascii="Microsoft YaHei" w:hAnsi="Microsoft YaHei" w:eastAsia="Microsoft YaHei" w:cs="Microsoft YaHei"/>
+                <w:b w:val="0"/>
+                <w:color w:val="000000"/>
+                <w:sz w:val="15"/>
+              </w:rPr>
+              <w:t>S显著、U中等改善。</w:t>
             </w:r>
           </w:p>
         </w:tc>
@@ -4719,26 +4630,26 @@
         </w:trPr>
         <w:tc>
           <w:tcPr>
-            <w:tcW w:type="dxa" w:w="445"/>
-            <w:vAlign w:val="center"/>
-            <w:tcMar>
-              <w:top w:w="70" w:type="dxa"/>
-              <w:bottom w:w="70" w:type="dxa"/>
-              <w:start w:w="95" w:type="dxa"/>
-              <w:end w:w="95" w:type="dxa"/>
-            </w:tcMar>
-          </w:tcPr>
-          <w:p>
-            <w:pPr>
-              <w:spacing w:after="0" w:line="247" w:lineRule="auto"/>
-            </w:pPr>
-            <w:r/>
-            <w:r>
-              <w:rPr>
-                <w:rFonts w:ascii="Microsoft YaHei" w:hAnsi="Microsoft YaHei" w:eastAsia="Microsoft YaHei" w:cs="Microsoft YaHei"/>
-                <w:b w:val="0"/>
-                <w:color w:val="000000"/>
-                <w:sz w:val="14"/>
+            <w:tcW w:type="dxa" w:w="487"/>
+            <w:vAlign w:val="center"/>
+            <w:tcMar>
+              <w:top w:w="70" w:type="dxa"/>
+              <w:bottom w:w="70" w:type="dxa"/>
+              <w:start w:w="95" w:type="dxa"/>
+              <w:end w:w="95" w:type="dxa"/>
+            </w:tcMar>
+          </w:tcPr>
+          <w:p>
+            <w:pPr>
+              <w:spacing w:after="0" w:line="247" w:lineRule="auto"/>
+            </w:pPr>
+            <w:r/>
+            <w:r>
+              <w:rPr>
+                <w:rFonts w:ascii="Microsoft YaHei" w:hAnsi="Microsoft YaHei" w:eastAsia="Microsoft YaHei" w:cs="Microsoft YaHei"/>
+                <w:b w:val="0"/>
+                <w:color w:val="000000"/>
+                <w:sz w:val="15"/>
               </w:rPr>
               <w:t>3</w:t>
             </w:r>
@@ -4746,26 +4657,26 @@
         </w:tc>
         <w:tc>
           <w:tcPr>
-            <w:tcW w:type="dxa" w:w="725"/>
-            <w:vAlign w:val="center"/>
-            <w:tcMar>
-              <w:top w:w="70" w:type="dxa"/>
-              <w:bottom w:w="70" w:type="dxa"/>
-              <w:start w:w="95" w:type="dxa"/>
-              <w:end w:w="95" w:type="dxa"/>
-            </w:tcMar>
-          </w:tcPr>
-          <w:p>
-            <w:pPr>
-              <w:spacing w:after="0" w:line="247" w:lineRule="auto"/>
-            </w:pPr>
-            <w:r/>
-            <w:r>
-              <w:rPr>
-                <w:rFonts w:ascii="Microsoft YaHei" w:hAnsi="Microsoft YaHei" w:eastAsia="Microsoft YaHei" w:cs="Microsoft YaHei"/>
-                <w:b w:val="0"/>
-                <w:color w:val="000000"/>
-                <w:sz w:val="14"/>
+            <w:tcW w:type="dxa" w:w="794"/>
+            <w:vAlign w:val="center"/>
+            <w:tcMar>
+              <w:top w:w="70" w:type="dxa"/>
+              <w:bottom w:w="70" w:type="dxa"/>
+              <w:start w:w="95" w:type="dxa"/>
+              <w:end w:w="95" w:type="dxa"/>
+            </w:tcMar>
+          </w:tcPr>
+          <w:p>
+            <w:pPr>
+              <w:spacing w:after="0" w:line="247" w:lineRule="auto"/>
+            </w:pPr>
+            <w:r/>
+            <w:r>
+              <w:rPr>
+                <w:rFonts w:ascii="Microsoft YaHei" w:hAnsi="Microsoft YaHei" w:eastAsia="Microsoft YaHei" w:cs="Microsoft YaHei"/>
+                <w:b w:val="0"/>
+                <w:color w:val="000000"/>
+                <w:sz w:val="15"/>
               </w:rPr>
               <w:t>K86S</w:t>
             </w:r>
@@ -4773,26 +4684,26 @@
         </w:tc>
         <w:tc>
           <w:tcPr>
-            <w:tcW w:type="dxa" w:w="655"/>
-            <w:vAlign w:val="center"/>
-            <w:tcMar>
-              <w:top w:w="70" w:type="dxa"/>
-              <w:bottom w:w="70" w:type="dxa"/>
-              <w:start w:w="95" w:type="dxa"/>
-              <w:end w:w="95" w:type="dxa"/>
-            </w:tcMar>
-          </w:tcPr>
-          <w:p>
-            <w:pPr>
-              <w:spacing w:after="0" w:line="247" w:lineRule="auto"/>
-            </w:pPr>
-            <w:r/>
-            <w:r>
-              <w:rPr>
-                <w:rFonts w:ascii="Microsoft YaHei" w:hAnsi="Microsoft YaHei" w:eastAsia="Microsoft YaHei" w:cs="Microsoft YaHei"/>
-                <w:b w:val="0"/>
-                <w:color w:val="000000"/>
-                <w:sz w:val="14"/>
+            <w:tcW w:type="dxa" w:w="717"/>
+            <w:vAlign w:val="center"/>
+            <w:tcMar>
+              <w:top w:w="70" w:type="dxa"/>
+              <w:bottom w:w="70" w:type="dxa"/>
+              <w:start w:w="95" w:type="dxa"/>
+              <w:end w:w="95" w:type="dxa"/>
+            </w:tcMar>
+          </w:tcPr>
+          <w:p>
+            <w:pPr>
+              <w:spacing w:after="0" w:line="247" w:lineRule="auto"/>
+            </w:pPr>
+            <w:r/>
+            <w:r>
+              <w:rPr>
+                <w:rFonts w:ascii="Microsoft YaHei" w:hAnsi="Microsoft YaHei" w:eastAsia="Microsoft YaHei" w:cs="Microsoft YaHei"/>
+                <w:b w:val="0"/>
+                <w:color w:val="000000"/>
+                <w:sz w:val="15"/>
               </w:rPr>
               <w:t>FR3</w:t>
             </w:r>
@@ -4800,26 +4711,26 @@
         </w:tc>
         <w:tc>
           <w:tcPr>
-            <w:tcW w:type="dxa" w:w="959"/>
-            <w:vAlign w:val="center"/>
-            <w:tcMar>
-              <w:top w:w="70" w:type="dxa"/>
-              <w:bottom w:w="70" w:type="dxa"/>
-              <w:start w:w="95" w:type="dxa"/>
-              <w:end w:w="95" w:type="dxa"/>
-            </w:tcMar>
-          </w:tcPr>
-          <w:p>
-            <w:pPr>
-              <w:spacing w:after="0" w:line="247" w:lineRule="auto"/>
-            </w:pPr>
-            <w:r/>
-            <w:r>
-              <w:rPr>
-                <w:rFonts w:ascii="Microsoft YaHei" w:hAnsi="Microsoft YaHei" w:eastAsia="Microsoft YaHei" w:cs="Microsoft YaHei"/>
-                <w:b w:val="0"/>
-                <w:color w:val="000000"/>
-                <w:sz w:val="14"/>
+            <w:tcW w:type="dxa" w:w="1050"/>
+            <w:vAlign w:val="center"/>
+            <w:tcMar>
+              <w:top w:w="70" w:type="dxa"/>
+              <w:bottom w:w="70" w:type="dxa"/>
+              <w:start w:w="95" w:type="dxa"/>
+              <w:end w:w="95" w:type="dxa"/>
+            </w:tcMar>
+          </w:tcPr>
+          <w:p>
+            <w:pPr>
+              <w:spacing w:after="0" w:line="247" w:lineRule="auto"/>
+            </w:pPr>
+            <w:r/>
+            <w:r>
+              <w:rPr>
+                <w:rFonts w:ascii="Microsoft YaHei" w:hAnsi="Microsoft YaHei" w:eastAsia="Microsoft YaHei" w:cs="Microsoft YaHei"/>
+                <w:b w:val="0"/>
+                <w:color w:val="000000"/>
+                <w:sz w:val="15"/>
               </w:rPr>
               <w:t>+0.009</w:t>
               <w:br/>
@@ -4829,26 +4740,26 @@
         </w:tc>
         <w:tc>
           <w:tcPr>
-            <w:tcW w:type="dxa" w:w="959"/>
-            <w:vAlign w:val="center"/>
-            <w:tcMar>
-              <w:top w:w="70" w:type="dxa"/>
-              <w:bottom w:w="70" w:type="dxa"/>
-              <w:start w:w="95" w:type="dxa"/>
-              <w:end w:w="95" w:type="dxa"/>
-            </w:tcMar>
-          </w:tcPr>
-          <w:p>
-            <w:pPr>
-              <w:spacing w:after="0" w:line="247" w:lineRule="auto"/>
-            </w:pPr>
-            <w:r/>
-            <w:r>
-              <w:rPr>
-                <w:rFonts w:ascii="Microsoft YaHei" w:hAnsi="Microsoft YaHei" w:eastAsia="Microsoft YaHei" w:cs="Microsoft YaHei"/>
-                <w:b w:val="0"/>
-                <w:color w:val="000000"/>
-                <w:sz w:val="14"/>
+            <w:tcW w:type="dxa" w:w="1050"/>
+            <w:vAlign w:val="center"/>
+            <w:tcMar>
+              <w:top w:w="70" w:type="dxa"/>
+              <w:bottom w:w="70" w:type="dxa"/>
+              <w:start w:w="95" w:type="dxa"/>
+              <w:end w:w="95" w:type="dxa"/>
+            </w:tcMar>
+          </w:tcPr>
+          <w:p>
+            <w:pPr>
+              <w:spacing w:after="0" w:line="247" w:lineRule="auto"/>
+            </w:pPr>
+            <w:r/>
+            <w:r>
+              <w:rPr>
+                <w:rFonts w:ascii="Microsoft YaHei" w:hAnsi="Microsoft YaHei" w:eastAsia="Microsoft YaHei" w:cs="Microsoft YaHei"/>
+                <w:b w:val="0"/>
+                <w:color w:val="000000"/>
+                <w:sz w:val="15"/>
               </w:rPr>
               <w:t>+0.023</w:t>
               <w:br/>
@@ -4858,26 +4769,26 @@
         </w:tc>
         <w:tc>
           <w:tcPr>
-            <w:tcW w:type="dxa" w:w="1076"/>
-            <w:vAlign w:val="center"/>
-            <w:tcMar>
-              <w:top w:w="70" w:type="dxa"/>
-              <w:bottom w:w="70" w:type="dxa"/>
-              <w:start w:w="95" w:type="dxa"/>
-              <w:end w:w="95" w:type="dxa"/>
-            </w:tcMar>
-          </w:tcPr>
-          <w:p>
-            <w:pPr>
-              <w:spacing w:after="0" w:line="247" w:lineRule="auto"/>
-            </w:pPr>
-            <w:r/>
-            <w:r>
-              <w:rPr>
-                <w:rFonts w:ascii="Microsoft YaHei" w:hAnsi="Microsoft YaHei" w:eastAsia="Microsoft YaHei" w:cs="Microsoft YaHei"/>
-                <w:b w:val="0"/>
-                <w:color w:val="000000"/>
-                <w:sz w:val="14"/>
+            <w:tcW w:type="dxa" w:w="1178"/>
+            <w:vAlign w:val="center"/>
+            <w:tcMar>
+              <w:top w:w="70" w:type="dxa"/>
+              <w:bottom w:w="70" w:type="dxa"/>
+              <w:start w:w="95" w:type="dxa"/>
+              <w:end w:w="95" w:type="dxa"/>
+            </w:tcMar>
+          </w:tcPr>
+          <w:p>
+            <w:pPr>
+              <w:spacing w:after="0" w:line="247" w:lineRule="auto"/>
+            </w:pPr>
+            <w:r/>
+            <w:r>
+              <w:rPr>
+                <w:rFonts w:ascii="Microsoft YaHei" w:hAnsi="Microsoft YaHei" w:eastAsia="Microsoft YaHei" w:cs="Microsoft YaHei"/>
+                <w:b w:val="0"/>
+                <w:color w:val="000000"/>
+                <w:sz w:val="15"/>
               </w:rPr>
               <w:t>+1.640 °C</w:t>
               <w:br/>
@@ -4887,57 +4798,28 @@
         </w:tc>
         <w:tc>
           <w:tcPr>
-            <w:tcW w:type="dxa" w:w="1696"/>
-            <w:vAlign w:val="center"/>
-            <w:tcMar>
-              <w:top w:w="70" w:type="dxa"/>
-              <w:bottom w:w="70" w:type="dxa"/>
-              <w:start w:w="95" w:type="dxa"/>
-              <w:end w:w="95" w:type="dxa"/>
-            </w:tcMar>
-          </w:tcPr>
-          <w:p>
-            <w:pPr>
-              <w:spacing w:after="0" w:line="247" w:lineRule="auto"/>
-            </w:pPr>
-            <w:r/>
-            <w:r>
-              <w:rPr>
-                <w:rFonts w:ascii="Microsoft YaHei" w:hAnsi="Microsoft YaHei" w:eastAsia="Microsoft YaHei" w:cs="Microsoft YaHei"/>
-                <w:b w:val="0"/>
-                <w:color w:val="000000"/>
-                <w:sz w:val="14"/>
-              </w:rPr>
-              <w:t>实验复合物</w:t>
-              <w:br/>
-              <w:t>结构上合理（中置信）</w:t>
-            </w:r>
-          </w:p>
-        </w:tc>
-        <w:tc>
-          <w:tcPr>
-            <w:tcW w:type="dxa" w:w="2985"/>
-            <w:vAlign w:val="center"/>
-            <w:tcMar>
-              <w:top w:w="70" w:type="dxa"/>
-              <w:bottom w:w="70" w:type="dxa"/>
-              <w:start w:w="95" w:type="dxa"/>
-              <w:end w:w="95" w:type="dxa"/>
-            </w:tcMar>
-          </w:tcPr>
-          <w:p>
-            <w:pPr>
-              <w:spacing w:after="0" w:line="247" w:lineRule="auto"/>
-            </w:pPr>
-            <w:r/>
-            <w:r>
-              <w:rPr>
-                <w:rFonts w:ascii="Microsoft YaHei" w:hAnsi="Microsoft YaHei" w:eastAsia="Microsoft YaHei" w:cs="Microsoft YaHei"/>
-                <w:b w:val="0"/>
-                <w:color w:val="000000"/>
-                <w:sz w:val="14"/>
-              </w:rPr>
-              <w:t>Tm显著、S中等改善；外露Lys→Ser并保留极性。</w:t>
+            <w:tcW w:type="dxa" w:w="4224"/>
+            <w:vAlign w:val="center"/>
+            <w:tcMar>
+              <w:top w:w="70" w:type="dxa"/>
+              <w:bottom w:w="70" w:type="dxa"/>
+              <w:start w:w="95" w:type="dxa"/>
+              <w:end w:w="95" w:type="dxa"/>
+            </w:tcMar>
+          </w:tcPr>
+          <w:p>
+            <w:pPr>
+              <w:spacing w:after="0" w:line="247" w:lineRule="auto"/>
+            </w:pPr>
+            <w:r/>
+            <w:r>
+              <w:rPr>
+                <w:rFonts w:ascii="Microsoft YaHei" w:hAnsi="Microsoft YaHei" w:eastAsia="Microsoft YaHei" w:cs="Microsoft YaHei"/>
+                <w:b w:val="0"/>
+                <w:color w:val="000000"/>
+                <w:sz w:val="15"/>
+              </w:rPr>
+              <w:t>Tm显著、S中等改善，U轻度改善。</w:t>
             </w:r>
           </w:p>
         </w:tc>
@@ -4948,26 +4830,26 @@
         </w:trPr>
         <w:tc>
           <w:tcPr>
-            <w:tcW w:type="dxa" w:w="445"/>
-            <w:vAlign w:val="center"/>
-            <w:tcMar>
-              <w:top w:w="70" w:type="dxa"/>
-              <w:bottom w:w="70" w:type="dxa"/>
-              <w:start w:w="95" w:type="dxa"/>
-              <w:end w:w="95" w:type="dxa"/>
-            </w:tcMar>
-          </w:tcPr>
-          <w:p>
-            <w:pPr>
-              <w:spacing w:after="0" w:line="247" w:lineRule="auto"/>
-            </w:pPr>
-            <w:r/>
-            <w:r>
-              <w:rPr>
-                <w:rFonts w:ascii="Microsoft YaHei" w:hAnsi="Microsoft YaHei" w:eastAsia="Microsoft YaHei" w:cs="Microsoft YaHei"/>
-                <w:b w:val="0"/>
-                <w:color w:val="000000"/>
-                <w:sz w:val="14"/>
+            <w:tcW w:type="dxa" w:w="487"/>
+            <w:vAlign w:val="center"/>
+            <w:tcMar>
+              <w:top w:w="70" w:type="dxa"/>
+              <w:bottom w:w="70" w:type="dxa"/>
+              <w:start w:w="95" w:type="dxa"/>
+              <w:end w:w="95" w:type="dxa"/>
+            </w:tcMar>
+          </w:tcPr>
+          <w:p>
+            <w:pPr>
+              <w:spacing w:after="0" w:line="247" w:lineRule="auto"/>
+            </w:pPr>
+            <w:r/>
+            <w:r>
+              <w:rPr>
+                <w:rFonts w:ascii="Microsoft YaHei" w:hAnsi="Microsoft YaHei" w:eastAsia="Microsoft YaHei" w:cs="Microsoft YaHei"/>
+                <w:b w:val="0"/>
+                <w:color w:val="000000"/>
+                <w:sz w:val="15"/>
               </w:rPr>
               <w:t>4</w:t>
             </w:r>
@@ -4975,26 +4857,26 @@
         </w:tc>
         <w:tc>
           <w:tcPr>
-            <w:tcW w:type="dxa" w:w="725"/>
-            <w:vAlign w:val="center"/>
-            <w:tcMar>
-              <w:top w:w="70" w:type="dxa"/>
-              <w:bottom w:w="70" w:type="dxa"/>
-              <w:start w:w="95" w:type="dxa"/>
-              <w:end w:w="95" w:type="dxa"/>
-            </w:tcMar>
-          </w:tcPr>
-          <w:p>
-            <w:pPr>
-              <w:spacing w:after="0" w:line="247" w:lineRule="auto"/>
-            </w:pPr>
-            <w:r/>
-            <w:r>
-              <w:rPr>
-                <w:rFonts w:ascii="Microsoft YaHei" w:hAnsi="Microsoft YaHei" w:eastAsia="Microsoft YaHei" w:cs="Microsoft YaHei"/>
-                <w:b w:val="0"/>
-                <w:color w:val="000000"/>
-                <w:sz w:val="14"/>
+            <w:tcW w:type="dxa" w:w="794"/>
+            <w:vAlign w:val="center"/>
+            <w:tcMar>
+              <w:top w:w="70" w:type="dxa"/>
+              <w:bottom w:w="70" w:type="dxa"/>
+              <w:start w:w="95" w:type="dxa"/>
+              <w:end w:w="95" w:type="dxa"/>
+            </w:tcMar>
+          </w:tcPr>
+          <w:p>
+            <w:pPr>
+              <w:spacing w:after="0" w:line="247" w:lineRule="auto"/>
+            </w:pPr>
+            <w:r/>
+            <w:r>
+              <w:rPr>
+                <w:rFonts w:ascii="Microsoft YaHei" w:hAnsi="Microsoft YaHei" w:eastAsia="Microsoft YaHei" w:cs="Microsoft YaHei"/>
+                <w:b w:val="0"/>
+                <w:color w:val="000000"/>
+                <w:sz w:val="15"/>
               </w:rPr>
               <w:t>A23R</w:t>
             </w:r>
@@ -5002,26 +4884,26 @@
         </w:tc>
         <w:tc>
           <w:tcPr>
-            <w:tcW w:type="dxa" w:w="655"/>
-            <w:vAlign w:val="center"/>
-            <w:tcMar>
-              <w:top w:w="70" w:type="dxa"/>
-              <w:bottom w:w="70" w:type="dxa"/>
-              <w:start w:w="95" w:type="dxa"/>
-              <w:end w:w="95" w:type="dxa"/>
-            </w:tcMar>
-          </w:tcPr>
-          <w:p>
-            <w:pPr>
-              <w:spacing w:after="0" w:line="247" w:lineRule="auto"/>
-            </w:pPr>
-            <w:r/>
-            <w:r>
-              <w:rPr>
-                <w:rFonts w:ascii="Microsoft YaHei" w:hAnsi="Microsoft YaHei" w:eastAsia="Microsoft YaHei" w:cs="Microsoft YaHei"/>
-                <w:b w:val="0"/>
-                <w:color w:val="000000"/>
-                <w:sz w:val="14"/>
+            <w:tcW w:type="dxa" w:w="717"/>
+            <w:vAlign w:val="center"/>
+            <w:tcMar>
+              <w:top w:w="70" w:type="dxa"/>
+              <w:bottom w:w="70" w:type="dxa"/>
+              <w:start w:w="95" w:type="dxa"/>
+              <w:end w:w="95" w:type="dxa"/>
+            </w:tcMar>
+          </w:tcPr>
+          <w:p>
+            <w:pPr>
+              <w:spacing w:after="0" w:line="247" w:lineRule="auto"/>
+            </w:pPr>
+            <w:r/>
+            <w:r>
+              <w:rPr>
+                <w:rFonts w:ascii="Microsoft YaHei" w:hAnsi="Microsoft YaHei" w:eastAsia="Microsoft YaHei" w:cs="Microsoft YaHei"/>
+                <w:b w:val="0"/>
+                <w:color w:val="000000"/>
+                <w:sz w:val="15"/>
               </w:rPr>
               <w:t>FR1</w:t>
             </w:r>
@@ -5029,26 +4911,26 @@
         </w:tc>
         <w:tc>
           <w:tcPr>
-            <w:tcW w:type="dxa" w:w="959"/>
-            <w:vAlign w:val="center"/>
-            <w:tcMar>
-              <w:top w:w="70" w:type="dxa"/>
-              <w:bottom w:w="70" w:type="dxa"/>
-              <w:start w:w="95" w:type="dxa"/>
-              <w:end w:w="95" w:type="dxa"/>
-            </w:tcMar>
-          </w:tcPr>
-          <w:p>
-            <w:pPr>
-              <w:spacing w:after="0" w:line="247" w:lineRule="auto"/>
-            </w:pPr>
-            <w:r/>
-            <w:r>
-              <w:rPr>
-                <w:rFonts w:ascii="Microsoft YaHei" w:hAnsi="Microsoft YaHei" w:eastAsia="Microsoft YaHei" w:cs="Microsoft YaHei"/>
-                <w:b w:val="0"/>
-                <w:color w:val="000000"/>
-                <w:sz w:val="14"/>
+            <w:tcW w:type="dxa" w:w="1050"/>
+            <w:vAlign w:val="center"/>
+            <w:tcMar>
+              <w:top w:w="70" w:type="dxa"/>
+              <w:bottom w:w="70" w:type="dxa"/>
+              <w:start w:w="95" w:type="dxa"/>
+              <w:end w:w="95" w:type="dxa"/>
+            </w:tcMar>
+          </w:tcPr>
+          <w:p>
+            <w:pPr>
+              <w:spacing w:after="0" w:line="247" w:lineRule="auto"/>
+            </w:pPr>
+            <w:r/>
+            <w:r>
+              <w:rPr>
+                <w:rFonts w:ascii="Microsoft YaHei" w:hAnsi="Microsoft YaHei" w:eastAsia="Microsoft YaHei" w:cs="Microsoft YaHei"/>
+                <w:b w:val="0"/>
+                <w:color w:val="000000"/>
+                <w:sz w:val="15"/>
               </w:rPr>
               <w:t>+0.011</w:t>
               <w:br/>
@@ -5058,26 +4940,26 @@
         </w:tc>
         <w:tc>
           <w:tcPr>
-            <w:tcW w:type="dxa" w:w="959"/>
-            <w:vAlign w:val="center"/>
-            <w:tcMar>
-              <w:top w:w="70" w:type="dxa"/>
-              <w:bottom w:w="70" w:type="dxa"/>
-              <w:start w:w="95" w:type="dxa"/>
-              <w:end w:w="95" w:type="dxa"/>
-            </w:tcMar>
-          </w:tcPr>
-          <w:p>
-            <w:pPr>
-              <w:spacing w:after="0" w:line="247" w:lineRule="auto"/>
-            </w:pPr>
-            <w:r/>
-            <w:r>
-              <w:rPr>
-                <w:rFonts w:ascii="Microsoft YaHei" w:hAnsi="Microsoft YaHei" w:eastAsia="Microsoft YaHei" w:cs="Microsoft YaHei"/>
-                <w:b w:val="0"/>
-                <w:color w:val="000000"/>
-                <w:sz w:val="14"/>
+            <w:tcW w:type="dxa" w:w="1050"/>
+            <w:vAlign w:val="center"/>
+            <w:tcMar>
+              <w:top w:w="70" w:type="dxa"/>
+              <w:bottom w:w="70" w:type="dxa"/>
+              <w:start w:w="95" w:type="dxa"/>
+              <w:end w:w="95" w:type="dxa"/>
+            </w:tcMar>
+          </w:tcPr>
+          <w:p>
+            <w:pPr>
+              <w:spacing w:after="0" w:line="247" w:lineRule="auto"/>
+            </w:pPr>
+            <w:r/>
+            <w:r>
+              <w:rPr>
+                <w:rFonts w:ascii="Microsoft YaHei" w:hAnsi="Microsoft YaHei" w:eastAsia="Microsoft YaHei" w:cs="Microsoft YaHei"/>
+                <w:b w:val="0"/>
+                <w:color w:val="000000"/>
+                <w:sz w:val="15"/>
               </w:rPr>
               <w:t>+0.004</w:t>
               <w:br/>
@@ -5087,26 +4969,26 @@
         </w:tc>
         <w:tc>
           <w:tcPr>
-            <w:tcW w:type="dxa" w:w="1076"/>
-            <w:vAlign w:val="center"/>
-            <w:tcMar>
-              <w:top w:w="70" w:type="dxa"/>
-              <w:bottom w:w="70" w:type="dxa"/>
-              <w:start w:w="95" w:type="dxa"/>
-              <w:end w:w="95" w:type="dxa"/>
-            </w:tcMar>
-          </w:tcPr>
-          <w:p>
-            <w:pPr>
-              <w:spacing w:after="0" w:line="247" w:lineRule="auto"/>
-            </w:pPr>
-            <w:r/>
-            <w:r>
-              <w:rPr>
-                <w:rFonts w:ascii="Microsoft YaHei" w:hAnsi="Microsoft YaHei" w:eastAsia="Microsoft YaHei" w:cs="Microsoft YaHei"/>
-                <w:b w:val="0"/>
-                <w:color w:val="000000"/>
-                <w:sz w:val="14"/>
+            <w:tcW w:type="dxa" w:w="1178"/>
+            <w:vAlign w:val="center"/>
+            <w:tcMar>
+              <w:top w:w="70" w:type="dxa"/>
+              <w:bottom w:w="70" w:type="dxa"/>
+              <w:start w:w="95" w:type="dxa"/>
+              <w:end w:w="95" w:type="dxa"/>
+            </w:tcMar>
+          </w:tcPr>
+          <w:p>
+            <w:pPr>
+              <w:spacing w:after="0" w:line="247" w:lineRule="auto"/>
+            </w:pPr>
+            <w:r/>
+            <w:r>
+              <w:rPr>
+                <w:rFonts w:ascii="Microsoft YaHei" w:hAnsi="Microsoft YaHei" w:eastAsia="Microsoft YaHei" w:cs="Microsoft YaHei"/>
+                <w:b w:val="0"/>
+                <w:color w:val="000000"/>
+                <w:sz w:val="15"/>
               </w:rPr>
               <w:t>+1.390 °C</w:t>
               <w:br/>
@@ -5116,57 +4998,28 @@
         </w:tc>
         <w:tc>
           <w:tcPr>
-            <w:tcW w:type="dxa" w:w="1696"/>
-            <w:vAlign w:val="center"/>
-            <w:tcMar>
-              <w:top w:w="70" w:type="dxa"/>
-              <w:bottom w:w="70" w:type="dxa"/>
-              <w:start w:w="95" w:type="dxa"/>
-              <w:end w:w="95" w:type="dxa"/>
-            </w:tcMar>
-          </w:tcPr>
-          <w:p>
-            <w:pPr>
-              <w:spacing w:after="0" w:line="247" w:lineRule="auto"/>
-            </w:pPr>
-            <w:r/>
-            <w:r>
-              <w:rPr>
-                <w:rFonts w:ascii="Microsoft YaHei" w:hAnsi="Microsoft YaHei" w:eastAsia="Microsoft YaHei" w:cs="Microsoft YaHei"/>
-                <w:b w:val="0"/>
-                <w:color w:val="000000"/>
-                <w:sz w:val="14"/>
-              </w:rPr>
-              <w:t>实验复合物</w:t>
-              <w:br/>
-              <w:t>存在结构担忧（中置信）</w:t>
-            </w:r>
-          </w:p>
-        </w:tc>
-        <w:tc>
-          <w:tcPr>
-            <w:tcW w:type="dxa" w:w="2985"/>
-            <w:vAlign w:val="center"/>
-            <w:tcMar>
-              <w:top w:w="70" w:type="dxa"/>
-              <w:bottom w:w="70" w:type="dxa"/>
-              <w:start w:w="95" w:type="dxa"/>
-              <w:end w:w="95" w:type="dxa"/>
-            </w:tcMar>
-          </w:tcPr>
-          <w:p>
-            <w:pPr>
-              <w:spacing w:after="0" w:line="247" w:lineRule="auto"/>
-            </w:pPr>
-            <w:r/>
-            <w:r>
-              <w:rPr>
-                <w:rFonts w:ascii="Microsoft YaHei" w:hAnsi="Microsoft YaHei" w:eastAsia="Microsoft YaHei" w:cs="Microsoft YaHei"/>
-                <w:b w:val="0"/>
-                <w:color w:val="000000"/>
-                <w:sz w:val="14"/>
-              </w:rPr>
-              <w:t>U和Tm均中等改善；靠近Cys22，大体积带电侧链需实验关注。</w:t>
+            <w:tcW w:type="dxa" w:w="4224"/>
+            <w:vAlign w:val="center"/>
+            <w:tcMar>
+              <w:top w:w="70" w:type="dxa"/>
+              <w:bottom w:w="70" w:type="dxa"/>
+              <w:start w:w="95" w:type="dxa"/>
+              <w:end w:w="95" w:type="dxa"/>
+            </w:tcMar>
+          </w:tcPr>
+          <w:p>
+            <w:pPr>
+              <w:spacing w:after="0" w:line="247" w:lineRule="auto"/>
+            </w:pPr>
+            <w:r/>
+            <w:r>
+              <w:rPr>
+                <w:rFonts w:ascii="Microsoft YaHei" w:hAnsi="Microsoft YaHei" w:eastAsia="Microsoft YaHei" w:cs="Microsoft YaHei"/>
+                <w:b w:val="0"/>
+                <w:color w:val="000000"/>
+                <w:sz w:val="15"/>
+              </w:rPr>
+              <w:t>U和Tm均中等改善。</w:t>
             </w:r>
           </w:p>
         </w:tc>
@@ -5177,26 +5030,26 @@
         </w:trPr>
         <w:tc>
           <w:tcPr>
-            <w:tcW w:type="dxa" w:w="445"/>
-            <w:vAlign w:val="center"/>
-            <w:tcMar>
-              <w:top w:w="70" w:type="dxa"/>
-              <w:bottom w:w="70" w:type="dxa"/>
-              <w:start w:w="95" w:type="dxa"/>
-              <w:end w:w="95" w:type="dxa"/>
-            </w:tcMar>
-          </w:tcPr>
-          <w:p>
-            <w:pPr>
-              <w:spacing w:after="0" w:line="247" w:lineRule="auto"/>
-            </w:pPr>
-            <w:r/>
-            <w:r>
-              <w:rPr>
-                <w:rFonts w:ascii="Microsoft YaHei" w:hAnsi="Microsoft YaHei" w:eastAsia="Microsoft YaHei" w:cs="Microsoft YaHei"/>
-                <w:b w:val="0"/>
-                <w:color w:val="000000"/>
-                <w:sz w:val="14"/>
+            <w:tcW w:type="dxa" w:w="487"/>
+            <w:vAlign w:val="center"/>
+            <w:tcMar>
+              <w:top w:w="70" w:type="dxa"/>
+              <w:bottom w:w="70" w:type="dxa"/>
+              <w:start w:w="95" w:type="dxa"/>
+              <w:end w:w="95" w:type="dxa"/>
+            </w:tcMar>
+          </w:tcPr>
+          <w:p>
+            <w:pPr>
+              <w:spacing w:after="0" w:line="247" w:lineRule="auto"/>
+            </w:pPr>
+            <w:r/>
+            <w:r>
+              <w:rPr>
+                <w:rFonts w:ascii="Microsoft YaHei" w:hAnsi="Microsoft YaHei" w:eastAsia="Microsoft YaHei" w:cs="Microsoft YaHei"/>
+                <w:b w:val="0"/>
+                <w:color w:val="000000"/>
+                <w:sz w:val="15"/>
               </w:rPr>
               <w:t>5</w:t>
             </w:r>
@@ -5204,26 +5057,26 @@
         </w:tc>
         <w:tc>
           <w:tcPr>
-            <w:tcW w:type="dxa" w:w="725"/>
-            <w:vAlign w:val="center"/>
-            <w:tcMar>
-              <w:top w:w="70" w:type="dxa"/>
-              <w:bottom w:w="70" w:type="dxa"/>
-              <w:start w:w="95" w:type="dxa"/>
-              <w:end w:w="95" w:type="dxa"/>
-            </w:tcMar>
-          </w:tcPr>
-          <w:p>
-            <w:pPr>
-              <w:spacing w:after="0" w:line="247" w:lineRule="auto"/>
-            </w:pPr>
-            <w:r/>
-            <w:r>
-              <w:rPr>
-                <w:rFonts w:ascii="Microsoft YaHei" w:hAnsi="Microsoft YaHei" w:eastAsia="Microsoft YaHei" w:cs="Microsoft YaHei"/>
-                <w:b w:val="0"/>
-                <w:color w:val="000000"/>
-                <w:sz w:val="14"/>
+            <w:tcW w:type="dxa" w:w="794"/>
+            <w:vAlign w:val="center"/>
+            <w:tcMar>
+              <w:top w:w="70" w:type="dxa"/>
+              <w:bottom w:w="70" w:type="dxa"/>
+              <w:start w:w="95" w:type="dxa"/>
+              <w:end w:w="95" w:type="dxa"/>
+            </w:tcMar>
+          </w:tcPr>
+          <w:p>
+            <w:pPr>
+              <w:spacing w:after="0" w:line="247" w:lineRule="auto"/>
+            </w:pPr>
+            <w:r/>
+            <w:r>
+              <w:rPr>
+                <w:rFonts w:ascii="Microsoft YaHei" w:hAnsi="Microsoft YaHei" w:eastAsia="Microsoft YaHei" w:cs="Microsoft YaHei"/>
+                <w:b w:val="0"/>
+                <w:color w:val="000000"/>
+                <w:sz w:val="15"/>
               </w:rPr>
               <w:t>Q5V</w:t>
             </w:r>
@@ -5231,26 +5084,26 @@
         </w:tc>
         <w:tc>
           <w:tcPr>
-            <w:tcW w:type="dxa" w:w="655"/>
-            <w:vAlign w:val="center"/>
-            <w:tcMar>
-              <w:top w:w="70" w:type="dxa"/>
-              <w:bottom w:w="70" w:type="dxa"/>
-              <w:start w:w="95" w:type="dxa"/>
-              <w:end w:w="95" w:type="dxa"/>
-            </w:tcMar>
-          </w:tcPr>
-          <w:p>
-            <w:pPr>
-              <w:spacing w:after="0" w:line="247" w:lineRule="auto"/>
-            </w:pPr>
-            <w:r/>
-            <w:r>
-              <w:rPr>
-                <w:rFonts w:ascii="Microsoft YaHei" w:hAnsi="Microsoft YaHei" w:eastAsia="Microsoft YaHei" w:cs="Microsoft YaHei"/>
-                <w:b w:val="0"/>
-                <w:color w:val="000000"/>
-                <w:sz w:val="14"/>
+            <w:tcW w:type="dxa" w:w="717"/>
+            <w:vAlign w:val="center"/>
+            <w:tcMar>
+              <w:top w:w="70" w:type="dxa"/>
+              <w:bottom w:w="70" w:type="dxa"/>
+              <w:start w:w="95" w:type="dxa"/>
+              <w:end w:w="95" w:type="dxa"/>
+            </w:tcMar>
+          </w:tcPr>
+          <w:p>
+            <w:pPr>
+              <w:spacing w:after="0" w:line="247" w:lineRule="auto"/>
+            </w:pPr>
+            <w:r/>
+            <w:r>
+              <w:rPr>
+                <w:rFonts w:ascii="Microsoft YaHei" w:hAnsi="Microsoft YaHei" w:eastAsia="Microsoft YaHei" w:cs="Microsoft YaHei"/>
+                <w:b w:val="0"/>
+                <w:color w:val="000000"/>
+                <w:sz w:val="15"/>
               </w:rPr>
               <w:t>FR1</w:t>
             </w:r>
@@ -5258,26 +5111,26 @@
         </w:tc>
         <w:tc>
           <w:tcPr>
-            <w:tcW w:type="dxa" w:w="959"/>
-            <w:vAlign w:val="center"/>
-            <w:tcMar>
-              <w:top w:w="70" w:type="dxa"/>
-              <w:bottom w:w="70" w:type="dxa"/>
-              <w:start w:w="95" w:type="dxa"/>
-              <w:end w:w="95" w:type="dxa"/>
-            </w:tcMar>
-          </w:tcPr>
-          <w:p>
-            <w:pPr>
-              <w:spacing w:after="0" w:line="247" w:lineRule="auto"/>
-            </w:pPr>
-            <w:r/>
-            <w:r>
-              <w:rPr>
-                <w:rFonts w:ascii="Microsoft YaHei" w:hAnsi="Microsoft YaHei" w:eastAsia="Microsoft YaHei" w:cs="Microsoft YaHei"/>
-                <w:b w:val="0"/>
-                <w:color w:val="000000"/>
-                <w:sz w:val="14"/>
+            <w:tcW w:type="dxa" w:w="1050"/>
+            <w:vAlign w:val="center"/>
+            <w:tcMar>
+              <w:top w:w="70" w:type="dxa"/>
+              <w:bottom w:w="70" w:type="dxa"/>
+              <w:start w:w="95" w:type="dxa"/>
+              <w:end w:w="95" w:type="dxa"/>
+            </w:tcMar>
+          </w:tcPr>
+          <w:p>
+            <w:pPr>
+              <w:spacing w:after="0" w:line="247" w:lineRule="auto"/>
+            </w:pPr>
+            <w:r/>
+            <w:r>
+              <w:rPr>
+                <w:rFonts w:ascii="Microsoft YaHei" w:hAnsi="Microsoft YaHei" w:eastAsia="Microsoft YaHei" w:cs="Microsoft YaHei"/>
+                <w:b w:val="0"/>
+                <w:color w:val="000000"/>
+                <w:sz w:val="15"/>
               </w:rPr>
               <w:t>-0.003</w:t>
               <w:br/>
@@ -5287,26 +5140,26 @@
         </w:tc>
         <w:tc>
           <w:tcPr>
-            <w:tcW w:type="dxa" w:w="959"/>
-            <w:vAlign w:val="center"/>
-            <w:tcMar>
-              <w:top w:w="70" w:type="dxa"/>
-              <w:bottom w:w="70" w:type="dxa"/>
-              <w:start w:w="95" w:type="dxa"/>
-              <w:end w:w="95" w:type="dxa"/>
-            </w:tcMar>
-          </w:tcPr>
-          <w:p>
-            <w:pPr>
-              <w:spacing w:after="0" w:line="247" w:lineRule="auto"/>
-            </w:pPr>
-            <w:r/>
-            <w:r>
-              <w:rPr>
-                <w:rFonts w:ascii="Microsoft YaHei" w:hAnsi="Microsoft YaHei" w:eastAsia="Microsoft YaHei" w:cs="Microsoft YaHei"/>
-                <w:b w:val="0"/>
-                <w:color w:val="000000"/>
-                <w:sz w:val="14"/>
+            <w:tcW w:type="dxa" w:w="1050"/>
+            <w:vAlign w:val="center"/>
+            <w:tcMar>
+              <w:top w:w="70" w:type="dxa"/>
+              <w:bottom w:w="70" w:type="dxa"/>
+              <w:start w:w="95" w:type="dxa"/>
+              <w:end w:w="95" w:type="dxa"/>
+            </w:tcMar>
+          </w:tcPr>
+          <w:p>
+            <w:pPr>
+              <w:spacing w:after="0" w:line="247" w:lineRule="auto"/>
+            </w:pPr>
+            <w:r/>
+            <w:r>
+              <w:rPr>
+                <w:rFonts w:ascii="Microsoft YaHei" w:hAnsi="Microsoft YaHei" w:eastAsia="Microsoft YaHei" w:cs="Microsoft YaHei"/>
+                <w:b w:val="0"/>
+                <w:color w:val="000000"/>
+                <w:sz w:val="15"/>
               </w:rPr>
               <w:t>+0.001</w:t>
               <w:br/>
@@ -5316,26 +5169,26 @@
         </w:tc>
         <w:tc>
           <w:tcPr>
-            <w:tcW w:type="dxa" w:w="1076"/>
-            <w:vAlign w:val="center"/>
-            <w:tcMar>
-              <w:top w:w="70" w:type="dxa"/>
-              <w:bottom w:w="70" w:type="dxa"/>
-              <w:start w:w="95" w:type="dxa"/>
-              <w:end w:w="95" w:type="dxa"/>
-            </w:tcMar>
-          </w:tcPr>
-          <w:p>
-            <w:pPr>
-              <w:spacing w:after="0" w:line="247" w:lineRule="auto"/>
-            </w:pPr>
-            <w:r/>
-            <w:r>
-              <w:rPr>
-                <w:rFonts w:ascii="Microsoft YaHei" w:hAnsi="Microsoft YaHei" w:eastAsia="Microsoft YaHei" w:cs="Microsoft YaHei"/>
-                <w:b w:val="0"/>
-                <w:color w:val="000000"/>
-                <w:sz w:val="14"/>
+            <w:tcW w:type="dxa" w:w="1178"/>
+            <w:vAlign w:val="center"/>
+            <w:tcMar>
+              <w:top w:w="70" w:type="dxa"/>
+              <w:bottom w:w="70" w:type="dxa"/>
+              <w:start w:w="95" w:type="dxa"/>
+              <w:end w:w="95" w:type="dxa"/>
+            </w:tcMar>
+          </w:tcPr>
+          <w:p>
+            <w:pPr>
+              <w:spacing w:after="0" w:line="247" w:lineRule="auto"/>
+            </w:pPr>
+            <w:r/>
+            <w:r>
+              <w:rPr>
+                <w:rFonts w:ascii="Microsoft YaHei" w:hAnsi="Microsoft YaHei" w:eastAsia="Microsoft YaHei" w:cs="Microsoft YaHei"/>
+                <w:b w:val="0"/>
+                <w:color w:val="000000"/>
+                <w:sz w:val="15"/>
               </w:rPr>
               <w:t>+2.040 °C</w:t>
               <w:br/>
@@ -5345,57 +5198,28 @@
         </w:tc>
         <w:tc>
           <w:tcPr>
-            <w:tcW w:type="dxa" w:w="1696"/>
-            <w:vAlign w:val="center"/>
-            <w:tcMar>
-              <w:top w:w="70" w:type="dxa"/>
-              <w:bottom w:w="70" w:type="dxa"/>
-              <w:start w:w="95" w:type="dxa"/>
-              <w:end w:w="95" w:type="dxa"/>
-            </w:tcMar>
-          </w:tcPr>
-          <w:p>
-            <w:pPr>
-              <w:spacing w:after="0" w:line="247" w:lineRule="auto"/>
-            </w:pPr>
-            <w:r/>
-            <w:r>
-              <w:rPr>
-                <w:rFonts w:ascii="Microsoft YaHei" w:hAnsi="Microsoft YaHei" w:eastAsia="Microsoft YaHei" w:cs="Microsoft YaHei"/>
-                <w:b w:val="0"/>
-                <w:color w:val="000000"/>
-                <w:sz w:val="14"/>
-              </w:rPr>
-              <w:t>实验复合物</w:t>
-              <w:br/>
-              <w:t>谨慎合理（中置信）</w:t>
-            </w:r>
-          </w:p>
-        </w:tc>
-        <w:tc>
-          <w:tcPr>
-            <w:tcW w:type="dxa" w:w="2985"/>
-            <w:vAlign w:val="center"/>
-            <w:tcMar>
-              <w:top w:w="70" w:type="dxa"/>
-              <w:bottom w:w="70" w:type="dxa"/>
-              <w:start w:w="95" w:type="dxa"/>
-              <w:end w:w="95" w:type="dxa"/>
-            </w:tcMar>
-          </w:tcPr>
-          <w:p>
-            <w:pPr>
-              <w:spacing w:after="0" w:line="247" w:lineRule="auto"/>
-            </w:pPr>
-            <w:r/>
-            <w:r>
-              <w:rPr>
-                <w:rFonts w:ascii="Microsoft YaHei" w:hAnsi="Microsoft YaHei" w:eastAsia="Microsoft YaHei" w:cs="Microsoft YaHei"/>
-                <w:b w:val="0"/>
-                <w:color w:val="000000"/>
-                <w:sz w:val="14"/>
-              </w:rPr>
-              <w:t>Tm显著改善且为唯一允许的天然共识回变；表面疏水性可能上升。</w:t>
+            <w:tcW w:type="dxa" w:w="4224"/>
+            <w:vAlign w:val="center"/>
+            <w:tcMar>
+              <w:top w:w="70" w:type="dxa"/>
+              <w:bottom w:w="70" w:type="dxa"/>
+              <w:start w:w="95" w:type="dxa"/>
+              <w:end w:w="95" w:type="dxa"/>
+            </w:tcMar>
+          </w:tcPr>
+          <w:p>
+            <w:pPr>
+              <w:spacing w:after="0" w:line="247" w:lineRule="auto"/>
+            </w:pPr>
+            <w:r/>
+            <w:r>
+              <w:rPr>
+                <w:rFonts w:ascii="Microsoft YaHei" w:hAnsi="Microsoft YaHei" w:eastAsia="Microsoft YaHei" w:cs="Microsoft YaHei"/>
+                <w:b w:val="0"/>
+                <w:color w:val="000000"/>
+                <w:sz w:val="15"/>
+              </w:rPr>
+              <w:t>Tm显著改善，且为唯一允许的天然共识回变。</w:t>
             </w:r>
           </w:p>
         </w:tc>
@@ -5406,26 +5230,26 @@
         </w:trPr>
         <w:tc>
           <w:tcPr>
-            <w:tcW w:type="dxa" w:w="445"/>
-            <w:vAlign w:val="center"/>
-            <w:tcMar>
-              <w:top w:w="70" w:type="dxa"/>
-              <w:bottom w:w="70" w:type="dxa"/>
-              <w:start w:w="95" w:type="dxa"/>
-              <w:end w:w="95" w:type="dxa"/>
-            </w:tcMar>
-          </w:tcPr>
-          <w:p>
-            <w:pPr>
-              <w:spacing w:after="0" w:line="247" w:lineRule="auto"/>
-            </w:pPr>
-            <w:r/>
-            <w:r>
-              <w:rPr>
-                <w:rFonts w:ascii="Microsoft YaHei" w:hAnsi="Microsoft YaHei" w:eastAsia="Microsoft YaHei" w:cs="Microsoft YaHei"/>
-                <w:b w:val="0"/>
-                <w:color w:val="000000"/>
-                <w:sz w:val="14"/>
+            <w:tcW w:type="dxa" w:w="487"/>
+            <w:vAlign w:val="center"/>
+            <w:tcMar>
+              <w:top w:w="70" w:type="dxa"/>
+              <w:bottom w:w="70" w:type="dxa"/>
+              <w:start w:w="95" w:type="dxa"/>
+              <w:end w:w="95" w:type="dxa"/>
+            </w:tcMar>
+          </w:tcPr>
+          <w:p>
+            <w:pPr>
+              <w:spacing w:after="0" w:line="247" w:lineRule="auto"/>
+            </w:pPr>
+            <w:r/>
+            <w:r>
+              <w:rPr>
+                <w:rFonts w:ascii="Microsoft YaHei" w:hAnsi="Microsoft YaHei" w:eastAsia="Microsoft YaHei" w:cs="Microsoft YaHei"/>
+                <w:b w:val="0"/>
+                <w:color w:val="000000"/>
+                <w:sz w:val="15"/>
               </w:rPr>
               <w:t>6</w:t>
             </w:r>
@@ -5433,26 +5257,26 @@
         </w:tc>
         <w:tc>
           <w:tcPr>
-            <w:tcW w:type="dxa" w:w="725"/>
-            <w:vAlign w:val="center"/>
-            <w:tcMar>
-              <w:top w:w="70" w:type="dxa"/>
-              <w:bottom w:w="70" w:type="dxa"/>
-              <w:start w:w="95" w:type="dxa"/>
-              <w:end w:w="95" w:type="dxa"/>
-            </w:tcMar>
-          </w:tcPr>
-          <w:p>
-            <w:pPr>
-              <w:spacing w:after="0" w:line="247" w:lineRule="auto"/>
-            </w:pPr>
-            <w:r/>
-            <w:r>
-              <w:rPr>
-                <w:rFonts w:ascii="Microsoft YaHei" w:hAnsi="Microsoft YaHei" w:eastAsia="Microsoft YaHei" w:cs="Microsoft YaHei"/>
-                <w:b w:val="0"/>
-                <w:color w:val="000000"/>
-                <w:sz w:val="14"/>
+            <w:tcW w:type="dxa" w:w="794"/>
+            <w:vAlign w:val="center"/>
+            <w:tcMar>
+              <w:top w:w="70" w:type="dxa"/>
+              <w:bottom w:w="70" w:type="dxa"/>
+              <w:start w:w="95" w:type="dxa"/>
+              <w:end w:w="95" w:type="dxa"/>
+            </w:tcMar>
+          </w:tcPr>
+          <w:p>
+            <w:pPr>
+              <w:spacing w:after="0" w:line="247" w:lineRule="auto"/>
+            </w:pPr>
+            <w:r/>
+            <w:r>
+              <w:rPr>
+                <w:rFonts w:ascii="Microsoft YaHei" w:hAnsi="Microsoft YaHei" w:eastAsia="Microsoft YaHei" w:cs="Microsoft YaHei"/>
+                <w:b w:val="0"/>
+                <w:color w:val="000000"/>
+                <w:sz w:val="15"/>
               </w:rPr>
               <w:t>S55G</w:t>
             </w:r>
@@ -5460,26 +5284,26 @@
         </w:tc>
         <w:tc>
           <w:tcPr>
-            <w:tcW w:type="dxa" w:w="655"/>
-            <w:vAlign w:val="center"/>
-            <w:tcMar>
-              <w:top w:w="70" w:type="dxa"/>
-              <w:bottom w:w="70" w:type="dxa"/>
-              <w:start w:w="95" w:type="dxa"/>
-              <w:end w:w="95" w:type="dxa"/>
-            </w:tcMar>
-          </w:tcPr>
-          <w:p>
-            <w:pPr>
-              <w:spacing w:after="0" w:line="247" w:lineRule="auto"/>
-            </w:pPr>
-            <w:r/>
-            <w:r>
-              <w:rPr>
-                <w:rFonts w:ascii="Microsoft YaHei" w:hAnsi="Microsoft YaHei" w:eastAsia="Microsoft YaHei" w:cs="Microsoft YaHei"/>
-                <w:b w:val="0"/>
-                <w:color w:val="000000"/>
-                <w:sz w:val="14"/>
+            <w:tcW w:type="dxa" w:w="717"/>
+            <w:vAlign w:val="center"/>
+            <w:tcMar>
+              <w:top w:w="70" w:type="dxa"/>
+              <w:bottom w:w="70" w:type="dxa"/>
+              <w:start w:w="95" w:type="dxa"/>
+              <w:end w:w="95" w:type="dxa"/>
+            </w:tcMar>
+          </w:tcPr>
+          <w:p>
+            <w:pPr>
+              <w:spacing w:after="0" w:line="247" w:lineRule="auto"/>
+            </w:pPr>
+            <w:r/>
+            <w:r>
+              <w:rPr>
+                <w:rFonts w:ascii="Microsoft YaHei" w:hAnsi="Microsoft YaHei" w:eastAsia="Microsoft YaHei" w:cs="Microsoft YaHei"/>
+                <w:b w:val="0"/>
+                <w:color w:val="000000"/>
+                <w:sz w:val="15"/>
               </w:rPr>
               <w:t>CDR2</w:t>
             </w:r>
@@ -5487,26 +5311,26 @@
         </w:tc>
         <w:tc>
           <w:tcPr>
-            <w:tcW w:type="dxa" w:w="959"/>
-            <w:vAlign w:val="center"/>
-            <w:tcMar>
-              <w:top w:w="70" w:type="dxa"/>
-              <w:bottom w:w="70" w:type="dxa"/>
-              <w:start w:w="95" w:type="dxa"/>
-              <w:end w:w="95" w:type="dxa"/>
-            </w:tcMar>
-          </w:tcPr>
-          <w:p>
-            <w:pPr>
-              <w:spacing w:after="0" w:line="247" w:lineRule="auto"/>
-            </w:pPr>
-            <w:r/>
-            <w:r>
-              <w:rPr>
-                <w:rFonts w:ascii="Microsoft YaHei" w:hAnsi="Microsoft YaHei" w:eastAsia="Microsoft YaHei" w:cs="Microsoft YaHei"/>
-                <w:b w:val="0"/>
-                <w:color w:val="000000"/>
-                <w:sz w:val="14"/>
+            <w:tcW w:type="dxa" w:w="1050"/>
+            <w:vAlign w:val="center"/>
+            <w:tcMar>
+              <w:top w:w="70" w:type="dxa"/>
+              <w:bottom w:w="70" w:type="dxa"/>
+              <w:start w:w="95" w:type="dxa"/>
+              <w:end w:w="95" w:type="dxa"/>
+            </w:tcMar>
+          </w:tcPr>
+          <w:p>
+            <w:pPr>
+              <w:spacing w:after="0" w:line="247" w:lineRule="auto"/>
+            </w:pPr>
+            <w:r/>
+            <w:r>
+              <w:rPr>
+                <w:rFonts w:ascii="Microsoft YaHei" w:hAnsi="Microsoft YaHei" w:eastAsia="Microsoft YaHei" w:cs="Microsoft YaHei"/>
+                <w:b w:val="0"/>
+                <w:color w:val="000000"/>
+                <w:sz w:val="15"/>
               </w:rPr>
               <w:t>+0.005</w:t>
               <w:br/>
@@ -5516,26 +5340,26 @@
         </w:tc>
         <w:tc>
           <w:tcPr>
-            <w:tcW w:type="dxa" w:w="959"/>
-            <w:vAlign w:val="center"/>
-            <w:tcMar>
-              <w:top w:w="70" w:type="dxa"/>
-              <w:bottom w:w="70" w:type="dxa"/>
-              <w:start w:w="95" w:type="dxa"/>
-              <w:end w:w="95" w:type="dxa"/>
-            </w:tcMar>
-          </w:tcPr>
-          <w:p>
-            <w:pPr>
-              <w:spacing w:after="0" w:line="247" w:lineRule="auto"/>
-            </w:pPr>
-            <w:r/>
-            <w:r>
-              <w:rPr>
-                <w:rFonts w:ascii="Microsoft YaHei" w:hAnsi="Microsoft YaHei" w:eastAsia="Microsoft YaHei" w:cs="Microsoft YaHei"/>
-                <w:b w:val="0"/>
-                <w:color w:val="000000"/>
-                <w:sz w:val="14"/>
+            <w:tcW w:type="dxa" w:w="1050"/>
+            <w:vAlign w:val="center"/>
+            <w:tcMar>
+              <w:top w:w="70" w:type="dxa"/>
+              <w:bottom w:w="70" w:type="dxa"/>
+              <w:start w:w="95" w:type="dxa"/>
+              <w:end w:w="95" w:type="dxa"/>
+            </w:tcMar>
+          </w:tcPr>
+          <w:p>
+            <w:pPr>
+              <w:spacing w:after="0" w:line="247" w:lineRule="auto"/>
+            </w:pPr>
+            <w:r/>
+            <w:r>
+              <w:rPr>
+                <w:rFonts w:ascii="Microsoft YaHei" w:hAnsi="Microsoft YaHei" w:eastAsia="Microsoft YaHei" w:cs="Microsoft YaHei"/>
+                <w:b w:val="0"/>
+                <w:color w:val="000000"/>
+                <w:sz w:val="15"/>
               </w:rPr>
               <w:t>-0.005</w:t>
               <w:br/>
@@ -5545,26 +5369,26 @@
         </w:tc>
         <w:tc>
           <w:tcPr>
-            <w:tcW w:type="dxa" w:w="1076"/>
-            <w:vAlign w:val="center"/>
-            <w:tcMar>
-              <w:top w:w="70" w:type="dxa"/>
-              <w:bottom w:w="70" w:type="dxa"/>
-              <w:start w:w="95" w:type="dxa"/>
-              <w:end w:w="95" w:type="dxa"/>
-            </w:tcMar>
-          </w:tcPr>
-          <w:p>
-            <w:pPr>
-              <w:spacing w:after="0" w:line="247" w:lineRule="auto"/>
-            </w:pPr>
-            <w:r/>
-            <w:r>
-              <w:rPr>
-                <w:rFonts w:ascii="Microsoft YaHei" w:hAnsi="Microsoft YaHei" w:eastAsia="Microsoft YaHei" w:cs="Microsoft YaHei"/>
-                <w:b w:val="0"/>
-                <w:color w:val="000000"/>
-                <w:sz w:val="14"/>
+            <w:tcW w:type="dxa" w:w="1178"/>
+            <w:vAlign w:val="center"/>
+            <w:tcMar>
+              <w:top w:w="70" w:type="dxa"/>
+              <w:bottom w:w="70" w:type="dxa"/>
+              <w:start w:w="95" w:type="dxa"/>
+              <w:end w:w="95" w:type="dxa"/>
+            </w:tcMar>
+          </w:tcPr>
+          <w:p>
+            <w:pPr>
+              <w:spacing w:after="0" w:line="247" w:lineRule="auto"/>
+            </w:pPr>
+            <w:r/>
+            <w:r>
+              <w:rPr>
+                <w:rFonts w:ascii="Microsoft YaHei" w:hAnsi="Microsoft YaHei" w:eastAsia="Microsoft YaHei" w:cs="Microsoft YaHei"/>
+                <w:b w:val="0"/>
+                <w:color w:val="000000"/>
+                <w:sz w:val="15"/>
               </w:rPr>
               <w:t>+1.980 °C</w:t>
               <w:br/>
@@ -5574,57 +5398,28 @@
         </w:tc>
         <w:tc>
           <w:tcPr>
-            <w:tcW w:type="dxa" w:w="1696"/>
-            <w:vAlign w:val="center"/>
-            <w:tcMar>
-              <w:top w:w="70" w:type="dxa"/>
-              <w:bottom w:w="70" w:type="dxa"/>
-              <w:start w:w="95" w:type="dxa"/>
-              <w:end w:w="95" w:type="dxa"/>
-            </w:tcMar>
-          </w:tcPr>
-          <w:p>
-            <w:pPr>
-              <w:spacing w:after="0" w:line="247" w:lineRule="auto"/>
-            </w:pPr>
-            <w:r/>
-            <w:r>
-              <w:rPr>
-                <w:rFonts w:ascii="Microsoft YaHei" w:hAnsi="Microsoft YaHei" w:eastAsia="Microsoft YaHei" w:cs="Microsoft YaHei"/>
-                <w:b w:val="0"/>
-                <w:color w:val="000000"/>
-                <w:sz w:val="14"/>
-              </w:rPr>
-              <w:t>实验复合物</w:t>
-              <w:br/>
-              <w:t>谨慎合理（中置信）</w:t>
-            </w:r>
-          </w:p>
-        </w:tc>
-        <w:tc>
-          <w:tcPr>
-            <w:tcW w:type="dxa" w:w="2985"/>
-            <w:vAlign w:val="center"/>
-            <w:tcMar>
-              <w:top w:w="70" w:type="dxa"/>
-              <w:bottom w:w="70" w:type="dxa"/>
-              <w:start w:w="95" w:type="dxa"/>
-              <w:end w:w="95" w:type="dxa"/>
-            </w:tcMar>
-          </w:tcPr>
-          <w:p>
-            <w:pPr>
-              <w:spacing w:after="0" w:line="247" w:lineRule="auto"/>
-            </w:pPr>
-            <w:r/>
-            <w:r>
-              <w:rPr>
-                <w:rFonts w:ascii="Microsoft YaHei" w:hAnsi="Microsoft YaHei" w:eastAsia="Microsoft YaHei" w:cs="Microsoft YaHei"/>
-                <w:b w:val="0"/>
-                <w:color w:val="000000"/>
-                <w:sz w:val="14"/>
-              </w:rPr>
-              <w:t>Tm显著改善；Gly可能增加CDR2柔性，作为机制权衡候选。</w:t>
+            <w:tcW w:type="dxa" w:w="4224"/>
+            <w:vAlign w:val="center"/>
+            <w:tcMar>
+              <w:top w:w="70" w:type="dxa"/>
+              <w:bottom w:w="70" w:type="dxa"/>
+              <w:start w:w="95" w:type="dxa"/>
+              <w:end w:w="95" w:type="dxa"/>
+            </w:tcMar>
+          </w:tcPr>
+          <w:p>
+            <w:pPr>
+              <w:spacing w:after="0" w:line="247" w:lineRule="auto"/>
+            </w:pPr>
+            <w:r/>
+            <w:r>
+              <w:rPr>
+                <w:rFonts w:ascii="Microsoft YaHei" w:hAnsi="Microsoft YaHei" w:eastAsia="Microsoft YaHei" w:cs="Microsoft YaHei"/>
+                <w:b w:val="0"/>
+                <w:color w:val="000000"/>
+                <w:sz w:val="15"/>
+              </w:rPr>
+              <w:t>Tm显著改善。</w:t>
             </w:r>
           </w:p>
         </w:tc>
@@ -5635,26 +5430,26 @@
         </w:trPr>
         <w:tc>
           <w:tcPr>
-            <w:tcW w:type="dxa" w:w="445"/>
-            <w:vAlign w:val="center"/>
-            <w:tcMar>
-              <w:top w:w="70" w:type="dxa"/>
-              <w:bottom w:w="70" w:type="dxa"/>
-              <w:start w:w="95" w:type="dxa"/>
-              <w:end w:w="95" w:type="dxa"/>
-            </w:tcMar>
-          </w:tcPr>
-          <w:p>
-            <w:pPr>
-              <w:spacing w:after="0" w:line="247" w:lineRule="auto"/>
-            </w:pPr>
-            <w:r/>
-            <w:r>
-              <w:rPr>
-                <w:rFonts w:ascii="Microsoft YaHei" w:hAnsi="Microsoft YaHei" w:eastAsia="Microsoft YaHei" w:cs="Microsoft YaHei"/>
-                <w:b w:val="0"/>
-                <w:color w:val="000000"/>
-                <w:sz w:val="14"/>
+            <w:tcW w:type="dxa" w:w="487"/>
+            <w:vAlign w:val="center"/>
+            <w:tcMar>
+              <w:top w:w="70" w:type="dxa"/>
+              <w:bottom w:w="70" w:type="dxa"/>
+              <w:start w:w="95" w:type="dxa"/>
+              <w:end w:w="95" w:type="dxa"/>
+            </w:tcMar>
+          </w:tcPr>
+          <w:p>
+            <w:pPr>
+              <w:spacing w:after="0" w:line="247" w:lineRule="auto"/>
+            </w:pPr>
+            <w:r/>
+            <w:r>
+              <w:rPr>
+                <w:rFonts w:ascii="Microsoft YaHei" w:hAnsi="Microsoft YaHei" w:eastAsia="Microsoft YaHei" w:cs="Microsoft YaHei"/>
+                <w:b w:val="0"/>
+                <w:color w:val="000000"/>
+                <w:sz w:val="15"/>
               </w:rPr>
               <w:t>7</w:t>
             </w:r>
@@ -5662,26 +5457,26 @@
         </w:tc>
         <w:tc>
           <w:tcPr>
-            <w:tcW w:type="dxa" w:w="725"/>
-            <w:vAlign w:val="center"/>
-            <w:tcMar>
-              <w:top w:w="70" w:type="dxa"/>
-              <w:bottom w:w="70" w:type="dxa"/>
-              <w:start w:w="95" w:type="dxa"/>
-              <w:end w:w="95" w:type="dxa"/>
-            </w:tcMar>
-          </w:tcPr>
-          <w:p>
-            <w:pPr>
-              <w:spacing w:after="0" w:line="247" w:lineRule="auto"/>
-            </w:pPr>
-            <w:r/>
-            <w:r>
-              <w:rPr>
-                <w:rFonts w:ascii="Microsoft YaHei" w:hAnsi="Microsoft YaHei" w:eastAsia="Microsoft YaHei" w:cs="Microsoft YaHei"/>
-                <w:b w:val="0"/>
-                <w:color w:val="000000"/>
-                <w:sz w:val="14"/>
+            <w:tcW w:type="dxa" w:w="794"/>
+            <w:vAlign w:val="center"/>
+            <w:tcMar>
+              <w:top w:w="70" w:type="dxa"/>
+              <w:bottom w:w="70" w:type="dxa"/>
+              <w:start w:w="95" w:type="dxa"/>
+              <w:end w:w="95" w:type="dxa"/>
+            </w:tcMar>
+          </w:tcPr>
+          <w:p>
+            <w:pPr>
+              <w:spacing w:after="0" w:line="247" w:lineRule="auto"/>
+            </w:pPr>
+            <w:r/>
+            <w:r>
+              <w:rPr>
+                <w:rFonts w:ascii="Microsoft YaHei" w:hAnsi="Microsoft YaHei" w:eastAsia="Microsoft YaHei" w:cs="Microsoft YaHei"/>
+                <w:b w:val="0"/>
+                <w:color w:val="000000"/>
+                <w:sz w:val="15"/>
               </w:rPr>
               <w:t>K75A</w:t>
             </w:r>
@@ -5689,26 +5484,26 @@
         </w:tc>
         <w:tc>
           <w:tcPr>
-            <w:tcW w:type="dxa" w:w="655"/>
-            <w:vAlign w:val="center"/>
-            <w:tcMar>
-              <w:top w:w="70" w:type="dxa"/>
-              <w:bottom w:w="70" w:type="dxa"/>
-              <w:start w:w="95" w:type="dxa"/>
-              <w:end w:w="95" w:type="dxa"/>
-            </w:tcMar>
-          </w:tcPr>
-          <w:p>
-            <w:pPr>
-              <w:spacing w:after="0" w:line="247" w:lineRule="auto"/>
-            </w:pPr>
-            <w:r/>
-            <w:r>
-              <w:rPr>
-                <w:rFonts w:ascii="Microsoft YaHei" w:hAnsi="Microsoft YaHei" w:eastAsia="Microsoft YaHei" w:cs="Microsoft YaHei"/>
-                <w:b w:val="0"/>
-                <w:color w:val="000000"/>
-                <w:sz w:val="14"/>
+            <w:tcW w:type="dxa" w:w="717"/>
+            <w:vAlign w:val="center"/>
+            <w:tcMar>
+              <w:top w:w="70" w:type="dxa"/>
+              <w:bottom w:w="70" w:type="dxa"/>
+              <w:start w:w="95" w:type="dxa"/>
+              <w:end w:w="95" w:type="dxa"/>
+            </w:tcMar>
+          </w:tcPr>
+          <w:p>
+            <w:pPr>
+              <w:spacing w:after="0" w:line="247" w:lineRule="auto"/>
+            </w:pPr>
+            <w:r/>
+            <w:r>
+              <w:rPr>
+                <w:rFonts w:ascii="Microsoft YaHei" w:hAnsi="Microsoft YaHei" w:eastAsia="Microsoft YaHei" w:cs="Microsoft YaHei"/>
+                <w:b w:val="0"/>
+                <w:color w:val="000000"/>
+                <w:sz w:val="15"/>
               </w:rPr>
               <w:t>FR3</w:t>
             </w:r>
@@ -5716,26 +5511,26 @@
         </w:tc>
         <w:tc>
           <w:tcPr>
-            <w:tcW w:type="dxa" w:w="959"/>
-            <w:vAlign w:val="center"/>
-            <w:tcMar>
-              <w:top w:w="70" w:type="dxa"/>
-              <w:bottom w:w="70" w:type="dxa"/>
-              <w:start w:w="95" w:type="dxa"/>
-              <w:end w:w="95" w:type="dxa"/>
-            </w:tcMar>
-          </w:tcPr>
-          <w:p>
-            <w:pPr>
-              <w:spacing w:after="0" w:line="247" w:lineRule="auto"/>
-            </w:pPr>
-            <w:r/>
-            <w:r>
-              <w:rPr>
-                <w:rFonts w:ascii="Microsoft YaHei" w:hAnsi="Microsoft YaHei" w:eastAsia="Microsoft YaHei" w:cs="Microsoft YaHei"/>
-                <w:b w:val="0"/>
-                <w:color w:val="000000"/>
-                <w:sz w:val="14"/>
+            <w:tcW w:type="dxa" w:w="1050"/>
+            <w:vAlign w:val="center"/>
+            <w:tcMar>
+              <w:top w:w="70" w:type="dxa"/>
+              <w:bottom w:w="70" w:type="dxa"/>
+              <w:start w:w="95" w:type="dxa"/>
+              <w:end w:w="95" w:type="dxa"/>
+            </w:tcMar>
+          </w:tcPr>
+          <w:p>
+            <w:pPr>
+              <w:spacing w:after="0" w:line="247" w:lineRule="auto"/>
+            </w:pPr>
+            <w:r/>
+            <w:r>
+              <w:rPr>
+                <w:rFonts w:ascii="Microsoft YaHei" w:hAnsi="Microsoft YaHei" w:eastAsia="Microsoft YaHei" w:cs="Microsoft YaHei"/>
+                <w:b w:val="0"/>
+                <w:color w:val="000000"/>
+                <w:sz w:val="15"/>
               </w:rPr>
               <w:t>-0.010</w:t>
               <w:br/>
@@ -5745,26 +5540,26 @@
         </w:tc>
         <w:tc>
           <w:tcPr>
-            <w:tcW w:type="dxa" w:w="959"/>
-            <w:vAlign w:val="center"/>
-            <w:tcMar>
-              <w:top w:w="70" w:type="dxa"/>
-              <w:bottom w:w="70" w:type="dxa"/>
-              <w:start w:w="95" w:type="dxa"/>
-              <w:end w:w="95" w:type="dxa"/>
-            </w:tcMar>
-          </w:tcPr>
-          <w:p>
-            <w:pPr>
-              <w:spacing w:after="0" w:line="247" w:lineRule="auto"/>
-            </w:pPr>
-            <w:r/>
-            <w:r>
-              <w:rPr>
-                <w:rFonts w:ascii="Microsoft YaHei" w:hAnsi="Microsoft YaHei" w:eastAsia="Microsoft YaHei" w:cs="Microsoft YaHei"/>
-                <w:b w:val="0"/>
-                <w:color w:val="000000"/>
-                <w:sz w:val="14"/>
+            <w:tcW w:type="dxa" w:w="1050"/>
+            <w:vAlign w:val="center"/>
+            <w:tcMar>
+              <w:top w:w="70" w:type="dxa"/>
+              <w:bottom w:w="70" w:type="dxa"/>
+              <w:start w:w="95" w:type="dxa"/>
+              <w:end w:w="95" w:type="dxa"/>
+            </w:tcMar>
+          </w:tcPr>
+          <w:p>
+            <w:pPr>
+              <w:spacing w:after="0" w:line="247" w:lineRule="auto"/>
+            </w:pPr>
+            <w:r/>
+            <w:r>
+              <w:rPr>
+                <w:rFonts w:ascii="Microsoft YaHei" w:hAnsi="Microsoft YaHei" w:eastAsia="Microsoft YaHei" w:cs="Microsoft YaHei"/>
+                <w:b w:val="0"/>
+                <w:color w:val="000000"/>
+                <w:sz w:val="15"/>
               </w:rPr>
               <w:t>+0.000</w:t>
               <w:br/>
@@ -5774,26 +5569,26 @@
         </w:tc>
         <w:tc>
           <w:tcPr>
-            <w:tcW w:type="dxa" w:w="1076"/>
-            <w:vAlign w:val="center"/>
-            <w:tcMar>
-              <w:top w:w="70" w:type="dxa"/>
-              <w:bottom w:w="70" w:type="dxa"/>
-              <w:start w:w="95" w:type="dxa"/>
-              <w:end w:w="95" w:type="dxa"/>
-            </w:tcMar>
-          </w:tcPr>
-          <w:p>
-            <w:pPr>
-              <w:spacing w:after="0" w:line="247" w:lineRule="auto"/>
-            </w:pPr>
-            <w:r/>
-            <w:r>
-              <w:rPr>
-                <w:rFonts w:ascii="Microsoft YaHei" w:hAnsi="Microsoft YaHei" w:eastAsia="Microsoft YaHei" w:cs="Microsoft YaHei"/>
-                <w:b w:val="0"/>
-                <w:color w:val="000000"/>
-                <w:sz w:val="14"/>
+            <w:tcW w:type="dxa" w:w="1178"/>
+            <w:vAlign w:val="center"/>
+            <w:tcMar>
+              <w:top w:w="70" w:type="dxa"/>
+              <w:bottom w:w="70" w:type="dxa"/>
+              <w:start w:w="95" w:type="dxa"/>
+              <w:end w:w="95" w:type="dxa"/>
+            </w:tcMar>
+          </w:tcPr>
+          <w:p>
+            <w:pPr>
+              <w:spacing w:after="0" w:line="247" w:lineRule="auto"/>
+            </w:pPr>
+            <w:r/>
+            <w:r>
+              <w:rPr>
+                <w:rFonts w:ascii="Microsoft YaHei" w:hAnsi="Microsoft YaHei" w:eastAsia="Microsoft YaHei" w:cs="Microsoft YaHei"/>
+                <w:b w:val="0"/>
+                <w:color w:val="000000"/>
+                <w:sz w:val="15"/>
               </w:rPr>
               <w:t>+1.820 °C</w:t>
               <w:br/>
@@ -5803,57 +5598,28 @@
         </w:tc>
         <w:tc>
           <w:tcPr>
-            <w:tcW w:type="dxa" w:w="1696"/>
-            <w:vAlign w:val="center"/>
-            <w:tcMar>
-              <w:top w:w="70" w:type="dxa"/>
-              <w:bottom w:w="70" w:type="dxa"/>
-              <w:start w:w="95" w:type="dxa"/>
-              <w:end w:w="95" w:type="dxa"/>
-            </w:tcMar>
-          </w:tcPr>
-          <w:p>
-            <w:pPr>
-              <w:spacing w:after="0" w:line="247" w:lineRule="auto"/>
-            </w:pPr>
-            <w:r/>
-            <w:r>
-              <w:rPr>
-                <w:rFonts w:ascii="Microsoft YaHei" w:hAnsi="Microsoft YaHei" w:eastAsia="Microsoft YaHei" w:cs="Microsoft YaHei"/>
-                <w:b w:val="0"/>
-                <w:color w:val="000000"/>
-                <w:sz w:val="14"/>
-              </w:rPr>
-              <w:t>实验复合物</w:t>
-              <w:br/>
-              <w:t>结构上合理（中置信）</w:t>
-            </w:r>
-          </w:p>
-        </w:tc>
-        <w:tc>
-          <w:tcPr>
-            <w:tcW w:type="dxa" w:w="2985"/>
-            <w:vAlign w:val="center"/>
-            <w:tcMar>
-              <w:top w:w="70" w:type="dxa"/>
-              <w:bottom w:w="70" w:type="dxa"/>
-              <w:start w:w="95" w:type="dxa"/>
-              <w:end w:w="95" w:type="dxa"/>
-            </w:tcMar>
-          </w:tcPr>
-          <w:p>
-            <w:pPr>
-              <w:spacing w:after="0" w:line="247" w:lineRule="auto"/>
-            </w:pPr>
-            <w:r/>
-            <w:r>
-              <w:rPr>
-                <w:rFonts w:ascii="Microsoft YaHei" w:hAnsi="Microsoft YaHei" w:eastAsia="Microsoft YaHei" w:cs="Microsoft YaHei"/>
-                <w:b w:val="0"/>
-                <w:color w:val="000000"/>
-                <w:sz w:val="14"/>
-              </w:rPr>
-              <w:t>Tm显著改善；结构易容纳，但U轻度下降。</w:t>
+            <w:tcW w:type="dxa" w:w="4224"/>
+            <w:vAlign w:val="center"/>
+            <w:tcMar>
+              <w:top w:w="70" w:type="dxa"/>
+              <w:bottom w:w="70" w:type="dxa"/>
+              <w:start w:w="95" w:type="dxa"/>
+              <w:end w:w="95" w:type="dxa"/>
+            </w:tcMar>
+          </w:tcPr>
+          <w:p>
+            <w:pPr>
+              <w:spacing w:after="0" w:line="247" w:lineRule="auto"/>
+            </w:pPr>
+            <w:r/>
+            <w:r>
+              <w:rPr>
+                <w:rFonts w:ascii="Microsoft YaHei" w:hAnsi="Microsoft YaHei" w:eastAsia="Microsoft YaHei" w:cs="Microsoft YaHei"/>
+                <w:b w:val="0"/>
+                <w:color w:val="000000"/>
+                <w:sz w:val="15"/>
+              </w:rPr>
+              <w:t>Tm显著改善。</w:t>
             </w:r>
           </w:p>
         </w:tc>
@@ -5864,26 +5630,26 @@
         </w:trPr>
         <w:tc>
           <w:tcPr>
-            <w:tcW w:type="dxa" w:w="445"/>
-            <w:vAlign w:val="center"/>
-            <w:tcMar>
-              <w:top w:w="70" w:type="dxa"/>
-              <w:bottom w:w="70" w:type="dxa"/>
-              <w:start w:w="95" w:type="dxa"/>
-              <w:end w:w="95" w:type="dxa"/>
-            </w:tcMar>
-          </w:tcPr>
-          <w:p>
-            <w:pPr>
-              <w:spacing w:after="0" w:line="247" w:lineRule="auto"/>
-            </w:pPr>
-            <w:r/>
-            <w:r>
-              <w:rPr>
-                <w:rFonts w:ascii="Microsoft YaHei" w:hAnsi="Microsoft YaHei" w:eastAsia="Microsoft YaHei" w:cs="Microsoft YaHei"/>
-                <w:b w:val="0"/>
-                <w:color w:val="000000"/>
-                <w:sz w:val="14"/>
+            <w:tcW w:type="dxa" w:w="487"/>
+            <w:vAlign w:val="center"/>
+            <w:tcMar>
+              <w:top w:w="70" w:type="dxa"/>
+              <w:bottom w:w="70" w:type="dxa"/>
+              <w:start w:w="95" w:type="dxa"/>
+              <w:end w:w="95" w:type="dxa"/>
+            </w:tcMar>
+          </w:tcPr>
+          <w:p>
+            <w:pPr>
+              <w:spacing w:after="0" w:line="247" w:lineRule="auto"/>
+            </w:pPr>
+            <w:r/>
+            <w:r>
+              <w:rPr>
+                <w:rFonts w:ascii="Microsoft YaHei" w:hAnsi="Microsoft YaHei" w:eastAsia="Microsoft YaHei" w:cs="Microsoft YaHei"/>
+                <w:b w:val="0"/>
+                <w:color w:val="000000"/>
+                <w:sz w:val="15"/>
               </w:rPr>
               <w:t>8</w:t>
             </w:r>
@@ -5891,26 +5657,26 @@
         </w:tc>
         <w:tc>
           <w:tcPr>
-            <w:tcW w:type="dxa" w:w="725"/>
-            <w:vAlign w:val="center"/>
-            <w:tcMar>
-              <w:top w:w="70" w:type="dxa"/>
-              <w:bottom w:w="70" w:type="dxa"/>
-              <w:start w:w="95" w:type="dxa"/>
-              <w:end w:w="95" w:type="dxa"/>
-            </w:tcMar>
-          </w:tcPr>
-          <w:p>
-            <w:pPr>
-              <w:spacing w:after="0" w:line="247" w:lineRule="auto"/>
-            </w:pPr>
-            <w:r/>
-            <w:r>
-              <w:rPr>
-                <w:rFonts w:ascii="Microsoft YaHei" w:hAnsi="Microsoft YaHei" w:eastAsia="Microsoft YaHei" w:cs="Microsoft YaHei"/>
-                <w:b w:val="0"/>
-                <w:color w:val="000000"/>
-                <w:sz w:val="14"/>
+            <w:tcW w:type="dxa" w:w="794"/>
+            <w:vAlign w:val="center"/>
+            <w:tcMar>
+              <w:top w:w="70" w:type="dxa"/>
+              <w:bottom w:w="70" w:type="dxa"/>
+              <w:start w:w="95" w:type="dxa"/>
+              <w:end w:w="95" w:type="dxa"/>
+            </w:tcMar>
+          </w:tcPr>
+          <w:p>
+            <w:pPr>
+              <w:spacing w:after="0" w:line="247" w:lineRule="auto"/>
+            </w:pPr>
+            <w:r/>
+            <w:r>
+              <w:rPr>
+                <w:rFonts w:ascii="Microsoft YaHei" w:hAnsi="Microsoft YaHei" w:eastAsia="Microsoft YaHei" w:cs="Microsoft YaHei"/>
+                <w:b w:val="0"/>
+                <w:color w:val="000000"/>
+                <w:sz w:val="15"/>
               </w:rPr>
               <w:t>F29Q</w:t>
             </w:r>
@@ -5918,26 +5684,26 @@
         </w:tc>
         <w:tc>
           <w:tcPr>
-            <w:tcW w:type="dxa" w:w="655"/>
-            <w:vAlign w:val="center"/>
-            <w:tcMar>
-              <w:top w:w="70" w:type="dxa"/>
-              <w:bottom w:w="70" w:type="dxa"/>
-              <w:start w:w="95" w:type="dxa"/>
-              <w:end w:w="95" w:type="dxa"/>
-            </w:tcMar>
-          </w:tcPr>
-          <w:p>
-            <w:pPr>
-              <w:spacing w:after="0" w:line="247" w:lineRule="auto"/>
-            </w:pPr>
-            <w:r/>
-            <w:r>
-              <w:rPr>
-                <w:rFonts w:ascii="Microsoft YaHei" w:hAnsi="Microsoft YaHei" w:eastAsia="Microsoft YaHei" w:cs="Microsoft YaHei"/>
-                <w:b w:val="0"/>
-                <w:color w:val="000000"/>
-                <w:sz w:val="14"/>
+            <w:tcW w:type="dxa" w:w="717"/>
+            <w:vAlign w:val="center"/>
+            <w:tcMar>
+              <w:top w:w="70" w:type="dxa"/>
+              <w:bottom w:w="70" w:type="dxa"/>
+              <w:start w:w="95" w:type="dxa"/>
+              <w:end w:w="95" w:type="dxa"/>
+            </w:tcMar>
+          </w:tcPr>
+          <w:p>
+            <w:pPr>
+              <w:spacing w:after="0" w:line="247" w:lineRule="auto"/>
+            </w:pPr>
+            <w:r/>
+            <w:r>
+              <w:rPr>
+                <w:rFonts w:ascii="Microsoft YaHei" w:hAnsi="Microsoft YaHei" w:eastAsia="Microsoft YaHei" w:cs="Microsoft YaHei"/>
+                <w:b w:val="0"/>
+                <w:color w:val="000000"/>
+                <w:sz w:val="15"/>
               </w:rPr>
               <w:t>CDR1</w:t>
             </w:r>
@@ -5945,26 +5711,26 @@
         </w:tc>
         <w:tc>
           <w:tcPr>
-            <w:tcW w:type="dxa" w:w="959"/>
-            <w:vAlign w:val="center"/>
-            <w:tcMar>
-              <w:top w:w="70" w:type="dxa"/>
-              <w:bottom w:w="70" w:type="dxa"/>
-              <w:start w:w="95" w:type="dxa"/>
-              <w:end w:w="95" w:type="dxa"/>
-            </w:tcMar>
-          </w:tcPr>
-          <w:p>
-            <w:pPr>
-              <w:spacing w:after="0" w:line="247" w:lineRule="auto"/>
-            </w:pPr>
-            <w:r/>
-            <w:r>
-              <w:rPr>
-                <w:rFonts w:ascii="Microsoft YaHei" w:hAnsi="Microsoft YaHei" w:eastAsia="Microsoft YaHei" w:cs="Microsoft YaHei"/>
-                <w:b w:val="0"/>
-                <w:color w:val="000000"/>
-                <w:sz w:val="14"/>
+            <w:tcW w:type="dxa" w:w="1050"/>
+            <w:vAlign w:val="center"/>
+            <w:tcMar>
+              <w:top w:w="70" w:type="dxa"/>
+              <w:bottom w:w="70" w:type="dxa"/>
+              <w:start w:w="95" w:type="dxa"/>
+              <w:end w:w="95" w:type="dxa"/>
+            </w:tcMar>
+          </w:tcPr>
+          <w:p>
+            <w:pPr>
+              <w:spacing w:after="0" w:line="247" w:lineRule="auto"/>
+            </w:pPr>
+            <w:r/>
+            <w:r>
+              <w:rPr>
+                <w:rFonts w:ascii="Microsoft YaHei" w:hAnsi="Microsoft YaHei" w:eastAsia="Microsoft YaHei" w:cs="Microsoft YaHei"/>
+                <w:b w:val="0"/>
+                <w:color w:val="000000"/>
+                <w:sz w:val="15"/>
               </w:rPr>
               <w:t>+0.004</w:t>
               <w:br/>
@@ -5974,26 +5740,26 @@
         </w:tc>
         <w:tc>
           <w:tcPr>
-            <w:tcW w:type="dxa" w:w="959"/>
-            <w:vAlign w:val="center"/>
-            <w:tcMar>
-              <w:top w:w="70" w:type="dxa"/>
-              <w:bottom w:w="70" w:type="dxa"/>
-              <w:start w:w="95" w:type="dxa"/>
-              <w:end w:w="95" w:type="dxa"/>
-            </w:tcMar>
-          </w:tcPr>
-          <w:p>
-            <w:pPr>
-              <w:spacing w:after="0" w:line="247" w:lineRule="auto"/>
-            </w:pPr>
-            <w:r/>
-            <w:r>
-              <w:rPr>
-                <w:rFonts w:ascii="Microsoft YaHei" w:hAnsi="Microsoft YaHei" w:eastAsia="Microsoft YaHei" w:cs="Microsoft YaHei"/>
-                <w:b w:val="0"/>
-                <w:color w:val="000000"/>
-                <w:sz w:val="14"/>
+            <w:tcW w:type="dxa" w:w="1050"/>
+            <w:vAlign w:val="center"/>
+            <w:tcMar>
+              <w:top w:w="70" w:type="dxa"/>
+              <w:bottom w:w="70" w:type="dxa"/>
+              <w:start w:w="95" w:type="dxa"/>
+              <w:end w:w="95" w:type="dxa"/>
+            </w:tcMar>
+          </w:tcPr>
+          <w:p>
+            <w:pPr>
+              <w:spacing w:after="0" w:line="247" w:lineRule="auto"/>
+            </w:pPr>
+            <w:r/>
+            <w:r>
+              <w:rPr>
+                <w:rFonts w:ascii="Microsoft YaHei" w:hAnsi="Microsoft YaHei" w:eastAsia="Microsoft YaHei" w:cs="Microsoft YaHei"/>
+                <w:b w:val="0"/>
+                <w:color w:val="000000"/>
+                <w:sz w:val="15"/>
               </w:rPr>
               <w:t>+0.024</w:t>
               <w:br/>
@@ -6003,26 +5769,26 @@
         </w:tc>
         <w:tc>
           <w:tcPr>
-            <w:tcW w:type="dxa" w:w="1076"/>
-            <w:vAlign w:val="center"/>
-            <w:tcMar>
-              <w:top w:w="70" w:type="dxa"/>
-              <w:bottom w:w="70" w:type="dxa"/>
-              <w:start w:w="95" w:type="dxa"/>
-              <w:end w:w="95" w:type="dxa"/>
-            </w:tcMar>
-          </w:tcPr>
-          <w:p>
-            <w:pPr>
-              <w:spacing w:after="0" w:line="247" w:lineRule="auto"/>
-            </w:pPr>
-            <w:r/>
-            <w:r>
-              <w:rPr>
-                <w:rFonts w:ascii="Microsoft YaHei" w:hAnsi="Microsoft YaHei" w:eastAsia="Microsoft YaHei" w:cs="Microsoft YaHei"/>
-                <w:b w:val="0"/>
-                <w:color w:val="000000"/>
-                <w:sz w:val="14"/>
+            <w:tcW w:type="dxa" w:w="1178"/>
+            <w:vAlign w:val="center"/>
+            <w:tcMar>
+              <w:top w:w="70" w:type="dxa"/>
+              <w:bottom w:w="70" w:type="dxa"/>
+              <w:start w:w="95" w:type="dxa"/>
+              <w:end w:w="95" w:type="dxa"/>
+            </w:tcMar>
+          </w:tcPr>
+          <w:p>
+            <w:pPr>
+              <w:spacing w:after="0" w:line="247" w:lineRule="auto"/>
+            </w:pPr>
+            <w:r/>
+            <w:r>
+              <w:rPr>
+                <w:rFonts w:ascii="Microsoft YaHei" w:hAnsi="Microsoft YaHei" w:eastAsia="Microsoft YaHei" w:cs="Microsoft YaHei"/>
+                <w:b w:val="0"/>
+                <w:color w:val="000000"/>
+                <w:sz w:val="15"/>
               </w:rPr>
               <w:t>-0.190 °C</w:t>
               <w:br/>
@@ -6032,57 +5798,28 @@
         </w:tc>
         <w:tc>
           <w:tcPr>
-            <w:tcW w:type="dxa" w:w="1696"/>
-            <w:vAlign w:val="center"/>
-            <w:tcMar>
-              <w:top w:w="70" w:type="dxa"/>
-              <w:bottom w:w="70" w:type="dxa"/>
-              <w:start w:w="95" w:type="dxa"/>
-              <w:end w:w="95" w:type="dxa"/>
-            </w:tcMar>
-          </w:tcPr>
-          <w:p>
-            <w:pPr>
-              <w:spacing w:after="0" w:line="247" w:lineRule="auto"/>
-            </w:pPr>
-            <w:r/>
-            <w:r>
-              <w:rPr>
-                <w:rFonts w:ascii="Microsoft YaHei" w:hAnsi="Microsoft YaHei" w:eastAsia="Microsoft YaHei" w:cs="Microsoft YaHei"/>
-                <w:b w:val="0"/>
-                <w:color w:val="000000"/>
-                <w:sz w:val="14"/>
-              </w:rPr>
-              <w:t>AF3补充上下文</w:t>
-              <w:br/>
-              <w:t>谨慎合理（低置信）</w:t>
-            </w:r>
-          </w:p>
-        </w:tc>
-        <w:tc>
-          <w:tcPr>
-            <w:tcW w:type="dxa" w:w="2985"/>
-            <w:vAlign w:val="center"/>
-            <w:tcMar>
-              <w:top w:w="70" w:type="dxa"/>
-              <w:bottom w:w="70" w:type="dxa"/>
-              <w:start w:w="95" w:type="dxa"/>
-              <w:end w:w="95" w:type="dxa"/>
-            </w:tcMar>
-          </w:tcPr>
-          <w:p>
-            <w:pPr>
-              <w:spacing w:after="0" w:line="247" w:lineRule="auto"/>
-            </w:pPr>
-            <w:r/>
-            <w:r>
-              <w:rPr>
-                <w:rFonts w:ascii="Microsoft YaHei" w:hAnsi="Microsoft YaHei" w:eastAsia="Microsoft YaHei" w:cs="Microsoft YaHei"/>
-                <w:b w:val="0"/>
-                <w:color w:val="000000"/>
-                <w:sz w:val="14"/>
-              </w:rPr>
-              <w:t>S中等改善；实验坐标缺失，保留为CDR1极性化假设。</w:t>
+            <w:tcW w:type="dxa" w:w="4224"/>
+            <w:vAlign w:val="center"/>
+            <w:tcMar>
+              <w:top w:w="70" w:type="dxa"/>
+              <w:bottom w:w="70" w:type="dxa"/>
+              <w:start w:w="95" w:type="dxa"/>
+              <w:end w:w="95" w:type="dxa"/>
+            </w:tcMar>
+          </w:tcPr>
+          <w:p>
+            <w:pPr>
+              <w:spacing w:after="0" w:line="247" w:lineRule="auto"/>
+            </w:pPr>
+            <w:r/>
+            <w:r>
+              <w:rPr>
+                <w:rFonts w:ascii="Microsoft YaHei" w:hAnsi="Microsoft YaHei" w:eastAsia="Microsoft YaHei" w:cs="Microsoft YaHei"/>
+                <w:b w:val="0"/>
+                <w:color w:val="000000"/>
+                <w:sz w:val="15"/>
+              </w:rPr>
+              <w:t>S中等改善。</w:t>
             </w:r>
           </w:p>
         </w:tc>
@@ -6093,26 +5830,26 @@
         </w:trPr>
         <w:tc>
           <w:tcPr>
-            <w:tcW w:type="dxa" w:w="445"/>
-            <w:vAlign w:val="center"/>
-            <w:tcMar>
-              <w:top w:w="70" w:type="dxa"/>
-              <w:bottom w:w="70" w:type="dxa"/>
-              <w:start w:w="95" w:type="dxa"/>
-              <w:end w:w="95" w:type="dxa"/>
-            </w:tcMar>
-          </w:tcPr>
-          <w:p>
-            <w:pPr>
-              <w:spacing w:after="0" w:line="247" w:lineRule="auto"/>
-            </w:pPr>
-            <w:r/>
-            <w:r>
-              <w:rPr>
-                <w:rFonts w:ascii="Microsoft YaHei" w:hAnsi="Microsoft YaHei" w:eastAsia="Microsoft YaHei" w:cs="Microsoft YaHei"/>
-                <w:b w:val="0"/>
-                <w:color w:val="000000"/>
-                <w:sz w:val="14"/>
+            <w:tcW w:type="dxa" w:w="487"/>
+            <w:vAlign w:val="center"/>
+            <w:tcMar>
+              <w:top w:w="70" w:type="dxa"/>
+              <w:bottom w:w="70" w:type="dxa"/>
+              <w:start w:w="95" w:type="dxa"/>
+              <w:end w:w="95" w:type="dxa"/>
+            </w:tcMar>
+          </w:tcPr>
+          <w:p>
+            <w:pPr>
+              <w:spacing w:after="0" w:line="247" w:lineRule="auto"/>
+            </w:pPr>
+            <w:r/>
+            <w:r>
+              <w:rPr>
+                <w:rFonts w:ascii="Microsoft YaHei" w:hAnsi="Microsoft YaHei" w:eastAsia="Microsoft YaHei" w:cs="Microsoft YaHei"/>
+                <w:b w:val="0"/>
+                <w:color w:val="000000"/>
+                <w:sz w:val="15"/>
               </w:rPr>
               <w:t>9</w:t>
             </w:r>
@@ -6120,26 +5857,26 @@
         </w:tc>
         <w:tc>
           <w:tcPr>
-            <w:tcW w:type="dxa" w:w="725"/>
-            <w:vAlign w:val="center"/>
-            <w:tcMar>
-              <w:top w:w="70" w:type="dxa"/>
-              <w:bottom w:w="70" w:type="dxa"/>
-              <w:start w:w="95" w:type="dxa"/>
-              <w:end w:w="95" w:type="dxa"/>
-            </w:tcMar>
-          </w:tcPr>
-          <w:p>
-            <w:pPr>
-              <w:spacing w:after="0" w:line="247" w:lineRule="auto"/>
-            </w:pPr>
-            <w:r/>
-            <w:r>
-              <w:rPr>
-                <w:rFonts w:ascii="Microsoft YaHei" w:hAnsi="Microsoft YaHei" w:eastAsia="Microsoft YaHei" w:cs="Microsoft YaHei"/>
-                <w:b w:val="0"/>
-                <w:color w:val="000000"/>
-                <w:sz w:val="14"/>
+            <w:tcW w:type="dxa" w:w="794"/>
+            <w:vAlign w:val="center"/>
+            <w:tcMar>
+              <w:top w:w="70" w:type="dxa"/>
+              <w:bottom w:w="70" w:type="dxa"/>
+              <w:start w:w="95" w:type="dxa"/>
+              <w:end w:w="95" w:type="dxa"/>
+            </w:tcMar>
+          </w:tcPr>
+          <w:p>
+            <w:pPr>
+              <w:spacing w:after="0" w:line="247" w:lineRule="auto"/>
+            </w:pPr>
+            <w:r/>
+            <w:r>
+              <w:rPr>
+                <w:rFonts w:ascii="Microsoft YaHei" w:hAnsi="Microsoft YaHei" w:eastAsia="Microsoft YaHei" w:cs="Microsoft YaHei"/>
+                <w:b w:val="0"/>
+                <w:color w:val="000000"/>
+                <w:sz w:val="15"/>
               </w:rPr>
               <w:t>K43A</w:t>
             </w:r>
@@ -6147,26 +5884,26 @@
         </w:tc>
         <w:tc>
           <w:tcPr>
-            <w:tcW w:type="dxa" w:w="655"/>
-            <w:vAlign w:val="center"/>
-            <w:tcMar>
-              <w:top w:w="70" w:type="dxa"/>
-              <w:bottom w:w="70" w:type="dxa"/>
-              <w:start w:w="95" w:type="dxa"/>
-              <w:end w:w="95" w:type="dxa"/>
-            </w:tcMar>
-          </w:tcPr>
-          <w:p>
-            <w:pPr>
-              <w:spacing w:after="0" w:line="247" w:lineRule="auto"/>
-            </w:pPr>
-            <w:r/>
-            <w:r>
-              <w:rPr>
-                <w:rFonts w:ascii="Microsoft YaHei" w:hAnsi="Microsoft YaHei" w:eastAsia="Microsoft YaHei" w:cs="Microsoft YaHei"/>
-                <w:b w:val="0"/>
-                <w:color w:val="000000"/>
-                <w:sz w:val="14"/>
+            <w:tcW w:type="dxa" w:w="717"/>
+            <w:vAlign w:val="center"/>
+            <w:tcMar>
+              <w:top w:w="70" w:type="dxa"/>
+              <w:bottom w:w="70" w:type="dxa"/>
+              <w:start w:w="95" w:type="dxa"/>
+              <w:end w:w="95" w:type="dxa"/>
+            </w:tcMar>
+          </w:tcPr>
+          <w:p>
+            <w:pPr>
+              <w:spacing w:after="0" w:line="247" w:lineRule="auto"/>
+            </w:pPr>
+            <w:r/>
+            <w:r>
+              <w:rPr>
+                <w:rFonts w:ascii="Microsoft YaHei" w:hAnsi="Microsoft YaHei" w:eastAsia="Microsoft YaHei" w:cs="Microsoft YaHei"/>
+                <w:b w:val="0"/>
+                <w:color w:val="000000"/>
+                <w:sz w:val="15"/>
               </w:rPr>
               <w:t>FR2</w:t>
             </w:r>
@@ -6174,26 +5911,26 @@
         </w:tc>
         <w:tc>
           <w:tcPr>
-            <w:tcW w:type="dxa" w:w="959"/>
-            <w:vAlign w:val="center"/>
-            <w:tcMar>
-              <w:top w:w="70" w:type="dxa"/>
-              <w:bottom w:w="70" w:type="dxa"/>
-              <w:start w:w="95" w:type="dxa"/>
-              <w:end w:w="95" w:type="dxa"/>
-            </w:tcMar>
-          </w:tcPr>
-          <w:p>
-            <w:pPr>
-              <w:spacing w:after="0" w:line="247" w:lineRule="auto"/>
-            </w:pPr>
-            <w:r/>
-            <w:r>
-              <w:rPr>
-                <w:rFonts w:ascii="Microsoft YaHei" w:hAnsi="Microsoft YaHei" w:eastAsia="Microsoft YaHei" w:cs="Microsoft YaHei"/>
-                <w:b w:val="0"/>
-                <w:color w:val="000000"/>
-                <w:sz w:val="14"/>
+            <w:tcW w:type="dxa" w:w="1050"/>
+            <w:vAlign w:val="center"/>
+            <w:tcMar>
+              <w:top w:w="70" w:type="dxa"/>
+              <w:bottom w:w="70" w:type="dxa"/>
+              <w:start w:w="95" w:type="dxa"/>
+              <w:end w:w="95" w:type="dxa"/>
+            </w:tcMar>
+          </w:tcPr>
+          <w:p>
+            <w:pPr>
+              <w:spacing w:after="0" w:line="247" w:lineRule="auto"/>
+            </w:pPr>
+            <w:r/>
+            <w:r>
+              <w:rPr>
+                <w:rFonts w:ascii="Microsoft YaHei" w:hAnsi="Microsoft YaHei" w:eastAsia="Microsoft YaHei" w:cs="Microsoft YaHei"/>
+                <w:b w:val="0"/>
+                <w:color w:val="000000"/>
+                <w:sz w:val="15"/>
               </w:rPr>
               <w:t>-0.002</w:t>
               <w:br/>
@@ -6203,26 +5940,26 @@
         </w:tc>
         <w:tc>
           <w:tcPr>
-            <w:tcW w:type="dxa" w:w="959"/>
-            <w:vAlign w:val="center"/>
-            <w:tcMar>
-              <w:top w:w="70" w:type="dxa"/>
-              <w:bottom w:w="70" w:type="dxa"/>
-              <w:start w:w="95" w:type="dxa"/>
-              <w:end w:w="95" w:type="dxa"/>
-            </w:tcMar>
-          </w:tcPr>
-          <w:p>
-            <w:pPr>
-              <w:spacing w:after="0" w:line="247" w:lineRule="auto"/>
-            </w:pPr>
-            <w:r/>
-            <w:r>
-              <w:rPr>
-                <w:rFonts w:ascii="Microsoft YaHei" w:hAnsi="Microsoft YaHei" w:eastAsia="Microsoft YaHei" w:cs="Microsoft YaHei"/>
-                <w:b w:val="0"/>
-                <w:color w:val="000000"/>
-                <w:sz w:val="14"/>
+            <w:tcW w:type="dxa" w:w="1050"/>
+            <w:vAlign w:val="center"/>
+            <w:tcMar>
+              <w:top w:w="70" w:type="dxa"/>
+              <w:bottom w:w="70" w:type="dxa"/>
+              <w:start w:w="95" w:type="dxa"/>
+              <w:end w:w="95" w:type="dxa"/>
+            </w:tcMar>
+          </w:tcPr>
+          <w:p>
+            <w:pPr>
+              <w:spacing w:after="0" w:line="247" w:lineRule="auto"/>
+            </w:pPr>
+            <w:r/>
+            <w:r>
+              <w:rPr>
+                <w:rFonts w:ascii="Microsoft YaHei" w:hAnsi="Microsoft YaHei" w:eastAsia="Microsoft YaHei" w:cs="Microsoft YaHei"/>
+                <w:b w:val="0"/>
+                <w:color w:val="000000"/>
+                <w:sz w:val="15"/>
               </w:rPr>
               <w:t>+0.028</w:t>
               <w:br/>
@@ -6232,26 +5969,26 @@
         </w:tc>
         <w:tc>
           <w:tcPr>
-            <w:tcW w:type="dxa" w:w="1076"/>
-            <w:vAlign w:val="center"/>
-            <w:tcMar>
-              <w:top w:w="70" w:type="dxa"/>
-              <w:bottom w:w="70" w:type="dxa"/>
-              <w:start w:w="95" w:type="dxa"/>
-              <w:end w:w="95" w:type="dxa"/>
-            </w:tcMar>
-          </w:tcPr>
-          <w:p>
-            <w:pPr>
-              <w:spacing w:after="0" w:line="247" w:lineRule="auto"/>
-            </w:pPr>
-            <w:r/>
-            <w:r>
-              <w:rPr>
-                <w:rFonts w:ascii="Microsoft YaHei" w:hAnsi="Microsoft YaHei" w:eastAsia="Microsoft YaHei" w:cs="Microsoft YaHei"/>
-                <w:b w:val="0"/>
-                <w:color w:val="000000"/>
-                <w:sz w:val="14"/>
+            <w:tcW w:type="dxa" w:w="1178"/>
+            <w:vAlign w:val="center"/>
+            <w:tcMar>
+              <w:top w:w="70" w:type="dxa"/>
+              <w:bottom w:w="70" w:type="dxa"/>
+              <w:start w:w="95" w:type="dxa"/>
+              <w:end w:w="95" w:type="dxa"/>
+            </w:tcMar>
+          </w:tcPr>
+          <w:p>
+            <w:pPr>
+              <w:spacing w:after="0" w:line="247" w:lineRule="auto"/>
+            </w:pPr>
+            <w:r/>
+            <w:r>
+              <w:rPr>
+                <w:rFonts w:ascii="Microsoft YaHei" w:hAnsi="Microsoft YaHei" w:eastAsia="Microsoft YaHei" w:cs="Microsoft YaHei"/>
+                <w:b w:val="0"/>
+                <w:color w:val="000000"/>
+                <w:sz w:val="15"/>
               </w:rPr>
               <w:t>+0.570 °C</w:t>
               <w:br/>
@@ -6261,57 +5998,28 @@
         </w:tc>
         <w:tc>
           <w:tcPr>
-            <w:tcW w:type="dxa" w:w="1696"/>
-            <w:vAlign w:val="center"/>
-            <w:tcMar>
-              <w:top w:w="70" w:type="dxa"/>
-              <w:bottom w:w="70" w:type="dxa"/>
-              <w:start w:w="95" w:type="dxa"/>
-              <w:end w:w="95" w:type="dxa"/>
-            </w:tcMar>
-          </w:tcPr>
-          <w:p>
-            <w:pPr>
-              <w:spacing w:after="0" w:line="247" w:lineRule="auto"/>
-            </w:pPr>
-            <w:r/>
-            <w:r>
-              <w:rPr>
-                <w:rFonts w:ascii="Microsoft YaHei" w:hAnsi="Microsoft YaHei" w:eastAsia="Microsoft YaHei" w:cs="Microsoft YaHei"/>
-                <w:b w:val="0"/>
-                <w:color w:val="000000"/>
-                <w:sz w:val="14"/>
-              </w:rPr>
-              <w:t>实验复合物</w:t>
-              <w:br/>
-              <w:t>谨慎合理（中置信）</w:t>
-            </w:r>
-          </w:p>
-        </w:tc>
-        <w:tc>
-          <w:tcPr>
-            <w:tcW w:type="dxa" w:w="2985"/>
-            <w:vAlign w:val="center"/>
-            <w:tcMar>
-              <w:top w:w="70" w:type="dxa"/>
-              <w:bottom w:w="70" w:type="dxa"/>
-              <w:start w:w="95" w:type="dxa"/>
-              <w:end w:w="95" w:type="dxa"/>
-            </w:tcMar>
-          </w:tcPr>
-          <w:p>
-            <w:pPr>
-              <w:spacing w:after="0" w:line="247" w:lineRule="auto"/>
-            </w:pPr>
-            <w:r/>
-            <w:r>
-              <w:rPr>
-                <w:rFonts w:ascii="Microsoft YaHei" w:hAnsi="Microsoft YaHei" w:eastAsia="Microsoft YaHei" w:cs="Microsoft YaHei"/>
-                <w:b w:val="0"/>
-                <w:color w:val="000000"/>
-                <w:sz w:val="14"/>
-              </w:rPr>
-              <w:t>S中等、Tm轻度改善；表面电荷调整假设。</w:t>
+            <w:tcW w:type="dxa" w:w="4224"/>
+            <w:vAlign w:val="center"/>
+            <w:tcMar>
+              <w:top w:w="70" w:type="dxa"/>
+              <w:bottom w:w="70" w:type="dxa"/>
+              <w:start w:w="95" w:type="dxa"/>
+              <w:end w:w="95" w:type="dxa"/>
+            </w:tcMar>
+          </w:tcPr>
+          <w:p>
+            <w:pPr>
+              <w:spacing w:after="0" w:line="247" w:lineRule="auto"/>
+            </w:pPr>
+            <w:r/>
+            <w:r>
+              <w:rPr>
+                <w:rFonts w:ascii="Microsoft YaHei" w:hAnsi="Microsoft YaHei" w:eastAsia="Microsoft YaHei" w:cs="Microsoft YaHei"/>
+                <w:b w:val="0"/>
+                <w:color w:val="000000"/>
+                <w:sz w:val="15"/>
+              </w:rPr>
+              <w:t>S中等、Tm轻度改善。</w:t>
             </w:r>
           </w:p>
         </w:tc>
@@ -6322,26 +6030,26 @@
         </w:trPr>
         <w:tc>
           <w:tcPr>
-            <w:tcW w:type="dxa" w:w="445"/>
-            <w:vAlign w:val="center"/>
-            <w:tcMar>
-              <w:top w:w="70" w:type="dxa"/>
-              <w:bottom w:w="70" w:type="dxa"/>
-              <w:start w:w="95" w:type="dxa"/>
-              <w:end w:w="95" w:type="dxa"/>
-            </w:tcMar>
-          </w:tcPr>
-          <w:p>
-            <w:pPr>
-              <w:spacing w:after="0" w:line="247" w:lineRule="auto"/>
-            </w:pPr>
-            <w:r/>
-            <w:r>
-              <w:rPr>
-                <w:rFonts w:ascii="Microsoft YaHei" w:hAnsi="Microsoft YaHei" w:eastAsia="Microsoft YaHei" w:cs="Microsoft YaHei"/>
-                <w:b w:val="0"/>
-                <w:color w:val="000000"/>
-                <w:sz w:val="14"/>
+            <w:tcW w:type="dxa" w:w="487"/>
+            <w:vAlign w:val="center"/>
+            <w:tcMar>
+              <w:top w:w="70" w:type="dxa"/>
+              <w:bottom w:w="70" w:type="dxa"/>
+              <w:start w:w="95" w:type="dxa"/>
+              <w:end w:w="95" w:type="dxa"/>
+            </w:tcMar>
+          </w:tcPr>
+          <w:p>
+            <w:pPr>
+              <w:spacing w:after="0" w:line="247" w:lineRule="auto"/>
+            </w:pPr>
+            <w:r/>
+            <w:r>
+              <w:rPr>
+                <w:rFonts w:ascii="Microsoft YaHei" w:hAnsi="Microsoft YaHei" w:eastAsia="Microsoft YaHei" w:cs="Microsoft YaHei"/>
+                <w:b w:val="0"/>
+                <w:color w:val="000000"/>
+                <w:sz w:val="15"/>
               </w:rPr>
               <w:t>10</w:t>
             </w:r>
@@ -6349,26 +6057,26 @@
         </w:tc>
         <w:tc>
           <w:tcPr>
-            <w:tcW w:type="dxa" w:w="725"/>
-            <w:vAlign w:val="center"/>
-            <w:tcMar>
-              <w:top w:w="70" w:type="dxa"/>
-              <w:bottom w:w="70" w:type="dxa"/>
-              <w:start w:w="95" w:type="dxa"/>
-              <w:end w:w="95" w:type="dxa"/>
-            </w:tcMar>
-          </w:tcPr>
-          <w:p>
-            <w:pPr>
-              <w:spacing w:after="0" w:line="247" w:lineRule="auto"/>
-            </w:pPr>
-            <w:r/>
-            <w:r>
-              <w:rPr>
-                <w:rFonts w:ascii="Microsoft YaHei" w:hAnsi="Microsoft YaHei" w:eastAsia="Microsoft YaHei" w:cs="Microsoft YaHei"/>
-                <w:b w:val="0"/>
-                <w:color w:val="000000"/>
-                <w:sz w:val="14"/>
+            <w:tcW w:type="dxa" w:w="794"/>
+            <w:vAlign w:val="center"/>
+            <w:tcMar>
+              <w:top w:w="70" w:type="dxa"/>
+              <w:bottom w:w="70" w:type="dxa"/>
+              <w:start w:w="95" w:type="dxa"/>
+              <w:end w:w="95" w:type="dxa"/>
+            </w:tcMar>
+          </w:tcPr>
+          <w:p>
+            <w:pPr>
+              <w:spacing w:after="0" w:line="247" w:lineRule="auto"/>
+            </w:pPr>
+            <w:r/>
+            <w:r>
+              <w:rPr>
+                <w:rFonts w:ascii="Microsoft YaHei" w:hAnsi="Microsoft YaHei" w:eastAsia="Microsoft YaHei" w:cs="Microsoft YaHei"/>
+                <w:b w:val="0"/>
+                <w:color w:val="000000"/>
+                <w:sz w:val="15"/>
               </w:rPr>
               <w:t>N76G</w:t>
             </w:r>
@@ -6376,26 +6084,26 @@
         </w:tc>
         <w:tc>
           <w:tcPr>
-            <w:tcW w:type="dxa" w:w="655"/>
-            <w:vAlign w:val="center"/>
-            <w:tcMar>
-              <w:top w:w="70" w:type="dxa"/>
-              <w:bottom w:w="70" w:type="dxa"/>
-              <w:start w:w="95" w:type="dxa"/>
-              <w:end w:w="95" w:type="dxa"/>
-            </w:tcMar>
-          </w:tcPr>
-          <w:p>
-            <w:pPr>
-              <w:spacing w:after="0" w:line="247" w:lineRule="auto"/>
-            </w:pPr>
-            <w:r/>
-            <w:r>
-              <w:rPr>
-                <w:rFonts w:ascii="Microsoft YaHei" w:hAnsi="Microsoft YaHei" w:eastAsia="Microsoft YaHei" w:cs="Microsoft YaHei"/>
-                <w:b w:val="0"/>
-                <w:color w:val="000000"/>
-                <w:sz w:val="14"/>
+            <w:tcW w:type="dxa" w:w="717"/>
+            <w:vAlign w:val="center"/>
+            <w:tcMar>
+              <w:top w:w="70" w:type="dxa"/>
+              <w:bottom w:w="70" w:type="dxa"/>
+              <w:start w:w="95" w:type="dxa"/>
+              <w:end w:w="95" w:type="dxa"/>
+            </w:tcMar>
+          </w:tcPr>
+          <w:p>
+            <w:pPr>
+              <w:spacing w:after="0" w:line="247" w:lineRule="auto"/>
+            </w:pPr>
+            <w:r/>
+            <w:r>
+              <w:rPr>
+                <w:rFonts w:ascii="Microsoft YaHei" w:hAnsi="Microsoft YaHei" w:eastAsia="Microsoft YaHei" w:cs="Microsoft YaHei"/>
+                <w:b w:val="0"/>
+                <w:color w:val="000000"/>
+                <w:sz w:val="15"/>
               </w:rPr>
               <w:t>FR3</w:t>
             </w:r>
@@ -6403,26 +6111,26 @@
         </w:tc>
         <w:tc>
           <w:tcPr>
-            <w:tcW w:type="dxa" w:w="959"/>
-            <w:vAlign w:val="center"/>
-            <w:tcMar>
-              <w:top w:w="70" w:type="dxa"/>
-              <w:bottom w:w="70" w:type="dxa"/>
-              <w:start w:w="95" w:type="dxa"/>
-              <w:end w:w="95" w:type="dxa"/>
-            </w:tcMar>
-          </w:tcPr>
-          <w:p>
-            <w:pPr>
-              <w:spacing w:after="0" w:line="247" w:lineRule="auto"/>
-            </w:pPr>
-            <w:r/>
-            <w:r>
-              <w:rPr>
-                <w:rFonts w:ascii="Microsoft YaHei" w:hAnsi="Microsoft YaHei" w:eastAsia="Microsoft YaHei" w:cs="Microsoft YaHei"/>
-                <w:b w:val="0"/>
-                <w:color w:val="000000"/>
-                <w:sz w:val="14"/>
+            <w:tcW w:type="dxa" w:w="1050"/>
+            <w:vAlign w:val="center"/>
+            <w:tcMar>
+              <w:top w:w="70" w:type="dxa"/>
+              <w:bottom w:w="70" w:type="dxa"/>
+              <w:start w:w="95" w:type="dxa"/>
+              <w:end w:w="95" w:type="dxa"/>
+            </w:tcMar>
+          </w:tcPr>
+          <w:p>
+            <w:pPr>
+              <w:spacing w:after="0" w:line="247" w:lineRule="auto"/>
+            </w:pPr>
+            <w:r/>
+            <w:r>
+              <w:rPr>
+                <w:rFonts w:ascii="Microsoft YaHei" w:hAnsi="Microsoft YaHei" w:eastAsia="Microsoft YaHei" w:cs="Microsoft YaHei"/>
+                <w:b w:val="0"/>
+                <w:color w:val="000000"/>
+                <w:sz w:val="15"/>
               </w:rPr>
               <w:t>+0.007</w:t>
               <w:br/>
@@ -6432,26 +6140,26 @@
         </w:tc>
         <w:tc>
           <w:tcPr>
-            <w:tcW w:type="dxa" w:w="959"/>
-            <w:vAlign w:val="center"/>
-            <w:tcMar>
-              <w:top w:w="70" w:type="dxa"/>
-              <w:bottom w:w="70" w:type="dxa"/>
-              <w:start w:w="95" w:type="dxa"/>
-              <w:end w:w="95" w:type="dxa"/>
-            </w:tcMar>
-          </w:tcPr>
-          <w:p>
-            <w:pPr>
-              <w:spacing w:after="0" w:line="247" w:lineRule="auto"/>
-            </w:pPr>
-            <w:r/>
-            <w:r>
-              <w:rPr>
-                <w:rFonts w:ascii="Microsoft YaHei" w:hAnsi="Microsoft YaHei" w:eastAsia="Microsoft YaHei" w:cs="Microsoft YaHei"/>
-                <w:b w:val="0"/>
-                <w:color w:val="000000"/>
-                <w:sz w:val="14"/>
+            <w:tcW w:type="dxa" w:w="1050"/>
+            <w:vAlign w:val="center"/>
+            <w:tcMar>
+              <w:top w:w="70" w:type="dxa"/>
+              <w:bottom w:w="70" w:type="dxa"/>
+              <w:start w:w="95" w:type="dxa"/>
+              <w:end w:w="95" w:type="dxa"/>
+            </w:tcMar>
+          </w:tcPr>
+          <w:p>
+            <w:pPr>
+              <w:spacing w:after="0" w:line="247" w:lineRule="auto"/>
+            </w:pPr>
+            <w:r/>
+            <w:r>
+              <w:rPr>
+                <w:rFonts w:ascii="Microsoft YaHei" w:hAnsi="Microsoft YaHei" w:eastAsia="Microsoft YaHei" w:cs="Microsoft YaHei"/>
+                <w:b w:val="0"/>
+                <w:color w:val="000000"/>
+                <w:sz w:val="15"/>
               </w:rPr>
               <w:t>-0.003</w:t>
               <w:br/>
@@ -6461,26 +6169,26 @@
         </w:tc>
         <w:tc>
           <w:tcPr>
-            <w:tcW w:type="dxa" w:w="1076"/>
-            <w:vAlign w:val="center"/>
-            <w:tcMar>
-              <w:top w:w="70" w:type="dxa"/>
-              <w:bottom w:w="70" w:type="dxa"/>
-              <w:start w:w="95" w:type="dxa"/>
-              <w:end w:w="95" w:type="dxa"/>
-            </w:tcMar>
-          </w:tcPr>
-          <w:p>
-            <w:pPr>
-              <w:spacing w:after="0" w:line="247" w:lineRule="auto"/>
-            </w:pPr>
-            <w:r/>
-            <w:r>
-              <w:rPr>
-                <w:rFonts w:ascii="Microsoft YaHei" w:hAnsi="Microsoft YaHei" w:eastAsia="Microsoft YaHei" w:cs="Microsoft YaHei"/>
-                <w:b w:val="0"/>
-                <w:color w:val="000000"/>
-                <w:sz w:val="14"/>
+            <w:tcW w:type="dxa" w:w="1178"/>
+            <w:vAlign w:val="center"/>
+            <w:tcMar>
+              <w:top w:w="70" w:type="dxa"/>
+              <w:bottom w:w="70" w:type="dxa"/>
+              <w:start w:w="95" w:type="dxa"/>
+              <w:end w:w="95" w:type="dxa"/>
+            </w:tcMar>
+          </w:tcPr>
+          <w:p>
+            <w:pPr>
+              <w:spacing w:after="0" w:line="247" w:lineRule="auto"/>
+            </w:pPr>
+            <w:r/>
+            <w:r>
+              <w:rPr>
+                <w:rFonts w:ascii="Microsoft YaHei" w:hAnsi="Microsoft YaHei" w:eastAsia="Microsoft YaHei" w:cs="Microsoft YaHei"/>
+                <w:b w:val="0"/>
+                <w:color w:val="000000"/>
+                <w:sz w:val="15"/>
               </w:rPr>
               <w:t>+1.280 °C</w:t>
               <w:br/>
@@ -6490,57 +6198,28 @@
         </w:tc>
         <w:tc>
           <w:tcPr>
-            <w:tcW w:type="dxa" w:w="1696"/>
-            <w:vAlign w:val="center"/>
-            <w:tcMar>
-              <w:top w:w="70" w:type="dxa"/>
-              <w:bottom w:w="70" w:type="dxa"/>
-              <w:start w:w="95" w:type="dxa"/>
-              <w:end w:w="95" w:type="dxa"/>
-            </w:tcMar>
-          </w:tcPr>
-          <w:p>
-            <w:pPr>
-              <w:spacing w:after="0" w:line="247" w:lineRule="auto"/>
-            </w:pPr>
-            <w:r/>
-            <w:r>
-              <w:rPr>
-                <w:rFonts w:ascii="Microsoft YaHei" w:hAnsi="Microsoft YaHei" w:eastAsia="Microsoft YaHei" w:cs="Microsoft YaHei"/>
-                <w:b w:val="0"/>
-                <w:color w:val="000000"/>
-                <w:sz w:val="14"/>
-              </w:rPr>
-              <w:t>实验复合物</w:t>
-              <w:br/>
-              <w:t>结构上合理（中置信）</w:t>
-            </w:r>
-          </w:p>
-        </w:tc>
-        <w:tc>
-          <w:tcPr>
-            <w:tcW w:type="dxa" w:w="2985"/>
-            <w:vAlign w:val="center"/>
-            <w:tcMar>
-              <w:top w:w="70" w:type="dxa"/>
-              <w:bottom w:w="70" w:type="dxa"/>
-              <w:start w:w="95" w:type="dxa"/>
-              <w:end w:w="95" w:type="dxa"/>
-            </w:tcMar>
-          </w:tcPr>
-          <w:p>
-            <w:pPr>
-              <w:spacing w:after="0" w:line="247" w:lineRule="auto"/>
-            </w:pPr>
-            <w:r/>
-            <w:r>
-              <w:rPr>
-                <w:rFonts w:ascii="Microsoft YaHei" w:hAnsi="Microsoft YaHei" w:eastAsia="Microsoft YaHei" w:cs="Microsoft YaHei"/>
-                <w:b w:val="0"/>
-                <w:color w:val="000000"/>
-                <w:sz w:val="14"/>
-              </w:rPr>
-              <w:t>Tm中等、U轻度改善；正φ构象支持Gly转角。</w:t>
+            <w:tcW w:type="dxa" w:w="4224"/>
+            <w:vAlign w:val="center"/>
+            <w:tcMar>
+              <w:top w:w="70" w:type="dxa"/>
+              <w:bottom w:w="70" w:type="dxa"/>
+              <w:start w:w="95" w:type="dxa"/>
+              <w:end w:w="95" w:type="dxa"/>
+            </w:tcMar>
+          </w:tcPr>
+          <w:p>
+            <w:pPr>
+              <w:spacing w:after="0" w:line="247" w:lineRule="auto"/>
+            </w:pPr>
+            <w:r/>
+            <w:r>
+              <w:rPr>
+                <w:rFonts w:ascii="Microsoft YaHei" w:hAnsi="Microsoft YaHei" w:eastAsia="Microsoft YaHei" w:cs="Microsoft YaHei"/>
+                <w:b w:val="0"/>
+                <w:color w:val="000000"/>
+                <w:sz w:val="15"/>
+              </w:rPr>
+              <w:t>Tm中等、U轻度改善。</w:t>
             </w:r>
           </w:p>
         </w:tc>
@@ -6551,26 +6230,26 @@
         </w:trPr>
         <w:tc>
           <w:tcPr>
-            <w:tcW w:type="dxa" w:w="445"/>
-            <w:vAlign w:val="center"/>
-            <w:tcMar>
-              <w:top w:w="70" w:type="dxa"/>
-              <w:bottom w:w="70" w:type="dxa"/>
-              <w:start w:w="95" w:type="dxa"/>
-              <w:end w:w="95" w:type="dxa"/>
-            </w:tcMar>
-          </w:tcPr>
-          <w:p>
-            <w:pPr>
-              <w:spacing w:after="0" w:line="247" w:lineRule="auto"/>
-            </w:pPr>
-            <w:r/>
-            <w:r>
-              <w:rPr>
-                <w:rFonts w:ascii="Microsoft YaHei" w:hAnsi="Microsoft YaHei" w:eastAsia="Microsoft YaHei" w:cs="Microsoft YaHei"/>
-                <w:b w:val="0"/>
-                <w:color w:val="000000"/>
-                <w:sz w:val="14"/>
+            <w:tcW w:type="dxa" w:w="487"/>
+            <w:vAlign w:val="center"/>
+            <w:tcMar>
+              <w:top w:w="70" w:type="dxa"/>
+              <w:bottom w:w="70" w:type="dxa"/>
+              <w:start w:w="95" w:type="dxa"/>
+              <w:end w:w="95" w:type="dxa"/>
+            </w:tcMar>
+          </w:tcPr>
+          <w:p>
+            <w:pPr>
+              <w:spacing w:after="0" w:line="247" w:lineRule="auto"/>
+            </w:pPr>
+            <w:r/>
+            <w:r>
+              <w:rPr>
+                <w:rFonts w:ascii="Microsoft YaHei" w:hAnsi="Microsoft YaHei" w:eastAsia="Microsoft YaHei" w:cs="Microsoft YaHei"/>
+                <w:b w:val="0"/>
+                <w:color w:val="000000"/>
+                <w:sz w:val="15"/>
               </w:rPr>
               <w:t>11</w:t>
             </w:r>
@@ -6578,26 +6257,26 @@
         </w:tc>
         <w:tc>
           <w:tcPr>
-            <w:tcW w:type="dxa" w:w="725"/>
-            <w:vAlign w:val="center"/>
-            <w:tcMar>
-              <w:top w:w="70" w:type="dxa"/>
-              <w:bottom w:w="70" w:type="dxa"/>
-              <w:start w:w="95" w:type="dxa"/>
-              <w:end w:w="95" w:type="dxa"/>
-            </w:tcMar>
-          </w:tcPr>
-          <w:p>
-            <w:pPr>
-              <w:spacing w:after="0" w:line="247" w:lineRule="auto"/>
-            </w:pPr>
-            <w:r/>
-            <w:r>
-              <w:rPr>
-                <w:rFonts w:ascii="Microsoft YaHei" w:hAnsi="Microsoft YaHei" w:eastAsia="Microsoft YaHei" w:cs="Microsoft YaHei"/>
-                <w:b w:val="0"/>
-                <w:color w:val="000000"/>
-                <w:sz w:val="14"/>
+            <w:tcW w:type="dxa" w:w="794"/>
+            <w:vAlign w:val="center"/>
+            <w:tcMar>
+              <w:top w:w="70" w:type="dxa"/>
+              <w:bottom w:w="70" w:type="dxa"/>
+              <w:start w:w="95" w:type="dxa"/>
+              <w:end w:w="95" w:type="dxa"/>
+            </w:tcMar>
+          </w:tcPr>
+          <w:p>
+            <w:pPr>
+              <w:spacing w:after="0" w:line="247" w:lineRule="auto"/>
+            </w:pPr>
+            <w:r/>
+            <w:r>
+              <w:rPr>
+                <w:rFonts w:ascii="Microsoft YaHei" w:hAnsi="Microsoft YaHei" w:eastAsia="Microsoft YaHei" w:cs="Microsoft YaHei"/>
+                <w:b w:val="0"/>
+                <w:color w:val="000000"/>
+                <w:sz w:val="15"/>
               </w:rPr>
               <w:t>F30N</w:t>
             </w:r>
@@ -6605,26 +6284,26 @@
         </w:tc>
         <w:tc>
           <w:tcPr>
-            <w:tcW w:type="dxa" w:w="655"/>
-            <w:vAlign w:val="center"/>
-            <w:tcMar>
-              <w:top w:w="70" w:type="dxa"/>
-              <w:bottom w:w="70" w:type="dxa"/>
-              <w:start w:w="95" w:type="dxa"/>
-              <w:end w:w="95" w:type="dxa"/>
-            </w:tcMar>
-          </w:tcPr>
-          <w:p>
-            <w:pPr>
-              <w:spacing w:after="0" w:line="247" w:lineRule="auto"/>
-            </w:pPr>
-            <w:r/>
-            <w:r>
-              <w:rPr>
-                <w:rFonts w:ascii="Microsoft YaHei" w:hAnsi="Microsoft YaHei" w:eastAsia="Microsoft YaHei" w:cs="Microsoft YaHei"/>
-                <w:b w:val="0"/>
-                <w:color w:val="000000"/>
-                <w:sz w:val="14"/>
+            <w:tcW w:type="dxa" w:w="717"/>
+            <w:vAlign w:val="center"/>
+            <w:tcMar>
+              <w:top w:w="70" w:type="dxa"/>
+              <w:bottom w:w="70" w:type="dxa"/>
+              <w:start w:w="95" w:type="dxa"/>
+              <w:end w:w="95" w:type="dxa"/>
+            </w:tcMar>
+          </w:tcPr>
+          <w:p>
+            <w:pPr>
+              <w:spacing w:after="0" w:line="247" w:lineRule="auto"/>
+            </w:pPr>
+            <w:r/>
+            <w:r>
+              <w:rPr>
+                <w:rFonts w:ascii="Microsoft YaHei" w:hAnsi="Microsoft YaHei" w:eastAsia="Microsoft YaHei" w:cs="Microsoft YaHei"/>
+                <w:b w:val="0"/>
+                <w:color w:val="000000"/>
+                <w:sz w:val="15"/>
               </w:rPr>
               <w:t>CDR1</w:t>
             </w:r>
@@ -6632,26 +6311,26 @@
         </w:tc>
         <w:tc>
           <w:tcPr>
-            <w:tcW w:type="dxa" w:w="959"/>
-            <w:vAlign w:val="center"/>
-            <w:tcMar>
-              <w:top w:w="70" w:type="dxa"/>
-              <w:bottom w:w="70" w:type="dxa"/>
-              <w:start w:w="95" w:type="dxa"/>
-              <w:end w:w="95" w:type="dxa"/>
-            </w:tcMar>
-          </w:tcPr>
-          <w:p>
-            <w:pPr>
-              <w:spacing w:after="0" w:line="247" w:lineRule="auto"/>
-            </w:pPr>
-            <w:r/>
-            <w:r>
-              <w:rPr>
-                <w:rFonts w:ascii="Microsoft YaHei" w:hAnsi="Microsoft YaHei" w:eastAsia="Microsoft YaHei" w:cs="Microsoft YaHei"/>
-                <w:b w:val="0"/>
-                <w:color w:val="000000"/>
-                <w:sz w:val="14"/>
+            <w:tcW w:type="dxa" w:w="1050"/>
+            <w:vAlign w:val="center"/>
+            <w:tcMar>
+              <w:top w:w="70" w:type="dxa"/>
+              <w:bottom w:w="70" w:type="dxa"/>
+              <w:start w:w="95" w:type="dxa"/>
+              <w:end w:w="95" w:type="dxa"/>
+            </w:tcMar>
+          </w:tcPr>
+          <w:p>
+            <w:pPr>
+              <w:spacing w:after="0" w:line="247" w:lineRule="auto"/>
+            </w:pPr>
+            <w:r/>
+            <w:r>
+              <w:rPr>
+                <w:rFonts w:ascii="Microsoft YaHei" w:hAnsi="Microsoft YaHei" w:eastAsia="Microsoft YaHei" w:cs="Microsoft YaHei"/>
+                <w:b w:val="0"/>
+                <w:color w:val="000000"/>
+                <w:sz w:val="15"/>
               </w:rPr>
               <w:t>+0.017</w:t>
               <w:br/>
@@ -6661,26 +6340,26 @@
         </w:tc>
         <w:tc>
           <w:tcPr>
-            <w:tcW w:type="dxa" w:w="959"/>
-            <w:vAlign w:val="center"/>
-            <w:tcMar>
-              <w:top w:w="70" w:type="dxa"/>
-              <w:bottom w:w="70" w:type="dxa"/>
-              <w:start w:w="95" w:type="dxa"/>
-              <w:end w:w="95" w:type="dxa"/>
-            </w:tcMar>
-          </w:tcPr>
-          <w:p>
-            <w:pPr>
-              <w:spacing w:after="0" w:line="247" w:lineRule="auto"/>
-            </w:pPr>
-            <w:r/>
-            <w:r>
-              <w:rPr>
-                <w:rFonts w:ascii="Microsoft YaHei" w:hAnsi="Microsoft YaHei" w:eastAsia="Microsoft YaHei" w:cs="Microsoft YaHei"/>
-                <w:b w:val="0"/>
-                <w:color w:val="000000"/>
-                <w:sz w:val="14"/>
+            <w:tcW w:type="dxa" w:w="1050"/>
+            <w:vAlign w:val="center"/>
+            <w:tcMar>
+              <w:top w:w="70" w:type="dxa"/>
+              <w:bottom w:w="70" w:type="dxa"/>
+              <w:start w:w="95" w:type="dxa"/>
+              <w:end w:w="95" w:type="dxa"/>
+            </w:tcMar>
+          </w:tcPr>
+          <w:p>
+            <w:pPr>
+              <w:spacing w:after="0" w:line="247" w:lineRule="auto"/>
+            </w:pPr>
+            <w:r/>
+            <w:r>
+              <w:rPr>
+                <w:rFonts w:ascii="Microsoft YaHei" w:hAnsi="Microsoft YaHei" w:eastAsia="Microsoft YaHei" w:cs="Microsoft YaHei"/>
+                <w:b w:val="0"/>
+                <w:color w:val="000000"/>
+                <w:sz w:val="15"/>
               </w:rPr>
               <w:t>+0.024</w:t>
               <w:br/>
@@ -6690,26 +6369,26 @@
         </w:tc>
         <w:tc>
           <w:tcPr>
-            <w:tcW w:type="dxa" w:w="1076"/>
-            <w:vAlign w:val="center"/>
-            <w:tcMar>
-              <w:top w:w="70" w:type="dxa"/>
-              <w:bottom w:w="70" w:type="dxa"/>
-              <w:start w:w="95" w:type="dxa"/>
-              <w:end w:w="95" w:type="dxa"/>
-            </w:tcMar>
-          </w:tcPr>
-          <w:p>
-            <w:pPr>
-              <w:spacing w:after="0" w:line="247" w:lineRule="auto"/>
-            </w:pPr>
-            <w:r/>
-            <w:r>
-              <w:rPr>
-                <w:rFonts w:ascii="Microsoft YaHei" w:hAnsi="Microsoft YaHei" w:eastAsia="Microsoft YaHei" w:cs="Microsoft YaHei"/>
-                <w:b w:val="0"/>
-                <w:color w:val="000000"/>
-                <w:sz w:val="14"/>
+            <w:tcW w:type="dxa" w:w="1178"/>
+            <w:vAlign w:val="center"/>
+            <w:tcMar>
+              <w:top w:w="70" w:type="dxa"/>
+              <w:bottom w:w="70" w:type="dxa"/>
+              <w:start w:w="95" w:type="dxa"/>
+              <w:end w:w="95" w:type="dxa"/>
+            </w:tcMar>
+          </w:tcPr>
+          <w:p>
+            <w:pPr>
+              <w:spacing w:after="0" w:line="247" w:lineRule="auto"/>
+            </w:pPr>
+            <w:r/>
+            <w:r>
+              <w:rPr>
+                <w:rFonts w:ascii="Microsoft YaHei" w:hAnsi="Microsoft YaHei" w:eastAsia="Microsoft YaHei" w:cs="Microsoft YaHei"/>
+                <w:b w:val="0"/>
+                <w:color w:val="000000"/>
+                <w:sz w:val="15"/>
               </w:rPr>
               <w:t>-0.130 °C</w:t>
               <w:br/>
@@ -6719,57 +6398,28 @@
         </w:tc>
         <w:tc>
           <w:tcPr>
-            <w:tcW w:type="dxa" w:w="1696"/>
-            <w:vAlign w:val="center"/>
-            <w:tcMar>
-              <w:top w:w="70" w:type="dxa"/>
-              <w:bottom w:w="70" w:type="dxa"/>
-              <w:start w:w="95" w:type="dxa"/>
-              <w:end w:w="95" w:type="dxa"/>
-            </w:tcMar>
-          </w:tcPr>
-          <w:p>
-            <w:pPr>
-              <w:spacing w:after="0" w:line="247" w:lineRule="auto"/>
-            </w:pPr>
-            <w:r/>
-            <w:r>
-              <w:rPr>
-                <w:rFonts w:ascii="Microsoft YaHei" w:hAnsi="Microsoft YaHei" w:eastAsia="Microsoft YaHei" w:cs="Microsoft YaHei"/>
-                <w:b w:val="0"/>
-                <w:color w:val="000000"/>
-                <w:sz w:val="14"/>
-              </w:rPr>
-              <w:t>实验复合物</w:t>
-              <w:br/>
-              <w:t>谨慎合理（中置信）</w:t>
-            </w:r>
-          </w:p>
-        </w:tc>
-        <w:tc>
-          <w:tcPr>
-            <w:tcW w:type="dxa" w:w="2985"/>
-            <w:vAlign w:val="center"/>
-            <w:tcMar>
-              <w:top w:w="70" w:type="dxa"/>
-              <w:bottom w:w="70" w:type="dxa"/>
-              <w:start w:w="95" w:type="dxa"/>
-              <w:end w:w="95" w:type="dxa"/>
-            </w:tcMar>
-          </w:tcPr>
-          <w:p>
-            <w:pPr>
-              <w:spacing w:after="0" w:line="247" w:lineRule="auto"/>
-            </w:pPr>
-            <w:r/>
-            <w:r>
-              <w:rPr>
-                <w:rFonts w:ascii="Microsoft YaHei" w:hAnsi="Microsoft YaHei" w:eastAsia="Microsoft YaHei" w:cs="Microsoft YaHei"/>
-                <w:b w:val="0"/>
-                <w:color w:val="000000"/>
-                <w:sz w:val="14"/>
-              </w:rPr>
-              <w:t>U显著、S中等改善；新增NG脱酰胺基序，明确标注化学风险。</w:t>
+            <w:tcW w:type="dxa" w:w="4224"/>
+            <w:vAlign w:val="center"/>
+            <w:tcMar>
+              <w:top w:w="70" w:type="dxa"/>
+              <w:bottom w:w="70" w:type="dxa"/>
+              <w:start w:w="95" w:type="dxa"/>
+              <w:end w:w="95" w:type="dxa"/>
+            </w:tcMar>
+          </w:tcPr>
+          <w:p>
+            <w:pPr>
+              <w:spacing w:after="0" w:line="247" w:lineRule="auto"/>
+            </w:pPr>
+            <w:r/>
+            <w:r>
+              <w:rPr>
+                <w:rFonts w:ascii="Microsoft YaHei" w:hAnsi="Microsoft YaHei" w:eastAsia="Microsoft YaHei" w:cs="Microsoft YaHei"/>
+                <w:b w:val="0"/>
+                <w:color w:val="000000"/>
+                <w:sz w:val="15"/>
+              </w:rPr>
+              <w:t>U显著、S中等改善。</w:t>
             </w:r>
           </w:p>
         </w:tc>
@@ -6780,26 +6430,26 @@
         </w:trPr>
         <w:tc>
           <w:tcPr>
-            <w:tcW w:type="dxa" w:w="445"/>
-            <w:vAlign w:val="center"/>
-            <w:tcMar>
-              <w:top w:w="70" w:type="dxa"/>
-              <w:bottom w:w="70" w:type="dxa"/>
-              <w:start w:w="95" w:type="dxa"/>
-              <w:end w:w="95" w:type="dxa"/>
-            </w:tcMar>
-          </w:tcPr>
-          <w:p>
-            <w:pPr>
-              <w:spacing w:after="0" w:line="247" w:lineRule="auto"/>
-            </w:pPr>
-            <w:r/>
-            <w:r>
-              <w:rPr>
-                <w:rFonts w:ascii="Microsoft YaHei" w:hAnsi="Microsoft YaHei" w:eastAsia="Microsoft YaHei" w:cs="Microsoft YaHei"/>
-                <w:b w:val="0"/>
-                <w:color w:val="000000"/>
-                <w:sz w:val="14"/>
+            <w:tcW w:type="dxa" w:w="487"/>
+            <w:vAlign w:val="center"/>
+            <w:tcMar>
+              <w:top w:w="70" w:type="dxa"/>
+              <w:bottom w:w="70" w:type="dxa"/>
+              <w:start w:w="95" w:type="dxa"/>
+              <w:end w:w="95" w:type="dxa"/>
+            </w:tcMar>
+          </w:tcPr>
+          <w:p>
+            <w:pPr>
+              <w:spacing w:after="0" w:line="247" w:lineRule="auto"/>
+            </w:pPr>
+            <w:r/>
+            <w:r>
+              <w:rPr>
+                <w:rFonts w:ascii="Microsoft YaHei" w:hAnsi="Microsoft YaHei" w:eastAsia="Microsoft YaHei" w:cs="Microsoft YaHei"/>
+                <w:b w:val="0"/>
+                <w:color w:val="000000"/>
+                <w:sz w:val="15"/>
               </w:rPr>
               <w:t>12</w:t>
             </w:r>
@@ -6807,26 +6457,26 @@
         </w:tc>
         <w:tc>
           <w:tcPr>
-            <w:tcW w:type="dxa" w:w="725"/>
-            <w:vAlign w:val="center"/>
-            <w:tcMar>
-              <w:top w:w="70" w:type="dxa"/>
-              <w:bottom w:w="70" w:type="dxa"/>
-              <w:start w:w="95" w:type="dxa"/>
-              <w:end w:w="95" w:type="dxa"/>
-            </w:tcMar>
-          </w:tcPr>
-          <w:p>
-            <w:pPr>
-              <w:spacing w:after="0" w:line="247" w:lineRule="auto"/>
-            </w:pPr>
-            <w:r/>
-            <w:r>
-              <w:rPr>
-                <w:rFonts w:ascii="Microsoft YaHei" w:hAnsi="Microsoft YaHei" w:eastAsia="Microsoft YaHei" w:cs="Microsoft YaHei"/>
-                <w:b w:val="0"/>
-                <w:color w:val="000000"/>
-                <w:sz w:val="14"/>
+            <w:tcW w:type="dxa" w:w="794"/>
+            <w:vAlign w:val="center"/>
+            <w:tcMar>
+              <w:top w:w="70" w:type="dxa"/>
+              <w:bottom w:w="70" w:type="dxa"/>
+              <w:start w:w="95" w:type="dxa"/>
+              <w:end w:w="95" w:type="dxa"/>
+            </w:tcMar>
+          </w:tcPr>
+          <w:p>
+            <w:pPr>
+              <w:spacing w:after="0" w:line="247" w:lineRule="auto"/>
+            </w:pPr>
+            <w:r/>
+            <w:r>
+              <w:rPr>
+                <w:rFonts w:ascii="Microsoft YaHei" w:hAnsi="Microsoft YaHei" w:eastAsia="Microsoft YaHei" w:cs="Microsoft YaHei"/>
+                <w:b w:val="0"/>
+                <w:color w:val="000000"/>
+                <w:sz w:val="15"/>
               </w:rPr>
               <w:t>K75E</w:t>
             </w:r>
@@ -6834,26 +6484,26 @@
         </w:tc>
         <w:tc>
           <w:tcPr>
-            <w:tcW w:type="dxa" w:w="655"/>
-            <w:vAlign w:val="center"/>
-            <w:tcMar>
-              <w:top w:w="70" w:type="dxa"/>
-              <w:bottom w:w="70" w:type="dxa"/>
-              <w:start w:w="95" w:type="dxa"/>
-              <w:end w:w="95" w:type="dxa"/>
-            </w:tcMar>
-          </w:tcPr>
-          <w:p>
-            <w:pPr>
-              <w:spacing w:after="0" w:line="247" w:lineRule="auto"/>
-            </w:pPr>
-            <w:r/>
-            <w:r>
-              <w:rPr>
-                <w:rFonts w:ascii="Microsoft YaHei" w:hAnsi="Microsoft YaHei" w:eastAsia="Microsoft YaHei" w:cs="Microsoft YaHei"/>
-                <w:b w:val="0"/>
-                <w:color w:val="000000"/>
-                <w:sz w:val="14"/>
+            <w:tcW w:type="dxa" w:w="717"/>
+            <w:vAlign w:val="center"/>
+            <w:tcMar>
+              <w:top w:w="70" w:type="dxa"/>
+              <w:bottom w:w="70" w:type="dxa"/>
+              <w:start w:w="95" w:type="dxa"/>
+              <w:end w:w="95" w:type="dxa"/>
+            </w:tcMar>
+          </w:tcPr>
+          <w:p>
+            <w:pPr>
+              <w:spacing w:after="0" w:line="247" w:lineRule="auto"/>
+            </w:pPr>
+            <w:r/>
+            <w:r>
+              <w:rPr>
+                <w:rFonts w:ascii="Microsoft YaHei" w:hAnsi="Microsoft YaHei" w:eastAsia="Microsoft YaHei" w:cs="Microsoft YaHei"/>
+                <w:b w:val="0"/>
+                <w:color w:val="000000"/>
+                <w:sz w:val="15"/>
               </w:rPr>
               <w:t>FR3</w:t>
             </w:r>
@@ -6861,26 +6511,26 @@
         </w:tc>
         <w:tc>
           <w:tcPr>
-            <w:tcW w:type="dxa" w:w="959"/>
-            <w:vAlign w:val="center"/>
-            <w:tcMar>
-              <w:top w:w="70" w:type="dxa"/>
-              <w:bottom w:w="70" w:type="dxa"/>
-              <w:start w:w="95" w:type="dxa"/>
-              <w:end w:w="95" w:type="dxa"/>
-            </w:tcMar>
-          </w:tcPr>
-          <w:p>
-            <w:pPr>
-              <w:spacing w:after="0" w:line="247" w:lineRule="auto"/>
-            </w:pPr>
-            <w:r/>
-            <w:r>
-              <w:rPr>
-                <w:rFonts w:ascii="Microsoft YaHei" w:hAnsi="Microsoft YaHei" w:eastAsia="Microsoft YaHei" w:cs="Microsoft YaHei"/>
-                <w:b w:val="0"/>
-                <w:color w:val="000000"/>
-                <w:sz w:val="14"/>
+            <w:tcW w:type="dxa" w:w="1050"/>
+            <w:vAlign w:val="center"/>
+            <w:tcMar>
+              <w:top w:w="70" w:type="dxa"/>
+              <w:bottom w:w="70" w:type="dxa"/>
+              <w:start w:w="95" w:type="dxa"/>
+              <w:end w:w="95" w:type="dxa"/>
+            </w:tcMar>
+          </w:tcPr>
+          <w:p>
+            <w:pPr>
+              <w:spacing w:after="0" w:line="247" w:lineRule="auto"/>
+            </w:pPr>
+            <w:r/>
+            <w:r>
+              <w:rPr>
+                <w:rFonts w:ascii="Microsoft YaHei" w:hAnsi="Microsoft YaHei" w:eastAsia="Microsoft YaHei" w:cs="Microsoft YaHei"/>
+                <w:b w:val="0"/>
+                <w:color w:val="000000"/>
+                <w:sz w:val="15"/>
               </w:rPr>
               <w:t>+0.002</w:t>
               <w:br/>
@@ -6890,26 +6540,26 @@
         </w:tc>
         <w:tc>
           <w:tcPr>
-            <w:tcW w:type="dxa" w:w="959"/>
-            <w:vAlign w:val="center"/>
-            <w:tcMar>
-              <w:top w:w="70" w:type="dxa"/>
-              <w:bottom w:w="70" w:type="dxa"/>
-              <w:start w:w="95" w:type="dxa"/>
-              <w:end w:w="95" w:type="dxa"/>
-            </w:tcMar>
-          </w:tcPr>
-          <w:p>
-            <w:pPr>
-              <w:spacing w:after="0" w:line="247" w:lineRule="auto"/>
-            </w:pPr>
-            <w:r/>
-            <w:r>
-              <w:rPr>
-                <w:rFonts w:ascii="Microsoft YaHei" w:hAnsi="Microsoft YaHei" w:eastAsia="Microsoft YaHei" w:cs="Microsoft YaHei"/>
-                <w:b w:val="0"/>
-                <w:color w:val="000000"/>
-                <w:sz w:val="14"/>
+            <w:tcW w:type="dxa" w:w="1050"/>
+            <w:vAlign w:val="center"/>
+            <w:tcMar>
+              <w:top w:w="70" w:type="dxa"/>
+              <w:bottom w:w="70" w:type="dxa"/>
+              <w:start w:w="95" w:type="dxa"/>
+              <w:end w:w="95" w:type="dxa"/>
+            </w:tcMar>
+          </w:tcPr>
+          <w:p>
+            <w:pPr>
+              <w:spacing w:after="0" w:line="247" w:lineRule="auto"/>
+            </w:pPr>
+            <w:r/>
+            <w:r>
+              <w:rPr>
+                <w:rFonts w:ascii="Microsoft YaHei" w:hAnsi="Microsoft YaHei" w:eastAsia="Microsoft YaHei" w:cs="Microsoft YaHei"/>
+                <w:b w:val="0"/>
+                <w:color w:val="000000"/>
+                <w:sz w:val="15"/>
               </w:rPr>
               <w:t>+0.010</w:t>
               <w:br/>
@@ -6919,26 +6569,26 @@
         </w:tc>
         <w:tc>
           <w:tcPr>
-            <w:tcW w:type="dxa" w:w="1076"/>
-            <w:vAlign w:val="center"/>
-            <w:tcMar>
-              <w:top w:w="70" w:type="dxa"/>
-              <w:bottom w:w="70" w:type="dxa"/>
-              <w:start w:w="95" w:type="dxa"/>
-              <w:end w:w="95" w:type="dxa"/>
-            </w:tcMar>
-          </w:tcPr>
-          <w:p>
-            <w:pPr>
-              <w:spacing w:after="0" w:line="247" w:lineRule="auto"/>
-            </w:pPr>
-            <w:r/>
-            <w:r>
-              <w:rPr>
-                <w:rFonts w:ascii="Microsoft YaHei" w:hAnsi="Microsoft YaHei" w:eastAsia="Microsoft YaHei" w:cs="Microsoft YaHei"/>
-                <w:b w:val="0"/>
-                <w:color w:val="000000"/>
-                <w:sz w:val="14"/>
+            <w:tcW w:type="dxa" w:w="1178"/>
+            <w:vAlign w:val="center"/>
+            <w:tcMar>
+              <w:top w:w="70" w:type="dxa"/>
+              <w:bottom w:w="70" w:type="dxa"/>
+              <w:start w:w="95" w:type="dxa"/>
+              <w:end w:w="95" w:type="dxa"/>
+            </w:tcMar>
+          </w:tcPr>
+          <w:p>
+            <w:pPr>
+              <w:spacing w:after="0" w:line="247" w:lineRule="auto"/>
+            </w:pPr>
+            <w:r/>
+            <w:r>
+              <w:rPr>
+                <w:rFonts w:ascii="Microsoft YaHei" w:hAnsi="Microsoft YaHei" w:eastAsia="Microsoft YaHei" w:cs="Microsoft YaHei"/>
+                <w:b w:val="0"/>
+                <w:color w:val="000000"/>
+                <w:sz w:val="15"/>
               </w:rPr>
               <w:t>+1.860 °C</w:t>
               <w:br/>
@@ -6948,57 +6598,28 @@
         </w:tc>
         <w:tc>
           <w:tcPr>
-            <w:tcW w:type="dxa" w:w="1696"/>
-            <w:vAlign w:val="center"/>
-            <w:tcMar>
-              <w:top w:w="70" w:type="dxa"/>
-              <w:bottom w:w="70" w:type="dxa"/>
-              <w:start w:w="95" w:type="dxa"/>
-              <w:end w:w="95" w:type="dxa"/>
-            </w:tcMar>
-          </w:tcPr>
-          <w:p>
-            <w:pPr>
-              <w:spacing w:after="0" w:line="247" w:lineRule="auto"/>
-            </w:pPr>
-            <w:r/>
-            <w:r>
-              <w:rPr>
-                <w:rFonts w:ascii="Microsoft YaHei" w:hAnsi="Microsoft YaHei" w:eastAsia="Microsoft YaHei" w:cs="Microsoft YaHei"/>
-                <w:b w:val="0"/>
-                <w:color w:val="000000"/>
-                <w:sz w:val="14"/>
-              </w:rPr>
-              <w:t>实验复合物</w:t>
-              <w:br/>
-              <w:t>谨慎合理（中置信）</w:t>
-            </w:r>
-          </w:p>
-        </w:tc>
-        <w:tc>
-          <w:tcPr>
-            <w:tcW w:type="dxa" w:w="2985"/>
-            <w:vAlign w:val="center"/>
-            <w:tcMar>
-              <w:top w:w="70" w:type="dxa"/>
-              <w:bottom w:w="70" w:type="dxa"/>
-              <w:start w:w="95" w:type="dxa"/>
-              <w:end w:w="95" w:type="dxa"/>
-            </w:tcMar>
-          </w:tcPr>
-          <w:p>
-            <w:pPr>
-              <w:spacing w:after="0" w:line="247" w:lineRule="auto"/>
-            </w:pPr>
-            <w:r/>
-            <w:r>
-              <w:rPr>
-                <w:rFonts w:ascii="Microsoft YaHei" w:hAnsi="Microsoft YaHei" w:eastAsia="Microsoft YaHei" w:cs="Microsoft YaHei"/>
-                <w:b w:val="0"/>
-                <w:color w:val="000000"/>
-                <w:sz w:val="14"/>
-              </w:rPr>
-              <w:t>Tm显著改善；电荷反转效应依赖局部pH与盐环境。</w:t>
+            <w:tcW w:type="dxa" w:w="4224"/>
+            <w:vAlign w:val="center"/>
+            <w:tcMar>
+              <w:top w:w="70" w:type="dxa"/>
+              <w:bottom w:w="70" w:type="dxa"/>
+              <w:start w:w="95" w:type="dxa"/>
+              <w:end w:w="95" w:type="dxa"/>
+            </w:tcMar>
+          </w:tcPr>
+          <w:p>
+            <w:pPr>
+              <w:spacing w:after="0" w:line="247" w:lineRule="auto"/>
+            </w:pPr>
+            <w:r/>
+            <w:r>
+              <w:rPr>
+                <w:rFonts w:ascii="Microsoft YaHei" w:hAnsi="Microsoft YaHei" w:eastAsia="Microsoft YaHei" w:cs="Microsoft YaHei"/>
+                <w:b w:val="0"/>
+                <w:color w:val="000000"/>
+                <w:sz w:val="15"/>
+              </w:rPr>
+              <w:t>Tm显著改善。</w:t>
             </w:r>
           </w:p>
         </w:tc>
@@ -7009,26 +6630,26 @@
         </w:trPr>
         <w:tc>
           <w:tcPr>
-            <w:tcW w:type="dxa" w:w="445"/>
-            <w:vAlign w:val="center"/>
-            <w:tcMar>
-              <w:top w:w="70" w:type="dxa"/>
-              <w:bottom w:w="70" w:type="dxa"/>
-              <w:start w:w="95" w:type="dxa"/>
-              <w:end w:w="95" w:type="dxa"/>
-            </w:tcMar>
-          </w:tcPr>
-          <w:p>
-            <w:pPr>
-              <w:spacing w:after="0" w:line="247" w:lineRule="auto"/>
-            </w:pPr>
-            <w:r/>
-            <w:r>
-              <w:rPr>
-                <w:rFonts w:ascii="Microsoft YaHei" w:hAnsi="Microsoft YaHei" w:eastAsia="Microsoft YaHei" w:cs="Microsoft YaHei"/>
-                <w:b w:val="0"/>
-                <w:color w:val="000000"/>
-                <w:sz w:val="14"/>
+            <w:tcW w:type="dxa" w:w="487"/>
+            <w:vAlign w:val="center"/>
+            <w:tcMar>
+              <w:top w:w="70" w:type="dxa"/>
+              <w:bottom w:w="70" w:type="dxa"/>
+              <w:start w:w="95" w:type="dxa"/>
+              <w:end w:w="95" w:type="dxa"/>
+            </w:tcMar>
+          </w:tcPr>
+          <w:p>
+            <w:pPr>
+              <w:spacing w:after="0" w:line="247" w:lineRule="auto"/>
+            </w:pPr>
+            <w:r/>
+            <w:r>
+              <w:rPr>
+                <w:rFonts w:ascii="Microsoft YaHei" w:hAnsi="Microsoft YaHei" w:eastAsia="Microsoft YaHei" w:cs="Microsoft YaHei"/>
+                <w:b w:val="0"/>
+                <w:color w:val="000000"/>
+                <w:sz w:val="15"/>
               </w:rPr>
               <w:t>13</w:t>
             </w:r>
@@ -7036,26 +6657,26 @@
         </w:tc>
         <w:tc>
           <w:tcPr>
-            <w:tcW w:type="dxa" w:w="725"/>
-            <w:vAlign w:val="center"/>
-            <w:tcMar>
-              <w:top w:w="70" w:type="dxa"/>
-              <w:bottom w:w="70" w:type="dxa"/>
-              <w:start w:w="95" w:type="dxa"/>
-              <w:end w:w="95" w:type="dxa"/>
-            </w:tcMar>
-          </w:tcPr>
-          <w:p>
-            <w:pPr>
-              <w:spacing w:after="0" w:line="247" w:lineRule="auto"/>
-            </w:pPr>
-            <w:r/>
-            <w:r>
-              <w:rPr>
-                <w:rFonts w:ascii="Microsoft YaHei" w:hAnsi="Microsoft YaHei" w:eastAsia="Microsoft YaHei" w:cs="Microsoft YaHei"/>
-                <w:b w:val="0"/>
-                <w:color w:val="000000"/>
-                <w:sz w:val="14"/>
+            <w:tcW w:type="dxa" w:w="794"/>
+            <w:vAlign w:val="center"/>
+            <w:tcMar>
+              <w:top w:w="70" w:type="dxa"/>
+              <w:bottom w:w="70" w:type="dxa"/>
+              <w:start w:w="95" w:type="dxa"/>
+              <w:end w:w="95" w:type="dxa"/>
+            </w:tcMar>
+          </w:tcPr>
+          <w:p>
+            <w:pPr>
+              <w:spacing w:after="0" w:line="247" w:lineRule="auto"/>
+            </w:pPr>
+            <w:r/>
+            <w:r>
+              <w:rPr>
+                <w:rFonts w:ascii="Microsoft YaHei" w:hAnsi="Microsoft YaHei" w:eastAsia="Microsoft YaHei" w:cs="Microsoft YaHei"/>
+                <w:b w:val="0"/>
+                <w:color w:val="000000"/>
+                <w:sz w:val="15"/>
               </w:rPr>
               <w:t>L11M</w:t>
             </w:r>
@@ -7063,26 +6684,26 @@
         </w:tc>
         <w:tc>
           <w:tcPr>
-            <w:tcW w:type="dxa" w:w="655"/>
-            <w:vAlign w:val="center"/>
-            <w:tcMar>
-              <w:top w:w="70" w:type="dxa"/>
-              <w:bottom w:w="70" w:type="dxa"/>
-              <w:start w:w="95" w:type="dxa"/>
-              <w:end w:w="95" w:type="dxa"/>
-            </w:tcMar>
-          </w:tcPr>
-          <w:p>
-            <w:pPr>
-              <w:spacing w:after="0" w:line="247" w:lineRule="auto"/>
-            </w:pPr>
-            <w:r/>
-            <w:r>
-              <w:rPr>
-                <w:rFonts w:ascii="Microsoft YaHei" w:hAnsi="Microsoft YaHei" w:eastAsia="Microsoft YaHei" w:cs="Microsoft YaHei"/>
-                <w:b w:val="0"/>
-                <w:color w:val="000000"/>
-                <w:sz w:val="14"/>
+            <w:tcW w:type="dxa" w:w="717"/>
+            <w:vAlign w:val="center"/>
+            <w:tcMar>
+              <w:top w:w="70" w:type="dxa"/>
+              <w:bottom w:w="70" w:type="dxa"/>
+              <w:start w:w="95" w:type="dxa"/>
+              <w:end w:w="95" w:type="dxa"/>
+            </w:tcMar>
+          </w:tcPr>
+          <w:p>
+            <w:pPr>
+              <w:spacing w:after="0" w:line="247" w:lineRule="auto"/>
+            </w:pPr>
+            <w:r/>
+            <w:r>
+              <w:rPr>
+                <w:rFonts w:ascii="Microsoft YaHei" w:hAnsi="Microsoft YaHei" w:eastAsia="Microsoft YaHei" w:cs="Microsoft YaHei"/>
+                <w:b w:val="0"/>
+                <w:color w:val="000000"/>
+                <w:sz w:val="15"/>
               </w:rPr>
               <w:t>FR1</w:t>
             </w:r>
@@ -7090,26 +6711,26 @@
         </w:tc>
         <w:tc>
           <w:tcPr>
-            <w:tcW w:type="dxa" w:w="959"/>
-            <w:vAlign w:val="center"/>
-            <w:tcMar>
-              <w:top w:w="70" w:type="dxa"/>
-              <w:bottom w:w="70" w:type="dxa"/>
-              <w:start w:w="95" w:type="dxa"/>
-              <w:end w:w="95" w:type="dxa"/>
-            </w:tcMar>
-          </w:tcPr>
-          <w:p>
-            <w:pPr>
-              <w:spacing w:after="0" w:line="247" w:lineRule="auto"/>
-            </w:pPr>
-            <w:r/>
-            <w:r>
-              <w:rPr>
-                <w:rFonts w:ascii="Microsoft YaHei" w:hAnsi="Microsoft YaHei" w:eastAsia="Microsoft YaHei" w:cs="Microsoft YaHei"/>
-                <w:b w:val="0"/>
-                <w:color w:val="000000"/>
-                <w:sz w:val="14"/>
+            <w:tcW w:type="dxa" w:w="1050"/>
+            <w:vAlign w:val="center"/>
+            <w:tcMar>
+              <w:top w:w="70" w:type="dxa"/>
+              <w:bottom w:w="70" w:type="dxa"/>
+              <w:start w:w="95" w:type="dxa"/>
+              <w:end w:w="95" w:type="dxa"/>
+            </w:tcMar>
+          </w:tcPr>
+          <w:p>
+            <w:pPr>
+              <w:spacing w:after="0" w:line="247" w:lineRule="auto"/>
+            </w:pPr>
+            <w:r/>
+            <w:r>
+              <w:rPr>
+                <w:rFonts w:ascii="Microsoft YaHei" w:hAnsi="Microsoft YaHei" w:eastAsia="Microsoft YaHei" w:cs="Microsoft YaHei"/>
+                <w:b w:val="0"/>
+                <w:color w:val="000000"/>
+                <w:sz w:val="15"/>
               </w:rPr>
               <w:t>+0.016</w:t>
               <w:br/>
@@ -7119,26 +6740,26 @@
         </w:tc>
         <w:tc>
           <w:tcPr>
-            <w:tcW w:type="dxa" w:w="959"/>
-            <w:vAlign w:val="center"/>
-            <w:tcMar>
-              <w:top w:w="70" w:type="dxa"/>
-              <w:bottom w:w="70" w:type="dxa"/>
-              <w:start w:w="95" w:type="dxa"/>
-              <w:end w:w="95" w:type="dxa"/>
-            </w:tcMar>
-          </w:tcPr>
-          <w:p>
-            <w:pPr>
-              <w:spacing w:after="0" w:line="247" w:lineRule="auto"/>
-            </w:pPr>
-            <w:r/>
-            <w:r>
-              <w:rPr>
-                <w:rFonts w:ascii="Microsoft YaHei" w:hAnsi="Microsoft YaHei" w:eastAsia="Microsoft YaHei" w:cs="Microsoft YaHei"/>
-                <w:b w:val="0"/>
-                <w:color w:val="000000"/>
-                <w:sz w:val="14"/>
+            <w:tcW w:type="dxa" w:w="1050"/>
+            <w:vAlign w:val="center"/>
+            <w:tcMar>
+              <w:top w:w="70" w:type="dxa"/>
+              <w:bottom w:w="70" w:type="dxa"/>
+              <w:start w:w="95" w:type="dxa"/>
+              <w:end w:w="95" w:type="dxa"/>
+            </w:tcMar>
+          </w:tcPr>
+          <w:p>
+            <w:pPr>
+              <w:spacing w:after="0" w:line="247" w:lineRule="auto"/>
+            </w:pPr>
+            <w:r/>
+            <w:r>
+              <w:rPr>
+                <w:rFonts w:ascii="Microsoft YaHei" w:hAnsi="Microsoft YaHei" w:eastAsia="Microsoft YaHei" w:cs="Microsoft YaHei"/>
+                <w:b w:val="0"/>
+                <w:color w:val="000000"/>
+                <w:sz w:val="15"/>
               </w:rPr>
               <w:t>+0.012</w:t>
               <w:br/>
@@ -7148,26 +6769,26 @@
         </w:tc>
         <w:tc>
           <w:tcPr>
-            <w:tcW w:type="dxa" w:w="1076"/>
-            <w:vAlign w:val="center"/>
-            <w:tcMar>
-              <w:top w:w="70" w:type="dxa"/>
-              <w:bottom w:w="70" w:type="dxa"/>
-              <w:start w:w="95" w:type="dxa"/>
-              <w:end w:w="95" w:type="dxa"/>
-            </w:tcMar>
-          </w:tcPr>
-          <w:p>
-            <w:pPr>
-              <w:spacing w:after="0" w:line="247" w:lineRule="auto"/>
-            </w:pPr>
-            <w:r/>
-            <w:r>
-              <w:rPr>
-                <w:rFonts w:ascii="Microsoft YaHei" w:hAnsi="Microsoft YaHei" w:eastAsia="Microsoft YaHei" w:cs="Microsoft YaHei"/>
-                <w:b w:val="0"/>
-                <w:color w:val="000000"/>
-                <w:sz w:val="14"/>
+            <w:tcW w:type="dxa" w:w="1178"/>
+            <w:vAlign w:val="center"/>
+            <w:tcMar>
+              <w:top w:w="70" w:type="dxa"/>
+              <w:bottom w:w="70" w:type="dxa"/>
+              <w:start w:w="95" w:type="dxa"/>
+              <w:end w:w="95" w:type="dxa"/>
+            </w:tcMar>
+          </w:tcPr>
+          <w:p>
+            <w:pPr>
+              <w:spacing w:after="0" w:line="247" w:lineRule="auto"/>
+            </w:pPr>
+            <w:r/>
+            <w:r>
+              <w:rPr>
+                <w:rFonts w:ascii="Microsoft YaHei" w:hAnsi="Microsoft YaHei" w:eastAsia="Microsoft YaHei" w:cs="Microsoft YaHei"/>
+                <w:b w:val="0"/>
+                <w:color w:val="000000"/>
+                <w:sz w:val="15"/>
               </w:rPr>
               <w:t>-0.040 °C</w:t>
               <w:br/>
@@ -7177,57 +6798,28 @@
         </w:tc>
         <w:tc>
           <w:tcPr>
-            <w:tcW w:type="dxa" w:w="1696"/>
-            <w:vAlign w:val="center"/>
-            <w:tcMar>
-              <w:top w:w="70" w:type="dxa"/>
-              <w:bottom w:w="70" w:type="dxa"/>
-              <w:start w:w="95" w:type="dxa"/>
-              <w:end w:w="95" w:type="dxa"/>
-            </w:tcMar>
-          </w:tcPr>
-          <w:p>
-            <w:pPr>
-              <w:spacing w:after="0" w:line="247" w:lineRule="auto"/>
-            </w:pPr>
-            <w:r/>
-            <w:r>
-              <w:rPr>
-                <w:rFonts w:ascii="Microsoft YaHei" w:hAnsi="Microsoft YaHei" w:eastAsia="Microsoft YaHei" w:cs="Microsoft YaHei"/>
-                <w:b w:val="0"/>
-                <w:color w:val="000000"/>
-                <w:sz w:val="14"/>
-              </w:rPr>
-              <w:t>AF3补充上下文</w:t>
-              <w:br/>
-              <w:t>谨慎合理（低置信）</w:t>
-            </w:r>
-          </w:p>
-        </w:tc>
-        <w:tc>
-          <w:tcPr>
-            <w:tcW w:type="dxa" w:w="2985"/>
-            <w:vAlign w:val="center"/>
-            <w:tcMar>
-              <w:top w:w="70" w:type="dxa"/>
-              <w:bottom w:w="70" w:type="dxa"/>
-              <w:start w:w="95" w:type="dxa"/>
-              <w:end w:w="95" w:type="dxa"/>
-            </w:tcMar>
-          </w:tcPr>
-          <w:p>
-            <w:pPr>
-              <w:spacing w:after="0" w:line="247" w:lineRule="auto"/>
-            </w:pPr>
-            <w:r/>
-            <w:r>
-              <w:rPr>
-                <w:rFonts w:ascii="Microsoft YaHei" w:hAnsi="Microsoft YaHei" w:eastAsia="Microsoft YaHei" w:cs="Microsoft YaHei"/>
-                <w:b w:val="0"/>
-                <w:color w:val="000000"/>
-                <w:sz w:val="14"/>
-              </w:rPr>
-              <w:t>U显著改善；仅AF3坐标且增加Met氧化敏感性。</w:t>
+            <w:tcW w:type="dxa" w:w="4224"/>
+            <w:vAlign w:val="center"/>
+            <w:tcMar>
+              <w:top w:w="70" w:type="dxa"/>
+              <w:bottom w:w="70" w:type="dxa"/>
+              <w:start w:w="95" w:type="dxa"/>
+              <w:end w:w="95" w:type="dxa"/>
+            </w:tcMar>
+          </w:tcPr>
+          <w:p>
+            <w:pPr>
+              <w:spacing w:after="0" w:line="247" w:lineRule="auto"/>
+            </w:pPr>
+            <w:r/>
+            <w:r>
+              <w:rPr>
+                <w:rFonts w:ascii="Microsoft YaHei" w:hAnsi="Microsoft YaHei" w:eastAsia="Microsoft YaHei" w:cs="Microsoft YaHei"/>
+                <w:b w:val="0"/>
+                <w:color w:val="000000"/>
+                <w:sz w:val="15"/>
+              </w:rPr>
+              <w:t>U显著改善。</w:t>
             </w:r>
           </w:p>
         </w:tc>
@@ -7238,26 +6830,26 @@
         </w:trPr>
         <w:tc>
           <w:tcPr>
-            <w:tcW w:type="dxa" w:w="445"/>
-            <w:vAlign w:val="center"/>
-            <w:tcMar>
-              <w:top w:w="70" w:type="dxa"/>
-              <w:bottom w:w="70" w:type="dxa"/>
-              <w:start w:w="95" w:type="dxa"/>
-              <w:end w:w="95" w:type="dxa"/>
-            </w:tcMar>
-          </w:tcPr>
-          <w:p>
-            <w:pPr>
-              <w:spacing w:after="0" w:line="247" w:lineRule="auto"/>
-            </w:pPr>
-            <w:r/>
-            <w:r>
-              <w:rPr>
-                <w:rFonts w:ascii="Microsoft YaHei" w:hAnsi="Microsoft YaHei" w:eastAsia="Microsoft YaHei" w:cs="Microsoft YaHei"/>
-                <w:b w:val="0"/>
-                <w:color w:val="000000"/>
-                <w:sz w:val="14"/>
+            <w:tcW w:type="dxa" w:w="487"/>
+            <w:vAlign w:val="center"/>
+            <w:tcMar>
+              <w:top w:w="70" w:type="dxa"/>
+              <w:bottom w:w="70" w:type="dxa"/>
+              <w:start w:w="95" w:type="dxa"/>
+              <w:end w:w="95" w:type="dxa"/>
+            </w:tcMar>
+          </w:tcPr>
+          <w:p>
+            <w:pPr>
+              <w:spacing w:after="0" w:line="247" w:lineRule="auto"/>
+            </w:pPr>
+            <w:r/>
+            <w:r>
+              <w:rPr>
+                <w:rFonts w:ascii="Microsoft YaHei" w:hAnsi="Microsoft YaHei" w:eastAsia="Microsoft YaHei" w:cs="Microsoft YaHei"/>
+                <w:b w:val="0"/>
+                <w:color w:val="000000"/>
+                <w:sz w:val="15"/>
               </w:rPr>
               <w:t>14</w:t>
             </w:r>
@@ -7265,26 +6857,26 @@
         </w:tc>
         <w:tc>
           <w:tcPr>
-            <w:tcW w:type="dxa" w:w="725"/>
-            <w:vAlign w:val="center"/>
-            <w:tcMar>
-              <w:top w:w="70" w:type="dxa"/>
-              <w:bottom w:w="70" w:type="dxa"/>
-              <w:start w:w="95" w:type="dxa"/>
-              <w:end w:w="95" w:type="dxa"/>
-            </w:tcMar>
-          </w:tcPr>
-          <w:p>
-            <w:pPr>
-              <w:spacing w:after="0" w:line="247" w:lineRule="auto"/>
-            </w:pPr>
-            <w:r/>
-            <w:r>
-              <w:rPr>
-                <w:rFonts w:ascii="Microsoft YaHei" w:hAnsi="Microsoft YaHei" w:eastAsia="Microsoft YaHei" w:cs="Microsoft YaHei"/>
-                <w:b w:val="0"/>
-                <w:color w:val="000000"/>
-                <w:sz w:val="14"/>
+            <w:tcW w:type="dxa" w:w="794"/>
+            <w:vAlign w:val="center"/>
+            <w:tcMar>
+              <w:top w:w="70" w:type="dxa"/>
+              <w:bottom w:w="70" w:type="dxa"/>
+              <w:start w:w="95" w:type="dxa"/>
+              <w:end w:w="95" w:type="dxa"/>
+            </w:tcMar>
+          </w:tcPr>
+          <w:p>
+            <w:pPr>
+              <w:spacing w:after="0" w:line="247" w:lineRule="auto"/>
+            </w:pPr>
+            <w:r/>
+            <w:r>
+              <w:rPr>
+                <w:rFonts w:ascii="Microsoft YaHei" w:hAnsi="Microsoft YaHei" w:eastAsia="Microsoft YaHei" w:cs="Microsoft YaHei"/>
+                <w:b w:val="0"/>
+                <w:color w:val="000000"/>
+                <w:sz w:val="15"/>
               </w:rPr>
               <w:t>Q1D</w:t>
             </w:r>
@@ -7292,26 +6884,26 @@
         </w:tc>
         <w:tc>
           <w:tcPr>
-            <w:tcW w:type="dxa" w:w="655"/>
-            <w:vAlign w:val="center"/>
-            <w:tcMar>
-              <w:top w:w="70" w:type="dxa"/>
-              <w:bottom w:w="70" w:type="dxa"/>
-              <w:start w:w="95" w:type="dxa"/>
-              <w:end w:w="95" w:type="dxa"/>
-            </w:tcMar>
-          </w:tcPr>
-          <w:p>
-            <w:pPr>
-              <w:spacing w:after="0" w:line="247" w:lineRule="auto"/>
-            </w:pPr>
-            <w:r/>
-            <w:r>
-              <w:rPr>
-                <w:rFonts w:ascii="Microsoft YaHei" w:hAnsi="Microsoft YaHei" w:eastAsia="Microsoft YaHei" w:cs="Microsoft YaHei"/>
-                <w:b w:val="0"/>
-                <w:color w:val="000000"/>
-                <w:sz w:val="14"/>
+            <w:tcW w:type="dxa" w:w="717"/>
+            <w:vAlign w:val="center"/>
+            <w:tcMar>
+              <w:top w:w="70" w:type="dxa"/>
+              <w:bottom w:w="70" w:type="dxa"/>
+              <w:start w:w="95" w:type="dxa"/>
+              <w:end w:w="95" w:type="dxa"/>
+            </w:tcMar>
+          </w:tcPr>
+          <w:p>
+            <w:pPr>
+              <w:spacing w:after="0" w:line="247" w:lineRule="auto"/>
+            </w:pPr>
+            <w:r/>
+            <w:r>
+              <w:rPr>
+                <w:rFonts w:ascii="Microsoft YaHei" w:hAnsi="Microsoft YaHei" w:eastAsia="Microsoft YaHei" w:cs="Microsoft YaHei"/>
+                <w:b w:val="0"/>
+                <w:color w:val="000000"/>
+                <w:sz w:val="15"/>
               </w:rPr>
               <w:t>FR1</w:t>
             </w:r>
@@ -7319,26 +6911,26 @@
         </w:tc>
         <w:tc>
           <w:tcPr>
-            <w:tcW w:type="dxa" w:w="959"/>
-            <w:vAlign w:val="center"/>
-            <w:tcMar>
-              <w:top w:w="70" w:type="dxa"/>
-              <w:bottom w:w="70" w:type="dxa"/>
-              <w:start w:w="95" w:type="dxa"/>
-              <w:end w:w="95" w:type="dxa"/>
-            </w:tcMar>
-          </w:tcPr>
-          <w:p>
-            <w:pPr>
-              <w:spacing w:after="0" w:line="247" w:lineRule="auto"/>
-            </w:pPr>
-            <w:r/>
-            <w:r>
-              <w:rPr>
-                <w:rFonts w:ascii="Microsoft YaHei" w:hAnsi="Microsoft YaHei" w:eastAsia="Microsoft YaHei" w:cs="Microsoft YaHei"/>
-                <w:b w:val="0"/>
-                <w:color w:val="000000"/>
-                <w:sz w:val="14"/>
+            <w:tcW w:type="dxa" w:w="1050"/>
+            <w:vAlign w:val="center"/>
+            <w:tcMar>
+              <w:top w:w="70" w:type="dxa"/>
+              <w:bottom w:w="70" w:type="dxa"/>
+              <w:start w:w="95" w:type="dxa"/>
+              <w:end w:w="95" w:type="dxa"/>
+            </w:tcMar>
+          </w:tcPr>
+          <w:p>
+            <w:pPr>
+              <w:spacing w:after="0" w:line="247" w:lineRule="auto"/>
+            </w:pPr>
+            <w:r/>
+            <w:r>
+              <w:rPr>
+                <w:rFonts w:ascii="Microsoft YaHei" w:hAnsi="Microsoft YaHei" w:eastAsia="Microsoft YaHei" w:cs="Microsoft YaHei"/>
+                <w:b w:val="0"/>
+                <w:color w:val="000000"/>
+                <w:sz w:val="15"/>
               </w:rPr>
               <w:t>+0.006</w:t>
               <w:br/>
@@ -7348,26 +6940,26 @@
         </w:tc>
         <w:tc>
           <w:tcPr>
-            <w:tcW w:type="dxa" w:w="959"/>
-            <w:vAlign w:val="center"/>
-            <w:tcMar>
-              <w:top w:w="70" w:type="dxa"/>
-              <w:bottom w:w="70" w:type="dxa"/>
-              <w:start w:w="95" w:type="dxa"/>
-              <w:end w:w="95" w:type="dxa"/>
-            </w:tcMar>
-          </w:tcPr>
-          <w:p>
-            <w:pPr>
-              <w:spacing w:after="0" w:line="247" w:lineRule="auto"/>
-            </w:pPr>
-            <w:r/>
-            <w:r>
-              <w:rPr>
-                <w:rFonts w:ascii="Microsoft YaHei" w:hAnsi="Microsoft YaHei" w:eastAsia="Microsoft YaHei" w:cs="Microsoft YaHei"/>
-                <w:b w:val="0"/>
-                <w:color w:val="000000"/>
-                <w:sz w:val="14"/>
+            <w:tcW w:type="dxa" w:w="1050"/>
+            <w:vAlign w:val="center"/>
+            <w:tcMar>
+              <w:top w:w="70" w:type="dxa"/>
+              <w:bottom w:w="70" w:type="dxa"/>
+              <w:start w:w="95" w:type="dxa"/>
+              <w:end w:w="95" w:type="dxa"/>
+            </w:tcMar>
+          </w:tcPr>
+          <w:p>
+            <w:pPr>
+              <w:spacing w:after="0" w:line="247" w:lineRule="auto"/>
+            </w:pPr>
+            <w:r/>
+            <w:r>
+              <w:rPr>
+                <w:rFonts w:ascii="Microsoft YaHei" w:hAnsi="Microsoft YaHei" w:eastAsia="Microsoft YaHei" w:cs="Microsoft YaHei"/>
+                <w:b w:val="0"/>
+                <w:color w:val="000000"/>
+                <w:sz w:val="15"/>
               </w:rPr>
               <w:t>+0.024</w:t>
               <w:br/>
@@ -7377,26 +6969,26 @@
         </w:tc>
         <w:tc>
           <w:tcPr>
-            <w:tcW w:type="dxa" w:w="1076"/>
-            <w:vAlign w:val="center"/>
-            <w:tcMar>
-              <w:top w:w="70" w:type="dxa"/>
-              <w:bottom w:w="70" w:type="dxa"/>
-              <w:start w:w="95" w:type="dxa"/>
-              <w:end w:w="95" w:type="dxa"/>
-            </w:tcMar>
-          </w:tcPr>
-          <w:p>
-            <w:pPr>
-              <w:spacing w:after="0" w:line="247" w:lineRule="auto"/>
-            </w:pPr>
-            <w:r/>
-            <w:r>
-              <w:rPr>
-                <w:rFonts w:ascii="Microsoft YaHei" w:hAnsi="Microsoft YaHei" w:eastAsia="Microsoft YaHei" w:cs="Microsoft YaHei"/>
-                <w:b w:val="0"/>
-                <w:color w:val="000000"/>
-                <w:sz w:val="14"/>
+            <w:tcW w:type="dxa" w:w="1178"/>
+            <w:vAlign w:val="center"/>
+            <w:tcMar>
+              <w:top w:w="70" w:type="dxa"/>
+              <w:bottom w:w="70" w:type="dxa"/>
+              <w:start w:w="95" w:type="dxa"/>
+              <w:end w:w="95" w:type="dxa"/>
+            </w:tcMar>
+          </w:tcPr>
+          <w:p>
+            <w:pPr>
+              <w:spacing w:after="0" w:line="247" w:lineRule="auto"/>
+            </w:pPr>
+            <w:r/>
+            <w:r>
+              <w:rPr>
+                <w:rFonts w:ascii="Microsoft YaHei" w:hAnsi="Microsoft YaHei" w:eastAsia="Microsoft YaHei" w:cs="Microsoft YaHei"/>
+                <w:b w:val="0"/>
+                <w:color w:val="000000"/>
+                <w:sz w:val="15"/>
               </w:rPr>
               <w:t>+0.120 °C</w:t>
               <w:br/>
@@ -7406,57 +6998,28 @@
         </w:tc>
         <w:tc>
           <w:tcPr>
-            <w:tcW w:type="dxa" w:w="1696"/>
-            <w:vAlign w:val="center"/>
-            <w:tcMar>
-              <w:top w:w="70" w:type="dxa"/>
-              <w:bottom w:w="70" w:type="dxa"/>
-              <w:start w:w="95" w:type="dxa"/>
-              <w:end w:w="95" w:type="dxa"/>
-            </w:tcMar>
-          </w:tcPr>
-          <w:p>
-            <w:pPr>
-              <w:spacing w:after="0" w:line="247" w:lineRule="auto"/>
-            </w:pPr>
-            <w:r/>
-            <w:r>
-              <w:rPr>
-                <w:rFonts w:ascii="Microsoft YaHei" w:hAnsi="Microsoft YaHei" w:eastAsia="Microsoft YaHei" w:cs="Microsoft YaHei"/>
-                <w:b w:val="0"/>
-                <w:color w:val="000000"/>
-                <w:sz w:val="14"/>
-              </w:rPr>
-              <w:t>实验复合物</w:t>
-              <w:br/>
-              <w:t>结构上合理（中置信）</w:t>
-            </w:r>
-          </w:p>
-        </w:tc>
-        <w:tc>
-          <w:tcPr>
-            <w:tcW w:type="dxa" w:w="2985"/>
-            <w:vAlign w:val="center"/>
-            <w:tcMar>
-              <w:top w:w="70" w:type="dxa"/>
-              <w:bottom w:w="70" w:type="dxa"/>
-              <w:start w:w="95" w:type="dxa"/>
-              <w:end w:w="95" w:type="dxa"/>
-            </w:tcMar>
-          </w:tcPr>
-          <w:p>
-            <w:pPr>
-              <w:spacing w:after="0" w:line="247" w:lineRule="auto"/>
-            </w:pPr>
-            <w:r/>
-            <w:r>
-              <w:rPr>
-                <w:rFonts w:ascii="Microsoft YaHei" w:hAnsi="Microsoft YaHei" w:eastAsia="Microsoft YaHei" w:cs="Microsoft YaHei"/>
-                <w:b w:val="0"/>
-                <w:color w:val="000000"/>
-                <w:sz w:val="14"/>
-              </w:rPr>
-              <w:t>S中等、U轻度改善；外露N端负电荷水化假设。</w:t>
+            <w:tcW w:type="dxa" w:w="4224"/>
+            <w:vAlign w:val="center"/>
+            <w:tcMar>
+              <w:top w:w="70" w:type="dxa"/>
+              <w:bottom w:w="70" w:type="dxa"/>
+              <w:start w:w="95" w:type="dxa"/>
+              <w:end w:w="95" w:type="dxa"/>
+            </w:tcMar>
+          </w:tcPr>
+          <w:p>
+            <w:pPr>
+              <w:spacing w:after="0" w:line="247" w:lineRule="auto"/>
+            </w:pPr>
+            <w:r/>
+            <w:r>
+              <w:rPr>
+                <w:rFonts w:ascii="Microsoft YaHei" w:hAnsi="Microsoft YaHei" w:eastAsia="Microsoft YaHei" w:cs="Microsoft YaHei"/>
+                <w:b w:val="0"/>
+                <w:color w:val="000000"/>
+                <w:sz w:val="15"/>
+              </w:rPr>
+              <w:t>S中等、U轻度改善。</w:t>
             </w:r>
           </w:p>
         </w:tc>
@@ -7467,26 +7030,26 @@
         </w:trPr>
         <w:tc>
           <w:tcPr>
-            <w:tcW w:type="dxa" w:w="445"/>
-            <w:vAlign w:val="center"/>
-            <w:tcMar>
-              <w:top w:w="70" w:type="dxa"/>
-              <w:bottom w:w="70" w:type="dxa"/>
-              <w:start w:w="95" w:type="dxa"/>
-              <w:end w:w="95" w:type="dxa"/>
-            </w:tcMar>
-          </w:tcPr>
-          <w:p>
-            <w:pPr>
-              <w:spacing w:after="0" w:line="247" w:lineRule="auto"/>
-            </w:pPr>
-            <w:r/>
-            <w:r>
-              <w:rPr>
-                <w:rFonts w:ascii="Microsoft YaHei" w:hAnsi="Microsoft YaHei" w:eastAsia="Microsoft YaHei" w:cs="Microsoft YaHei"/>
-                <w:b w:val="0"/>
-                <w:color w:val="000000"/>
-                <w:sz w:val="14"/>
+            <w:tcW w:type="dxa" w:w="487"/>
+            <w:vAlign w:val="center"/>
+            <w:tcMar>
+              <w:top w:w="70" w:type="dxa"/>
+              <w:bottom w:w="70" w:type="dxa"/>
+              <w:start w:w="95" w:type="dxa"/>
+              <w:end w:w="95" w:type="dxa"/>
+            </w:tcMar>
+          </w:tcPr>
+          <w:p>
+            <w:pPr>
+              <w:spacing w:after="0" w:line="247" w:lineRule="auto"/>
+            </w:pPr>
+            <w:r/>
+            <w:r>
+              <w:rPr>
+                <w:rFonts w:ascii="Microsoft YaHei" w:hAnsi="Microsoft YaHei" w:eastAsia="Microsoft YaHei" w:cs="Microsoft YaHei"/>
+                <w:b w:val="0"/>
+                <w:color w:val="000000"/>
+                <w:sz w:val="15"/>
               </w:rPr>
               <w:t>15</w:t>
             </w:r>
@@ -7494,26 +7057,26 @@
         </w:tc>
         <w:tc>
           <w:tcPr>
-            <w:tcW w:type="dxa" w:w="725"/>
-            <w:vAlign w:val="center"/>
-            <w:tcMar>
-              <w:top w:w="70" w:type="dxa"/>
-              <w:bottom w:w="70" w:type="dxa"/>
-              <w:start w:w="95" w:type="dxa"/>
-              <w:end w:w="95" w:type="dxa"/>
-            </w:tcMar>
-          </w:tcPr>
-          <w:p>
-            <w:pPr>
-              <w:spacing w:after="0" w:line="247" w:lineRule="auto"/>
-            </w:pPr>
-            <w:r/>
-            <w:r>
-              <w:rPr>
-                <w:rFonts w:ascii="Microsoft YaHei" w:hAnsi="Microsoft YaHei" w:eastAsia="Microsoft YaHei" w:cs="Microsoft YaHei"/>
-                <w:b w:val="0"/>
-                <w:color w:val="000000"/>
-                <w:sz w:val="14"/>
+            <w:tcW w:type="dxa" w:w="794"/>
+            <w:vAlign w:val="center"/>
+            <w:tcMar>
+              <w:top w:w="70" w:type="dxa"/>
+              <w:bottom w:w="70" w:type="dxa"/>
+              <w:start w:w="95" w:type="dxa"/>
+              <w:end w:w="95" w:type="dxa"/>
+            </w:tcMar>
+          </w:tcPr>
+          <w:p>
+            <w:pPr>
+              <w:spacing w:after="0" w:line="247" w:lineRule="auto"/>
+            </w:pPr>
+            <w:r/>
+            <w:r>
+              <w:rPr>
+                <w:rFonts w:ascii="Microsoft YaHei" w:hAnsi="Microsoft YaHei" w:eastAsia="Microsoft YaHei" w:cs="Microsoft YaHei"/>
+                <w:b w:val="0"/>
+                <w:color w:val="000000"/>
+                <w:sz w:val="15"/>
               </w:rPr>
               <w:t>T99F</w:t>
             </w:r>
@@ -7521,26 +7084,26 @@
         </w:tc>
         <w:tc>
           <w:tcPr>
-            <w:tcW w:type="dxa" w:w="655"/>
-            <w:vAlign w:val="center"/>
-            <w:tcMar>
-              <w:top w:w="70" w:type="dxa"/>
-              <w:bottom w:w="70" w:type="dxa"/>
-              <w:start w:w="95" w:type="dxa"/>
-              <w:end w:w="95" w:type="dxa"/>
-            </w:tcMar>
-          </w:tcPr>
-          <w:p>
-            <w:pPr>
-              <w:spacing w:after="0" w:line="247" w:lineRule="auto"/>
-            </w:pPr>
-            <w:r/>
-            <w:r>
-              <w:rPr>
-                <w:rFonts w:ascii="Microsoft YaHei" w:hAnsi="Microsoft YaHei" w:eastAsia="Microsoft YaHei" w:cs="Microsoft YaHei"/>
-                <w:b w:val="0"/>
-                <w:color w:val="000000"/>
-                <w:sz w:val="14"/>
+            <w:tcW w:type="dxa" w:w="717"/>
+            <w:vAlign w:val="center"/>
+            <w:tcMar>
+              <w:top w:w="70" w:type="dxa"/>
+              <w:bottom w:w="70" w:type="dxa"/>
+              <w:start w:w="95" w:type="dxa"/>
+              <w:end w:w="95" w:type="dxa"/>
+            </w:tcMar>
+          </w:tcPr>
+          <w:p>
+            <w:pPr>
+              <w:spacing w:after="0" w:line="247" w:lineRule="auto"/>
+            </w:pPr>
+            <w:r/>
+            <w:r>
+              <w:rPr>
+                <w:rFonts w:ascii="Microsoft YaHei" w:hAnsi="Microsoft YaHei" w:eastAsia="Microsoft YaHei" w:cs="Microsoft YaHei"/>
+                <w:b w:val="0"/>
+                <w:color w:val="000000"/>
+                <w:sz w:val="15"/>
               </w:rPr>
               <w:t>CDR3</w:t>
             </w:r>
@@ -7548,26 +7111,26 @@
         </w:tc>
         <w:tc>
           <w:tcPr>
-            <w:tcW w:type="dxa" w:w="959"/>
-            <w:vAlign w:val="center"/>
-            <w:tcMar>
-              <w:top w:w="70" w:type="dxa"/>
-              <w:bottom w:w="70" w:type="dxa"/>
-              <w:start w:w="95" w:type="dxa"/>
-              <w:end w:w="95" w:type="dxa"/>
-            </w:tcMar>
-          </w:tcPr>
-          <w:p>
-            <w:pPr>
-              <w:spacing w:after="0" w:line="247" w:lineRule="auto"/>
-            </w:pPr>
-            <w:r/>
-            <w:r>
-              <w:rPr>
-                <w:rFonts w:ascii="Microsoft YaHei" w:hAnsi="Microsoft YaHei" w:eastAsia="Microsoft YaHei" w:cs="Microsoft YaHei"/>
-                <w:b w:val="0"/>
-                <w:color w:val="000000"/>
-                <w:sz w:val="14"/>
+            <w:tcW w:type="dxa" w:w="1050"/>
+            <w:vAlign w:val="center"/>
+            <w:tcMar>
+              <w:top w:w="70" w:type="dxa"/>
+              <w:bottom w:w="70" w:type="dxa"/>
+              <w:start w:w="95" w:type="dxa"/>
+              <w:end w:w="95" w:type="dxa"/>
+            </w:tcMar>
+          </w:tcPr>
+          <w:p>
+            <w:pPr>
+              <w:spacing w:after="0" w:line="247" w:lineRule="auto"/>
+            </w:pPr>
+            <w:r/>
+            <w:r>
+              <w:rPr>
+                <w:rFonts w:ascii="Microsoft YaHei" w:hAnsi="Microsoft YaHei" w:eastAsia="Microsoft YaHei" w:cs="Microsoft YaHei"/>
+                <w:b w:val="0"/>
+                <w:color w:val="000000"/>
+                <w:sz w:val="15"/>
               </w:rPr>
               <w:t>-0.000</w:t>
               <w:br/>
@@ -7577,26 +7140,26 @@
         </w:tc>
         <w:tc>
           <w:tcPr>
-            <w:tcW w:type="dxa" w:w="959"/>
-            <w:vAlign w:val="center"/>
-            <w:tcMar>
-              <w:top w:w="70" w:type="dxa"/>
-              <w:bottom w:w="70" w:type="dxa"/>
-              <w:start w:w="95" w:type="dxa"/>
-              <w:end w:w="95" w:type="dxa"/>
-            </w:tcMar>
-          </w:tcPr>
-          <w:p>
-            <w:pPr>
-              <w:spacing w:after="0" w:line="247" w:lineRule="auto"/>
-            </w:pPr>
-            <w:r/>
-            <w:r>
-              <w:rPr>
-                <w:rFonts w:ascii="Microsoft YaHei" w:hAnsi="Microsoft YaHei" w:eastAsia="Microsoft YaHei" w:cs="Microsoft YaHei"/>
-                <w:b w:val="0"/>
-                <w:color w:val="000000"/>
-                <w:sz w:val="14"/>
+            <w:tcW w:type="dxa" w:w="1050"/>
+            <w:vAlign w:val="center"/>
+            <w:tcMar>
+              <w:top w:w="70" w:type="dxa"/>
+              <w:bottom w:w="70" w:type="dxa"/>
+              <w:start w:w="95" w:type="dxa"/>
+              <w:end w:w="95" w:type="dxa"/>
+            </w:tcMar>
+          </w:tcPr>
+          <w:p>
+            <w:pPr>
+              <w:spacing w:after="0" w:line="247" w:lineRule="auto"/>
+            </w:pPr>
+            <w:r/>
+            <w:r>
+              <w:rPr>
+                <w:rFonts w:ascii="Microsoft YaHei" w:hAnsi="Microsoft YaHei" w:eastAsia="Microsoft YaHei" w:cs="Microsoft YaHei"/>
+                <w:b w:val="0"/>
+                <w:color w:val="000000"/>
+                <w:sz w:val="15"/>
               </w:rPr>
               <w:t>-0.011</w:t>
               <w:br/>
@@ -7606,26 +7169,26 @@
         </w:tc>
         <w:tc>
           <w:tcPr>
-            <w:tcW w:type="dxa" w:w="1076"/>
-            <w:vAlign w:val="center"/>
-            <w:tcMar>
-              <w:top w:w="70" w:type="dxa"/>
-              <w:bottom w:w="70" w:type="dxa"/>
-              <w:start w:w="95" w:type="dxa"/>
-              <w:end w:w="95" w:type="dxa"/>
-            </w:tcMar>
-          </w:tcPr>
-          <w:p>
-            <w:pPr>
-              <w:spacing w:after="0" w:line="247" w:lineRule="auto"/>
-            </w:pPr>
-            <w:r/>
-            <w:r>
-              <w:rPr>
-                <w:rFonts w:ascii="Microsoft YaHei" w:hAnsi="Microsoft YaHei" w:eastAsia="Microsoft YaHei" w:cs="Microsoft YaHei"/>
-                <w:b w:val="0"/>
-                <w:color w:val="000000"/>
-                <w:sz w:val="14"/>
+            <w:tcW w:type="dxa" w:w="1178"/>
+            <w:vAlign w:val="center"/>
+            <w:tcMar>
+              <w:top w:w="70" w:type="dxa"/>
+              <w:bottom w:w="70" w:type="dxa"/>
+              <w:start w:w="95" w:type="dxa"/>
+              <w:end w:w="95" w:type="dxa"/>
+            </w:tcMar>
+          </w:tcPr>
+          <w:p>
+            <w:pPr>
+              <w:spacing w:after="0" w:line="247" w:lineRule="auto"/>
+            </w:pPr>
+            <w:r/>
+            <w:r>
+              <w:rPr>
+                <w:rFonts w:ascii="Microsoft YaHei" w:hAnsi="Microsoft YaHei" w:eastAsia="Microsoft YaHei" w:cs="Microsoft YaHei"/>
+                <w:b w:val="0"/>
+                <w:color w:val="000000"/>
+                <w:sz w:val="15"/>
               </w:rPr>
               <w:t>-0.500 °C</w:t>
               <w:br/>
@@ -7635,71 +7198,33 @@
         </w:tc>
         <w:tc>
           <w:tcPr>
-            <w:tcW w:type="dxa" w:w="1696"/>
-            <w:vAlign w:val="center"/>
-            <w:tcMar>
-              <w:top w:w="70" w:type="dxa"/>
-              <w:bottom w:w="70" w:type="dxa"/>
-              <w:start w:w="95" w:type="dxa"/>
-              <w:end w:w="95" w:type="dxa"/>
-            </w:tcMar>
-          </w:tcPr>
-          <w:p>
-            <w:pPr>
-              <w:spacing w:after="0" w:line="247" w:lineRule="auto"/>
-            </w:pPr>
-            <w:r/>
-            <w:r>
-              <w:rPr>
-                <w:rFonts w:ascii="Microsoft YaHei" w:hAnsi="Microsoft YaHei" w:eastAsia="Microsoft YaHei" w:cs="Microsoft YaHei"/>
-                <w:b w:val="0"/>
-                <w:color w:val="000000"/>
-                <w:sz w:val="14"/>
-              </w:rPr>
-              <w:t>实验复合物</w:t>
-              <w:br/>
-              <w:t>存在结构担忧（中置信）</w:t>
-            </w:r>
-          </w:p>
-        </w:tc>
-        <w:tc>
-          <w:tcPr>
-            <w:tcW w:type="dxa" w:w="2985"/>
-            <w:vAlign w:val="center"/>
-            <w:tcMar>
-              <w:top w:w="70" w:type="dxa"/>
-              <w:bottom w:w="70" w:type="dxa"/>
-              <w:start w:w="95" w:type="dxa"/>
-              <w:end w:w="95" w:type="dxa"/>
-            </w:tcMar>
-          </w:tcPr>
-          <w:p>
-            <w:pPr>
-              <w:spacing w:after="0" w:line="247" w:lineRule="auto"/>
-            </w:pPr>
-            <w:r/>
-            <w:r>
-              <w:rPr>
-                <w:rFonts w:ascii="Microsoft YaHei" w:hAnsi="Microsoft YaHei" w:eastAsia="Microsoft YaHei" w:cs="Microsoft YaHei"/>
-                <w:b w:val="0"/>
-                <w:color w:val="000000"/>
-                <w:sz w:val="14"/>
-              </w:rPr>
-              <w:t>稳定词新增的探索对照；U无改善、S/Tm轻度不利并有中等结构担忧。</w:t>
+            <w:tcW w:type="dxa" w:w="4224"/>
+            <w:vAlign w:val="center"/>
+            <w:tcMar>
+              <w:top w:w="70" w:type="dxa"/>
+              <w:bottom w:w="70" w:type="dxa"/>
+              <w:start w:w="95" w:type="dxa"/>
+              <w:end w:w="95" w:type="dxa"/>
+            </w:tcMar>
+          </w:tcPr>
+          <w:p>
+            <w:pPr>
+              <w:spacing w:after="0" w:line="247" w:lineRule="auto"/>
+            </w:pPr>
+            <w:r/>
+            <w:r>
+              <w:rPr>
+                <w:rFonts w:ascii="Microsoft YaHei" w:hAnsi="Microsoft YaHei" w:eastAsia="Microsoft YaHei" w:cs="Microsoft YaHei"/>
+                <w:b w:val="0"/>
+                <w:color w:val="000000"/>
+                <w:sz w:val="15"/>
+              </w:rPr>
+              <w:t>作为稳定词新增的探索候选保留。</w:t>
             </w:r>
           </w:p>
         </w:tc>
       </w:tr>
     </w:tbl>
-    <w:p>
-      <w:r>
-        <w:rPr>
-          <w:rFonts w:ascii="Microsoft YaHei" w:hAnsi="Microsoft YaHei" w:eastAsia="Microsoft YaHei" w:cs="Microsoft YaHei"/>
-          <w:color w:val="000000"/>
-        </w:rPr>
-        <w:t>表中“实验复合物”指该reported位点具有实验坐标并以复合物环境为主要证据；“AF3补充上下文”表示实验坐标缺失，只能独立参考AF3单体预测，不能写作实验结构结论。</w:t>
-      </w:r>
-    </w:p>
     <w:p>
       <w:pPr>
         <w:pStyle w:val="Heading1"/>
@@ -7715,7 +7240,7 @@
           <w:rFonts w:ascii="Microsoft YaHei" w:hAnsi="Microsoft YaHei" w:eastAsia="Microsoft YaHei" w:cs="Microsoft YaHei"/>
           <w:color w:val="000000"/>
         </w:rPr>
-        <w:t>15条父单突形成105个无序理论配对；L11、F30和K75各有一对同位点替换不能共存，因此去除3对后得到102条有效双突。102条均从完整128-aa序列重建并重新运行NetSolP U/S与NanoMelt Tm，没有用两个单突分数相加代替双突实算。</w:t>
+        <w:t>15条父单突可形成105种不区分先后顺序的两两组合。L11、F30和K75各有一对同位点替换，不能同时出现在同一序列中；去除这3对后，得到102条有效双突。每条双突均以完整128-aa序列重新计算NetSolP U/S和NanoMelt Tm，而不是把两个单突的分数相加。</w:t>
       </w:r>
     </w:p>
     <w:p>
@@ -7724,16 +7249,7 @@
           <w:rFonts w:ascii="Microsoft YaHei" w:hAnsi="Microsoft YaHei" w:eastAsia="Microsoft YaHei" w:cs="Microsoft YaHei"/>
           <w:color w:val="000000"/>
         </w:rPr>
-        <w:t>58条“详细复核”和44条“标准复核”只表示专家记录的详略：至少两项中等/显著改善、存在中等/显著不利，或两位点在WT几何上相邻者进入详细复核。两组使用相同入选规则，复核深度本身既不加分也不淘汰。T99F组合没有强制名额、加分或排除规则，与其他双突平等评价。</w:t>
-      </w:r>
-    </w:p>
-    <w:p>
-      <w:r>
-        <w:rPr>
-          <w:rFonts w:ascii="Microsoft YaHei" w:hAnsi="Microsoft YaHei" w:eastAsia="Microsoft YaHei" w:cs="Microsoft YaHei"/>
-          <w:color w:val="000000"/>
-        </w:rPr>
-        <w:t>AntiFold在双突阶段仍仅是风险排除背景：两个组成单突都必须通过单突双条件排除门；不计算双突AntiFold分数、不相加两个数值，也不把AntiFold改善写成入选理由。</w:t>
+        <w:t>双突阶段不生成新的AntiFold分数。只有两个组成单突均通过既定AntiFold风险规则的组合才进入评价；AntiFold改善不作为入选理由。</w:t>
       </w:r>
     </w:p>
     <w:p>
@@ -7787,7 +7303,7 @@
           <w:color w:val="000000"/>
           <w:sz w:val="18"/>
         </w:rPr>
-        <w:t>图6  双突完整空间与终选过程。102条全部完成U/S/Tm重算；复核深度不等于筛选层级。</w:t>
+        <w:t>图6  双突完整空间与终选过程。102条双突均重新计算U/S/Tm，最终按性质幅度和组合多样性选出15条。</w:t>
       </w:r>
     </w:p>
     <w:p>
@@ -7796,7 +7312,7 @@
           <w:rFonts w:ascii="Microsoft YaHei" w:hAnsi="Microsoft YaHei" w:eastAsia="Microsoft YaHei" w:cs="Microsoft YaHei"/>
           <w:color w:val="000000"/>
         </w:rPr>
-        <w:t>最终15条双突中，6条在三个指标上均达到中等或显著有利，9条在两个指标上达到中等或显著有利；没有中等或显著不利指标。组合覆盖13/15个父单突和10/12个reported位点，15个位置对均不重复，且没有两位点在WT结构中属于局部邻近组合。</w:t>
+        <w:t>最终15条双突中，6条在三个指标上均达到中等或显著有利，9条在两个指标上达到中等或显著有利；没有中等或显著不利指标。组合覆盖13/15个父单突和10/12个reported位点。</w:t>
       </w:r>
     </w:p>
     <w:p>
@@ -7868,7 +7384,7 @@
           <w:rFonts w:ascii="Microsoft YaHei" w:hAnsi="Microsoft YaHei" w:eastAsia="Microsoft YaHei" w:cs="Microsoft YaHei"/>
           <w:color w:val="000000"/>
         </w:rPr>
-        <w:t>双突入选综合考虑性质幅度档、组成单突专家意见、完整序列潜在化学风险、WT位点空间关系和组合多样性。该过程是显式人工复核后的实验面板选择，不声称由唯一优化函数得到全局最优。</w:t>
+        <w:t>双突选择综合考虑性质幅度、组成单突的入选依据和组合多样性。最终面板强调性质证据与位点覆盖，不按单一连续分数排序。</w:t>
       </w:r>
     </w:p>
     <w:tbl>
@@ -7887,14 +7403,13 @@
         </w:tblBorders>
       </w:tblPr>
       <w:tblGrid>
-        <w:gridCol w:w="425"/>
-        <w:gridCol w:w="1174"/>
-        <w:gridCol w:w="961"/>
-        <w:gridCol w:w="872"/>
-        <w:gridCol w:w="872"/>
-        <w:gridCol w:w="1006"/>
-        <w:gridCol w:w="1587"/>
-        <w:gridCol w:w="2603"/>
+        <w:gridCol w:w="460"/>
+        <w:gridCol w:w="1271"/>
+        <w:gridCol w:w="1041"/>
+        <w:gridCol w:w="944"/>
+        <w:gridCol w:w="944"/>
+        <w:gridCol w:w="1089"/>
+        <w:gridCol w:w="3751"/>
       </w:tblGrid>
       <w:tr>
         <w:trPr>
@@ -7903,7 +7418,7 @@
         </w:trPr>
         <w:tc>
           <w:tcPr>
-            <w:tcW w:type="dxa" w:w="425"/>
+            <w:tcW w:type="dxa" w:w="460"/>
             <w:vAlign w:val="center"/>
             <w:tcMar>
               <w:top w:w="70" w:type="dxa"/>
@@ -7933,7 +7448,7 @@
         </w:tc>
         <w:tc>
           <w:tcPr>
-            <w:tcW w:type="dxa" w:w="1174"/>
+            <w:tcW w:type="dxa" w:w="1271"/>
             <w:vAlign w:val="center"/>
             <w:tcMar>
               <w:top w:w="70" w:type="dxa"/>
@@ -7963,7 +7478,7 @@
         </w:tc>
         <w:tc>
           <w:tcPr>
-            <w:tcW w:type="dxa" w:w="961"/>
+            <w:tcW w:type="dxa" w:w="1041"/>
             <w:vAlign w:val="center"/>
             <w:tcMar>
               <w:top w:w="70" w:type="dxa"/>
@@ -7993,7 +7508,7 @@
         </w:tc>
         <w:tc>
           <w:tcPr>
-            <w:tcW w:type="dxa" w:w="872"/>
+            <w:tcW w:type="dxa" w:w="944"/>
             <w:vAlign w:val="center"/>
             <w:tcMar>
               <w:top w:w="70" w:type="dxa"/>
@@ -8023,7 +7538,7 @@
         </w:tc>
         <w:tc>
           <w:tcPr>
-            <w:tcW w:type="dxa" w:w="872"/>
+            <w:tcW w:type="dxa" w:w="944"/>
             <w:vAlign w:val="center"/>
             <w:tcMar>
               <w:top w:w="70" w:type="dxa"/>
@@ -8053,7 +7568,7 @@
         </w:tc>
         <w:tc>
           <w:tcPr>
-            <w:tcW w:type="dxa" w:w="1006"/>
+            <w:tcW w:type="dxa" w:w="1089"/>
             <w:vAlign w:val="center"/>
             <w:tcMar>
               <w:top w:w="70" w:type="dxa"/>
@@ -8083,37 +7598,7 @@
         </w:tc>
         <w:tc>
           <w:tcPr>
-            <w:tcW w:type="dxa" w:w="1587"/>
-            <w:vAlign w:val="center"/>
-            <w:tcMar>
-              <w:top w:w="70" w:type="dxa"/>
-              <w:bottom w:w="70" w:type="dxa"/>
-              <w:start w:w="95" w:type="dxa"/>
-              <w:end w:w="95" w:type="dxa"/>
-            </w:tcMar>
-            <w:tcBorders>
-              <w:bottom w:val="single" w:sz="8" w:color="000000" w:space="0"/>
-            </w:tcBorders>
-          </w:tcPr>
-          <w:p>
-            <w:pPr>
-              <w:spacing w:after="0" w:line="247" w:lineRule="auto"/>
-            </w:pPr>
-            <w:r/>
-            <w:r>
-              <w:rPr>
-                <w:rFonts w:ascii="Microsoft YaHei" w:hAnsi="Microsoft YaHei" w:eastAsia="Microsoft YaHei" w:cs="Microsoft YaHei"/>
-                <w:b/>
-                <w:color w:val="000000"/>
-                <w:sz w:val="14"/>
-              </w:rPr>
-              <w:t>结构证据/风险</w:t>
-            </w:r>
-          </w:p>
-        </w:tc>
-        <w:tc>
-          <w:tcPr>
-            <w:tcW w:type="dxa" w:w="2603"/>
+            <w:tcW w:type="dxa" w:w="3751"/>
             <w:vAlign w:val="center"/>
             <w:tcMar>
               <w:top w:w="70" w:type="dxa"/>
@@ -8148,7 +7633,7 @@
         </w:trPr>
         <w:tc>
           <w:tcPr>
-            <w:tcW w:type="dxa" w:w="425"/>
+            <w:tcW w:type="dxa" w:w="460"/>
             <w:vAlign w:val="center"/>
             <w:tcMar>
               <w:top w:w="70" w:type="dxa"/>
@@ -8175,7 +7660,7 @@
         </w:tc>
         <w:tc>
           <w:tcPr>
-            <w:tcW w:type="dxa" w:w="1174"/>
+            <w:tcW w:type="dxa" w:w="1271"/>
             <w:vAlign w:val="center"/>
             <w:tcMar>
               <w:top w:w="70" w:type="dxa"/>
@@ -8202,7 +7687,7 @@
         </w:tc>
         <w:tc>
           <w:tcPr>
-            <w:tcW w:type="dxa" w:w="961"/>
+            <w:tcW w:type="dxa" w:w="1041"/>
             <w:vAlign w:val="center"/>
             <w:tcMar>
               <w:top w:w="70" w:type="dxa"/>
@@ -8229,7 +7714,7 @@
         </w:tc>
         <w:tc>
           <w:tcPr>
-            <w:tcW w:type="dxa" w:w="872"/>
+            <w:tcW w:type="dxa" w:w="944"/>
             <w:vAlign w:val="center"/>
             <w:tcMar>
               <w:top w:w="70" w:type="dxa"/>
@@ -8258,7 +7743,7 @@
         </w:tc>
         <w:tc>
           <w:tcPr>
-            <w:tcW w:type="dxa" w:w="872"/>
+            <w:tcW w:type="dxa" w:w="944"/>
             <w:vAlign w:val="center"/>
             <w:tcMar>
               <w:top w:w="70" w:type="dxa"/>
@@ -8287,7 +7772,7 @@
         </w:tc>
         <w:tc>
           <w:tcPr>
-            <w:tcW w:type="dxa" w:w="1006"/>
+            <w:tcW w:type="dxa" w:w="1089"/>
             <w:vAlign w:val="center"/>
             <w:tcMar>
               <w:top w:w="70" w:type="dxa"/>
@@ -8316,7 +7801,7 @@
         </w:tc>
         <w:tc>
           <w:tcPr>
-            <w:tcW w:type="dxa" w:w="1587"/>
+            <w:tcW w:type="dxa" w:w="3751"/>
             <w:vAlign w:val="center"/>
             <w:tcMar>
               <w:top w:w="70" w:type="dxa"/>
@@ -8337,36 +7822,7 @@
                 <w:color w:val="000000"/>
                 <w:sz w:val="14"/>
               </w:rPr>
-              <w:t>实验复合物</w:t>
-              <w:br/>
-              <w:t>未记录额外化学风险</w:t>
-            </w:r>
-          </w:p>
-        </w:tc>
-        <w:tc>
-          <w:tcPr>
-            <w:tcW w:type="dxa" w:w="2603"/>
-            <w:vAlign w:val="center"/>
-            <w:tcMar>
-              <w:top w:w="70" w:type="dxa"/>
-              <w:bottom w:w="70" w:type="dxa"/>
-              <w:start w:w="95" w:type="dxa"/>
-              <w:end w:w="95" w:type="dxa"/>
-            </w:tcMar>
-          </w:tcPr>
-          <w:p>
-            <w:pPr>
-              <w:spacing w:after="0" w:line="247" w:lineRule="auto"/>
-            </w:pPr>
-            <w:r/>
-            <w:r>
-              <w:rPr>
-                <w:rFonts w:ascii="Microsoft YaHei" w:hAnsi="Microsoft YaHei" w:eastAsia="Microsoft YaHei" w:cs="Microsoft YaHei"/>
-                <w:b w:val="0"/>
-                <w:color w:val="000000"/>
-                <w:sz w:val="14"/>
-              </w:rPr>
-              <w:t>CDR1去疏水与FR1共识回变互补，三项性质均达到中等或显著有利。</w:t>
+              <w:t>U和Tm显著有利，S中等有利。</w:t>
             </w:r>
           </w:p>
         </w:tc>
@@ -8377,7 +7833,7 @@
         </w:trPr>
         <w:tc>
           <w:tcPr>
-            <w:tcW w:type="dxa" w:w="425"/>
+            <w:tcW w:type="dxa" w:w="460"/>
             <w:vAlign w:val="center"/>
             <w:tcMar>
               <w:top w:w="70" w:type="dxa"/>
@@ -8404,7 +7860,7 @@
         </w:tc>
         <w:tc>
           <w:tcPr>
-            <w:tcW w:type="dxa" w:w="1174"/>
+            <w:tcW w:type="dxa" w:w="1271"/>
             <w:vAlign w:val="center"/>
             <w:tcMar>
               <w:top w:w="70" w:type="dxa"/>
@@ -8431,7 +7887,7 @@
         </w:tc>
         <w:tc>
           <w:tcPr>
-            <w:tcW w:type="dxa" w:w="961"/>
+            <w:tcW w:type="dxa" w:w="1041"/>
             <w:vAlign w:val="center"/>
             <w:tcMar>
               <w:top w:w="70" w:type="dxa"/>
@@ -8458,7 +7914,7 @@
         </w:tc>
         <w:tc>
           <w:tcPr>
-            <w:tcW w:type="dxa" w:w="872"/>
+            <w:tcW w:type="dxa" w:w="944"/>
             <w:vAlign w:val="center"/>
             <w:tcMar>
               <w:top w:w="70" w:type="dxa"/>
@@ -8487,7 +7943,7 @@
         </w:tc>
         <w:tc>
           <w:tcPr>
-            <w:tcW w:type="dxa" w:w="872"/>
+            <w:tcW w:type="dxa" w:w="944"/>
             <w:vAlign w:val="center"/>
             <w:tcMar>
               <w:top w:w="70" w:type="dxa"/>
@@ -8516,7 +7972,7 @@
         </w:tc>
         <w:tc>
           <w:tcPr>
-            <w:tcW w:type="dxa" w:w="1006"/>
+            <w:tcW w:type="dxa" w:w="1089"/>
             <w:vAlign w:val="center"/>
             <w:tcMar>
               <w:top w:w="70" w:type="dxa"/>
@@ -8545,7 +8001,7 @@
         </w:tc>
         <w:tc>
           <w:tcPr>
-            <w:tcW w:type="dxa" w:w="1587"/>
+            <w:tcW w:type="dxa" w:w="3751"/>
             <w:vAlign w:val="center"/>
             <w:tcMar>
               <w:top w:w="70" w:type="dxa"/>
@@ -8566,36 +8022,7 @@
                 <w:color w:val="000000"/>
                 <w:sz w:val="14"/>
               </w:rPr>
-              <w:t>实验复合物</w:t>
-              <w:br/>
-              <w:t>未记录额外化学风险</w:t>
-            </w:r>
-          </w:p>
-        </w:tc>
-        <w:tc>
-          <w:tcPr>
-            <w:tcW w:type="dxa" w:w="2603"/>
-            <w:vAlign w:val="center"/>
-            <w:tcMar>
-              <w:top w:w="70" w:type="dxa"/>
-              <w:bottom w:w="70" w:type="dxa"/>
-              <w:start w:w="95" w:type="dxa"/>
-              <w:end w:w="95" w:type="dxa"/>
-            </w:tcMar>
-          </w:tcPr>
-          <w:p>
-            <w:pPr>
-              <w:spacing w:after="0" w:line="247" w:lineRule="auto"/>
-            </w:pPr>
-            <w:r/>
-            <w:r>
-              <w:rPr>
-                <w:rFonts w:ascii="Microsoft YaHei" w:hAnsi="Microsoft YaHei" w:eastAsia="Microsoft YaHei" w:cs="Microsoft YaHei"/>
-                <w:b w:val="0"/>
-                <w:color w:val="000000"/>
-                <w:sz w:val="14"/>
-              </w:rPr>
-              <w:t>CDR2构象假设与FR2表面电荷调整互补，三项性质均有支持。</w:t>
+              <w:t>S和Tm显著有利，U中等有利。</w:t>
             </w:r>
           </w:p>
         </w:tc>
@@ -8606,7 +8033,7 @@
         </w:trPr>
         <w:tc>
           <w:tcPr>
-            <w:tcW w:type="dxa" w:w="425"/>
+            <w:tcW w:type="dxa" w:w="460"/>
             <w:vAlign w:val="center"/>
             <w:tcMar>
               <w:top w:w="70" w:type="dxa"/>
@@ -8633,7 +8060,7 @@
         </w:tc>
         <w:tc>
           <w:tcPr>
-            <w:tcW w:type="dxa" w:w="1174"/>
+            <w:tcW w:type="dxa" w:w="1271"/>
             <w:vAlign w:val="center"/>
             <w:tcMar>
               <w:top w:w="70" w:type="dxa"/>
@@ -8660,7 +8087,7 @@
         </w:tc>
         <w:tc>
           <w:tcPr>
-            <w:tcW w:type="dxa" w:w="961"/>
+            <w:tcW w:type="dxa" w:w="1041"/>
             <w:vAlign w:val="center"/>
             <w:tcMar>
               <w:top w:w="70" w:type="dxa"/>
@@ -8687,7 +8114,7 @@
         </w:tc>
         <w:tc>
           <w:tcPr>
-            <w:tcW w:type="dxa" w:w="872"/>
+            <w:tcW w:type="dxa" w:w="944"/>
             <w:vAlign w:val="center"/>
             <w:tcMar>
               <w:top w:w="70" w:type="dxa"/>
@@ -8716,7 +8143,7 @@
         </w:tc>
         <w:tc>
           <w:tcPr>
-            <w:tcW w:type="dxa" w:w="872"/>
+            <w:tcW w:type="dxa" w:w="944"/>
             <w:vAlign w:val="center"/>
             <w:tcMar>
               <w:top w:w="70" w:type="dxa"/>
@@ -8745,7 +8172,7 @@
         </w:tc>
         <w:tc>
           <w:tcPr>
-            <w:tcW w:type="dxa" w:w="1006"/>
+            <w:tcW w:type="dxa" w:w="1089"/>
             <w:vAlign w:val="center"/>
             <w:tcMar>
               <w:top w:w="70" w:type="dxa"/>
@@ -8774,7 +8201,7 @@
         </w:tc>
         <w:tc>
           <w:tcPr>
-            <w:tcW w:type="dxa" w:w="1587"/>
+            <w:tcW w:type="dxa" w:w="3751"/>
             <w:vAlign w:val="center"/>
             <w:tcMar>
               <w:top w:w="70" w:type="dxa"/>
@@ -8795,36 +8222,7 @@
                 <w:color w:val="000000"/>
                 <w:sz w:val="14"/>
               </w:rPr>
-              <w:t>实验复合物</w:t>
-              <w:br/>
-              <w:t>未记录额外化学风险</w:t>
-            </w:r>
-          </w:p>
-        </w:tc>
-        <w:tc>
-          <w:tcPr>
-            <w:tcW w:type="dxa" w:w="2603"/>
-            <w:vAlign w:val="center"/>
-            <w:tcMar>
-              <w:top w:w="70" w:type="dxa"/>
-              <w:bottom w:w="70" w:type="dxa"/>
-              <w:start w:w="95" w:type="dxa"/>
-              <w:end w:w="95" w:type="dxa"/>
-            </w:tcMar>
-          </w:tcPr>
-          <w:p>
-            <w:pPr>
-              <w:spacing w:after="0" w:line="247" w:lineRule="auto"/>
-            </w:pPr>
-            <w:r/>
-            <w:r>
-              <w:rPr>
-                <w:rFonts w:ascii="Microsoft YaHei" w:hAnsi="Microsoft YaHei" w:eastAsia="Microsoft YaHei" w:cs="Microsoft YaHei"/>
-                <w:b w:val="0"/>
-                <w:color w:val="000000"/>
-                <w:sz w:val="14"/>
-              </w:rPr>
-              <w:t>两处远距替换兼顾表面极性与共识回变，Tm改善最明显。</w:t>
+              <w:t>Tm显著有利，U和S中等有利。</w:t>
             </w:r>
           </w:p>
         </w:tc>
@@ -8835,7 +8233,7 @@
         </w:trPr>
         <w:tc>
           <w:tcPr>
-            <w:tcW w:type="dxa" w:w="425"/>
+            <w:tcW w:type="dxa" w:w="460"/>
             <w:vAlign w:val="center"/>
             <w:tcMar>
               <w:top w:w="70" w:type="dxa"/>
@@ -8862,7 +8260,7 @@
         </w:tc>
         <w:tc>
           <w:tcPr>
-            <w:tcW w:type="dxa" w:w="1174"/>
+            <w:tcW w:type="dxa" w:w="1271"/>
             <w:vAlign w:val="center"/>
             <w:tcMar>
               <w:top w:w="70" w:type="dxa"/>
@@ -8889,7 +8287,7 @@
         </w:tc>
         <w:tc>
           <w:tcPr>
-            <w:tcW w:type="dxa" w:w="961"/>
+            <w:tcW w:type="dxa" w:w="1041"/>
             <w:vAlign w:val="center"/>
             <w:tcMar>
               <w:top w:w="70" w:type="dxa"/>
@@ -8916,7 +8314,7 @@
         </w:tc>
         <w:tc>
           <w:tcPr>
-            <w:tcW w:type="dxa" w:w="872"/>
+            <w:tcW w:type="dxa" w:w="944"/>
             <w:vAlign w:val="center"/>
             <w:tcMar>
               <w:top w:w="70" w:type="dxa"/>
@@ -8945,7 +8343,7 @@
         </w:tc>
         <w:tc>
           <w:tcPr>
-            <w:tcW w:type="dxa" w:w="872"/>
+            <w:tcW w:type="dxa" w:w="944"/>
             <w:vAlign w:val="center"/>
             <w:tcMar>
               <w:top w:w="70" w:type="dxa"/>
@@ -8974,7 +8372,7 @@
         </w:tc>
         <w:tc>
           <w:tcPr>
-            <w:tcW w:type="dxa" w:w="1006"/>
+            <w:tcW w:type="dxa" w:w="1089"/>
             <w:vAlign w:val="center"/>
             <w:tcMar>
               <w:top w:w="70" w:type="dxa"/>
@@ -9003,7 +8401,7 @@
         </w:tc>
         <w:tc>
           <w:tcPr>
-            <w:tcW w:type="dxa" w:w="1587"/>
+            <w:tcW w:type="dxa" w:w="3751"/>
             <w:vAlign w:val="center"/>
             <w:tcMar>
               <w:top w:w="70" w:type="dxa"/>
@@ -9024,36 +8422,7 @@
                 <w:color w:val="000000"/>
                 <w:sz w:val="14"/>
               </w:rPr>
-              <w:t>AF3补充上下文</w:t>
-              <w:br/>
-              <w:t>未记录额外化学风险</w:t>
-            </w:r>
-          </w:p>
-        </w:tc>
-        <w:tc>
-          <w:tcPr>
-            <w:tcW w:type="dxa" w:w="2603"/>
-            <w:vAlign w:val="center"/>
-            <w:tcMar>
-              <w:top w:w="70" w:type="dxa"/>
-              <w:bottom w:w="70" w:type="dxa"/>
-              <w:start w:w="95" w:type="dxa"/>
-              <w:end w:w="95" w:type="dxa"/>
-            </w:tcMar>
-          </w:tcPr>
-          <w:p>
-            <w:pPr>
-              <w:spacing w:after="0" w:line="247" w:lineRule="auto"/>
-            </w:pPr>
-            <w:r/>
-            <w:r>
-              <w:rPr>
-                <w:rFonts w:ascii="Microsoft YaHei" w:hAnsi="Microsoft YaHei" w:eastAsia="Microsoft YaHei" w:cs="Microsoft YaHei"/>
-                <w:b w:val="0"/>
-                <w:color w:val="000000"/>
-                <w:sz w:val="14"/>
-              </w:rPr>
-              <w:t>三项性质均有支持；L11仅有AF3坐标，结构证据置信度较低。</w:t>
+              <w:t>U、S和Tm均中等有利。</w:t>
             </w:r>
           </w:p>
         </w:tc>
@@ -9064,7 +8433,7 @@
         </w:trPr>
         <w:tc>
           <w:tcPr>
-            <w:tcW w:type="dxa" w:w="425"/>
+            <w:tcW w:type="dxa" w:w="460"/>
             <w:vAlign w:val="center"/>
             <w:tcMar>
               <w:top w:w="70" w:type="dxa"/>
@@ -9091,7 +8460,7 @@
         </w:tc>
         <w:tc>
           <w:tcPr>
-            <w:tcW w:type="dxa" w:w="1174"/>
+            <w:tcW w:type="dxa" w:w="1271"/>
             <w:vAlign w:val="center"/>
             <w:tcMar>
               <w:top w:w="70" w:type="dxa"/>
@@ -9118,7 +8487,7 @@
         </w:tc>
         <w:tc>
           <w:tcPr>
-            <w:tcW w:type="dxa" w:w="961"/>
+            <w:tcW w:type="dxa" w:w="1041"/>
             <w:vAlign w:val="center"/>
             <w:tcMar>
               <w:top w:w="70" w:type="dxa"/>
@@ -9145,7 +8514,7 @@
         </w:tc>
         <w:tc>
           <w:tcPr>
-            <w:tcW w:type="dxa" w:w="872"/>
+            <w:tcW w:type="dxa" w:w="944"/>
             <w:vAlign w:val="center"/>
             <w:tcMar>
               <w:top w:w="70" w:type="dxa"/>
@@ -9174,7 +8543,7 @@
         </w:tc>
         <w:tc>
           <w:tcPr>
-            <w:tcW w:type="dxa" w:w="872"/>
+            <w:tcW w:type="dxa" w:w="944"/>
             <w:vAlign w:val="center"/>
             <w:tcMar>
               <w:top w:w="70" w:type="dxa"/>
@@ -9203,7 +8572,7 @@
         </w:tc>
         <w:tc>
           <w:tcPr>
-            <w:tcW w:type="dxa" w:w="1006"/>
+            <w:tcW w:type="dxa" w:w="1089"/>
             <w:vAlign w:val="center"/>
             <w:tcMar>
               <w:top w:w="70" w:type="dxa"/>
@@ -9232,7 +8601,7 @@
         </w:tc>
         <w:tc>
           <w:tcPr>
-            <w:tcW w:type="dxa" w:w="1587"/>
+            <w:tcW w:type="dxa" w:w="3751"/>
             <w:vAlign w:val="center"/>
             <w:tcMar>
               <w:top w:w="70" w:type="dxa"/>
@@ -9253,36 +8622,7 @@
                 <w:color w:val="000000"/>
                 <w:sz w:val="14"/>
               </w:rPr>
-              <w:t>实验复合物</w:t>
-              <w:br/>
-              <w:t>新增NG脱酰胺基序</w:t>
-            </w:r>
-          </w:p>
-        </w:tc>
-        <w:tc>
-          <w:tcPr>
-            <w:tcW w:type="dxa" w:w="2603"/>
-            <w:vAlign w:val="center"/>
-            <w:tcMar>
-              <w:top w:w="70" w:type="dxa"/>
-              <w:bottom w:w="70" w:type="dxa"/>
-              <w:start w:w="95" w:type="dxa"/>
-              <w:end w:w="95" w:type="dxa"/>
-            </w:tcMar>
-          </w:tcPr>
-          <w:p>
-            <w:pPr>
-              <w:spacing w:after="0" w:line="247" w:lineRule="auto"/>
-            </w:pPr>
-            <w:r/>
-            <w:r>
-              <w:rPr>
-                <w:rFonts w:ascii="Microsoft YaHei" w:hAnsi="Microsoft YaHei" w:eastAsia="Microsoft YaHei" w:cs="Microsoft YaHei"/>
-                <w:b w:val="0"/>
-                <w:color w:val="000000"/>
-                <w:sz w:val="14"/>
-              </w:rPr>
-              <w:t>三项均显著有利；保留为高收益—新增NG脱酰胺风险的明确权衡。</w:t>
+              <w:t>U、S和Tm均显著有利。</w:t>
             </w:r>
           </w:p>
         </w:tc>
@@ -9293,7 +8633,7 @@
         </w:trPr>
         <w:tc>
           <w:tcPr>
-            <w:tcW w:type="dxa" w:w="425"/>
+            <w:tcW w:type="dxa" w:w="460"/>
             <w:vAlign w:val="center"/>
             <w:tcMar>
               <w:top w:w="70" w:type="dxa"/>
@@ -9320,7 +8660,7 @@
         </w:tc>
         <w:tc>
           <w:tcPr>
-            <w:tcW w:type="dxa" w:w="1174"/>
+            <w:tcW w:type="dxa" w:w="1271"/>
             <w:vAlign w:val="center"/>
             <w:tcMar>
               <w:top w:w="70" w:type="dxa"/>
@@ -9347,7 +8687,7 @@
         </w:tc>
         <w:tc>
           <w:tcPr>
-            <w:tcW w:type="dxa" w:w="961"/>
+            <w:tcW w:type="dxa" w:w="1041"/>
             <w:vAlign w:val="center"/>
             <w:tcMar>
               <w:top w:w="70" w:type="dxa"/>
@@ -9374,7 +8714,7 @@
         </w:tc>
         <w:tc>
           <w:tcPr>
-            <w:tcW w:type="dxa" w:w="872"/>
+            <w:tcW w:type="dxa" w:w="944"/>
             <w:vAlign w:val="center"/>
             <w:tcMar>
               <w:top w:w="70" w:type="dxa"/>
@@ -9403,7 +8743,7 @@
         </w:tc>
         <w:tc>
           <w:tcPr>
-            <w:tcW w:type="dxa" w:w="872"/>
+            <w:tcW w:type="dxa" w:w="944"/>
             <w:vAlign w:val="center"/>
             <w:tcMar>
               <w:top w:w="70" w:type="dxa"/>
@@ -9432,7 +8772,7 @@
         </w:tc>
         <w:tc>
           <w:tcPr>
-            <w:tcW w:type="dxa" w:w="1006"/>
+            <w:tcW w:type="dxa" w:w="1089"/>
             <w:vAlign w:val="center"/>
             <w:tcMar>
               <w:top w:w="70" w:type="dxa"/>
@@ -9461,7 +8801,7 @@
         </w:tc>
         <w:tc>
           <w:tcPr>
-            <w:tcW w:type="dxa" w:w="1587"/>
+            <w:tcW w:type="dxa" w:w="3751"/>
             <w:vAlign w:val="center"/>
             <w:tcMar>
               <w:top w:w="70" w:type="dxa"/>
@@ -9482,36 +8822,7 @@
                 <w:color w:val="000000"/>
                 <w:sz w:val="14"/>
               </w:rPr>
-              <w:t>AF3补充上下文</w:t>
-              <w:br/>
-              <w:t>增加Met氧化敏感性</w:t>
-            </w:r>
-          </w:p>
-        </w:tc>
-        <w:tc>
-          <w:tcPr>
-            <w:tcW w:type="dxa" w:w="2603"/>
-            <w:vAlign w:val="center"/>
-            <w:tcMar>
-              <w:top w:w="70" w:type="dxa"/>
-              <w:bottom w:w="70" w:type="dxa"/>
-              <w:start w:w="95" w:type="dxa"/>
-              <w:end w:w="95" w:type="dxa"/>
-            </w:tcMar>
-          </w:tcPr>
-          <w:p>
-            <w:pPr>
-              <w:spacing w:after="0" w:line="247" w:lineRule="auto"/>
-            </w:pPr>
-            <w:r/>
-            <w:r>
-              <w:rPr>
-                <w:rFonts w:ascii="Microsoft YaHei" w:hAnsi="Microsoft YaHei" w:eastAsia="Microsoft YaHei" w:cs="Microsoft YaHei"/>
-                <w:b w:val="0"/>
-                <w:color w:val="000000"/>
-                <w:sz w:val="14"/>
-              </w:rPr>
-              <w:t>转角Gly与FR1替换互补；L11仅AF3坐标并增加Met氧化敏感性。</w:t>
+              <w:t>U、S和Tm均中等有利。</w:t>
             </w:r>
           </w:p>
         </w:tc>
@@ -9522,7 +8833,7 @@
         </w:trPr>
         <w:tc>
           <w:tcPr>
-            <w:tcW w:type="dxa" w:w="425"/>
+            <w:tcW w:type="dxa" w:w="460"/>
             <w:vAlign w:val="center"/>
             <w:tcMar>
               <w:top w:w="70" w:type="dxa"/>
@@ -9549,7 +8860,7 @@
         </w:tc>
         <w:tc>
           <w:tcPr>
-            <w:tcW w:type="dxa" w:w="1174"/>
+            <w:tcW w:type="dxa" w:w="1271"/>
             <w:vAlign w:val="center"/>
             <w:tcMar>
               <w:top w:w="70" w:type="dxa"/>
@@ -9576,7 +8887,7 @@
         </w:tc>
         <w:tc>
           <w:tcPr>
-            <w:tcW w:type="dxa" w:w="961"/>
+            <w:tcW w:type="dxa" w:w="1041"/>
             <w:vAlign w:val="center"/>
             <w:tcMar>
               <w:top w:w="70" w:type="dxa"/>
@@ -9603,7 +8914,7 @@
         </w:tc>
         <w:tc>
           <w:tcPr>
-            <w:tcW w:type="dxa" w:w="872"/>
+            <w:tcW w:type="dxa" w:w="944"/>
             <w:vAlign w:val="center"/>
             <w:tcMar>
               <w:top w:w="70" w:type="dxa"/>
@@ -9632,7 +8943,7 @@
         </w:tc>
         <w:tc>
           <w:tcPr>
-            <w:tcW w:type="dxa" w:w="872"/>
+            <w:tcW w:type="dxa" w:w="944"/>
             <w:vAlign w:val="center"/>
             <w:tcMar>
               <w:top w:w="70" w:type="dxa"/>
@@ -9661,7 +8972,7 @@
         </w:tc>
         <w:tc>
           <w:tcPr>
-            <w:tcW w:type="dxa" w:w="1006"/>
+            <w:tcW w:type="dxa" w:w="1089"/>
             <w:vAlign w:val="center"/>
             <w:tcMar>
               <w:top w:w="70" w:type="dxa"/>
@@ -9690,7 +9001,7 @@
         </w:tc>
         <w:tc>
           <w:tcPr>
-            <w:tcW w:type="dxa" w:w="1587"/>
+            <w:tcW w:type="dxa" w:w="3751"/>
             <w:vAlign w:val="center"/>
             <w:tcMar>
               <w:top w:w="70" w:type="dxa"/>
@@ -9711,36 +9022,7 @@
                 <w:color w:val="000000"/>
                 <w:sz w:val="14"/>
               </w:rPr>
-              <w:t>实验复合物</w:t>
-              <w:br/>
-              <w:t>未记录额外化学风险</w:t>
-            </w:r>
-          </w:p>
-        </w:tc>
-        <w:tc>
-          <w:tcPr>
-            <w:tcW w:type="dxa" w:w="2603"/>
-            <w:vAlign w:val="center"/>
-            <w:tcMar>
-              <w:top w:w="70" w:type="dxa"/>
-              <w:bottom w:w="70" w:type="dxa"/>
-              <w:start w:w="95" w:type="dxa"/>
-              <w:end w:w="95" w:type="dxa"/>
-            </w:tcMar>
-          </w:tcPr>
-          <w:p>
-            <w:pPr>
-              <w:spacing w:after="0" w:line="247" w:lineRule="auto"/>
-            </w:pPr>
-            <w:r/>
-            <w:r>
-              <w:rPr>
-                <w:rFonts w:ascii="Microsoft YaHei" w:hAnsi="Microsoft YaHei" w:eastAsia="Microsoft YaHei" w:cs="Microsoft YaHei"/>
-                <w:b w:val="0"/>
-                <w:color w:val="000000"/>
-                <w:sz w:val="14"/>
-              </w:rPr>
-              <w:t>S与Tm均显著有利，覆盖CDR1去疏水与FR3电荷反转两类机制。</w:t>
+              <w:t>S和Tm显著有利。</w:t>
             </w:r>
           </w:p>
         </w:tc>
@@ -9751,7 +9033,7 @@
         </w:trPr>
         <w:tc>
           <w:tcPr>
-            <w:tcW w:type="dxa" w:w="425"/>
+            <w:tcW w:type="dxa" w:w="460"/>
             <w:vAlign w:val="center"/>
             <w:tcMar>
               <w:top w:w="70" w:type="dxa"/>
@@ -9778,7 +9060,7 @@
         </w:tc>
         <w:tc>
           <w:tcPr>
-            <w:tcW w:type="dxa" w:w="1174"/>
+            <w:tcW w:type="dxa" w:w="1271"/>
             <w:vAlign w:val="center"/>
             <w:tcMar>
               <w:top w:w="70" w:type="dxa"/>
@@ -9805,7 +9087,7 @@
         </w:tc>
         <w:tc>
           <w:tcPr>
-            <w:tcW w:type="dxa" w:w="961"/>
+            <w:tcW w:type="dxa" w:w="1041"/>
             <w:vAlign w:val="center"/>
             <w:tcMar>
               <w:top w:w="70" w:type="dxa"/>
@@ -9832,7 +9114,7 @@
         </w:tc>
         <w:tc>
           <w:tcPr>
-            <w:tcW w:type="dxa" w:w="872"/>
+            <w:tcW w:type="dxa" w:w="944"/>
             <w:vAlign w:val="center"/>
             <w:tcMar>
               <w:top w:w="70" w:type="dxa"/>
@@ -9861,7 +9143,7 @@
         </w:tc>
         <w:tc>
           <w:tcPr>
-            <w:tcW w:type="dxa" w:w="872"/>
+            <w:tcW w:type="dxa" w:w="944"/>
             <w:vAlign w:val="center"/>
             <w:tcMar>
               <w:top w:w="70" w:type="dxa"/>
@@ -9890,7 +9172,7 @@
         </w:tc>
         <w:tc>
           <w:tcPr>
-            <w:tcW w:type="dxa" w:w="1006"/>
+            <w:tcW w:type="dxa" w:w="1089"/>
             <w:vAlign w:val="center"/>
             <w:tcMar>
               <w:top w:w="70" w:type="dxa"/>
@@ -9919,7 +9201,7 @@
         </w:tc>
         <w:tc>
           <w:tcPr>
-            <w:tcW w:type="dxa" w:w="1587"/>
+            <w:tcW w:type="dxa" w:w="3751"/>
             <w:vAlign w:val="center"/>
             <w:tcMar>
               <w:top w:w="70" w:type="dxa"/>
@@ -9940,36 +9222,7 @@
                 <w:color w:val="000000"/>
                 <w:sz w:val="14"/>
               </w:rPr>
-              <w:t>实验复合物</w:t>
-              <w:br/>
-              <w:t>未记录额外化学风险</w:t>
-            </w:r>
-          </w:p>
-        </w:tc>
-        <w:tc>
-          <w:tcPr>
-            <w:tcW w:type="dxa" w:w="2603"/>
-            <w:vAlign w:val="center"/>
-            <w:tcMar>
-              <w:top w:w="70" w:type="dxa"/>
-              <w:bottom w:w="70" w:type="dxa"/>
-              <w:start w:w="95" w:type="dxa"/>
-              <w:end w:w="95" w:type="dxa"/>
-            </w:tcMar>
-          </w:tcPr>
-          <w:p>
-            <w:pPr>
-              <w:spacing w:after="0" w:line="247" w:lineRule="auto"/>
-            </w:pPr>
-            <w:r/>
-            <w:r>
-              <w:rPr>
-                <w:rFonts w:ascii="Microsoft YaHei" w:hAnsi="Microsoft YaHei" w:eastAsia="Microsoft YaHei" w:cs="Microsoft YaHei"/>
-                <w:b w:val="0"/>
-                <w:color w:val="000000"/>
-                <w:sz w:val="14"/>
-              </w:rPr>
-              <w:t>两个远距外露框架位点的电荷/极性调整，S与Tm均显著有利。</w:t>
+              <w:t>S和Tm显著有利。</w:t>
             </w:r>
           </w:p>
         </w:tc>
@@ -9980,7 +9233,7 @@
         </w:trPr>
         <w:tc>
           <w:tcPr>
-            <w:tcW w:type="dxa" w:w="425"/>
+            <w:tcW w:type="dxa" w:w="460"/>
             <w:vAlign w:val="center"/>
             <w:tcMar>
               <w:top w:w="70" w:type="dxa"/>
@@ -10007,7 +9260,7 @@
         </w:tc>
         <w:tc>
           <w:tcPr>
-            <w:tcW w:type="dxa" w:w="1174"/>
+            <w:tcW w:type="dxa" w:w="1271"/>
             <w:vAlign w:val="center"/>
             <w:tcMar>
               <w:top w:w="70" w:type="dxa"/>
@@ -10034,7 +9287,7 @@
         </w:tc>
         <w:tc>
           <w:tcPr>
-            <w:tcW w:type="dxa" w:w="961"/>
+            <w:tcW w:type="dxa" w:w="1041"/>
             <w:vAlign w:val="center"/>
             <w:tcMar>
               <w:top w:w="70" w:type="dxa"/>
@@ -10061,7 +9314,7 @@
         </w:tc>
         <w:tc>
           <w:tcPr>
-            <w:tcW w:type="dxa" w:w="872"/>
+            <w:tcW w:type="dxa" w:w="944"/>
             <w:vAlign w:val="center"/>
             <w:tcMar>
               <w:top w:w="70" w:type="dxa"/>
@@ -10090,7 +9343,7 @@
         </w:tc>
         <w:tc>
           <w:tcPr>
-            <w:tcW w:type="dxa" w:w="872"/>
+            <w:tcW w:type="dxa" w:w="944"/>
             <w:vAlign w:val="center"/>
             <w:tcMar>
               <w:top w:w="70" w:type="dxa"/>
@@ -10119,7 +9372,7 @@
         </w:tc>
         <w:tc>
           <w:tcPr>
-            <w:tcW w:type="dxa" w:w="1006"/>
+            <w:tcW w:type="dxa" w:w="1089"/>
             <w:vAlign w:val="center"/>
             <w:tcMar>
               <w:top w:w="70" w:type="dxa"/>
@@ -10148,7 +9401,7 @@
         </w:tc>
         <w:tc>
           <w:tcPr>
-            <w:tcW w:type="dxa" w:w="1587"/>
+            <w:tcW w:type="dxa" w:w="3751"/>
             <w:vAlign w:val="center"/>
             <w:tcMar>
               <w:top w:w="70" w:type="dxa"/>
@@ -10169,36 +9422,7 @@
                 <w:color w:val="000000"/>
                 <w:sz w:val="14"/>
               </w:rPr>
-              <w:t>实验复合物</w:t>
-              <w:br/>
-              <w:t>未记录额外化学风险</w:t>
-            </w:r>
-          </w:p>
-        </w:tc>
-        <w:tc>
-          <w:tcPr>
-            <w:tcW w:type="dxa" w:w="2603"/>
-            <w:vAlign w:val="center"/>
-            <w:tcMar>
-              <w:top w:w="70" w:type="dxa"/>
-              <w:bottom w:w="70" w:type="dxa"/>
-              <w:start w:w="95" w:type="dxa"/>
-              <w:end w:w="95" w:type="dxa"/>
-            </w:tcMar>
-          </w:tcPr>
-          <w:p>
-            <w:pPr>
-              <w:spacing w:after="0" w:line="247" w:lineRule="auto"/>
-            </w:pPr>
-            <w:r/>
-            <w:r>
-              <w:rPr>
-                <w:rFonts w:ascii="Microsoft YaHei" w:hAnsi="Microsoft YaHei" w:eastAsia="Microsoft YaHei" w:cs="Microsoft YaHei"/>
-                <w:b w:val="0"/>
-                <w:color w:val="000000"/>
-                <w:sz w:val="14"/>
-              </w:rPr>
-              <w:t>U中等、Tm显著有利；保留reported 23机制并标注Cys22邻近担忧。</w:t>
+              <w:t>U中等、Tm显著有利。</w:t>
             </w:r>
           </w:p>
         </w:tc>
@@ -10209,7 +9433,7 @@
         </w:trPr>
         <w:tc>
           <w:tcPr>
-            <w:tcW w:type="dxa" w:w="425"/>
+            <w:tcW w:type="dxa" w:w="460"/>
             <w:vAlign w:val="center"/>
             <w:tcMar>
               <w:top w:w="70" w:type="dxa"/>
@@ -10236,7 +9460,7 @@
         </w:tc>
         <w:tc>
           <w:tcPr>
-            <w:tcW w:type="dxa" w:w="1174"/>
+            <w:tcW w:type="dxa" w:w="1271"/>
             <w:vAlign w:val="center"/>
             <w:tcMar>
               <w:top w:w="70" w:type="dxa"/>
@@ -10263,7 +9487,7 @@
         </w:tc>
         <w:tc>
           <w:tcPr>
-            <w:tcW w:type="dxa" w:w="961"/>
+            <w:tcW w:type="dxa" w:w="1041"/>
             <w:vAlign w:val="center"/>
             <w:tcMar>
               <w:top w:w="70" w:type="dxa"/>
@@ -10290,7 +9514,7 @@
         </w:tc>
         <w:tc>
           <w:tcPr>
-            <w:tcW w:type="dxa" w:w="872"/>
+            <w:tcW w:type="dxa" w:w="944"/>
             <w:vAlign w:val="center"/>
             <w:tcMar>
               <w:top w:w="70" w:type="dxa"/>
@@ -10319,7 +9543,7 @@
         </w:tc>
         <w:tc>
           <w:tcPr>
-            <w:tcW w:type="dxa" w:w="872"/>
+            <w:tcW w:type="dxa" w:w="944"/>
             <w:vAlign w:val="center"/>
             <w:tcMar>
               <w:top w:w="70" w:type="dxa"/>
@@ -10348,7 +9572,7 @@
         </w:tc>
         <w:tc>
           <w:tcPr>
-            <w:tcW w:type="dxa" w:w="1006"/>
+            <w:tcW w:type="dxa" w:w="1089"/>
             <w:vAlign w:val="center"/>
             <w:tcMar>
               <w:top w:w="70" w:type="dxa"/>
@@ -10377,7 +9601,7 @@
         </w:tc>
         <w:tc>
           <w:tcPr>
-            <w:tcW w:type="dxa" w:w="1587"/>
+            <w:tcW w:type="dxa" w:w="3751"/>
             <w:vAlign w:val="center"/>
             <w:tcMar>
               <w:top w:w="70" w:type="dxa"/>
@@ -10398,36 +9622,7 @@
                 <w:color w:val="000000"/>
                 <w:sz w:val="14"/>
               </w:rPr>
-              <w:t>实验复合物</w:t>
-              <w:br/>
-              <w:t>未记录额外化学风险</w:t>
-            </w:r>
-          </w:p>
-        </w:tc>
-        <w:tc>
-          <w:tcPr>
-            <w:tcW w:type="dxa" w:w="2603"/>
-            <w:vAlign w:val="center"/>
-            <w:tcMar>
-              <w:top w:w="70" w:type="dxa"/>
-              <w:bottom w:w="70" w:type="dxa"/>
-              <w:start w:w="95" w:type="dxa"/>
-              <w:end w:w="95" w:type="dxa"/>
-            </w:tcMar>
-          </w:tcPr>
-          <w:p>
-            <w:pPr>
-              <w:spacing w:after="0" w:line="247" w:lineRule="auto"/>
-            </w:pPr>
-            <w:r/>
-            <w:r>
-              <w:rPr>
-                <w:rFonts w:ascii="Microsoft YaHei" w:hAnsi="Microsoft YaHei" w:eastAsia="Microsoft YaHei" w:cs="Microsoft YaHei"/>
-                <w:b w:val="0"/>
-                <w:color w:val="000000"/>
-                <w:sz w:val="14"/>
-              </w:rPr>
-              <w:t>表面电荷调整与转角构象假设互补，S中等、Tm显著有利。</w:t>
+              <w:t>S中等、Tm显著有利。</w:t>
             </w:r>
           </w:p>
         </w:tc>
@@ -10438,7 +9633,7 @@
         </w:trPr>
         <w:tc>
           <w:tcPr>
-            <w:tcW w:type="dxa" w:w="425"/>
+            <w:tcW w:type="dxa" w:w="460"/>
             <w:vAlign w:val="center"/>
             <w:tcMar>
               <w:top w:w="70" w:type="dxa"/>
@@ -10465,7 +9660,7 @@
         </w:tc>
         <w:tc>
           <w:tcPr>
-            <w:tcW w:type="dxa" w:w="1174"/>
+            <w:tcW w:type="dxa" w:w="1271"/>
             <w:vAlign w:val="center"/>
             <w:tcMar>
               <w:top w:w="70" w:type="dxa"/>
@@ -10492,7 +9687,7 @@
         </w:tc>
         <w:tc>
           <w:tcPr>
-            <w:tcW w:type="dxa" w:w="961"/>
+            <w:tcW w:type="dxa" w:w="1041"/>
             <w:vAlign w:val="center"/>
             <w:tcMar>
               <w:top w:w="70" w:type="dxa"/>
@@ -10519,7 +9714,7 @@
         </w:tc>
         <w:tc>
           <w:tcPr>
-            <w:tcW w:type="dxa" w:w="872"/>
+            <w:tcW w:type="dxa" w:w="944"/>
             <w:vAlign w:val="center"/>
             <w:tcMar>
               <w:top w:w="70" w:type="dxa"/>
@@ -10548,7 +9743,7 @@
         </w:tc>
         <w:tc>
           <w:tcPr>
-            <w:tcW w:type="dxa" w:w="872"/>
+            <w:tcW w:type="dxa" w:w="944"/>
             <w:vAlign w:val="center"/>
             <w:tcMar>
               <w:top w:w="70" w:type="dxa"/>
@@ -10577,7 +9772,7 @@
         </w:tc>
         <w:tc>
           <w:tcPr>
-            <w:tcW w:type="dxa" w:w="1006"/>
+            <w:tcW w:type="dxa" w:w="1089"/>
             <w:vAlign w:val="center"/>
             <w:tcMar>
               <w:top w:w="70" w:type="dxa"/>
@@ -10606,7 +9801,7 @@
         </w:tc>
         <w:tc>
           <w:tcPr>
-            <w:tcW w:type="dxa" w:w="1587"/>
+            <w:tcW w:type="dxa" w:w="3751"/>
             <w:vAlign w:val="center"/>
             <w:tcMar>
               <w:top w:w="70" w:type="dxa"/>
@@ -10627,36 +9822,7 @@
                 <w:color w:val="000000"/>
                 <w:sz w:val="14"/>
               </w:rPr>
-              <w:t>实验复合物</w:t>
-              <w:br/>
-              <w:t>未记录额外化学风险</w:t>
-            </w:r>
-          </w:p>
-        </w:tc>
-        <w:tc>
-          <w:tcPr>
-            <w:tcW w:type="dxa" w:w="2603"/>
-            <w:vAlign w:val="center"/>
-            <w:tcMar>
-              <w:top w:w="70" w:type="dxa"/>
-              <w:bottom w:w="70" w:type="dxa"/>
-              <w:start w:w="95" w:type="dxa"/>
-              <w:end w:w="95" w:type="dxa"/>
-            </w:tcMar>
-          </w:tcPr>
-          <w:p>
-            <w:pPr>
-              <w:spacing w:after="0" w:line="247" w:lineRule="auto"/>
-            </w:pPr>
-            <w:r/>
-            <w:r>
-              <w:rPr>
-                <w:rFonts w:ascii="Microsoft YaHei" w:hAnsi="Microsoft YaHei" w:eastAsia="Microsoft YaHei" w:cs="Microsoft YaHei"/>
-                <w:b w:val="0"/>
-                <w:color w:val="000000"/>
-                <w:sz w:val="14"/>
-              </w:rPr>
-              <w:t>两个远距电荷假设，S中等、Tm显著有利；电荷环境仍需实验验证。</w:t>
+              <w:t>S中等、Tm显著有利。</w:t>
             </w:r>
           </w:p>
         </w:tc>
@@ -10667,7 +9833,7 @@
         </w:trPr>
         <w:tc>
           <w:tcPr>
-            <w:tcW w:type="dxa" w:w="425"/>
+            <w:tcW w:type="dxa" w:w="460"/>
             <w:vAlign w:val="center"/>
             <w:tcMar>
               <w:top w:w="70" w:type="dxa"/>
@@ -10694,7 +9860,7 @@
         </w:tc>
         <w:tc>
           <w:tcPr>
-            <w:tcW w:type="dxa" w:w="1174"/>
+            <w:tcW w:type="dxa" w:w="1271"/>
             <w:vAlign w:val="center"/>
             <w:tcMar>
               <w:top w:w="70" w:type="dxa"/>
@@ -10721,7 +9887,7 @@
         </w:tc>
         <w:tc>
           <w:tcPr>
-            <w:tcW w:type="dxa" w:w="961"/>
+            <w:tcW w:type="dxa" w:w="1041"/>
             <w:vAlign w:val="center"/>
             <w:tcMar>
               <w:top w:w="70" w:type="dxa"/>
@@ -10748,7 +9914,7 @@
         </w:tc>
         <w:tc>
           <w:tcPr>
-            <w:tcW w:type="dxa" w:w="872"/>
+            <w:tcW w:type="dxa" w:w="944"/>
             <w:vAlign w:val="center"/>
             <w:tcMar>
               <w:top w:w="70" w:type="dxa"/>
@@ -10777,7 +9943,7 @@
         </w:tc>
         <w:tc>
           <w:tcPr>
-            <w:tcW w:type="dxa" w:w="872"/>
+            <w:tcW w:type="dxa" w:w="944"/>
             <w:vAlign w:val="center"/>
             <w:tcMar>
               <w:top w:w="70" w:type="dxa"/>
@@ -10806,7 +9972,7 @@
         </w:tc>
         <w:tc>
           <w:tcPr>
-            <w:tcW w:type="dxa" w:w="1006"/>
+            <w:tcW w:type="dxa" w:w="1089"/>
             <w:vAlign w:val="center"/>
             <w:tcMar>
               <w:top w:w="70" w:type="dxa"/>
@@ -10835,7 +10001,7 @@
         </w:tc>
         <w:tc>
           <w:tcPr>
-            <w:tcW w:type="dxa" w:w="1587"/>
+            <w:tcW w:type="dxa" w:w="3751"/>
             <w:vAlign w:val="center"/>
             <w:tcMar>
               <w:top w:w="70" w:type="dxa"/>
@@ -10856,36 +10022,7 @@
                 <w:color w:val="000000"/>
                 <w:sz w:val="14"/>
               </w:rPr>
-              <w:t>AF3补充上下文</w:t>
-              <w:br/>
-              <w:t>未记录额外化学风险</w:t>
-            </w:r>
-          </w:p>
-        </w:tc>
-        <w:tc>
-          <w:tcPr>
-            <w:tcW w:type="dxa" w:w="2603"/>
-            <w:vAlign w:val="center"/>
-            <w:tcMar>
-              <w:top w:w="70" w:type="dxa"/>
-              <w:bottom w:w="70" w:type="dxa"/>
-              <w:start w:w="95" w:type="dxa"/>
-              <w:end w:w="95" w:type="dxa"/>
-            </w:tcMar>
-          </w:tcPr>
-          <w:p>
-            <w:pPr>
-              <w:spacing w:after="0" w:line="247" w:lineRule="auto"/>
-            </w:pPr>
-            <w:r/>
-            <w:r>
-              <w:rPr>
-                <w:rFonts w:ascii="Microsoft YaHei" w:hAnsi="Microsoft YaHei" w:eastAsia="Microsoft YaHei" w:cs="Microsoft YaHei"/>
-                <w:b w:val="0"/>
-                <w:color w:val="000000"/>
-                <w:sz w:val="14"/>
-              </w:rPr>
-              <w:t>U中等、Tm显著有利；L11仅AF3坐标，作为低置信度结构假设。</w:t>
+              <w:t>U中等、Tm显著有利。</w:t>
             </w:r>
           </w:p>
         </w:tc>
@@ -10896,7 +10033,7 @@
         </w:trPr>
         <w:tc>
           <w:tcPr>
-            <w:tcW w:type="dxa" w:w="425"/>
+            <w:tcW w:type="dxa" w:w="460"/>
             <w:vAlign w:val="center"/>
             <w:tcMar>
               <w:top w:w="70" w:type="dxa"/>
@@ -10923,7 +10060,7 @@
         </w:tc>
         <w:tc>
           <w:tcPr>
-            <w:tcW w:type="dxa" w:w="1174"/>
+            <w:tcW w:type="dxa" w:w="1271"/>
             <w:vAlign w:val="center"/>
             <w:tcMar>
               <w:top w:w="70" w:type="dxa"/>
@@ -10950,7 +10087,7 @@
         </w:tc>
         <w:tc>
           <w:tcPr>
-            <w:tcW w:type="dxa" w:w="961"/>
+            <w:tcW w:type="dxa" w:w="1041"/>
             <w:vAlign w:val="center"/>
             <w:tcMar>
               <w:top w:w="70" w:type="dxa"/>
@@ -10977,7 +10114,7 @@
         </w:tc>
         <w:tc>
           <w:tcPr>
-            <w:tcW w:type="dxa" w:w="872"/>
+            <w:tcW w:type="dxa" w:w="944"/>
             <w:vAlign w:val="center"/>
             <w:tcMar>
               <w:top w:w="70" w:type="dxa"/>
@@ -11006,7 +10143,7 @@
         </w:tc>
         <w:tc>
           <w:tcPr>
-            <w:tcW w:type="dxa" w:w="872"/>
+            <w:tcW w:type="dxa" w:w="944"/>
             <w:vAlign w:val="center"/>
             <w:tcMar>
               <w:top w:w="70" w:type="dxa"/>
@@ -11035,7 +10172,7 @@
         </w:tc>
         <w:tc>
           <w:tcPr>
-            <w:tcW w:type="dxa" w:w="1006"/>
+            <w:tcW w:type="dxa" w:w="1089"/>
             <w:vAlign w:val="center"/>
             <w:tcMar>
               <w:top w:w="70" w:type="dxa"/>
@@ -11064,7 +10201,7 @@
         </w:tc>
         <w:tc>
           <w:tcPr>
-            <w:tcW w:type="dxa" w:w="1587"/>
+            <w:tcW w:type="dxa" w:w="3751"/>
             <w:vAlign w:val="center"/>
             <w:tcMar>
               <w:top w:w="70" w:type="dxa"/>
@@ -11085,36 +10222,7 @@
                 <w:color w:val="000000"/>
                 <w:sz w:val="14"/>
               </w:rPr>
-              <w:t>实验复合物</w:t>
-              <w:br/>
-              <w:t>未记录额外化学风险</w:t>
-            </w:r>
-          </w:p>
-        </w:tc>
-        <w:tc>
-          <w:tcPr>
-            <w:tcW w:type="dxa" w:w="2603"/>
-            <w:vAlign w:val="center"/>
-            <w:tcMar>
-              <w:top w:w="70" w:type="dxa"/>
-              <w:bottom w:w="70" w:type="dxa"/>
-              <w:start w:w="95" w:type="dxa"/>
-              <w:end w:w="95" w:type="dxa"/>
-            </w:tcMar>
-          </w:tcPr>
-          <w:p>
-            <w:pPr>
-              <w:spacing w:after="0" w:line="247" w:lineRule="auto"/>
-            </w:pPr>
-            <w:r/>
-            <w:r>
-              <w:rPr>
-                <w:rFonts w:ascii="Microsoft YaHei" w:hAnsi="Microsoft YaHei" w:eastAsia="Microsoft YaHei" w:cs="Microsoft YaHei"/>
-                <w:b w:val="0"/>
-                <w:color w:val="000000"/>
-                <w:sz w:val="14"/>
-              </w:rPr>
-              <w:t>共识回变与Gly转角互补，S中等、Tm显著有利。</w:t>
+              <w:t>S中等、Tm显著有利。</w:t>
             </w:r>
           </w:p>
         </w:tc>
@@ -11125,7 +10233,7 @@
         </w:trPr>
         <w:tc>
           <w:tcPr>
-            <w:tcW w:type="dxa" w:w="425"/>
+            <w:tcW w:type="dxa" w:w="460"/>
             <w:vAlign w:val="center"/>
             <w:tcMar>
               <w:top w:w="70" w:type="dxa"/>
@@ -11152,7 +10260,7 @@
         </w:tc>
         <w:tc>
           <w:tcPr>
-            <w:tcW w:type="dxa" w:w="1174"/>
+            <w:tcW w:type="dxa" w:w="1271"/>
             <w:vAlign w:val="center"/>
             <w:tcMar>
               <w:top w:w="70" w:type="dxa"/>
@@ -11179,7 +10287,7 @@
         </w:tc>
         <w:tc>
           <w:tcPr>
-            <w:tcW w:type="dxa" w:w="961"/>
+            <w:tcW w:type="dxa" w:w="1041"/>
             <w:vAlign w:val="center"/>
             <w:tcMar>
               <w:top w:w="70" w:type="dxa"/>
@@ -11206,7 +10314,7 @@
         </w:tc>
         <w:tc>
           <w:tcPr>
-            <w:tcW w:type="dxa" w:w="872"/>
+            <w:tcW w:type="dxa" w:w="944"/>
             <w:vAlign w:val="center"/>
             <w:tcMar>
               <w:top w:w="70" w:type="dxa"/>
@@ -11235,7 +10343,7 @@
         </w:tc>
         <w:tc>
           <w:tcPr>
-            <w:tcW w:type="dxa" w:w="872"/>
+            <w:tcW w:type="dxa" w:w="944"/>
             <w:vAlign w:val="center"/>
             <w:tcMar>
               <w:top w:w="70" w:type="dxa"/>
@@ -11264,7 +10372,7 @@
         </w:tc>
         <w:tc>
           <w:tcPr>
-            <w:tcW w:type="dxa" w:w="1006"/>
+            <w:tcW w:type="dxa" w:w="1089"/>
             <w:vAlign w:val="center"/>
             <w:tcMar>
               <w:top w:w="70" w:type="dxa"/>
@@ -11293,7 +10401,7 @@
         </w:tc>
         <w:tc>
           <w:tcPr>
-            <w:tcW w:type="dxa" w:w="1587"/>
+            <w:tcW w:type="dxa" w:w="3751"/>
             <w:vAlign w:val="center"/>
             <w:tcMar>
               <w:top w:w="70" w:type="dxa"/>
@@ -11314,36 +10422,7 @@
                 <w:color w:val="000000"/>
                 <w:sz w:val="14"/>
               </w:rPr>
-              <w:t>AF3补充上下文</w:t>
-              <w:br/>
-              <w:t>未记录额外化学风险</w:t>
-            </w:r>
-          </w:p>
-        </w:tc>
-        <w:tc>
-          <w:tcPr>
-            <w:tcW w:type="dxa" w:w="2603"/>
-            <w:vAlign w:val="center"/>
-            <w:tcMar>
-              <w:top w:w="70" w:type="dxa"/>
-              <w:bottom w:w="70" w:type="dxa"/>
-              <w:start w:w="95" w:type="dxa"/>
-              <w:end w:w="95" w:type="dxa"/>
-            </w:tcMar>
-          </w:tcPr>
-          <w:p>
-            <w:pPr>
-              <w:spacing w:after="0" w:line="247" w:lineRule="auto"/>
-            </w:pPr>
-            <w:r/>
-            <w:r>
-              <w:rPr>
-                <w:rFonts w:ascii="Microsoft YaHei" w:hAnsi="Microsoft YaHei" w:eastAsia="Microsoft YaHei" w:cs="Microsoft YaHei"/>
-                <w:b w:val="0"/>
-                <w:color w:val="000000"/>
-                <w:sz w:val="14"/>
-              </w:rPr>
-              <w:t>两处水化假设使U/S有支持；L11仅AF3坐标，Tm近似中性。</w:t>
+              <w:t>U中等、S显著有利。</w:t>
             </w:r>
           </w:p>
         </w:tc>
@@ -11354,7 +10433,7 @@
         </w:trPr>
         <w:tc>
           <w:tcPr>
-            <w:tcW w:type="dxa" w:w="425"/>
+            <w:tcW w:type="dxa" w:w="460"/>
             <w:vAlign w:val="center"/>
             <w:tcMar>
               <w:top w:w="70" w:type="dxa"/>
@@ -11381,7 +10460,7 @@
         </w:tc>
         <w:tc>
           <w:tcPr>
-            <w:tcW w:type="dxa" w:w="1174"/>
+            <w:tcW w:type="dxa" w:w="1271"/>
             <w:vAlign w:val="center"/>
             <w:tcMar>
               <w:top w:w="70" w:type="dxa"/>
@@ -11408,7 +10487,7 @@
         </w:tc>
         <w:tc>
           <w:tcPr>
-            <w:tcW w:type="dxa" w:w="961"/>
+            <w:tcW w:type="dxa" w:w="1041"/>
             <w:vAlign w:val="center"/>
             <w:tcMar>
               <w:top w:w="70" w:type="dxa"/>
@@ -11435,7 +10514,7 @@
         </w:tc>
         <w:tc>
           <w:tcPr>
-            <w:tcW w:type="dxa" w:w="872"/>
+            <w:tcW w:type="dxa" w:w="944"/>
             <w:vAlign w:val="center"/>
             <w:tcMar>
               <w:top w:w="70" w:type="dxa"/>
@@ -11464,7 +10543,7 @@
         </w:tc>
         <w:tc>
           <w:tcPr>
-            <w:tcW w:type="dxa" w:w="872"/>
+            <w:tcW w:type="dxa" w:w="944"/>
             <w:vAlign w:val="center"/>
             <w:tcMar>
               <w:top w:w="70" w:type="dxa"/>
@@ -11493,7 +10572,7 @@
         </w:tc>
         <w:tc>
           <w:tcPr>
-            <w:tcW w:type="dxa" w:w="1006"/>
+            <w:tcW w:type="dxa" w:w="1089"/>
             <w:vAlign w:val="center"/>
             <w:tcMar>
               <w:top w:w="70" w:type="dxa"/>
@@ -11522,7 +10601,7 @@
         </w:tc>
         <w:tc>
           <w:tcPr>
-            <w:tcW w:type="dxa" w:w="1587"/>
+            <w:tcW w:type="dxa" w:w="3751"/>
             <w:vAlign w:val="center"/>
             <w:tcMar>
               <w:top w:w="70" w:type="dxa"/>
@@ -11543,36 +10622,7 @@
                 <w:color w:val="000000"/>
                 <w:sz w:val="14"/>
               </w:rPr>
-              <w:t>实验复合物</w:t>
-              <w:br/>
-              <w:t>未记录额外化学风险</w:t>
-            </w:r>
-          </w:p>
-        </w:tc>
-        <w:tc>
-          <w:tcPr>
-            <w:tcW w:type="dxa" w:w="2603"/>
-            <w:vAlign w:val="center"/>
-            <w:tcMar>
-              <w:top w:w="70" w:type="dxa"/>
-              <w:bottom w:w="70" w:type="dxa"/>
-              <w:start w:w="95" w:type="dxa"/>
-              <w:end w:w="95" w:type="dxa"/>
-            </w:tcMar>
-          </w:tcPr>
-          <w:p>
-            <w:pPr>
-              <w:spacing w:after="0" w:line="247" w:lineRule="auto"/>
-            </w:pPr>
-            <w:r/>
-            <w:r>
-              <w:rPr>
-                <w:rFonts w:ascii="Microsoft YaHei" w:hAnsi="Microsoft YaHei" w:eastAsia="Microsoft YaHei" w:cs="Microsoft YaHei"/>
-                <w:b w:val="0"/>
-                <w:color w:val="000000"/>
-                <w:sz w:val="14"/>
-              </w:rPr>
-              <w:t>CDR1去疏水与N端负电荷互补，U/S均中等有利，Tm近似中性。</w:t>
+              <w:t>U和S均中等有利。</w:t>
             </w:r>
           </w:p>
         </w:tc>
@@ -11778,7 +10828,7 @@
                 <w:color w:val="000000"/>
                 <w:sz w:val="16"/>
               </w:rPr>
-              <w:t>实验假设摘要</w:t>
+              <w:t>入选依据</w:t>
             </w:r>
           </w:p>
         </w:tc>
@@ -11918,7 +10968,7 @@
                 <w:color w:val="000000"/>
                 <w:sz w:val="16"/>
               </w:rPr>
-              <w:t>S显著、U中等改善；仅有AF3局部坐标，结构判断置信度较低。</w:t>
+              <w:t>S显著、U中等改善。</w:t>
             </w:r>
           </w:p>
         </w:tc>
@@ -12058,7 +11108,7 @@
                 <w:color w:val="000000"/>
                 <w:sz w:val="16"/>
               </w:rPr>
-              <w:t>S显著、U中等改善；表面去疏水，但需关注CDR1预组织。</w:t>
+              <w:t>S显著、U中等改善。</w:t>
             </w:r>
           </w:p>
         </w:tc>
@@ -12198,7 +11248,7 @@
                 <w:color w:val="000000"/>
                 <w:sz w:val="16"/>
               </w:rPr>
-              <w:t>Tm显著、S中等改善；外露Lys→Ser并保留极性。</w:t>
+              <w:t>Tm显著、S中等改善，U轻度改善。</w:t>
             </w:r>
           </w:p>
         </w:tc>
@@ -12338,7 +11388,7 @@
                 <w:color w:val="000000"/>
                 <w:sz w:val="16"/>
               </w:rPr>
-              <w:t>U和Tm均中等改善；靠近Cys22，大体积带电侧链需实验关注。</w:t>
+              <w:t>U和Tm均中等改善。</w:t>
             </w:r>
           </w:p>
         </w:tc>
@@ -12478,7 +11528,7 @@
                 <w:color w:val="000000"/>
                 <w:sz w:val="16"/>
               </w:rPr>
-              <w:t>Tm显著改善且为唯一允许的天然共识回变；表面疏水性可能上升。</w:t>
+              <w:t>Tm显著改善，且为唯一允许的天然共识回变。</w:t>
             </w:r>
           </w:p>
         </w:tc>
@@ -12618,7 +11668,7 @@
                 <w:color w:val="000000"/>
                 <w:sz w:val="16"/>
               </w:rPr>
-              <w:t>Tm显著改善；Gly可能增加CDR2柔性，作为机制权衡候选。</w:t>
+              <w:t>Tm显著改善。</w:t>
             </w:r>
           </w:p>
         </w:tc>
@@ -12758,7 +11808,7 @@
                 <w:color w:val="000000"/>
                 <w:sz w:val="16"/>
               </w:rPr>
-              <w:t>Tm显著改善；结构易容纳，但U轻度下降。</w:t>
+              <w:t>Tm显著改善。</w:t>
             </w:r>
           </w:p>
         </w:tc>
@@ -12898,7 +11948,7 @@
                 <w:color w:val="000000"/>
                 <w:sz w:val="16"/>
               </w:rPr>
-              <w:t>S中等改善；实验坐标缺失，保留为CDR1极性化假设。</w:t>
+              <w:t>S中等改善。</w:t>
             </w:r>
           </w:p>
         </w:tc>
@@ -13038,7 +12088,7 @@
                 <w:color w:val="000000"/>
                 <w:sz w:val="16"/>
               </w:rPr>
-              <w:t>S中等、Tm轻度改善；表面电荷调整假设。</w:t>
+              <w:t>S中等、Tm轻度改善。</w:t>
             </w:r>
           </w:p>
         </w:tc>
@@ -13178,7 +12228,7 @@
                 <w:color w:val="000000"/>
                 <w:sz w:val="16"/>
               </w:rPr>
-              <w:t>Tm中等、U轻度改善；正φ构象支持Gly转角。</w:t>
+              <w:t>Tm中等、U轻度改善。</w:t>
             </w:r>
           </w:p>
         </w:tc>
@@ -13318,7 +12368,7 @@
                 <w:color w:val="000000"/>
                 <w:sz w:val="16"/>
               </w:rPr>
-              <w:t>U显著、S中等改善；新增NG脱酰胺基序，明确标注化学风险。</w:t>
+              <w:t>U显著、S中等改善。</w:t>
             </w:r>
           </w:p>
         </w:tc>
@@ -13458,7 +12508,7 @@
                 <w:color w:val="000000"/>
                 <w:sz w:val="16"/>
               </w:rPr>
-              <w:t>Tm显著改善；电荷反转效应依赖局部pH与盐环境。</w:t>
+              <w:t>Tm显著改善。</w:t>
             </w:r>
           </w:p>
         </w:tc>
@@ -13598,7 +12648,7 @@
                 <w:color w:val="000000"/>
                 <w:sz w:val="16"/>
               </w:rPr>
-              <w:t>U显著改善；仅AF3坐标且增加Met氧化敏感性。</w:t>
+              <w:t>U显著改善。</w:t>
             </w:r>
           </w:p>
         </w:tc>
@@ -13738,7 +12788,7 @@
                 <w:color w:val="000000"/>
                 <w:sz w:val="16"/>
               </w:rPr>
-              <w:t>S中等、U轻度改善；外露N端负电荷水化假设。</w:t>
+              <w:t>S中等、U轻度改善。</w:t>
             </w:r>
           </w:p>
         </w:tc>
@@ -13878,7 +12928,7 @@
                 <w:color w:val="000000"/>
                 <w:sz w:val="16"/>
               </w:rPr>
-              <w:t>稳定词新增的探索对照；U无改善、S/Tm轻度不利并有中等结构担忧。</w:t>
+              <w:t>作为稳定词新增的探索候选保留。</w:t>
             </w:r>
           </w:p>
         </w:tc>
@@ -14066,7 +13116,7 @@
                 <w:color w:val="000000"/>
                 <w:sz w:val="15"/>
               </w:rPr>
-              <w:t>实验假设摘要</w:t>
+              <w:t>入选依据</w:t>
             </w:r>
           </w:p>
         </w:tc>
@@ -14206,7 +13256,7 @@
                 <w:color w:val="000000"/>
                 <w:sz w:val="15"/>
               </w:rPr>
-              <w:t>CDR1去疏水与FR1共识回变互补，三项性质均达到中等或显著有利。</w:t>
+              <w:t>U和Tm显著有利，S中等有利。</w:t>
             </w:r>
           </w:p>
         </w:tc>
@@ -14346,7 +13396,7 @@
                 <w:color w:val="000000"/>
                 <w:sz w:val="15"/>
               </w:rPr>
-              <w:t>CDR2构象假设与FR2表面电荷调整互补，三项性质均有支持。</w:t>
+              <w:t>S和Tm显著有利，U中等有利。</w:t>
             </w:r>
           </w:p>
         </w:tc>
@@ -14486,7 +13536,7 @@
                 <w:color w:val="000000"/>
                 <w:sz w:val="15"/>
               </w:rPr>
-              <w:t>两处远距替换兼顾表面极性与共识回变，Tm改善最明显。</w:t>
+              <w:t>Tm显著有利，U和S中等有利。</w:t>
             </w:r>
           </w:p>
         </w:tc>
@@ -14626,7 +13676,7 @@
                 <w:color w:val="000000"/>
                 <w:sz w:val="15"/>
               </w:rPr>
-              <w:t>三项性质均有支持；L11仅有AF3坐标，结构证据置信度较低。</w:t>
+              <w:t>U、S和Tm均中等有利。</w:t>
             </w:r>
           </w:p>
         </w:tc>
@@ -14766,7 +13816,7 @@
                 <w:color w:val="000000"/>
                 <w:sz w:val="15"/>
               </w:rPr>
-              <w:t>三项均显著有利；保留为高收益—新增NG脱酰胺风险的明确权衡。</w:t>
+              <w:t>U、S和Tm均显著有利。</w:t>
             </w:r>
           </w:p>
         </w:tc>
@@ -14906,7 +13956,7 @@
                 <w:color w:val="000000"/>
                 <w:sz w:val="15"/>
               </w:rPr>
-              <w:t>转角Gly与FR1替换互补；L11仅AF3坐标并增加Met氧化敏感性。</w:t>
+              <w:t>U、S和Tm均中等有利。</w:t>
             </w:r>
           </w:p>
         </w:tc>
@@ -15046,7 +14096,7 @@
                 <w:color w:val="000000"/>
                 <w:sz w:val="15"/>
               </w:rPr>
-              <w:t>S与Tm均显著有利，覆盖CDR1去疏水与FR3电荷反转两类机制。</w:t>
+              <w:t>S和Tm显著有利。</w:t>
             </w:r>
           </w:p>
         </w:tc>
@@ -15186,7 +14236,7 @@
                 <w:color w:val="000000"/>
                 <w:sz w:val="15"/>
               </w:rPr>
-              <w:t>两个远距外露框架位点的电荷/极性调整，S与Tm均显著有利。</w:t>
+              <w:t>S和Tm显著有利。</w:t>
             </w:r>
           </w:p>
         </w:tc>
@@ -15326,7 +14376,7 @@
                 <w:color w:val="000000"/>
                 <w:sz w:val="15"/>
               </w:rPr>
-              <w:t>U中等、Tm显著有利；保留reported 23机制并标注Cys22邻近担忧。</w:t>
+              <w:t>U中等、Tm显著有利。</w:t>
             </w:r>
           </w:p>
         </w:tc>
@@ -15466,7 +14516,7 @@
                 <w:color w:val="000000"/>
                 <w:sz w:val="15"/>
               </w:rPr>
-              <w:t>表面电荷调整与转角构象假设互补，S中等、Tm显著有利。</w:t>
+              <w:t>S中等、Tm显著有利。</w:t>
             </w:r>
           </w:p>
         </w:tc>
@@ -15606,7 +14656,7 @@
                 <w:color w:val="000000"/>
                 <w:sz w:val="15"/>
               </w:rPr>
-              <w:t>两个远距电荷假设，S中等、Tm显著有利；电荷环境仍需实验验证。</w:t>
+              <w:t>S中等、Tm显著有利。</w:t>
             </w:r>
           </w:p>
         </w:tc>
@@ -15746,7 +14796,7 @@
                 <w:color w:val="000000"/>
                 <w:sz w:val="15"/>
               </w:rPr>
-              <w:t>U中等、Tm显著有利；L11仅AF3坐标，作为低置信度结构假设。</w:t>
+              <w:t>U中等、Tm显著有利。</w:t>
             </w:r>
           </w:p>
         </w:tc>
@@ -15886,7 +14936,7 @@
                 <w:color w:val="000000"/>
                 <w:sz w:val="15"/>
               </w:rPr>
-              <w:t>共识回变与Gly转角互补，S中等、Tm显著有利。</w:t>
+              <w:t>S中等、Tm显著有利。</w:t>
             </w:r>
           </w:p>
         </w:tc>
@@ -16026,7 +15076,7 @@
                 <w:color w:val="000000"/>
                 <w:sz w:val="15"/>
               </w:rPr>
-              <w:t>两处水化假设使U/S有支持；L11仅AF3坐标，Tm近似中性。</w:t>
+              <w:t>U中等、S显著有利。</w:t>
             </w:r>
           </w:p>
         </w:tc>
@@ -16166,7 +15216,7 @@
                 <w:color w:val="000000"/>
                 <w:sz w:val="15"/>
               </w:rPr>
-              <w:t>CDR1去疏水与N端负电荷互补，U/S均中等有利，Tm近似中性。</w:t>
+              <w:t>U和S均中等有利。</w:t>
             </w:r>
           </w:p>
         </w:tc>
@@ -16187,907 +15237,7 @@
         <w:pageBreakBefore w:val="0"/>
       </w:pPr>
       <w:r>
-        <w:t>11. 候选级风险与适用边界</w:t>
-      </w:r>
-    </w:p>
-    <w:tbl>
-      <w:tblPr>
-        <w:tblW w:type="dxa" w:w="9500"/>
-        <w:jc w:val="center"/>
-        <w:tblLayout w:type="fixed"/>
-        <w:tblLook w:firstColumn="1" w:firstRow="1" w:lastColumn="0" w:lastRow="0" w:noHBand="0" w:noVBand="1" w:val="04A0"/>
-        <w:tblBorders>
-          <w:top w:val="single" w:sz="12" w:color="000000" w:space="0"/>
-          <w:bottom w:val="single" w:sz="12" w:color="000000" w:space="0"/>
-          <w:left w:val="nil" w:sz="0" w:color="000000" w:space="0"/>
-          <w:right w:val="nil" w:sz="0" w:color="000000" w:space="0"/>
-          <w:insideH w:val="nil" w:sz="0" w:color="000000" w:space="0"/>
-          <w:insideV w:val="nil" w:sz="0" w:color="000000" w:space="0"/>
-        </w:tblBorders>
-      </w:tblPr>
-      <w:tblGrid>
-        <w:gridCol w:w="1869"/>
-        <w:gridCol w:w="2258"/>
-        <w:gridCol w:w="5373"/>
-      </w:tblGrid>
-      <w:tr>
-        <w:trPr>
-          <w:tblHeader w:val="true"/>
-          <w:cantSplit/>
-        </w:trPr>
-        <w:tc>
-          <w:tcPr>
-            <w:tcW w:type="dxa" w:w="1869"/>
-            <w:vAlign w:val="center"/>
-            <w:tcMar>
-              <w:top w:w="70" w:type="dxa"/>
-              <w:bottom w:w="70" w:type="dxa"/>
-              <w:start w:w="95" w:type="dxa"/>
-              <w:end w:w="95" w:type="dxa"/>
-            </w:tcMar>
-            <w:tcBorders>
-              <w:bottom w:val="single" w:sz="8" w:color="000000" w:space="0"/>
-            </w:tcBorders>
-          </w:tcPr>
-          <w:p>
-            <w:pPr>
-              <w:spacing w:after="0" w:line="247" w:lineRule="auto"/>
-            </w:pPr>
-            <w:r/>
-            <w:r>
-              <w:rPr>
-                <w:rFonts w:ascii="Microsoft YaHei" w:hAnsi="Microsoft YaHei" w:eastAsia="Microsoft YaHei" w:cs="Microsoft YaHei"/>
-                <w:b/>
-                <w:color w:val="000000"/>
-                <w:sz w:val="16"/>
-              </w:rPr>
-              <w:t>风险/边界</w:t>
-            </w:r>
-          </w:p>
-        </w:tc>
-        <w:tc>
-          <w:tcPr>
-            <w:tcW w:type="dxa" w:w="2258"/>
-            <w:vAlign w:val="center"/>
-            <w:tcMar>
-              <w:top w:w="70" w:type="dxa"/>
-              <w:bottom w:w="70" w:type="dxa"/>
-              <w:start w:w="95" w:type="dxa"/>
-              <w:end w:w="95" w:type="dxa"/>
-            </w:tcMar>
-            <w:tcBorders>
-              <w:bottom w:val="single" w:sz="8" w:color="000000" w:space="0"/>
-            </w:tcBorders>
-          </w:tcPr>
-          <w:p>
-            <w:pPr>
-              <w:spacing w:after="0" w:line="247" w:lineRule="auto"/>
-            </w:pPr>
-            <w:r/>
-            <w:r>
-              <w:rPr>
-                <w:rFonts w:ascii="Microsoft YaHei" w:hAnsi="Microsoft YaHei" w:eastAsia="Microsoft YaHei" w:cs="Microsoft YaHei"/>
-                <w:b/>
-                <w:color w:val="000000"/>
-                <w:sz w:val="16"/>
-              </w:rPr>
-              <w:t>涉及候选</w:t>
-            </w:r>
-          </w:p>
-        </w:tc>
-        <w:tc>
-          <w:tcPr>
-            <w:tcW w:type="dxa" w:w="5373"/>
-            <w:vAlign w:val="center"/>
-            <w:tcMar>
-              <w:top w:w="70" w:type="dxa"/>
-              <w:bottom w:w="70" w:type="dxa"/>
-              <w:start w:w="95" w:type="dxa"/>
-              <w:end w:w="95" w:type="dxa"/>
-            </w:tcMar>
-            <w:tcBorders>
-              <w:bottom w:val="single" w:sz="8" w:color="000000" w:space="0"/>
-            </w:tcBorders>
-          </w:tcPr>
-          <w:p>
-            <w:pPr>
-              <w:spacing w:after="0" w:line="247" w:lineRule="auto"/>
-            </w:pPr>
-            <w:r/>
-            <w:r>
-              <w:rPr>
-                <w:rFonts w:ascii="Microsoft YaHei" w:hAnsi="Microsoft YaHei" w:eastAsia="Microsoft YaHei" w:cs="Microsoft YaHei"/>
-                <w:b/>
-                <w:color w:val="000000"/>
-                <w:sz w:val="16"/>
-              </w:rPr>
-              <w:t>解释与处置</w:t>
-            </w:r>
-          </w:p>
-        </w:tc>
-      </w:tr>
-      <w:tr>
-        <w:trPr>
-          <w:cantSplit/>
-        </w:trPr>
-        <w:tc>
-          <w:tcPr>
-            <w:tcW w:type="dxa" w:w="1869"/>
-            <w:vAlign w:val="center"/>
-            <w:tcMar>
-              <w:top w:w="70" w:type="dxa"/>
-              <w:bottom w:w="70" w:type="dxa"/>
-              <w:start w:w="95" w:type="dxa"/>
-              <w:end w:w="95" w:type="dxa"/>
-            </w:tcMar>
-          </w:tcPr>
-          <w:p>
-            <w:pPr>
-              <w:spacing w:after="0" w:line="247" w:lineRule="auto"/>
-            </w:pPr>
-            <w:r/>
-            <w:r>
-              <w:rPr>
-                <w:rFonts w:ascii="Microsoft YaHei" w:hAnsi="Microsoft YaHei" w:eastAsia="Microsoft YaHei" w:cs="Microsoft YaHei"/>
-                <w:b w:val="0"/>
-                <w:color w:val="000000"/>
-                <w:sz w:val="16"/>
-              </w:rPr>
-              <w:t>稳定词探索例外</w:t>
-            </w:r>
-          </w:p>
-        </w:tc>
-        <w:tc>
-          <w:tcPr>
-            <w:tcW w:type="dxa" w:w="2258"/>
-            <w:vAlign w:val="center"/>
-            <w:tcMar>
-              <w:top w:w="70" w:type="dxa"/>
-              <w:bottom w:w="70" w:type="dxa"/>
-              <w:start w:w="95" w:type="dxa"/>
-              <w:end w:w="95" w:type="dxa"/>
-            </w:tcMar>
-          </w:tcPr>
-          <w:p>
-            <w:pPr>
-              <w:spacing w:after="0" w:line="247" w:lineRule="auto"/>
-            </w:pPr>
-            <w:r/>
-            <w:r>
-              <w:rPr>
-                <w:rFonts w:ascii="Microsoft YaHei" w:hAnsi="Microsoft YaHei" w:eastAsia="Microsoft YaHei" w:cs="Microsoft YaHei"/>
-                <w:b w:val="0"/>
-                <w:color w:val="000000"/>
-                <w:sz w:val="16"/>
-              </w:rPr>
-              <w:t>T99F</w:t>
-            </w:r>
-          </w:p>
-        </w:tc>
-        <w:tc>
-          <w:tcPr>
-            <w:tcW w:type="dxa" w:w="5373"/>
-            <w:vAlign w:val="center"/>
-            <w:tcMar>
-              <w:top w:w="70" w:type="dxa"/>
-              <w:bottom w:w="70" w:type="dxa"/>
-              <w:start w:w="95" w:type="dxa"/>
-              <w:end w:w="95" w:type="dxa"/>
-            </w:tcMar>
-          </w:tcPr>
-          <w:p>
-            <w:pPr>
-              <w:spacing w:after="0" w:line="247" w:lineRule="auto"/>
-            </w:pPr>
-            <w:r/>
-            <w:r>
-              <w:rPr>
-                <w:rFonts w:ascii="Microsoft YaHei" w:hAnsi="Microsoft YaHei" w:eastAsia="Microsoft YaHei" w:cs="Microsoft YaHei"/>
-                <w:b w:val="0"/>
-                <w:color w:val="000000"/>
-                <w:sz w:val="16"/>
-              </w:rPr>
-              <w:t>只有稳定词新增假设；S/Tm轻度不利且有中等结构担忧。作为探索对照，不代表性质预测支持。</w:t>
-            </w:r>
-          </w:p>
-        </w:tc>
-      </w:tr>
-      <w:tr>
-        <w:trPr>
-          <w:cantSplit/>
-        </w:trPr>
-        <w:tc>
-          <w:tcPr>
-            <w:tcW w:type="dxa" w:w="1869"/>
-            <w:vAlign w:val="center"/>
-            <w:tcMar>
-              <w:top w:w="70" w:type="dxa"/>
-              <w:bottom w:w="70" w:type="dxa"/>
-              <w:start w:w="95" w:type="dxa"/>
-              <w:end w:w="95" w:type="dxa"/>
-            </w:tcMar>
-          </w:tcPr>
-          <w:p>
-            <w:pPr>
-              <w:spacing w:after="0" w:line="247" w:lineRule="auto"/>
-            </w:pPr>
-            <w:r/>
-            <w:r>
-              <w:rPr>
-                <w:rFonts w:ascii="Microsoft YaHei" w:hAnsi="Microsoft YaHei" w:eastAsia="Microsoft YaHei" w:cs="Microsoft YaHei"/>
-                <w:b w:val="0"/>
-                <w:color w:val="000000"/>
-                <w:sz w:val="16"/>
-              </w:rPr>
-              <w:t>二硫键邻近</w:t>
-            </w:r>
-          </w:p>
-        </w:tc>
-        <w:tc>
-          <w:tcPr>
-            <w:tcW w:type="dxa" w:w="2258"/>
-            <w:vAlign w:val="center"/>
-            <w:tcMar>
-              <w:top w:w="70" w:type="dxa"/>
-              <w:bottom w:w="70" w:type="dxa"/>
-              <w:start w:w="95" w:type="dxa"/>
-              <w:end w:w="95" w:type="dxa"/>
-            </w:tcMar>
-          </w:tcPr>
-          <w:p>
-            <w:pPr>
-              <w:spacing w:after="0" w:line="247" w:lineRule="auto"/>
-            </w:pPr>
-            <w:r/>
-            <w:r>
-              <w:rPr>
-                <w:rFonts w:ascii="Microsoft YaHei" w:hAnsi="Microsoft YaHei" w:eastAsia="Microsoft YaHei" w:cs="Microsoft YaHei"/>
-                <w:b w:val="0"/>
-                <w:color w:val="000000"/>
-                <w:sz w:val="16"/>
-              </w:rPr>
-              <w:t>A23R；A23R+S55G</w:t>
-            </w:r>
-          </w:p>
-        </w:tc>
-        <w:tc>
-          <w:tcPr>
-            <w:tcW w:type="dxa" w:w="5373"/>
-            <w:vAlign w:val="center"/>
-            <w:tcMar>
-              <w:top w:w="70" w:type="dxa"/>
-              <w:bottom w:w="70" w:type="dxa"/>
-              <w:start w:w="95" w:type="dxa"/>
-              <w:end w:w="95" w:type="dxa"/>
-            </w:tcMar>
-          </w:tcPr>
-          <w:p>
-            <w:pPr>
-              <w:spacing w:after="0" w:line="247" w:lineRule="auto"/>
-            </w:pPr>
-            <w:r/>
-            <w:r>
-              <w:rPr>
-                <w:rFonts w:ascii="Microsoft YaHei" w:hAnsi="Microsoft YaHei" w:eastAsia="Microsoft YaHei" w:cs="Microsoft YaHei"/>
-                <w:b w:val="0"/>
-                <w:color w:val="000000"/>
-                <w:sz w:val="16"/>
-              </w:rPr>
-              <w:t>A23靠近Cys22，大体积带电Arg可能影响局部包装；当前为中等置信担忧。</w:t>
-            </w:r>
-          </w:p>
-        </w:tc>
-      </w:tr>
-      <w:tr>
-        <w:trPr>
-          <w:cantSplit/>
-        </w:trPr>
-        <w:tc>
-          <w:tcPr>
-            <w:tcW w:type="dxa" w:w="1869"/>
-            <w:vAlign w:val="center"/>
-            <w:tcMar>
-              <w:top w:w="70" w:type="dxa"/>
-              <w:bottom w:w="70" w:type="dxa"/>
-              <w:start w:w="95" w:type="dxa"/>
-              <w:end w:w="95" w:type="dxa"/>
-            </w:tcMar>
-          </w:tcPr>
-          <w:p>
-            <w:pPr>
-              <w:spacing w:after="0" w:line="247" w:lineRule="auto"/>
-            </w:pPr>
-            <w:r/>
-            <w:r>
-              <w:rPr>
-                <w:rFonts w:ascii="Microsoft YaHei" w:hAnsi="Microsoft YaHei" w:eastAsia="Microsoft YaHei" w:cs="Microsoft YaHei"/>
-                <w:b w:val="0"/>
-                <w:color w:val="000000"/>
-                <w:sz w:val="16"/>
-              </w:rPr>
-              <w:t>新增脱酰胺风险</w:t>
-            </w:r>
-          </w:p>
-        </w:tc>
-        <w:tc>
-          <w:tcPr>
-            <w:tcW w:type="dxa" w:w="2258"/>
-            <w:vAlign w:val="center"/>
-            <w:tcMar>
-              <w:top w:w="70" w:type="dxa"/>
-              <w:bottom w:w="70" w:type="dxa"/>
-              <w:start w:w="95" w:type="dxa"/>
-              <w:end w:w="95" w:type="dxa"/>
-            </w:tcMar>
-          </w:tcPr>
-          <w:p>
-            <w:pPr>
-              <w:spacing w:after="0" w:line="247" w:lineRule="auto"/>
-            </w:pPr>
-            <w:r/>
-            <w:r>
-              <w:rPr>
-                <w:rFonts w:ascii="Microsoft YaHei" w:hAnsi="Microsoft YaHei" w:eastAsia="Microsoft YaHei" w:cs="Microsoft YaHei"/>
-                <w:b w:val="0"/>
-                <w:color w:val="000000"/>
-                <w:sz w:val="16"/>
-              </w:rPr>
-              <w:t>F30N；S55G+F30N</w:t>
-            </w:r>
-          </w:p>
-        </w:tc>
-        <w:tc>
-          <w:tcPr>
-            <w:tcW w:type="dxa" w:w="5373"/>
-            <w:vAlign w:val="center"/>
-            <w:tcMar>
-              <w:top w:w="70" w:type="dxa"/>
-              <w:bottom w:w="70" w:type="dxa"/>
-              <w:start w:w="95" w:type="dxa"/>
-              <w:end w:w="95" w:type="dxa"/>
-            </w:tcMar>
-          </w:tcPr>
-          <w:p>
-            <w:pPr>
-              <w:spacing w:after="0" w:line="247" w:lineRule="auto"/>
-            </w:pPr>
-            <w:r/>
-            <w:r>
-              <w:rPr>
-                <w:rFonts w:ascii="Microsoft YaHei" w:hAnsi="Microsoft YaHei" w:eastAsia="Microsoft YaHei" w:cs="Microsoft YaHei"/>
-                <w:b w:val="0"/>
-                <w:color w:val="000000"/>
-                <w:sz w:val="16"/>
-              </w:rPr>
-              <w:t>新增reported 30的NG基序，可能增加脱酰胺敏感性。</w:t>
-            </w:r>
-          </w:p>
-        </w:tc>
-      </w:tr>
-      <w:tr>
-        <w:trPr>
-          <w:cantSplit/>
-        </w:trPr>
-        <w:tc>
-          <w:tcPr>
-            <w:tcW w:type="dxa" w:w="1869"/>
-            <w:vAlign w:val="center"/>
-            <w:tcMar>
-              <w:top w:w="70" w:type="dxa"/>
-              <w:bottom w:w="70" w:type="dxa"/>
-              <w:start w:w="95" w:type="dxa"/>
-              <w:end w:w="95" w:type="dxa"/>
-            </w:tcMar>
-          </w:tcPr>
-          <w:p>
-            <w:pPr>
-              <w:spacing w:after="0" w:line="247" w:lineRule="auto"/>
-            </w:pPr>
-            <w:r/>
-            <w:r>
-              <w:rPr>
-                <w:rFonts w:ascii="Microsoft YaHei" w:hAnsi="Microsoft YaHei" w:eastAsia="Microsoft YaHei" w:cs="Microsoft YaHei"/>
-                <w:b w:val="0"/>
-                <w:color w:val="000000"/>
-                <w:sz w:val="16"/>
-              </w:rPr>
-              <w:t>氧化敏感性</w:t>
-            </w:r>
-          </w:p>
-        </w:tc>
-        <w:tc>
-          <w:tcPr>
-            <w:tcW w:type="dxa" w:w="2258"/>
-            <w:vAlign w:val="center"/>
-            <w:tcMar>
-              <w:top w:w="70" w:type="dxa"/>
-              <w:bottom w:w="70" w:type="dxa"/>
-              <w:start w:w="95" w:type="dxa"/>
-              <w:end w:w="95" w:type="dxa"/>
-            </w:tcMar>
-          </w:tcPr>
-          <w:p>
-            <w:pPr>
-              <w:spacing w:after="0" w:line="247" w:lineRule="auto"/>
-            </w:pPr>
-            <w:r/>
-            <w:r>
-              <w:rPr>
-                <w:rFonts w:ascii="Microsoft YaHei" w:hAnsi="Microsoft YaHei" w:eastAsia="Microsoft YaHei" w:cs="Microsoft YaHei"/>
-                <w:b w:val="0"/>
-                <w:color w:val="000000"/>
-                <w:sz w:val="16"/>
-              </w:rPr>
-              <w:t>L11M；N76G+L11M</w:t>
-            </w:r>
-          </w:p>
-        </w:tc>
-        <w:tc>
-          <w:tcPr>
-            <w:tcW w:type="dxa" w:w="5373"/>
-            <w:vAlign w:val="center"/>
-            <w:tcMar>
-              <w:top w:w="70" w:type="dxa"/>
-              <w:bottom w:w="70" w:type="dxa"/>
-              <w:start w:w="95" w:type="dxa"/>
-              <w:end w:w="95" w:type="dxa"/>
-            </w:tcMar>
-          </w:tcPr>
-          <w:p>
-            <w:pPr>
-              <w:spacing w:after="0" w:line="247" w:lineRule="auto"/>
-            </w:pPr>
-            <w:r/>
-            <w:r>
-              <w:rPr>
-                <w:rFonts w:ascii="Microsoft YaHei" w:hAnsi="Microsoft YaHei" w:eastAsia="Microsoft YaHei" w:cs="Microsoft YaHei"/>
-                <w:b w:val="0"/>
-                <w:color w:val="000000"/>
-                <w:sz w:val="16"/>
-              </w:rPr>
-              <w:t>增加一个Met氧化敏感残基，可能提高储存或处理过程中的氧化风险。</w:t>
-            </w:r>
-          </w:p>
-        </w:tc>
-      </w:tr>
-      <w:tr>
-        <w:trPr>
-          <w:cantSplit/>
-        </w:trPr>
-        <w:tc>
-          <w:tcPr>
-            <w:tcW w:type="dxa" w:w="1869"/>
-            <w:vAlign w:val="center"/>
-            <w:tcMar>
-              <w:top w:w="70" w:type="dxa"/>
-              <w:bottom w:w="70" w:type="dxa"/>
-              <w:start w:w="95" w:type="dxa"/>
-              <w:end w:w="95" w:type="dxa"/>
-            </w:tcMar>
-          </w:tcPr>
-          <w:p>
-            <w:pPr>
-              <w:spacing w:after="0" w:line="247" w:lineRule="auto"/>
-            </w:pPr>
-            <w:r/>
-            <w:r>
-              <w:rPr>
-                <w:rFonts w:ascii="Microsoft YaHei" w:hAnsi="Microsoft YaHei" w:eastAsia="Microsoft YaHei" w:cs="Microsoft YaHei"/>
-                <w:b w:val="0"/>
-                <w:color w:val="000000"/>
-                <w:sz w:val="16"/>
-              </w:rPr>
-              <w:t>实验坐标缺失</w:t>
-            </w:r>
-          </w:p>
-        </w:tc>
-        <w:tc>
-          <w:tcPr>
-            <w:tcW w:type="dxa" w:w="2258"/>
-            <w:vAlign w:val="center"/>
-            <w:tcMar>
-              <w:top w:w="70" w:type="dxa"/>
-              <w:bottom w:w="70" w:type="dxa"/>
-              <w:start w:w="95" w:type="dxa"/>
-              <w:end w:w="95" w:type="dxa"/>
-            </w:tcMar>
-          </w:tcPr>
-          <w:p>
-            <w:pPr>
-              <w:spacing w:after="0" w:line="247" w:lineRule="auto"/>
-            </w:pPr>
-            <w:r/>
-            <w:r>
-              <w:rPr>
-                <w:rFonts w:ascii="Microsoft YaHei" w:hAnsi="Microsoft YaHei" w:eastAsia="Microsoft YaHei" w:cs="Microsoft YaHei"/>
-                <w:b w:val="0"/>
-                <w:color w:val="000000"/>
-                <w:sz w:val="16"/>
-              </w:rPr>
-              <w:t>L11Y、F29Q、L11M及4条含L11双突</w:t>
-            </w:r>
-          </w:p>
-        </w:tc>
-        <w:tc>
-          <w:tcPr>
-            <w:tcW w:type="dxa" w:w="5373"/>
-            <w:vAlign w:val="center"/>
-            <w:tcMar>
-              <w:top w:w="70" w:type="dxa"/>
-              <w:bottom w:w="70" w:type="dxa"/>
-              <w:start w:w="95" w:type="dxa"/>
-              <w:end w:w="95" w:type="dxa"/>
-            </w:tcMar>
-          </w:tcPr>
-          <w:p>
-            <w:pPr>
-              <w:spacing w:after="0" w:line="247" w:lineRule="auto"/>
-            </w:pPr>
-            <w:r/>
-            <w:r>
-              <w:rPr>
-                <w:rFonts w:ascii="Microsoft YaHei" w:hAnsi="Microsoft YaHei" w:eastAsia="Microsoft YaHei" w:cs="Microsoft YaHei"/>
-                <w:b w:val="0"/>
-                <w:color w:val="000000"/>
-                <w:sz w:val="16"/>
-              </w:rPr>
-              <w:t>共7/30个构建依赖AF3补充位置上下文；不能等同于实验复合物证据。</w:t>
-            </w:r>
-          </w:p>
-        </w:tc>
-      </w:tr>
-      <w:tr>
-        <w:trPr>
-          <w:cantSplit/>
-        </w:trPr>
-        <w:tc>
-          <w:tcPr>
-            <w:tcW w:type="dxa" w:w="1869"/>
-            <w:vAlign w:val="center"/>
-            <w:tcMar>
-              <w:top w:w="70" w:type="dxa"/>
-              <w:bottom w:w="70" w:type="dxa"/>
-              <w:start w:w="95" w:type="dxa"/>
-              <w:end w:w="95" w:type="dxa"/>
-            </w:tcMar>
-          </w:tcPr>
-          <w:p>
-            <w:pPr>
-              <w:spacing w:after="0" w:line="247" w:lineRule="auto"/>
-            </w:pPr>
-            <w:r/>
-            <w:r>
-              <w:rPr>
-                <w:rFonts w:ascii="Microsoft YaHei" w:hAnsi="Microsoft YaHei" w:eastAsia="Microsoft YaHei" w:cs="Microsoft YaHei"/>
-                <w:b w:val="0"/>
-                <w:color w:val="000000"/>
-                <w:sz w:val="16"/>
-              </w:rPr>
-              <w:t>CDR1缺口边界</w:t>
-            </w:r>
-          </w:p>
-        </w:tc>
-        <w:tc>
-          <w:tcPr>
-            <w:tcW w:type="dxa" w:w="2258"/>
-            <w:vAlign w:val="center"/>
-            <w:tcMar>
-              <w:top w:w="70" w:type="dxa"/>
-              <w:bottom w:w="70" w:type="dxa"/>
-              <w:start w:w="95" w:type="dxa"/>
-              <w:end w:w="95" w:type="dxa"/>
-            </w:tcMar>
-          </w:tcPr>
-          <w:p>
-            <w:pPr>
-              <w:spacing w:after="0" w:line="247" w:lineRule="auto"/>
-            </w:pPr>
-            <w:r/>
-            <w:r>
-              <w:rPr>
-                <w:rFonts w:ascii="Microsoft YaHei" w:hAnsi="Microsoft YaHei" w:eastAsia="Microsoft YaHei" w:cs="Microsoft YaHei"/>
-                <w:b w:val="0"/>
-                <w:color w:val="000000"/>
-                <w:sz w:val="16"/>
-              </w:rPr>
-              <w:t>F30S、F30N及4条含F30双突</w:t>
-            </w:r>
-          </w:p>
-        </w:tc>
-        <w:tc>
-          <w:tcPr>
-            <w:tcW w:type="dxa" w:w="5373"/>
-            <w:vAlign w:val="center"/>
-            <w:tcMar>
-              <w:top w:w="70" w:type="dxa"/>
-              <w:bottom w:w="70" w:type="dxa"/>
-              <w:start w:w="95" w:type="dxa"/>
-              <w:end w:w="95" w:type="dxa"/>
-            </w:tcMar>
-          </w:tcPr>
-          <w:p>
-            <w:pPr>
-              <w:spacing w:after="0" w:line="247" w:lineRule="auto"/>
-            </w:pPr>
-            <w:r/>
-            <w:r>
-              <w:rPr>
-                <w:rFonts w:ascii="Microsoft YaHei" w:hAnsi="Microsoft YaHei" w:eastAsia="Microsoft YaHei" w:cs="Microsoft YaHei"/>
-                <w:b w:val="0"/>
-                <w:color w:val="000000"/>
-                <w:sz w:val="16"/>
-              </w:rPr>
-              <w:t>共6/30属于同一F30机制家族；实验结构邻近未解析片段，不能视为6份独立结构证据。</w:t>
-            </w:r>
-          </w:p>
-        </w:tc>
-      </w:tr>
-      <w:tr>
-        <w:trPr>
-          <w:cantSplit/>
-        </w:trPr>
-        <w:tc>
-          <w:tcPr>
-            <w:tcW w:type="dxa" w:w="1869"/>
-            <w:vAlign w:val="center"/>
-            <w:tcMar>
-              <w:top w:w="70" w:type="dxa"/>
-              <w:bottom w:w="70" w:type="dxa"/>
-              <w:start w:w="95" w:type="dxa"/>
-              <w:end w:w="95" w:type="dxa"/>
-            </w:tcMar>
-          </w:tcPr>
-          <w:p>
-            <w:pPr>
-              <w:spacing w:after="0" w:line="247" w:lineRule="auto"/>
-            </w:pPr>
-            <w:r/>
-            <w:r>
-              <w:rPr>
-                <w:rFonts w:ascii="Microsoft YaHei" w:hAnsi="Microsoft YaHei" w:eastAsia="Microsoft YaHei" w:cs="Microsoft YaHei"/>
-                <w:b w:val="0"/>
-                <w:color w:val="000000"/>
-                <w:sz w:val="16"/>
-              </w:rPr>
-              <w:t>AntiFold门边界</w:t>
-            </w:r>
-          </w:p>
-        </w:tc>
-        <w:tc>
-          <w:tcPr>
-            <w:tcW w:type="dxa" w:w="2258"/>
-            <w:vAlign w:val="center"/>
-            <w:tcMar>
-              <w:top w:w="70" w:type="dxa"/>
-              <w:bottom w:w="70" w:type="dxa"/>
-              <w:start w:w="95" w:type="dxa"/>
-              <w:end w:w="95" w:type="dxa"/>
-            </w:tcMar>
-          </w:tcPr>
-          <w:p>
-            <w:pPr>
-              <w:spacing w:after="0" w:line="247" w:lineRule="auto"/>
-            </w:pPr>
-            <w:r/>
-            <w:r>
-              <w:rPr>
-                <w:rFonts w:ascii="Microsoft YaHei" w:hAnsi="Microsoft YaHei" w:eastAsia="Microsoft YaHei" w:cs="Microsoft YaHei"/>
-                <w:b w:val="0"/>
-                <w:color w:val="000000"/>
-                <w:sz w:val="16"/>
-              </w:rPr>
-              <w:t>8/15个父单突</w:t>
-            </w:r>
-          </w:p>
-        </w:tc>
-        <w:tc>
-          <w:tcPr>
-            <w:tcW w:type="dxa" w:w="5373"/>
-            <w:vAlign w:val="center"/>
-            <w:tcMar>
-              <w:top w:w="70" w:type="dxa"/>
-              <w:bottom w:w="70" w:type="dxa"/>
-              <w:start w:w="95" w:type="dxa"/>
-              <w:end w:w="95" w:type="dxa"/>
-            </w:tcMar>
-          </w:tcPr>
-          <w:p>
-            <w:pPr>
-              <w:spacing w:after="0" w:line="247" w:lineRule="auto"/>
-            </w:pPr>
-            <w:r/>
-            <w:r>
-              <w:rPr>
-                <w:rFonts w:ascii="Microsoft YaHei" w:hAnsi="Microsoft YaHei" w:eastAsia="Microsoft YaHei" w:cs="Microsoft YaHei"/>
-                <w:b w:val="0"/>
-                <w:color w:val="000000"/>
-                <w:sz w:val="16"/>
-              </w:rPr>
-              <w:t>ΔlogP≤−3但未落入位置内最差4名，因此未触发双条件排除；“通过”不等于AntiFold推荐。</w:t>
-            </w:r>
-          </w:p>
-        </w:tc>
-      </w:tr>
-      <w:tr>
-        <w:trPr>
-          <w:cantSplit/>
-        </w:trPr>
-        <w:tc>
-          <w:tcPr>
-            <w:tcW w:type="dxa" w:w="1869"/>
-            <w:vAlign w:val="center"/>
-            <w:tcMar>
-              <w:top w:w="70" w:type="dxa"/>
-              <w:bottom w:w="70" w:type="dxa"/>
-              <w:start w:w="95" w:type="dxa"/>
-              <w:end w:w="95" w:type="dxa"/>
-            </w:tcMar>
-          </w:tcPr>
-          <w:p>
-            <w:pPr>
-              <w:spacing w:after="0" w:line="247" w:lineRule="auto"/>
-            </w:pPr>
-            <w:r/>
-            <w:r>
-              <w:rPr>
-                <w:rFonts w:ascii="Microsoft YaHei" w:hAnsi="Microsoft YaHei" w:eastAsia="Microsoft YaHei" w:cs="Microsoft YaHei"/>
-                <w:b w:val="0"/>
-                <w:color w:val="000000"/>
-                <w:sz w:val="16"/>
-              </w:rPr>
-              <w:t>双突结构建模</w:t>
-            </w:r>
-          </w:p>
-        </w:tc>
-        <w:tc>
-          <w:tcPr>
-            <w:tcW w:type="dxa" w:w="2258"/>
-            <w:vAlign w:val="center"/>
-            <w:tcMar>
-              <w:top w:w="70" w:type="dxa"/>
-              <w:bottom w:w="70" w:type="dxa"/>
-              <w:start w:w="95" w:type="dxa"/>
-              <w:end w:w="95" w:type="dxa"/>
-            </w:tcMar>
-          </w:tcPr>
-          <w:p>
-            <w:pPr>
-              <w:spacing w:after="0" w:line="247" w:lineRule="auto"/>
-            </w:pPr>
-            <w:r/>
-            <w:r>
-              <w:rPr>
-                <w:rFonts w:ascii="Microsoft YaHei" w:hAnsi="Microsoft YaHei" w:eastAsia="Microsoft YaHei" w:cs="Microsoft YaHei"/>
-                <w:b w:val="0"/>
-                <w:color w:val="000000"/>
-                <w:sz w:val="16"/>
-              </w:rPr>
-              <w:t>全部15条双突</w:t>
-            </w:r>
-          </w:p>
-        </w:tc>
-        <w:tc>
-          <w:tcPr>
-            <w:tcW w:type="dxa" w:w="5373"/>
-            <w:vAlign w:val="center"/>
-            <w:tcMar>
-              <w:top w:w="70" w:type="dxa"/>
-              <w:bottom w:w="70" w:type="dxa"/>
-              <w:start w:w="95" w:type="dxa"/>
-              <w:end w:w="95" w:type="dxa"/>
-            </w:tcMar>
-          </w:tcPr>
-          <w:p>
-            <w:pPr>
-              <w:spacing w:after="0" w:line="247" w:lineRule="auto"/>
-            </w:pPr>
-            <w:r/>
-            <w:r>
-              <w:rPr>
-                <w:rFonts w:ascii="Microsoft YaHei" w:hAnsi="Microsoft YaHei" w:eastAsia="Microsoft YaHei" w:cs="Microsoft YaHei"/>
-                <w:b w:val="0"/>
-                <w:color w:val="000000"/>
-                <w:sz w:val="16"/>
-              </w:rPr>
-              <w:t>没有双侧链重建、骨架松弛或双突AntiFold；WT位点远距只降低直接局部耦联担忧。</w:t>
-            </w:r>
-          </w:p>
-        </w:tc>
-      </w:tr>
-      <w:tr>
-        <w:trPr>
-          <w:cantSplit/>
-        </w:trPr>
-        <w:tc>
-          <w:tcPr>
-            <w:tcW w:type="dxa" w:w="1869"/>
-            <w:vAlign w:val="center"/>
-            <w:tcMar>
-              <w:top w:w="70" w:type="dxa"/>
-              <w:bottom w:w="70" w:type="dxa"/>
-              <w:start w:w="95" w:type="dxa"/>
-              <w:end w:w="95" w:type="dxa"/>
-            </w:tcMar>
-          </w:tcPr>
-          <w:p>
-            <w:pPr>
-              <w:spacing w:after="0" w:line="247" w:lineRule="auto"/>
-            </w:pPr>
-            <w:r/>
-            <w:r>
-              <w:rPr>
-                <w:rFonts w:ascii="Microsoft YaHei" w:hAnsi="Microsoft YaHei" w:eastAsia="Microsoft YaHei" w:cs="Microsoft YaHei"/>
-                <w:b w:val="0"/>
-                <w:color w:val="000000"/>
-                <w:sz w:val="16"/>
-              </w:rPr>
-              <w:t>结合保持</w:t>
-            </w:r>
-          </w:p>
-        </w:tc>
-        <w:tc>
-          <w:tcPr>
-            <w:tcW w:type="dxa" w:w="2258"/>
-            <w:vAlign w:val="center"/>
-            <w:tcMar>
-              <w:top w:w="70" w:type="dxa"/>
-              <w:bottom w:w="70" w:type="dxa"/>
-              <w:start w:w="95" w:type="dxa"/>
-              <w:end w:w="95" w:type="dxa"/>
-            </w:tcMar>
-          </w:tcPr>
-          <w:p>
-            <w:pPr>
-              <w:spacing w:after="0" w:line="247" w:lineRule="auto"/>
-            </w:pPr>
-            <w:r/>
-            <w:r>
-              <w:rPr>
-                <w:rFonts w:ascii="Microsoft YaHei" w:hAnsi="Microsoft YaHei" w:eastAsia="Microsoft YaHei" w:cs="Microsoft YaHei"/>
-                <w:b w:val="0"/>
-                <w:color w:val="000000"/>
-                <w:sz w:val="16"/>
-              </w:rPr>
-              <w:t>全部30条</w:t>
-            </w:r>
-          </w:p>
-        </w:tc>
-        <w:tc>
-          <w:tcPr>
-            <w:tcW w:type="dxa" w:w="5373"/>
-            <w:vAlign w:val="center"/>
-            <w:tcMar>
-              <w:top w:w="70" w:type="dxa"/>
-              <w:bottom w:w="70" w:type="dxa"/>
-              <w:start w:w="95" w:type="dxa"/>
-              <w:end w:w="95" w:type="dxa"/>
-            </w:tcMar>
-          </w:tcPr>
-          <w:p>
-            <w:pPr>
-              <w:spacing w:after="0" w:line="247" w:lineRule="auto"/>
-            </w:pPr>
-            <w:r/>
-            <w:r>
-              <w:rPr>
-                <w:rFonts w:ascii="Microsoft YaHei" w:hAnsi="Microsoft YaHei" w:eastAsia="Microsoft YaHei" w:cs="Microsoft YaHei"/>
-                <w:b w:val="0"/>
-                <w:color w:val="000000"/>
-                <w:sz w:val="16"/>
-              </w:rPr>
-              <w:t>24个直接界面位点未突变，但非界面/CDR构象变化仍可能间接影响结合；当前尚未验证结合保持。</w:t>
-            </w:r>
-          </w:p>
-        </w:tc>
-      </w:tr>
-    </w:tbl>
-    <w:p>
-      <w:pPr>
-        <w:pStyle w:val="Heading2"/>
-        <w:pageBreakBefore/>
-      </w:pPr>
-      <w:r>
-        <w:t>预测与审计边界</w:t>
+        <w:t>11. 预测结果的适用边界</w:t>
       </w:r>
     </w:p>
     <w:p>
@@ -17127,42 +15277,18 @@
       </w:r>
     </w:p>
     <w:p>
-      <w:pPr>
-        <w:pStyle w:val="ListBullet"/>
-      </w:pPr>
       <w:r>
         <w:rPr>
           <w:rFonts w:ascii="Microsoft YaHei" w:hAnsi="Microsoft YaHei" w:eastAsia="Microsoft YaHei" w:cs="Microsoft YaHei"/>
           <w:color w:val="000000"/>
         </w:rPr>
-        <w:t>双突预测器输出的非加和残差不等于物理上位性，也未用于最终选择。</w:t>
-      </w:r>
-    </w:p>
-    <w:p>
-      <w:pPr>
-        <w:pStyle w:val="ListBullet"/>
-      </w:pPr>
-      <w:r>
-        <w:rPr>
-          <w:rFonts w:ascii="Microsoft YaHei" w:hAnsi="Microsoft YaHei" w:eastAsia="Microsoft YaHei" w:cs="Microsoft YaHei"/>
-          <w:color w:val="000000"/>
-        </w:rPr>
-        <w:t>用于本报告的双突结果矩阵已经过候选身份与序列一致性检查；但远程运行的最原始103行紧凑评分表未随本地报告材料归档，因此无法仅凭当前本地材料从原始输出重新构建该矩阵。</w:t>
-      </w:r>
-    </w:p>
-    <w:p>
-      <w:r>
-        <w:rPr>
-          <w:rFonts w:ascii="Microsoft YaHei" w:hAnsi="Microsoft YaHei" w:eastAsia="Microsoft YaHei" w:cs="Microsoft YaHei"/>
-          <w:color w:val="000000"/>
-        </w:rPr>
-        <w:t>独立审计未发现序列错配、突变重建错误、冻结位点违规或最终CSV/FASTA不一致；总判定为可继续实验准备，但需保留上述科学与溯源限制。详细审计与本报告置于同一V3报告目录。</w:t>
+        <w:t>候选身份、完整序列和冻结位置已经过一致性检查，未发现错配或违规。上述预测结果仍需结合实验数据解释。</w:t>
       </w:r>
     </w:p>
     <w:p>
       <w:pPr>
         <w:pStyle w:val="Heading1"/>
-        <w:pageBreakBefore/>
+        <w:pageBreakBefore w:val="0"/>
       </w:pPr>
       <w:r>
         <w:t>附录A  指标和符号说明</w:t>
@@ -17485,124 +15611,6 @@
                 <w:sz w:val="17"/>
               </w:rPr>
               <w:t>未同时满足ΔlogP≤−3和位置内最差4/20；不表示正向支持</w:t>
-            </w:r>
-          </w:p>
-        </w:tc>
-      </w:tr>
-      <w:tr>
-        <w:trPr>
-          <w:cantSplit/>
-        </w:trPr>
-        <w:tc>
-          <w:tcPr>
-            <w:tcW w:type="dxa" w:w="2306"/>
-            <w:vAlign w:val="center"/>
-            <w:tcMar>
-              <w:top w:w="70" w:type="dxa"/>
-              <w:bottom w:w="70" w:type="dxa"/>
-              <w:start w:w="95" w:type="dxa"/>
-              <w:end w:w="95" w:type="dxa"/>
-            </w:tcMar>
-          </w:tcPr>
-          <w:p>
-            <w:pPr>
-              <w:spacing w:after="0" w:line="247" w:lineRule="auto"/>
-            </w:pPr>
-            <w:r/>
-            <w:r>
-              <w:rPr>
-                <w:rFonts w:ascii="Microsoft YaHei" w:hAnsi="Microsoft YaHei" w:eastAsia="Microsoft YaHei" w:cs="Microsoft YaHei"/>
-                <w:b w:val="0"/>
-                <w:color w:val="000000"/>
-                <w:sz w:val="17"/>
-              </w:rPr>
-              <w:t>实验复合物</w:t>
-            </w:r>
-          </w:p>
-        </w:tc>
-        <w:tc>
-          <w:tcPr>
-            <w:tcW w:type="dxa" w:w="7194"/>
-            <w:vAlign w:val="center"/>
-            <w:tcMar>
-              <w:top w:w="70" w:type="dxa"/>
-              <w:bottom w:w="70" w:type="dxa"/>
-              <w:start w:w="95" w:type="dxa"/>
-              <w:end w:w="95" w:type="dxa"/>
-            </w:tcMar>
-          </w:tcPr>
-          <w:p>
-            <w:pPr>
-              <w:spacing w:after="0" w:line="247" w:lineRule="auto"/>
-            </w:pPr>
-            <w:r/>
-            <w:r>
-              <w:rPr>
-                <w:rFonts w:ascii="Microsoft YaHei" w:hAnsi="Microsoft YaHei" w:eastAsia="Microsoft YaHei" w:cs="Microsoft YaHei"/>
-                <w:b w:val="0"/>
-                <w:color w:val="000000"/>
-                <w:sz w:val="17"/>
-              </w:rPr>
-              <w:t>该位点有实验坐标，并以NK2R–Nb252复合物为主结构证据</w:t>
-            </w:r>
-          </w:p>
-        </w:tc>
-      </w:tr>
-      <w:tr>
-        <w:trPr>
-          <w:cantSplit/>
-        </w:trPr>
-        <w:tc>
-          <w:tcPr>
-            <w:tcW w:type="dxa" w:w="2306"/>
-            <w:vAlign w:val="center"/>
-            <w:tcMar>
-              <w:top w:w="70" w:type="dxa"/>
-              <w:bottom w:w="70" w:type="dxa"/>
-              <w:start w:w="95" w:type="dxa"/>
-              <w:end w:w="95" w:type="dxa"/>
-            </w:tcMar>
-          </w:tcPr>
-          <w:p>
-            <w:pPr>
-              <w:spacing w:after="0" w:line="247" w:lineRule="auto"/>
-            </w:pPr>
-            <w:r/>
-            <w:r>
-              <w:rPr>
-                <w:rFonts w:ascii="Microsoft YaHei" w:hAnsi="Microsoft YaHei" w:eastAsia="Microsoft YaHei" w:cs="Microsoft YaHei"/>
-                <w:b w:val="0"/>
-                <w:color w:val="000000"/>
-                <w:sz w:val="17"/>
-              </w:rPr>
-              <w:t>AF3补充上下文</w:t>
-            </w:r>
-          </w:p>
-        </w:tc>
-        <w:tc>
-          <w:tcPr>
-            <w:tcW w:type="dxa" w:w="7194"/>
-            <w:vAlign w:val="center"/>
-            <w:tcMar>
-              <w:top w:w="70" w:type="dxa"/>
-              <w:bottom w:w="70" w:type="dxa"/>
-              <w:start w:w="95" w:type="dxa"/>
-              <w:end w:w="95" w:type="dxa"/>
-            </w:tcMar>
-          </w:tcPr>
-          <w:p>
-            <w:pPr>
-              <w:spacing w:after="0" w:line="247" w:lineRule="auto"/>
-            </w:pPr>
-            <w:r/>
-            <w:r>
-              <w:rPr>
-                <w:rFonts w:ascii="Microsoft YaHei" w:hAnsi="Microsoft YaHei" w:eastAsia="Microsoft YaHei" w:cs="Microsoft YaHei"/>
-                <w:b w:val="0"/>
-                <w:color w:val="000000"/>
-                <w:sz w:val="17"/>
-              </w:rPr>
-              <w:t>实验坐标缺失时使用的独立预测结构上下文</w:t>
             </w:r>
           </w:p>
         </w:tc>

--- a/docs/result_artifacts/weekly_report_result/Nb252_V3_expression_report/Nb252_BL21_expression_optimization_V3_project_report.docx
+++ b/docs/result_artifacts/weekly_report_result/Nb252_V3_expression_report/Nb252_BL21_expression_optimization_V3_project_report.docx
@@ -423,6 +423,12 @@
         <w:pageBreakBefore/>
       </w:pPr>
       <w:r>
+        <w:rPr>
+          <w:rFonts w:ascii="Microsoft YaHei" w:hAnsi="Microsoft YaHei" w:eastAsia="Microsoft YaHei" w:cs="Microsoft YaHei"/>
+          <w:b/>
+          <w:color w:val="000000"/>
+          <w:sz w:val="30"/>
+        </w:rPr>
         <w:t>执行摘要</w:t>
       </w:r>
     </w:p>
@@ -504,6 +510,12 @@
         <w:pageBreakBefore w:val="0"/>
       </w:pPr>
       <w:r>
+        <w:rPr>
+          <w:rFonts w:ascii="Microsoft YaHei" w:hAnsi="Microsoft YaHei" w:eastAsia="Microsoft YaHei" w:cs="Microsoft YaHei"/>
+          <w:b/>
+          <w:color w:val="000000"/>
+          <w:sz w:val="25"/>
+        </w:rPr>
         <w:t>内容概览</w:t>
       </w:r>
     </w:p>
@@ -953,6 +965,12 @@
         <w:pageBreakBefore/>
       </w:pPr>
       <w:r>
+        <w:rPr>
+          <w:rFonts w:ascii="Microsoft YaHei" w:hAnsi="Microsoft YaHei" w:eastAsia="Microsoft YaHei" w:cs="Microsoft YaHei"/>
+          <w:b/>
+          <w:color w:val="000000"/>
+          <w:sz w:val="30"/>
+        </w:rPr>
         <w:t>1. 项目目标与母本身份</w:t>
       </w:r>
     </w:p>
@@ -1302,6 +1320,12 @@
         <w:pageBreakBefore/>
       </w:pPr>
       <w:r>
+        <w:rPr>
+          <w:rFonts w:ascii="Microsoft YaHei" w:hAnsi="Microsoft YaHei" w:eastAsia="Microsoft YaHei" w:cs="Microsoft YaHei"/>
+          <w:b/>
+          <w:color w:val="000000"/>
+          <w:sz w:val="30"/>
+        </w:rPr>
         <w:t>2. 硬约束与结构证据边界</w:t>
       </w:r>
     </w:p>
@@ -1829,6 +1853,12 @@
         <w:pageBreakBefore/>
       </w:pPr>
       <w:r>
+        <w:rPr>
+          <w:rFonts w:ascii="Microsoft YaHei" w:hAnsi="Microsoft YaHei" w:eastAsia="Microsoft YaHei" w:cs="Microsoft YaHei"/>
+          <w:b/>
+          <w:color w:val="000000"/>
+          <w:sz w:val="30"/>
+        </w:rPr>
         <w:t>3. 天然VHH保守性约束</w:t>
       </w:r>
     </w:p>
@@ -1946,6 +1976,12 @@
         <w:pageBreakBefore/>
       </w:pPr>
       <w:r>
+        <w:rPr>
+          <w:rFonts w:ascii="Microsoft YaHei" w:hAnsi="Microsoft YaHei" w:eastAsia="Microsoft YaHei" w:cs="Microsoft YaHei"/>
+          <w:b/>
+          <w:color w:val="000000"/>
+          <w:sz w:val="30"/>
+        </w:rPr>
         <w:t>4. 预测工具验证与在V3中的角色</w:t>
       </w:r>
     </w:p>
@@ -2565,6 +2601,12 @@
         <w:pageBreakBefore w:val="0"/>
       </w:pPr>
       <w:r>
+        <w:rPr>
+          <w:rFonts w:ascii="Microsoft YaHei" w:hAnsi="Microsoft YaHei" w:eastAsia="Microsoft YaHei" w:cs="Microsoft YaHei"/>
+          <w:b/>
+          <w:color w:val="000000"/>
+          <w:sz w:val="25"/>
+        </w:rPr>
         <w:t>AntiFold双条件排除规则</w:t>
       </w:r>
     </w:p>
@@ -2583,6 +2625,12 @@
         <w:pageBreakBefore/>
       </w:pPr>
       <w:r>
+        <w:rPr>
+          <w:rFonts w:ascii="Microsoft YaHei" w:hAnsi="Microsoft YaHei" w:eastAsia="Microsoft YaHei" w:cs="Microsoft YaHei"/>
+          <w:b/>
+          <w:color w:val="000000"/>
+          <w:sz w:val="30"/>
+        </w:rPr>
         <w:t>5. 847条允许单突与幅度分档</w:t>
       </w:r>
     </w:p>
@@ -3272,6 +3320,12 @@
         <w:pageBreakBefore/>
       </w:pPr>
       <w:r>
+        <w:rPr>
+          <w:rFonts w:ascii="Microsoft YaHei" w:hAnsi="Microsoft YaHei" w:eastAsia="Microsoft YaHei" w:cs="Microsoft YaHei"/>
+          <w:b/>
+          <w:color w:val="000000"/>
+          <w:sz w:val="30"/>
+        </w:rPr>
         <w:t>6. 从847条单突到15条父单突</w:t>
       </w:r>
     </w:p>
@@ -3972,6 +4026,12 @@
         <w:pageBreakBefore/>
       </w:pPr>
       <w:r>
+        <w:rPr>
+          <w:rFonts w:ascii="Microsoft YaHei" w:hAnsi="Microsoft YaHei" w:eastAsia="Microsoft YaHei" w:cs="Microsoft YaHei"/>
+          <w:b/>
+          <w:color w:val="000000"/>
+          <w:sz w:val="30"/>
+        </w:rPr>
         <w:t>7. 15条父单突的性质与入选依据</w:t>
       </w:r>
     </w:p>
@@ -7231,6 +7291,12 @@
         <w:pageBreakBefore/>
       </w:pPr>
       <w:r>
+        <w:rPr>
+          <w:rFonts w:ascii="Microsoft YaHei" w:hAnsi="Microsoft YaHei" w:eastAsia="Microsoft YaHei" w:cs="Microsoft YaHei"/>
+          <w:b/>
+          <w:color w:val="000000"/>
+          <w:sz w:val="30"/>
+        </w:rPr>
         <w:t>8. 102条双突的完整评价</w:t>
       </w:r>
     </w:p>
@@ -7321,6 +7387,12 @@
         <w:pageBreakBefore/>
       </w:pPr>
       <w:r>
+        <w:rPr>
+          <w:rFonts w:ascii="Microsoft YaHei" w:hAnsi="Microsoft YaHei" w:eastAsia="Microsoft YaHei" w:cs="Microsoft YaHei"/>
+          <w:b/>
+          <w:color w:val="000000"/>
+          <w:sz w:val="30"/>
+        </w:rPr>
         <w:t>9. 15条双突的性质与组合依据</w:t>
       </w:r>
     </w:p>
@@ -10634,6 +10706,12 @@
         <w:pageBreakBefore/>
       </w:pPr>
       <w:r>
+        <w:rPr>
+          <w:rFonts w:ascii="Microsoft YaHei" w:hAnsi="Microsoft YaHei" w:eastAsia="Microsoft YaHei" w:cs="Microsoft YaHei"/>
+          <w:b/>
+          <w:color w:val="000000"/>
+          <w:sz w:val="30"/>
+        </w:rPr>
         <w:t>10. 最终30条候选面板</w:t>
       </w:r>
     </w:p>
@@ -10652,6 +10730,12 @@
         <w:pageBreakBefore w:val="0"/>
       </w:pPr>
       <w:r>
+        <w:rPr>
+          <w:rFonts w:ascii="Microsoft YaHei" w:hAnsi="Microsoft YaHei" w:eastAsia="Microsoft YaHei" w:cs="Microsoft YaHei"/>
+          <w:b/>
+          <w:color w:val="000000"/>
+          <w:sz w:val="25"/>
+        </w:rPr>
         <w:t>10.1 单突（15条）</w:t>
       </w:r>
     </w:p>
@@ -12940,6 +13024,12 @@
         <w:pageBreakBefore w:val="0"/>
       </w:pPr>
       <w:r>
+        <w:rPr>
+          <w:rFonts w:ascii="Microsoft YaHei" w:hAnsi="Microsoft YaHei" w:eastAsia="Microsoft YaHei" w:cs="Microsoft YaHei"/>
+          <w:b/>
+          <w:color w:val="000000"/>
+          <w:sz w:val="25"/>
+        </w:rPr>
         <w:t>10.2 双突（15条）</w:t>
       </w:r>
     </w:p>
@@ -15237,6 +15327,12 @@
         <w:pageBreakBefore w:val="0"/>
       </w:pPr>
       <w:r>
+        <w:rPr>
+          <w:rFonts w:ascii="Microsoft YaHei" w:hAnsi="Microsoft YaHei" w:eastAsia="Microsoft YaHei" w:cs="Microsoft YaHei"/>
+          <w:b/>
+          <w:color w:val="000000"/>
+          <w:sz w:val="30"/>
+        </w:rPr>
         <w:t>11. 预测结果的适用边界</w:t>
       </w:r>
     </w:p>
@@ -15291,6 +15387,12 @@
         <w:pageBreakBefore w:val="0"/>
       </w:pPr>
       <w:r>
+        <w:rPr>
+          <w:rFonts w:ascii="Microsoft YaHei" w:hAnsi="Microsoft YaHei" w:eastAsia="Microsoft YaHei" w:cs="Microsoft YaHei"/>
+          <w:b/>
+          <w:color w:val="000000"/>
+          <w:sz w:val="30"/>
+        </w:rPr>
         <w:t>附录A  指标和符号说明</w:t>
       </w:r>
     </w:p>
@@ -15681,6 +15783,12 @@
         <w:pageBreakBefore/>
       </w:pPr>
       <w:r>
+        <w:rPr>
+          <w:rFonts w:ascii="Microsoft YaHei" w:hAnsi="Microsoft YaHei" w:eastAsia="Microsoft YaHei" w:cs="Microsoft YaHei"/>
+          <w:b/>
+          <w:color w:val="000000"/>
+          <w:sz w:val="30"/>
+        </w:rPr>
         <w:t>附录B  母本与最终30条完整序列</w:t>
       </w:r>
     </w:p>
@@ -15699,6 +15807,12 @@
         <w:pageBreakBefore w:val="0"/>
       </w:pPr>
       <w:r>
+        <w:rPr>
+          <w:rFonts w:ascii="Microsoft YaHei" w:hAnsi="Microsoft YaHei" w:eastAsia="Microsoft YaHei" w:cs="Microsoft YaHei"/>
+          <w:b/>
+          <w:color w:val="000000"/>
+          <w:sz w:val="25"/>
+        </w:rPr>
         <w:t>B.1 WT母本</w:t>
       </w:r>
     </w:p>
@@ -15853,6 +15967,12 @@
         <w:pageBreakBefore w:val="0"/>
       </w:pPr>
       <w:r>
+        <w:rPr>
+          <w:rFonts w:ascii="Microsoft YaHei" w:hAnsi="Microsoft YaHei" w:eastAsia="Microsoft YaHei" w:cs="Microsoft YaHei"/>
+          <w:b/>
+          <w:color w:val="000000"/>
+          <w:sz w:val="25"/>
+        </w:rPr>
         <w:t>B.2 单突序列</w:t>
       </w:r>
     </w:p>
@@ -17269,6 +17389,12 @@
         <w:pageBreakBefore w:val="0"/>
       </w:pPr>
       <w:r>
+        <w:rPr>
+          <w:rFonts w:ascii="Microsoft YaHei" w:hAnsi="Microsoft YaHei" w:eastAsia="Microsoft YaHei" w:cs="Microsoft YaHei"/>
+          <w:b/>
+          <w:color w:val="000000"/>
+          <w:sz w:val="25"/>
+        </w:rPr>
         <w:t>B.3 双突序列</w:t>
       </w:r>
     </w:p>
@@ -19147,7 +19273,7 @@
       <w:outlineLvl w:val="0"/>
     </w:pPr>
     <w:rPr>
-      <w:rFonts w:asciiTheme="majorHAnsi" w:eastAsiaTheme="majorEastAsia" w:hAnsiTheme="majorHAnsi" w:cstheme="majorBidi" w:ascii="Microsoft YaHei" w:hAnsi="Microsoft YaHei" w:eastAsia="Microsoft YaHei" w:cs="Microsoft YaHei"/>
+      <w:rFonts w:ascii="Microsoft YaHei" w:hAnsi="Microsoft YaHei" w:eastAsia="Microsoft YaHei" w:cs="Microsoft YaHei"/>
       <w:b/>
       <w:bCs/>
       <w:color w:val="000000"/>
@@ -19171,7 +19297,7 @@
       <w:outlineLvl w:val="1"/>
     </w:pPr>
     <w:rPr>
-      <w:rFonts w:asciiTheme="majorHAnsi" w:eastAsiaTheme="majorEastAsia" w:hAnsiTheme="majorHAnsi" w:cstheme="majorBidi" w:ascii="Microsoft YaHei" w:hAnsi="Microsoft YaHei" w:eastAsia="Microsoft YaHei" w:cs="Microsoft YaHei"/>
+      <w:rFonts w:ascii="Microsoft YaHei" w:hAnsi="Microsoft YaHei" w:eastAsia="Microsoft YaHei" w:cs="Microsoft YaHei"/>
       <w:b/>
       <w:bCs/>
       <w:color w:val="000000"/>
@@ -19436,7 +19562,7 @@
       <w:contextualSpacing/>
     </w:pPr>
     <w:rPr>
-      <w:rFonts w:asciiTheme="majorHAnsi" w:eastAsiaTheme="majorEastAsia" w:hAnsiTheme="majorHAnsi" w:cstheme="majorBidi" w:ascii="Microsoft YaHei" w:hAnsi="Microsoft YaHei" w:eastAsia="Microsoft YaHei" w:cs="Microsoft YaHei"/>
+      <w:rFonts w:ascii="Microsoft YaHei" w:hAnsi="Microsoft YaHei" w:eastAsia="Microsoft YaHei" w:cs="Microsoft YaHei"/>
       <w:b/>
       <w:color w:val="000000"/>
       <w:spacing w:val="5"/>
@@ -19475,7 +19601,7 @@
       <w:spacing w:before="0" w:after="100" w:line="240" w:lineRule="auto"/>
     </w:pPr>
     <w:rPr>
-      <w:rFonts w:asciiTheme="majorHAnsi" w:eastAsiaTheme="majorEastAsia" w:hAnsiTheme="majorHAnsi" w:cstheme="majorBidi" w:ascii="Microsoft YaHei" w:hAnsi="Microsoft YaHei" w:eastAsia="Microsoft YaHei" w:cs="Microsoft YaHei"/>
+      <w:rFonts w:ascii="Microsoft YaHei" w:hAnsi="Microsoft YaHei" w:eastAsia="Microsoft YaHei" w:cs="Microsoft YaHei"/>
       <w:b w:val="0"/>
       <w:i/>
       <w:iCs/>
